--- a/docs/generated/mycatalog.docx
+++ b/docs/generated/mycatalog.docx
@@ -16435,7 +16435,154 @@
           <w:sz w:val="24"/>
           <w:szCs w:val="24"/>
         </w:rPr>
-        <w:t>IBM Cloud® Event Notifications is an event notification routing service that notifies you to critical events that occur in your IBM Cloud account or triggers automated actions by using webhooks. You can filter and route event notifications from IBM Cloud services to Email, SMS, Webhooks and Push Notifications.</w:t>
+        <w:t>IBM Cloud® Event Notifications is a fully managed, cloud-native communication and notification service that helps organizations respond to events and communicate important information at scale. It supports two core use cases: event-driven operational alerting and automation, and outbound transactional business communication. With this one service, organizations can route operational events to service management ecosystem tools like Slack, MS Teams, and ServiceNow, trigger automations with webhooks or Code Engine integrations, and deliver transactional business messages to customers and users through channels such as email, SMS, and push notifications.</w:t>
+      </w:r>
+      <w:r>
+        <w:br/>
+      </w:r>
+      <w:r>
+        <w:br/>
+      </w:r>
+      <w:r>
+        <w:br/>
+      </w:r>
+      <w:r>
+        <w:rPr>
+          <w:color w:val="808080"/>
+          <w:sz w:val="24"/>
+          <w:szCs w:val="24"/>
+        </w:rPr>
+        <w:t>**Operational Use Cases**</w:t>
+      </w:r>
+      <w:r>
+        <w:br/>
+      </w:r>
+      <w:r>
+        <w:br/>
+      </w:r>
+      <w:r>
+        <w:rPr>
+          <w:color w:val="808080"/>
+          <w:sz w:val="24"/>
+          <w:szCs w:val="24"/>
+        </w:rPr>
+        <w:t>* **Monitoring:** Alerts, threshold breaches, uptime notifications, and escalations.</w:t>
+      </w:r>
+      <w:r>
+        <w:br/>
+      </w:r>
+      <w:r>
+        <w:rPr>
+          <w:color w:val="808080"/>
+          <w:sz w:val="24"/>
+          <w:szCs w:val="24"/>
+        </w:rPr>
+        <w:t>* **Jobs:** Batch/ETL results, backups, scheduled reports, and export-ready notifications.</w:t>
+      </w:r>
+      <w:r>
+        <w:br/>
+      </w:r>
+      <w:r>
+        <w:rPr>
+          <w:color w:val="808080"/>
+          <w:sz w:val="24"/>
+          <w:szCs w:val="24"/>
+        </w:rPr>
+        <w:t>* **CI/CD:** Build failures, deployment confirmations, and test results.</w:t>
+      </w:r>
+      <w:r>
+        <w:br/>
+      </w:r>
+      <w:r>
+        <w:rPr>
+          <w:color w:val="808080"/>
+          <w:sz w:val="24"/>
+          <w:szCs w:val="24"/>
+        </w:rPr>
+        <w:t>* **Infrastructure:** Certificate expiry, quota warnings, and capacity alerts.</w:t>
+      </w:r>
+      <w:r>
+        <w:br/>
+      </w:r>
+      <w:r>
+        <w:rPr>
+          <w:color w:val="808080"/>
+          <w:sz w:val="24"/>
+          <w:szCs w:val="24"/>
+        </w:rPr>
+        <w:t>* **Audit:** Configuration changes, permission grants, and administrative actions.</w:t>
+      </w:r>
+      <w:r>
+        <w:br/>
+      </w:r>
+      <w:r>
+        <w:br/>
+      </w:r>
+      <w:r>
+        <w:rPr>
+          <w:color w:val="808080"/>
+          <w:sz w:val="24"/>
+          <w:szCs w:val="24"/>
+        </w:rPr>
+        <w:t>**Outbound Business Communication Use Cases**</w:t>
+      </w:r>
+      <w:r>
+        <w:br/>
+      </w:r>
+      <w:r>
+        <w:br/>
+      </w:r>
+      <w:r>
+        <w:rPr>
+          <w:color w:val="808080"/>
+          <w:sz w:val="24"/>
+          <w:szCs w:val="24"/>
+        </w:rPr>
+        <w:t>* **Account:** Verification, password reset, OTP &amp; MFA, and security alerts.</w:t>
+      </w:r>
+      <w:r>
+        <w:br/>
+      </w:r>
+      <w:r>
+        <w:rPr>
+          <w:color w:val="808080"/>
+          <w:sz w:val="24"/>
+          <w:szCs w:val="24"/>
+        </w:rPr>
+        <w:t>* **Commerce:** Order confirmations, receipts, shipping, and tracking notifications.</w:t>
+      </w:r>
+      <w:r>
+        <w:br/>
+      </w:r>
+      <w:r>
+        <w:rPr>
+          <w:color w:val="808080"/>
+          <w:sz w:val="24"/>
+          <w:szCs w:val="24"/>
+        </w:rPr>
+        <w:t>* **Billing:** Invoices, payment confirmations, dunning, and renewal notifications.</w:t>
+      </w:r>
+      <w:r>
+        <w:br/>
+      </w:r>
+      <w:r>
+        <w:rPr>
+          <w:color w:val="808080"/>
+          <w:sz w:val="24"/>
+          <w:szCs w:val="24"/>
+        </w:rPr>
+        <w:t>* **Product:** Mentions, assignments, approvals, and sharing invitations.</w:t>
+      </w:r>
+      <w:r>
+        <w:br/>
+      </w:r>
+      <w:r>
+        <w:rPr>
+          <w:color w:val="808080"/>
+          <w:sz w:val="24"/>
+          <w:szCs w:val="24"/>
+        </w:rPr>
+        <w:t>* **Support:** Ticket updates and appointment reminders.</w:t>
       </w:r>
       <w:r>
         <w:br/>

--- a/docs/generated/mycatalog.docx
+++ b/docs/generated/mycatalog.docx
@@ -35760,349 +35760,21 @@
           <w:sz w:val="28"/>
           <w:szCs w:val="28"/>
         </w:rPr>
-        <w:t xml:space="preserve">     STAR Virtual Learning Platform (VLP)</w:t>
-      </w:r>
-      <w:r>
-        <w:br/>
-      </w:r>
-      <w:r>
-        <w:br/>
-      </w:r>
-      <w:r>
-        <w:rPr>
-          <w:color w:val="808080"/>
-          <w:sz w:val="24"/>
-          <w:szCs w:val="24"/>
-        </w:rPr>
-        <w:t>VMware Lab Platform (VLP)</w:t>
-      </w:r>
-      <w:r>
-        <w:br/>
-      </w:r>
-      <w:r>
-        <w:br/>
-      </w:r>
-      <w:r>
-        <w:rPr>
-          <w:color w:val="808080"/>
-          <w:sz w:val="24"/>
-          <w:szCs w:val="24"/>
-        </w:rPr>
-        <w:t>-------------------------------------------------------------------</w:t>
-      </w:r>
-      <w:r>
-        <w:br/>
-      </w:r>
-      <w:r>
-        <w:rPr>
-          <w:color w:val="808080"/>
-          <w:sz w:val="24"/>
-          <w:szCs w:val="24"/>
-        </w:rPr>
-        <w:t xml:space="preserve"> is a SaaS platform that gives organizations the ability to deliver their own customized hands-on virtual training labs to anyone on the planet at cloud scale.  </w:t>
-      </w:r>
-      <w:r>
-        <w:br/>
-      </w:r>
-      <w:r>
-        <w:br/>
-      </w:r>
-      <w:r>
-        <w:rPr>
-          <w:color w:val="808080"/>
-          <w:sz w:val="24"/>
-          <w:szCs w:val="24"/>
-        </w:rPr>
-        <w:t>-------------------------------------------------------------------</w:t>
-      </w:r>
-      <w:r>
-        <w:br/>
-      </w:r>
-      <w:r>
-        <w:br/>
-      </w:r>
-      <w:r>
-        <w:rPr>
-          <w:color w:val="808080"/>
-          <w:sz w:val="24"/>
-          <w:szCs w:val="24"/>
-        </w:rPr>
-        <w:t>Instructor Led Training: Training platform that allows students to have their own individual lab environment while allowing the instructor to proctor, shadow, assist and interact with students virtually from anywhere.</w:t>
-      </w:r>
-      <w:r>
-        <w:br/>
-      </w:r>
-      <w:r>
-        <w:br/>
-      </w:r>
-      <w:r>
-        <w:rPr>
-          <w:color w:val="808080"/>
-          <w:sz w:val="24"/>
-          <w:szCs w:val="24"/>
-        </w:rPr>
-        <w:t>-------------------------------------------------------------------</w:t>
-      </w:r>
-      <w:r>
-        <w:br/>
-      </w:r>
-      <w:r>
-        <w:br/>
-      </w:r>
-      <w:r>
-        <w:rPr>
-          <w:color w:val="808080"/>
-          <w:sz w:val="24"/>
-          <w:szCs w:val="24"/>
-        </w:rPr>
-        <w:t>Sales Demo: Easily expand your ability to give effect sales demos of your software solutions. Provisioning a known good template with a demo environment pre-staged for you demo allows for a quick and easy demo without any of the pre-configuration or cleanup between customers.</w:t>
-      </w:r>
-      <w:r>
-        <w:br/>
-      </w:r>
-      <w:r>
-        <w:br/>
-      </w:r>
-      <w:r>
-        <w:rPr>
-          <w:color w:val="808080"/>
-          <w:sz w:val="24"/>
-          <w:szCs w:val="24"/>
-        </w:rPr>
-        <w:t>-------------------------------------------------------------------</w:t>
-      </w:r>
-      <w:r>
-        <w:br/>
-      </w:r>
-      <w:r>
-        <w:br/>
-      </w:r>
-      <w:r>
-        <w:rPr>
-          <w:color w:val="808080"/>
-          <w:sz w:val="24"/>
-          <w:szCs w:val="24"/>
-        </w:rPr>
-        <w:t>Customer Proof of Concept: Moving from Sales Demo into Proof of Concept is extremely easy when you can entitle a customer to a time bound copy of their own demo environment.  Provide access to a POC environment for the customer to evaluate your software, and even provide remote assistance and monitor their progress.</w:t>
-      </w:r>
-      <w:r>
-        <w:br/>
-      </w:r>
-      <w:r>
-        <w:br/>
-      </w:r>
-      <w:r>
-        <w:rPr>
-          <w:color w:val="808080"/>
-          <w:sz w:val="24"/>
-          <w:szCs w:val="24"/>
-        </w:rPr>
-        <w:t>-------------------------------------------------------------------</w:t>
-      </w:r>
-      <w:r>
-        <w:br/>
-      </w:r>
-      <w:r>
-        <w:br/>
-      </w:r>
-      <w:r>
-        <w:rPr>
-          <w:color w:val="808080"/>
-          <w:sz w:val="24"/>
-          <w:szCs w:val="24"/>
-        </w:rPr>
-        <w:t xml:space="preserve">Cyber Security Training:  Security operations training is essential to preparing the cybersecurity workforce of tomorrow, and for keeping current cybersecurity workers up-to-date on skills and evolving threats.  VLP provides a safe environment to develop training scenarios and build their capabilities. </w:t>
-      </w:r>
-      <w:r>
-        <w:br/>
-      </w:r>
-      <w:r>
-        <w:br/>
-      </w:r>
-      <w:r>
-        <w:rPr>
-          <w:color w:val="808080"/>
-          <w:sz w:val="24"/>
-          <w:szCs w:val="24"/>
-        </w:rPr>
-        <w:t>-------------------------------------------------------------------</w:t>
-      </w:r>
-      <w:r>
-        <w:br/>
-      </w:r>
-      <w:r>
-        <w:br/>
-      </w:r>
-      <w:r>
-        <w:rPr>
-          <w:color w:val="808080"/>
-          <w:sz w:val="24"/>
-          <w:szCs w:val="24"/>
-        </w:rPr>
-        <w:t>We are complementary to most leading Learning Management Systems (LMS) and support Learning Tools Interoperability (LTI) allowing you to leverage your existing education platform.</w:t>
-      </w:r>
-      <w:r>
-        <w:br/>
-      </w:r>
-      <w:r>
-        <w:br/>
-      </w:r>
-      <w:r>
-        <w:br/>
-      </w:r>
-      <w:r>
-        <w:rPr>
-          <w:color w:val="808080"/>
-          <w:sz w:val="24"/>
-          <w:szCs w:val="24"/>
-        </w:rPr>
-        <w:t>VLP has a rich set of API’s making it easy to create any kind of user experience you can imagine.</w:t>
-      </w:r>
-      <w:r>
-        <w:br/>
-      </w:r>
-      <w:r>
-        <w:br/>
-      </w:r>
-      <w:r>
-        <w:br/>
-      </w:r>
-      <w:r>
-        <w:rPr>
-          <w:color w:val="808080"/>
-          <w:sz w:val="24"/>
-          <w:szCs w:val="24"/>
-        </w:rPr>
-        <w:t>Extend your own cloud infrastructure or use a hybrid model to support your most complex lab use cases.</w:t>
-      </w:r>
-      <w:r>
-        <w:br/>
-      </w:r>
-      <w:r>
-        <w:br/>
-      </w:r>
-      <w:r>
-        <w:br/>
-      </w:r>
-      <w:r>
-        <w:rPr>
-          <w:color w:val="808080"/>
-          <w:sz w:val="24"/>
-          <w:szCs w:val="24"/>
-        </w:rPr>
-        <w:t xml:space="preserve">VMware Lab Platform integrates instructional materials, labs, video, social media, and more. It is specifically designed to deliver hands-on lab content to students/clients.  There are a standard set of APIs that allow it to easily integrate with most Learning Management Systems on the market.  It is a SaaS solution that is a cloud-based multi-tenant solution owned, maintained, and updated by Partner STAR Systems. </w:t>
-      </w:r>
-      <w:r>
-        <w:br/>
-      </w:r>
-      <w:r>
-        <w:br/>
-      </w:r>
-      <w:r>
-        <w:rPr>
-          <w:color w:val="808080"/>
-          <w:sz w:val="24"/>
-          <w:szCs w:val="24"/>
-        </w:rPr>
-        <w:t>-------------------------------------------------------------------</w:t>
-      </w:r>
-      <w:r>
-        <w:br/>
-      </w:r>
-      <w:r>
-        <w:br/>
-      </w:r>
-      <w:r>
-        <w:rPr>
-          <w:color w:val="808080"/>
-          <w:sz w:val="24"/>
-          <w:szCs w:val="24"/>
-        </w:rPr>
-        <w:t xml:space="preserve">- SaaS platform delivering hands-on virtual IT Training labs to anyone on the planet at cloud scale </w:t>
-      </w:r>
-      <w:r>
-        <w:br/>
-      </w:r>
-      <w:r>
-        <w:br/>
-      </w:r>
-      <w:r>
-        <w:rPr>
-          <w:color w:val="808080"/>
-          <w:sz w:val="24"/>
-          <w:szCs w:val="24"/>
-        </w:rPr>
-        <w:t xml:space="preserve">- Access from Anywhere - Training content is accessible university, at any time, on most devices with a browser. </w:t>
-      </w:r>
-      <w:r>
-        <w:br/>
-      </w:r>
-      <w:r>
-        <w:br/>
-      </w:r>
-      <w:r>
-        <w:rPr>
-          <w:color w:val="808080"/>
-          <w:sz w:val="24"/>
-          <w:szCs w:val="24"/>
-        </w:rPr>
-        <w:t>- A powerful virtual lab supports complex multi-vM configurations and almost all guest operating systems</w:t>
-      </w:r>
-      <w:r>
-        <w:br/>
-      </w:r>
-      <w:r>
-        <w:br/>
-      </w:r>
-      <w:r>
-        <w:rPr>
-          <w:color w:val="808080"/>
-          <w:sz w:val="24"/>
-          <w:szCs w:val="24"/>
-        </w:rPr>
-        <w:t>- Hybrid Cloud Scale from one lab to thousands of labs. Trust that the platform will scale with you.</w:t>
-      </w:r>
-      <w:r>
-        <w:br/>
-      </w:r>
-      <w:r>
-        <w:br/>
-      </w:r>
-      <w:r>
-        <w:rPr>
-          <w:color w:val="808080"/>
-          <w:sz w:val="24"/>
-          <w:szCs w:val="24"/>
-        </w:rPr>
-        <w:t xml:space="preserve">- supports labaccess directly from the the console </w:t>
-      </w:r>
-      <w:r>
-        <w:br/>
-      </w:r>
-      <w:r>
-        <w:br/>
-      </w:r>
-      <w:r>
-        <w:rPr>
-          <w:color w:val="808080"/>
-          <w:sz w:val="24"/>
-          <w:szCs w:val="24"/>
-        </w:rPr>
-        <w:t xml:space="preserve">- Set it and forget it administration </w:t>
-      </w:r>
-      <w:r>
-        <w:br/>
-      </w:r>
-      <w:r>
-        <w:br/>
-      </w:r>
-      <w:r>
-        <w:rPr>
-          <w:color w:val="808080"/>
-          <w:sz w:val="24"/>
-          <w:szCs w:val="24"/>
-        </w:rPr>
-        <w:t>- Learning management Systems support through standard LTI and API integrations</w:t>
+        <w:t xml:space="preserve">     Storage Ceph as a Service</w:t>
+      </w:r>
+      <w:r>
+        <w:br/>
+      </w:r>
+      <w:r>
+        <w:br/>
+      </w:r>
+      <w:r>
+        <w:rPr>
+          <w:color w:val="808080"/>
+          <w:sz w:val="24"/>
+          <w:szCs w:val="24"/>
+        </w:rPr>
+        <w:t>Experience cloud-like enterprise storage on-premises with the convenience of a pay-as-you-go model.</w:t>
       </w:r>
       <w:r>
         <w:br/>
@@ -36117,7 +35789,7 @@
       </w:r>
       <w:hyperlink r:id="rId500">
         <w:r>
-          <w:t>https://starsystems.in/vmware-vlp/</w:t>
+          <w:t>https://cloud.ibm.com/docs/cephaas</w:t>
         </w:r>
       </w:hyperlink>
       <w:r>
@@ -36178,21 +35850,44 @@
           <w:sz w:val="28"/>
           <w:szCs w:val="28"/>
         </w:rPr>
-        <w:t xml:space="preserve">     Storage Ceph as a Service</w:t>
-      </w:r>
-      <w:r>
-        <w:br/>
-      </w:r>
-      <w:r>
-        <w:br/>
-      </w:r>
-      <w:r>
-        <w:rPr>
-          <w:color w:val="808080"/>
-          <w:sz w:val="24"/>
-          <w:szCs w:val="24"/>
-        </w:rPr>
-        <w:t>Experience cloud-like enterprise storage on-premises with the convenience of a pay-as-you-go model.</w:t>
+        <w:t xml:space="preserve">     Straker AI Dubbing </w:t>
+      </w:r>
+      <w:r>
+        <w:br/>
+      </w:r>
+      <w:r>
+        <w:br/>
+      </w:r>
+      <w:r>
+        <w:rPr>
+          <w:color w:val="808080"/>
+          <w:sz w:val="24"/>
+          <w:szCs w:val="24"/>
+        </w:rPr>
+        <w:t>Designed for training, marketing, product education, customer communications, and internal content, arbitr AI Dubbing helps teams produce localized video without leaving their existing agent workflow. It preserves the speaker’s voice, emotion, and intent and supports 30 documented target languages across core, additional, and lip-sync coverage. Conversations with the agent are in English, while the dubbing language is selected independently for each job.</w:t>
+      </w:r>
+      <w:r>
+        <w:br/>
+      </w:r>
+      <w:r>
+        <w:br/>
+      </w:r>
+      <w:r>
+        <w:rPr>
+          <w:color w:val="808080"/>
+          <w:sz w:val="24"/>
+          <w:szCs w:val="24"/>
+        </w:rPr>
+        <w:t>arbitr AI Dubbing is delivered as an external collaborator. A watsonx Orchestrate administrator adds it to a native agent before end users can invoke it.</w:t>
+      </w:r>
+      <w:r>
+        <w:br/>
+      </w:r>
+      <w:r>
+        <w:br/>
+      </w:r>
+      <w:r>
+        <w:br/>
       </w:r>
       <w:r>
         <w:br/>
@@ -36207,7 +35902,7 @@
       </w:r>
       <w:hyperlink r:id="rId502">
         <w:r>
-          <w:t>https://cloud.ibm.com/docs/cephaas</w:t>
+          <w:t>https://help.straker.ai/en/docs/straker-dubbing-for-ibm-watsonx-orchestrate</w:t>
         </w:r>
       </w:hyperlink>
       <w:r>
@@ -36268,44 +35963,21 @@
           <w:sz w:val="28"/>
           <w:szCs w:val="28"/>
         </w:rPr>
-        <w:t xml:space="preserve">     Straker AI Dubbing </w:t>
-      </w:r>
-      <w:r>
-        <w:br/>
-      </w:r>
-      <w:r>
-        <w:br/>
-      </w:r>
-      <w:r>
-        <w:rPr>
-          <w:color w:val="808080"/>
-          <w:sz w:val="24"/>
-          <w:szCs w:val="24"/>
-        </w:rPr>
-        <w:t>Designed for training, marketing, product education, customer communications, and internal content, arbitr AI Dubbing helps teams produce localized video without leaving their existing agent workflow. It preserves the speaker’s voice, emotion, and intent and supports 30 documented target languages across core, additional, and lip-sync coverage. Conversations with the agent are in English, while the dubbing language is selected independently for each job.</w:t>
-      </w:r>
-      <w:r>
-        <w:br/>
-      </w:r>
-      <w:r>
-        <w:br/>
-      </w:r>
-      <w:r>
-        <w:rPr>
-          <w:color w:val="808080"/>
-          <w:sz w:val="24"/>
-          <w:szCs w:val="24"/>
-        </w:rPr>
-        <w:t>arbitr AI Dubbing is delivered as an external collaborator. A watsonx Orchestrate administrator adds it to a native agent before end users can invoke it.</w:t>
-      </w:r>
-      <w:r>
-        <w:br/>
-      </w:r>
-      <w:r>
-        <w:br/>
-      </w:r>
-      <w:r>
-        <w:br/>
+        <w:t xml:space="preserve">     Streaming Analytics</w:t>
+      </w:r>
+      <w:r>
+        <w:br/>
+      </w:r>
+      <w:r>
+        <w:br/>
+      </w:r>
+      <w:r>
+        <w:rPr>
+          <w:color w:val="808080"/>
+          <w:sz w:val="24"/>
+          <w:szCs w:val="24"/>
+        </w:rPr>
+        <w:t>Leverage IBM Streams to ingest, analyze, monitor, and correlate data as it arrives from real-time data sources. View information and events as they unfold.</w:t>
       </w:r>
       <w:r>
         <w:br/>
@@ -36320,7 +35992,7 @@
       </w:r>
       <w:hyperlink r:id="rId504">
         <w:r>
-          <w:t>https://help.straker.ai/en/docs/straker-dubbing-for-ibm-watsonx-orchestrate</w:t>
+          <w:t>https://cloud.ibm.com/docs/services/StreamingAnalytics?topic=StreamingAnalytics-gettingstarted#gettingstarted</w:t>
         </w:r>
       </w:hyperlink>
       <w:r>
@@ -36381,21 +36053,76 @@
           <w:sz w:val="28"/>
           <w:szCs w:val="28"/>
         </w:rPr>
-        <w:t xml:space="preserve">     Streaming Analytics</w:t>
-      </w:r>
-      <w:r>
-        <w:br/>
-      </w:r>
-      <w:r>
-        <w:br/>
-      </w:r>
-      <w:r>
-        <w:rPr>
-          <w:color w:val="808080"/>
-          <w:sz w:val="24"/>
-          <w:szCs w:val="24"/>
-        </w:rPr>
-        <w:t>Leverage IBM Streams to ingest, analyze, monitor, and correlate data as it arrives from real-time data sources. View information and events as they unfold.</w:t>
+        <w:t xml:space="preserve">     Structured Clinical Documentation Agent</w:t>
+      </w:r>
+      <w:r>
+        <w:br/>
+      </w:r>
+      <w:r>
+        <w:br/>
+      </w:r>
+      <w:r>
+        <w:rPr>
+          <w:color w:val="808080"/>
+          <w:sz w:val="24"/>
+          <w:szCs w:val="24"/>
+        </w:rPr>
+        <w:t>The Structured Clinical Documentation Agent is an AI-powered solution that converts free-text clinical notes into structured, standardized documentation aligned with clinic-specific templates and specialty requirements.</w:t>
+      </w:r>
+      <w:r>
+        <w:br/>
+      </w:r>
+      <w:r>
+        <w:rPr>
+          <w:color w:val="808080"/>
+          <w:sz w:val="24"/>
+          <w:szCs w:val="24"/>
+        </w:rPr>
+        <w:t>In many healthcare settings, clinicians document freely, while systems require structured formats such as SOAP notes or specialty-specific forms. This gap creates inefficiencies, inconsistent records, and challenges in coding and workflow execution.</w:t>
+      </w:r>
+      <w:r>
+        <w:br/>
+      </w:r>
+      <w:r>
+        <w:rPr>
+          <w:color w:val="808080"/>
+          <w:sz w:val="24"/>
+          <w:szCs w:val="24"/>
+        </w:rPr>
+        <w:t>This agent bridges that gap by transforming unstructured clinical notes—including physician input or AI scribe output—into predefined, structured formats configured by each clinic or specialty. Organizations can define their own documentation templates, forms, and requirements, and the agent ensures that all notes are structured accordingly.</w:t>
+      </w:r>
+      <w:r>
+        <w:br/>
+      </w:r>
+      <w:r>
+        <w:rPr>
+          <w:color w:val="808080"/>
+          <w:sz w:val="24"/>
+          <w:szCs w:val="24"/>
+        </w:rPr>
+        <w:t>By aligning documentation with clinic-specific workflows, the agent improves consistency, completeness, and usability of clinical data across care teams. It also enhances downstream processes such as coding, billing, reporting, and clinical decision support.</w:t>
+      </w:r>
+      <w:r>
+        <w:br/>
+      </w:r>
+      <w:r>
+        <w:rPr>
+          <w:color w:val="808080"/>
+          <w:sz w:val="24"/>
+          <w:szCs w:val="24"/>
+        </w:rPr>
+        <w:t>This agent is part of the ViClinic agentic healthcare orchestration platform (AHOS), where multiple AI agents work together across clinical workflows—from intake to follow-up—under clinician supervision. By sharing structured data and context, these agents enable end-to-end workflow automation, improved decision-making, and measurable operational and clinical outcomes</w:t>
+      </w:r>
+      <w:r>
+        <w:br/>
+      </w:r>
+      <w:r>
+        <w:rPr>
+          <w:color w:val="808080"/>
+          <w:sz w:val="24"/>
+          <w:szCs w:val="24"/>
+        </w:rPr>
+        <w:t>placeholder</w:t>
       </w:r>
       <w:r>
         <w:br/>
@@ -36410,7 +36137,7 @@
       </w:r>
       <w:hyperlink r:id="rId506">
         <w:r>
-          <w:t>https://cloud.ibm.com/docs/services/StreamingAnalytics?topic=StreamingAnalytics-gettingstarted#gettingstarted</w:t>
+          <w:t>https://viclinic.com/en/vi-agent</w:t>
         </w:r>
       </w:hyperlink>
       <w:r>
@@ -36471,76 +36198,35 @@
           <w:sz w:val="28"/>
           <w:szCs w:val="28"/>
         </w:rPr>
-        <w:t xml:space="preserve">     Structured Clinical Documentation Agent</w:t>
-      </w:r>
-      <w:r>
-        <w:br/>
-      </w:r>
-      <w:r>
-        <w:br/>
-      </w:r>
-      <w:r>
-        <w:rPr>
-          <w:color w:val="808080"/>
-          <w:sz w:val="24"/>
-          <w:szCs w:val="24"/>
-        </w:rPr>
-        <w:t>The Structured Clinical Documentation Agent is an AI-powered solution that converts free-text clinical notes into structured, standardized documentation aligned with clinic-specific templates and specialty requirements.</w:t>
-      </w:r>
-      <w:r>
-        <w:br/>
-      </w:r>
-      <w:r>
-        <w:rPr>
-          <w:color w:val="808080"/>
-          <w:sz w:val="24"/>
-          <w:szCs w:val="24"/>
-        </w:rPr>
-        <w:t>In many healthcare settings, clinicians document freely, while systems require structured formats such as SOAP notes or specialty-specific forms. This gap creates inefficiencies, inconsistent records, and challenges in coding and workflow execution.</w:t>
-      </w:r>
-      <w:r>
-        <w:br/>
-      </w:r>
-      <w:r>
-        <w:rPr>
-          <w:color w:val="808080"/>
-          <w:sz w:val="24"/>
-          <w:szCs w:val="24"/>
-        </w:rPr>
-        <w:t>This agent bridges that gap by transforming unstructured clinical notes—including physician input or AI scribe output—into predefined, structured formats configured by each clinic or specialty. Organizations can define their own documentation templates, forms, and requirements, and the agent ensures that all notes are structured accordingly.</w:t>
-      </w:r>
-      <w:r>
-        <w:br/>
-      </w:r>
-      <w:r>
-        <w:rPr>
-          <w:color w:val="808080"/>
-          <w:sz w:val="24"/>
-          <w:szCs w:val="24"/>
-        </w:rPr>
-        <w:t>By aligning documentation with clinic-specific workflows, the agent improves consistency, completeness, and usability of clinical data across care teams. It also enhances downstream processes such as coding, billing, reporting, and clinical decision support.</w:t>
-      </w:r>
-      <w:r>
-        <w:br/>
-      </w:r>
-      <w:r>
-        <w:rPr>
-          <w:color w:val="808080"/>
-          <w:sz w:val="24"/>
-          <w:szCs w:val="24"/>
-        </w:rPr>
-        <w:t>This agent is part of the ViClinic agentic healthcare orchestration platform (AHOS), where multiple AI agents work together across clinical workflows—from intake to follow-up—under clinician supervision. By sharing structured data and context, these agents enable end-to-end workflow automation, improved decision-making, and measurable operational and clinical outcomes</w:t>
-      </w:r>
-      <w:r>
-        <w:br/>
-      </w:r>
-      <w:r>
-        <w:rPr>
-          <w:color w:val="808080"/>
-          <w:sz w:val="24"/>
-          <w:szCs w:val="24"/>
-        </w:rPr>
-        <w:t>placeholder</w:t>
+        <w:t xml:space="preserve">     Subnet</w:t>
+      </w:r>
+      <w:r>
+        <w:br/>
+      </w:r>
+      <w:r>
+        <w:br/>
+      </w:r>
+      <w:r>
+        <w:rPr>
+          <w:color w:val="808080"/>
+          <w:sz w:val="24"/>
+          <w:szCs w:val="24"/>
+        </w:rPr>
+        <w:t xml:space="preserve">Subnets are created from VPC address prefixes and are bound to a single zone in one region; customers can have multiple subnets per address prefix. </w:t>
+      </w:r>
+      <w:r>
+        <w:br/>
+      </w:r>
+      <w:r>
+        <w:br/>
+      </w:r>
+      <w:r>
+        <w:rPr>
+          <w:color w:val="808080"/>
+          <w:sz w:val="24"/>
+          <w:szCs w:val="24"/>
+        </w:rPr>
+        <w:t>Each subnet in a VPC can reach other subnets through private layer 3 routing through the implicit router. The implicit router is the inherent network connectivity between all the subnets that are created within a VPC. A VPC, like a subnet, is also deployed and bound to only one region. Within that region, a VPC can span multiple zones, however, subnets are bound to a single zone and do not span multiple zones.</w:t>
       </w:r>
       <w:r>
         <w:br/>
@@ -36555,7 +36241,7 @@
       </w:r>
       <w:hyperlink r:id="rId508">
         <w:r>
-          <w:t>https://viclinic.com/en/vi-agent</w:t>
+          <w:t>https://cloud.ibm.com/docs/vpc?topic=vpc-about-subnets-vpc</w:t>
         </w:r>
       </w:hyperlink>
       <w:r>
@@ -36616,35 +36302,105 @@
           <w:sz w:val="28"/>
           <w:szCs w:val="28"/>
         </w:rPr>
-        <w:t xml:space="preserve">     Subnet</w:t>
-      </w:r>
-      <w:r>
-        <w:br/>
-      </w:r>
-      <w:r>
-        <w:br/>
-      </w:r>
-      <w:r>
-        <w:rPr>
-          <w:color w:val="808080"/>
-          <w:sz w:val="24"/>
-          <w:szCs w:val="24"/>
-        </w:rPr>
-        <w:t xml:space="preserve">Subnets are created from VPC address prefixes and are bound to a single zone in one region; customers can have multiple subnets per address prefix. </w:t>
-      </w:r>
-      <w:r>
-        <w:br/>
-      </w:r>
-      <w:r>
-        <w:br/>
-      </w:r>
-      <w:r>
-        <w:rPr>
-          <w:color w:val="808080"/>
-          <w:sz w:val="24"/>
-          <w:szCs w:val="24"/>
-        </w:rPr>
-        <w:t>Each subnet in a VPC can reach other subnets through private layer 3 routing through the implicit router. The implicit router is the inherent network connectivity between all the subnets that are created within a VPC. A VPC, like a subnet, is also deployed and bound to only one region. Within that region, a VPC can span multiple zones, however, subnets are bound to a single zone and do not span multiple zones.</w:t>
+        <w:t xml:space="preserve">     Succinctly Enterprise Intelligence and Help Desk Automation</w:t>
+      </w:r>
+      <w:r>
+        <w:br/>
+      </w:r>
+      <w:r>
+        <w:br/>
+      </w:r>
+      <w:r>
+        <w:rPr>
+          <w:color w:val="808080"/>
+          <w:sz w:val="24"/>
+          <w:szCs w:val="24"/>
+        </w:rPr>
+        <w:t>Succinctly — AI Help Desk Automation, Enterprise Search, and Business Intelligence in One Assistant</w:t>
+      </w:r>
+      <w:r>
+        <w:br/>
+      </w:r>
+      <w:r>
+        <w:br/>
+      </w:r>
+      <w:r>
+        <w:rPr>
+          <w:color w:val="808080"/>
+          <w:sz w:val="24"/>
+          <w:szCs w:val="24"/>
+        </w:rPr>
+        <w:t>Succinctly is your company's AI-powered work assistant. Employees ask questions in plain English — through chat or email — and get instant, accurate answers drawn from your own company data. No tickets, no waiting, no digging through file shares.</w:t>
+      </w:r>
+      <w:r>
+        <w:br/>
+      </w:r>
+      <w:r>
+        <w:br/>
+      </w:r>
+      <w:r>
+        <w:rPr>
+          <w:color w:val="808080"/>
+          <w:sz w:val="24"/>
+          <w:szCs w:val="24"/>
+        </w:rPr>
+        <w:t>Succinctly resolves up to 95% of help desk requests automatically. It answers common IT and HR questions, handles routine tasks like password resets and PTO logging, and intelligently routes complex issues to the right team. Response times drop 10x while your support staff focuses on work that actually needs a human.</w:t>
+      </w:r>
+      <w:r>
+        <w:br/>
+      </w:r>
+      <w:r>
+        <w:br/>
+      </w:r>
+      <w:r>
+        <w:rPr>
+          <w:color w:val="808080"/>
+          <w:sz w:val="24"/>
+          <w:szCs w:val="24"/>
+        </w:rPr>
+        <w:t>Beyond the help desk, Succinctly acts as an enterprise search engine and virtual analyst. Ask business intelligence questions in natural language and get answers in seconds — as text or charts — pulled from your databases, documents, file shares, and any system with an API. It can even review and compare contracts.</w:t>
+      </w:r>
+      <w:r>
+        <w:br/>
+      </w:r>
+      <w:r>
+        <w:br/>
+      </w:r>
+      <w:r>
+        <w:rPr>
+          <w:color w:val="808080"/>
+          <w:sz w:val="24"/>
+          <w:szCs w:val="24"/>
+        </w:rPr>
+        <w:t>Built for the enterprise: Succinctly runs in the cloud, on-premises, or hosted, integrates with your SSO and permission schemes, and connects to platforms like Zendesk, Zoho, ServiceNow, and Salesforce. Access it via chat, API, or MCP. With no license fees for up to 1,000 users, it delivers value SaaS-only tools can't match.</w:t>
+      </w:r>
+      <w:r>
+        <w:br/>
+      </w:r>
+      <w:r>
+        <w:br/>
+      </w:r>
+      <w:r>
+        <w:rPr>
+          <w:color w:val="808080"/>
+          <w:sz w:val="24"/>
+          <w:szCs w:val="24"/>
+        </w:rPr>
+        <w:t>Stop drowning in tickets. Start getting answers — succinctly.</w:t>
+      </w:r>
+      <w:r>
+        <w:br/>
+      </w:r>
+      <w:r>
+        <w:br/>
+      </w:r>
+      <w:r>
+        <w:rPr>
+          <w:color w:val="808080"/>
+          <w:sz w:val="24"/>
+          <w:szCs w:val="24"/>
+        </w:rPr>
+        <w:t>Keywords: AI help desk automation, IT ticket deflection, enterprise search, AI chatbot for employees, business intelligence assistant, natural language BI, internal support automation, knowledge management, ITSM integration, on-premises AI.</w:t>
       </w:r>
       <w:r>
         <w:br/>
@@ -36659,7 +36415,7 @@
       </w:r>
       <w:hyperlink r:id="rId510">
         <w:r>
-          <w:t>https://cloud.ibm.com/docs/vpc?topic=vpc-about-subnets-vpc</w:t>
+          <w:t>https://www.succinctly.io/documentation</w:t>
         </w:r>
       </w:hyperlink>
       <w:r>
@@ -36720,105 +36476,35 @@
           <w:sz w:val="28"/>
           <w:szCs w:val="28"/>
         </w:rPr>
-        <w:t xml:space="preserve">     Succinctly Enterprise Intelligence and Help Desk Automation</w:t>
-      </w:r>
-      <w:r>
-        <w:br/>
-      </w:r>
-      <w:r>
-        <w:br/>
-      </w:r>
-      <w:r>
-        <w:rPr>
-          <w:color w:val="808080"/>
-          <w:sz w:val="24"/>
-          <w:szCs w:val="24"/>
-        </w:rPr>
-        <w:t>Succinctly — AI Help Desk Automation, Enterprise Search, and Business Intelligence in One Assistant</w:t>
-      </w:r>
-      <w:r>
-        <w:br/>
-      </w:r>
-      <w:r>
-        <w:br/>
-      </w:r>
-      <w:r>
-        <w:rPr>
-          <w:color w:val="808080"/>
-          <w:sz w:val="24"/>
-          <w:szCs w:val="24"/>
-        </w:rPr>
-        <w:t>Succinctly is your company's AI-powered work assistant. Employees ask questions in plain English — through chat or email — and get instant, accurate answers drawn from your own company data. No tickets, no waiting, no digging through file shares.</w:t>
-      </w:r>
-      <w:r>
-        <w:br/>
-      </w:r>
-      <w:r>
-        <w:br/>
-      </w:r>
-      <w:r>
-        <w:rPr>
-          <w:color w:val="808080"/>
-          <w:sz w:val="24"/>
-          <w:szCs w:val="24"/>
-        </w:rPr>
-        <w:t>Succinctly resolves up to 95% of help desk requests automatically. It answers common IT and HR questions, handles routine tasks like password resets and PTO logging, and intelligently routes complex issues to the right team. Response times drop 10x while your support staff focuses on work that actually needs a human.</w:t>
-      </w:r>
-      <w:r>
-        <w:br/>
-      </w:r>
-      <w:r>
-        <w:br/>
-      </w:r>
-      <w:r>
-        <w:rPr>
-          <w:color w:val="808080"/>
-          <w:sz w:val="24"/>
-          <w:szCs w:val="24"/>
-        </w:rPr>
-        <w:t>Beyond the help desk, Succinctly acts as an enterprise search engine and virtual analyst. Ask business intelligence questions in natural language and get answers in seconds — as text or charts — pulled from your databases, documents, file shares, and any system with an API. It can even review and compare contracts.</w:t>
-      </w:r>
-      <w:r>
-        <w:br/>
-      </w:r>
-      <w:r>
-        <w:br/>
-      </w:r>
-      <w:r>
-        <w:rPr>
-          <w:color w:val="808080"/>
-          <w:sz w:val="24"/>
-          <w:szCs w:val="24"/>
-        </w:rPr>
-        <w:t>Built for the enterprise: Succinctly runs in the cloud, on-premises, or hosted, integrates with your SSO and permission schemes, and connects to platforms like Zendesk, Zoho, ServiceNow, and Salesforce. Access it via chat, API, or MCP. With no license fees for up to 1,000 users, it delivers value SaaS-only tools can't match.</w:t>
-      </w:r>
-      <w:r>
-        <w:br/>
-      </w:r>
-      <w:r>
-        <w:br/>
-      </w:r>
-      <w:r>
-        <w:rPr>
-          <w:color w:val="808080"/>
-          <w:sz w:val="24"/>
-          <w:szCs w:val="24"/>
-        </w:rPr>
-        <w:t>Stop drowning in tickets. Start getting answers — succinctly.</w:t>
-      </w:r>
-      <w:r>
-        <w:br/>
-      </w:r>
-      <w:r>
-        <w:br/>
-      </w:r>
-      <w:r>
-        <w:rPr>
-          <w:color w:val="808080"/>
-          <w:sz w:val="24"/>
-          <w:szCs w:val="24"/>
-        </w:rPr>
-        <w:t>Keywords: AI help desk automation, IT ticket deflection, enterprise search, AI chatbot for employees, business intelligence assistant, natural language BI, internal support automation, knowledge management, ITSM integration, on-premises AI.</w:t>
+        <w:t xml:space="preserve">     symplistic.ContentIQ</w:t>
+      </w:r>
+      <w:r>
+        <w:br/>
+      </w:r>
+      <w:r>
+        <w:br/>
+      </w:r>
+      <w:r>
+        <w:rPr>
+          <w:color w:val="808080"/>
+          <w:sz w:val="24"/>
+          <w:szCs w:val="24"/>
+        </w:rPr>
+        <w:t>ContentIQ transforms your existing content, web pages, documents, helpdesks, and internal knowledge bases, into a powerful AI assistant that delivers accurate, conversational answers in real time. Powered by Retrieval-Augmented Generation (RAG), ContentIQ connects to platforms like SharePoint, Google Drive, Box, Notion, etc, to ingest, process, and intelligently search your information so your team or customers can simply ask a question and get instant, source-cited results.</w:t>
+      </w:r>
+      <w:r>
+        <w:br/>
+      </w:r>
+      <w:r>
+        <w:br/>
+      </w:r>
+      <w:r>
+        <w:rPr>
+          <w:color w:val="808080"/>
+          <w:sz w:val="24"/>
+          <w:szCs w:val="24"/>
+        </w:rPr>
+        <w:t>Setup takes just minutes with no heavy development required. Built for enterprise needs, ContentIQ includes full access control, real-time sync, usage analytics, and seamless integration into your workflows. It helps reduce search time, automate internal support, and unlock the full value of your knowledge, all through secure, explainable AI.</w:t>
       </w:r>
       <w:r>
         <w:br/>
@@ -36833,7 +36519,7 @@
       </w:r>
       <w:hyperlink r:id="rId512">
         <w:r>
-          <w:t>https://www.succinctly.io/documentation</w:t>
+          <w:t>https://symplistic.ai/ai-agents/contentiq/documentation.html</w:t>
         </w:r>
       </w:hyperlink>
       <w:r>
@@ -36894,35 +36580,21 @@
           <w:sz w:val="28"/>
           <w:szCs w:val="28"/>
         </w:rPr>
-        <w:t xml:space="preserve">     symplistic.ContentIQ</w:t>
-      </w:r>
-      <w:r>
-        <w:br/>
-      </w:r>
-      <w:r>
-        <w:br/>
-      </w:r>
-      <w:r>
-        <w:rPr>
-          <w:color w:val="808080"/>
-          <w:sz w:val="24"/>
-          <w:szCs w:val="24"/>
-        </w:rPr>
-        <w:t>ContentIQ transforms your existing content, web pages, documents, helpdesks, and internal knowledge bases, into a powerful AI assistant that delivers accurate, conversational answers in real time. Powered by Retrieval-Augmented Generation (RAG), ContentIQ connects to platforms like SharePoint, Google Drive, Box, Notion, etc, to ingest, process, and intelligently search your information so your team or customers can simply ask a question and get instant, source-cited results.</w:t>
-      </w:r>
-      <w:r>
-        <w:br/>
-      </w:r>
-      <w:r>
-        <w:br/>
-      </w:r>
-      <w:r>
-        <w:rPr>
-          <w:color w:val="808080"/>
-          <w:sz w:val="24"/>
-          <w:szCs w:val="24"/>
-        </w:rPr>
-        <w:t>Setup takes just minutes with no heavy development required. Built for enterprise needs, ContentIQ includes full access control, real-time sync, usage analytics, and seamless integration into your workflows. It helps reduce search time, automate internal support, and unlock the full value of your knowledge, all through secure, explainable AI.</w:t>
+        <w:t xml:space="preserve">     symplistic.TestIQ</w:t>
+      </w:r>
+      <w:r>
+        <w:br/>
+      </w:r>
+      <w:r>
+        <w:br/>
+      </w:r>
+      <w:r>
+        <w:rPr>
+          <w:color w:val="808080"/>
+          <w:sz w:val="24"/>
+          <w:szCs w:val="24"/>
+        </w:rPr>
+        <w:t>TestIQ helps organizations ship trustworthy AI agents by auto-generating realistic scenarios and full test suites that mirror real user conversations and tasks. It runs end-to-end agent evaluations including tool use, permission checks, and safety. Also it benchmarks decision quality, task success, accuracy, latency, and performance. Results come with replayable traces, failure clustering, and clear pass/fail gates. TestIQ plugs into CI/CD to enforce evaluation thresholds and block regressions as your agents evolve.</w:t>
       </w:r>
       <w:r>
         <w:br/>
@@ -36937,7 +36609,7 @@
       </w:r>
       <w:hyperlink r:id="rId514">
         <w:r>
-          <w:t>https://symplistic.ai/ai-agents/contentiq/documentation.html</w:t>
+          <w:t>https://symplistic.ai/ai-agents/testiq/documentation.html</w:t>
         </w:r>
       </w:hyperlink>
       <w:r>
@@ -36998,21 +36670,85 @@
           <w:sz w:val="28"/>
           <w:szCs w:val="28"/>
         </w:rPr>
-        <w:t xml:space="preserve">     symplistic.TestIQ</w:t>
-      </w:r>
-      <w:r>
-        <w:br/>
-      </w:r>
-      <w:r>
-        <w:br/>
-      </w:r>
-      <w:r>
-        <w:rPr>
-          <w:color w:val="808080"/>
-          <w:sz w:val="24"/>
-          <w:szCs w:val="24"/>
-        </w:rPr>
-        <w:t>TestIQ helps organizations ship trustworthy AI agents by auto-generating realistic scenarios and full test suites that mirror real user conversations and tasks. It runs end-to-end agent evaluations including tool use, permission checks, and safety. Also it benchmarks decision quality, task success, accuracy, latency, and performance. Results come with replayable traces, failure clustering, and clear pass/fail gates. TestIQ plugs into CI/CD to enforce evaluation thresholds and block regressions as your agents evolve.</w:t>
+        <w:t xml:space="preserve">     SysTrack AI</w:t>
+      </w:r>
+      <w:r>
+        <w:br/>
+      </w:r>
+      <w:r>
+        <w:br/>
+      </w:r>
+      <w:r>
+        <w:rPr>
+          <w:color w:val="808080"/>
+          <w:sz w:val="24"/>
+          <w:szCs w:val="24"/>
+        </w:rPr>
+        <w:t>From the data leader in digital employee experience (DEX) tools, SysTrack AI helps IT organizations deflect tickets, resolve incidents 2X faster, and improve service desk efficiency. With real-time insight into device issues and AI-driven diagnostics, SysTrack AI pinpoints the root cause of problems and provides step-by-step guidance for fast, accurate resolutions. It’s your “easy button” for effective L1 support.</w:t>
+      </w:r>
+      <w:r>
+        <w:br/>
+      </w:r>
+      <w:r>
+        <w:br/>
+      </w:r>
+      <w:r>
+        <w:rPr>
+          <w:color w:val="808080"/>
+          <w:sz w:val="24"/>
+          <w:szCs w:val="24"/>
+        </w:rPr>
+        <w:t xml:space="preserve"> </w:t>
+      </w:r>
+      <w:r>
+        <w:br/>
+      </w:r>
+      <w:r>
+        <w:br/>
+      </w:r>
+      <w:r>
+        <w:rPr>
+          <w:color w:val="808080"/>
+          <w:sz w:val="24"/>
+          <w:szCs w:val="24"/>
+        </w:rPr>
+        <w:t>IT service desk leaders use SysTrack AI to:</w:t>
+      </w:r>
+      <w:r>
+        <w:br/>
+      </w:r>
+      <w:r>
+        <w:br/>
+      </w:r>
+      <w:r>
+        <w:rPr>
+          <w:color w:val="808080"/>
+          <w:sz w:val="24"/>
+          <w:szCs w:val="24"/>
+        </w:rPr>
+        <w:t>Cut mean-time-to-resolution (MTTR) by 50%</w:t>
+      </w:r>
+      <w:r>
+        <w:br/>
+      </w:r>
+      <w:r>
+        <w:rPr>
+          <w:color w:val="808080"/>
+          <w:sz w:val="24"/>
+          <w:szCs w:val="24"/>
+        </w:rPr>
+        <w:t>Shift left and resolve more issues at lower support tiers</w:t>
+      </w:r>
+      <w:r>
+        <w:br/>
+      </w:r>
+      <w:r>
+        <w:rPr>
+          <w:color w:val="808080"/>
+          <w:sz w:val="24"/>
+          <w:szCs w:val="24"/>
+        </w:rPr>
+        <w:t>Deflect tickets with user-friendly self-service</w:t>
       </w:r>
       <w:r>
         <w:br/>
@@ -37027,7 +36763,7 @@
       </w:r>
       <w:hyperlink r:id="rId516">
         <w:r>
-          <w:t>https://symplistic.ai/ai-agents/testiq/documentation.html</w:t>
+          <w:t>https://documentation.lakesidesoftware.com/en/Content/IntelligencePackage/Intelligence%20Package%20Overview.htm</w:t>
         </w:r>
       </w:hyperlink>
       <w:r>
@@ -37088,85 +36824,147 @@
           <w:sz w:val="28"/>
           <w:szCs w:val="28"/>
         </w:rPr>
-        <w:t xml:space="preserve">     SysTrack AI</w:t>
-      </w:r>
-      <w:r>
-        <w:br/>
-      </w:r>
-      <w:r>
-        <w:br/>
-      </w:r>
-      <w:r>
-        <w:rPr>
-          <w:color w:val="808080"/>
-          <w:sz w:val="24"/>
-          <w:szCs w:val="24"/>
-        </w:rPr>
-        <w:t>From the data leader in digital employee experience (DEX) tools, SysTrack AI helps IT organizations deflect tickets, resolve incidents 2X faster, and improve service desk efficiency. With real-time insight into device issues and AI-driven diagnostics, SysTrack AI pinpoints the root cause of problems and provides step-by-step guidance for fast, accurate resolutions. It’s your “easy button” for effective L1 support.</w:t>
-      </w:r>
-      <w:r>
-        <w:br/>
-      </w:r>
-      <w:r>
-        <w:br/>
-      </w:r>
-      <w:r>
-        <w:rPr>
-          <w:color w:val="808080"/>
-          <w:sz w:val="24"/>
-          <w:szCs w:val="24"/>
-        </w:rPr>
-        <w:t xml:space="preserve"> </w:t>
-      </w:r>
-      <w:r>
-        <w:br/>
-      </w:r>
-      <w:r>
-        <w:br/>
-      </w:r>
-      <w:r>
-        <w:rPr>
-          <w:color w:val="808080"/>
-          <w:sz w:val="24"/>
-          <w:szCs w:val="24"/>
-        </w:rPr>
-        <w:t>IT service desk leaders use SysTrack AI to:</w:t>
-      </w:r>
-      <w:r>
-        <w:br/>
-      </w:r>
-      <w:r>
-        <w:br/>
-      </w:r>
-      <w:r>
-        <w:rPr>
-          <w:color w:val="808080"/>
-          <w:sz w:val="24"/>
-          <w:szCs w:val="24"/>
-        </w:rPr>
-        <w:t>Cut mean-time-to-resolution (MTTR) by 50%</w:t>
-      </w:r>
-      <w:r>
-        <w:br/>
-      </w:r>
-      <w:r>
-        <w:rPr>
-          <w:color w:val="808080"/>
-          <w:sz w:val="24"/>
-          <w:szCs w:val="24"/>
-        </w:rPr>
-        <w:t>Shift left and resolve more issues at lower support tiers</w:t>
-      </w:r>
-      <w:r>
-        <w:br/>
-      </w:r>
-      <w:r>
-        <w:rPr>
-          <w:color w:val="808080"/>
-          <w:sz w:val="24"/>
-          <w:szCs w:val="24"/>
-        </w:rPr>
-        <w:t>Deflect tickets with user-friendly self-service</w:t>
+        <w:t xml:space="preserve">     TapestryX</w:t>
+      </w:r>
+      <w:r>
+        <w:br/>
+      </w:r>
+      <w:r>
+        <w:br/>
+      </w:r>
+      <w:r>
+        <w:rPr>
+          <w:color w:val="808080"/>
+          <w:sz w:val="24"/>
+          <w:szCs w:val="24"/>
+        </w:rPr>
+        <w:t>L4S Corp. provides commercial software licensing for Networked Accounting Ledger (NAL)™ technology and the TapestryX platform. Our software licensing services grant enterprises and institutional consortia the right to deploy, operate, and integrate a real-time, high-capacity, secure, and scalable decentralized double-entry transaction synchronization and accounting protocol.</w:t>
+      </w:r>
+      <w:r>
+        <w:br/>
+      </w:r>
+      <w:r>
+        <w:br/>
+      </w:r>
+      <w:r>
+        <w:rPr>
+          <w:color w:val="808080"/>
+          <w:sz w:val="24"/>
+          <w:szCs w:val="24"/>
+        </w:rPr>
+        <w:t>• Software Licensing Scope: Commercial node licensing and enterprise deployment rights for Networked Accounting Ledger (NAL)™ software across single-tenant or multi-tenant environments.</w:t>
+      </w:r>
+      <w:r>
+        <w:br/>
+      </w:r>
+      <w:r>
+        <w:br/>
+      </w:r>
+      <w:r>
+        <w:rPr>
+          <w:color w:val="808080"/>
+          <w:sz w:val="24"/>
+          <w:szCs w:val="24"/>
+        </w:rPr>
+        <w:t>• Decentralized Ledger Node Control: Each licensed node (representing an institutional participant) controls its segment of the interlinked platform ledger.</w:t>
+      </w:r>
+      <w:r>
+        <w:br/>
+      </w:r>
+      <w:r>
+        <w:br/>
+      </w:r>
+      <w:r>
+        <w:rPr>
+          <w:color w:val="808080"/>
+          <w:sz w:val="24"/>
+          <w:szCs w:val="24"/>
+        </w:rPr>
+        <w:t>• Self-Synchronizing Protocol: Event-driven, real-time synchronization derived entirely from transaction data without consensus voting, mining, or third-party validator overhead (U.S. Pat. No. 11,631,063 B2).</w:t>
+      </w:r>
+      <w:r>
+        <w:br/>
+      </w:r>
+      <w:r>
+        <w:br/>
+      </w:r>
+      <w:r>
+        <w:rPr>
+          <w:color w:val="808080"/>
+          <w:sz w:val="24"/>
+          <w:szCs w:val="24"/>
+        </w:rPr>
+        <w:t>• Immutable Double-Entry Records: Nodes record both asset transfers and future-dated obligations directly into immutable ledgers.</w:t>
+      </w:r>
+      <w:r>
+        <w:br/>
+      </w:r>
+      <w:r>
+        <w:br/>
+      </w:r>
+      <w:r>
+        <w:rPr>
+          <w:color w:val="808080"/>
+          <w:sz w:val="24"/>
+          <w:szCs w:val="24"/>
+        </w:rPr>
+        <w:t>• Accounting Periods &amp; Active Optimization: Native transacting periods support automated period archiving and active memory optimization.</w:t>
+      </w:r>
+      <w:r>
+        <w:br/>
+      </w:r>
+      <w:r>
+        <w:br/>
+      </w:r>
+      <w:r>
+        <w:rPr>
+          <w:color w:val="808080"/>
+          <w:sz w:val="24"/>
+          <w:szCs w:val="24"/>
+        </w:rPr>
+        <w:t>• Deterministic Scripting: Asset-agnostic and transaction-lifecycle-agnostic building blocks.</w:t>
+      </w:r>
+      <w:r>
+        <w:br/>
+      </w:r>
+      <w:r>
+        <w:br/>
+      </w:r>
+      <w:r>
+        <w:rPr>
+          <w:color w:val="808080"/>
+          <w:sz w:val="24"/>
+          <w:szCs w:val="24"/>
+        </w:rPr>
+        <w:t>• Legacy ERP &amp; Core Banking Interoperability: Secure data integration via built-in Airlock bridge technology.</w:t>
+      </w:r>
+      <w:r>
+        <w:br/>
+      </w:r>
+      <w:r>
+        <w:br/>
+      </w:r>
+      <w:r>
+        <w:rPr>
+          <w:color w:val="808080"/>
+          <w:sz w:val="24"/>
+          <w:szCs w:val="24"/>
+        </w:rPr>
+        <w:t>• Enterprise Reporting &amp; Compliance: Configurable for GAAP and IFRS financial accounting and reporting standards.</w:t>
+      </w:r>
+      <w:r>
+        <w:br/>
+      </w:r>
+      <w:r>
+        <w:br/>
+      </w:r>
+      <w:r>
+        <w:rPr>
+          <w:color w:val="808080"/>
+          <w:sz w:val="24"/>
+          <w:szCs w:val="24"/>
+        </w:rPr>
+        <w:t>• Resilient, High-Throughput Architecture: High performance (~100,000 TPS) with decentralized initiation, validation, and fault-tolerant zero-single-point-of-failure design.</w:t>
       </w:r>
       <w:r>
         <w:br/>
@@ -37181,7 +36979,7 @@
       </w:r>
       <w:hyperlink r:id="rId518">
         <w:r>
-          <w:t>https://documentation.lakesidesoftware.com/en/Content/IntelligencePackage/Intelligence%20Package%20Overview.htm</w:t>
+          <w:t>https://l4scorp.com/wp-content/uploads/2025/03/TapestryX-TNAS-Users-Guide-v2.2.2.pdf</w:t>
         </w:r>
       </w:hyperlink>
       <w:r>
@@ -37242,147 +37040,125 @@
           <w:sz w:val="28"/>
           <w:szCs w:val="28"/>
         </w:rPr>
-        <w:t xml:space="preserve">     TapestryX</w:t>
-      </w:r>
-      <w:r>
-        <w:br/>
-      </w:r>
-      <w:r>
-        <w:br/>
-      </w:r>
-      <w:r>
-        <w:rPr>
-          <w:color w:val="808080"/>
-          <w:sz w:val="24"/>
-          <w:szCs w:val="24"/>
-        </w:rPr>
-        <w:t>L4S Corp. provides commercial software licensing for Networked Accounting Ledger (NAL)™ technology and the TapestryX platform. Our software licensing services grant enterprises and institutional consortia the right to deploy, operate, and integrate a real-time, high-capacity, secure, and scalable decentralized double-entry transaction synchronization and accounting protocol.</w:t>
-      </w:r>
-      <w:r>
-        <w:br/>
-      </w:r>
-      <w:r>
-        <w:br/>
-      </w:r>
-      <w:r>
-        <w:rPr>
-          <w:color w:val="808080"/>
-          <w:sz w:val="24"/>
-          <w:szCs w:val="24"/>
-        </w:rPr>
-        <w:t>• Software Licensing Scope: Commercial node licensing and enterprise deployment rights for Networked Accounting Ledger (NAL)™ software across single-tenant or multi-tenant environments.</w:t>
-      </w:r>
-      <w:r>
-        <w:br/>
-      </w:r>
-      <w:r>
-        <w:br/>
-      </w:r>
-      <w:r>
-        <w:rPr>
-          <w:color w:val="808080"/>
-          <w:sz w:val="24"/>
-          <w:szCs w:val="24"/>
-        </w:rPr>
-        <w:t>• Decentralized Ledger Node Control: Each licensed node (representing an institutional participant) controls its segment of the interlinked platform ledger.</w:t>
-      </w:r>
-      <w:r>
-        <w:br/>
-      </w:r>
-      <w:r>
-        <w:br/>
-      </w:r>
-      <w:r>
-        <w:rPr>
-          <w:color w:val="808080"/>
-          <w:sz w:val="24"/>
-          <w:szCs w:val="24"/>
-        </w:rPr>
-        <w:t>• Self-Synchronizing Protocol: Event-driven, real-time synchronization derived entirely from transaction data without consensus voting, mining, or third-party validator overhead (U.S. Pat. No. 11,631,063 B2).</w:t>
-      </w:r>
-      <w:r>
-        <w:br/>
-      </w:r>
-      <w:r>
-        <w:br/>
-      </w:r>
-      <w:r>
-        <w:rPr>
-          <w:color w:val="808080"/>
-          <w:sz w:val="24"/>
-          <w:szCs w:val="24"/>
-        </w:rPr>
-        <w:t>• Immutable Double-Entry Records: Nodes record both asset transfers and future-dated obligations directly into immutable ledgers.</w:t>
-      </w:r>
-      <w:r>
-        <w:br/>
-      </w:r>
-      <w:r>
-        <w:br/>
-      </w:r>
-      <w:r>
-        <w:rPr>
-          <w:color w:val="808080"/>
-          <w:sz w:val="24"/>
-          <w:szCs w:val="24"/>
-        </w:rPr>
-        <w:t>• Accounting Periods &amp; Active Optimization: Native transacting periods support automated period archiving and active memory optimization.</w:t>
-      </w:r>
-      <w:r>
-        <w:br/>
-      </w:r>
-      <w:r>
-        <w:br/>
-      </w:r>
-      <w:r>
-        <w:rPr>
-          <w:color w:val="808080"/>
-          <w:sz w:val="24"/>
-          <w:szCs w:val="24"/>
-        </w:rPr>
-        <w:t>• Deterministic Scripting: Asset-agnostic and transaction-lifecycle-agnostic building blocks.</w:t>
-      </w:r>
-      <w:r>
-        <w:br/>
-      </w:r>
-      <w:r>
-        <w:br/>
-      </w:r>
-      <w:r>
-        <w:rPr>
-          <w:color w:val="808080"/>
-          <w:sz w:val="24"/>
-          <w:szCs w:val="24"/>
-        </w:rPr>
-        <w:t>• Legacy ERP &amp; Core Banking Interoperability: Secure data integration via built-in Airlock bridge technology.</w:t>
-      </w:r>
-      <w:r>
-        <w:br/>
-      </w:r>
-      <w:r>
-        <w:br/>
-      </w:r>
-      <w:r>
-        <w:rPr>
-          <w:color w:val="808080"/>
-          <w:sz w:val="24"/>
-          <w:szCs w:val="24"/>
-        </w:rPr>
-        <w:t>• Enterprise Reporting &amp; Compliance: Configurable for GAAP and IFRS financial accounting and reporting standards.</w:t>
-      </w:r>
-      <w:r>
-        <w:br/>
-      </w:r>
-      <w:r>
-        <w:br/>
-      </w:r>
-      <w:r>
-        <w:rPr>
-          <w:color w:val="808080"/>
-          <w:sz w:val="24"/>
-          <w:szCs w:val="24"/>
-        </w:rPr>
-        <w:t>• Resilient, High-Throughput Architecture: High performance (~100,000 TPS) with decentralized initiation, validation, and fault-tolerant zero-single-point-of-failure design.</w:t>
+        <w:t xml:space="preserve">     Tavily Research Agent</w:t>
+      </w:r>
+      <w:r>
+        <w:br/>
+      </w:r>
+      <w:r>
+        <w:br/>
+      </w:r>
+      <w:r>
+        <w:rPr>
+          <w:color w:val="808080"/>
+          <w:sz w:val="24"/>
+          <w:szCs w:val="24"/>
+        </w:rPr>
+        <w:t>The Web Infrastructure for AI Agents A purpose-built web API for real-time search, scraping, crawling, and structured data retrieval. AI-native enterprises trust Tavily for data enrichment, research, RAG pipelines, and autonomous AI systems-ensuring fresh, accurate, and scalable intelligence.</w:t>
+      </w:r>
+      <w:r>
+        <w:br/>
+      </w:r>
+      <w:r>
+        <w:br/>
+      </w:r>
+      <w:r>
+        <w:br/>
+      </w:r>
+      <w:r>
+        <w:rPr>
+          <w:color w:val="808080"/>
+          <w:sz w:val="24"/>
+          <w:szCs w:val="24"/>
+        </w:rPr>
+        <w:t>Why Tavily?</w:t>
+      </w:r>
+      <w:r>
+        <w:br/>
+      </w:r>
+      <w:r>
+        <w:br/>
+      </w:r>
+      <w:r>
+        <w:rPr>
+          <w:color w:val="808080"/>
+          <w:sz w:val="24"/>
+          <w:szCs w:val="24"/>
+        </w:rPr>
+        <w:t>Built for AI Agents : Unlike traditional web APIs, Tavily delivers structured, customizable data retrieval with full control over search depth, domain targeting, and content extraction via a single API call.</w:t>
+      </w:r>
+      <w:r>
+        <w:br/>
+      </w:r>
+      <w:r>
+        <w:br/>
+      </w:r>
+      <w:r>
+        <w:rPr>
+          <w:color w:val="808080"/>
+          <w:sz w:val="24"/>
+          <w:szCs w:val="24"/>
+        </w:rPr>
+        <w:t>Enterprise-Grade Security : SOC 2 certified with zero data retention and an AI security layer to prevent prompt injection and data leakage.</w:t>
+      </w:r>
+      <w:r>
+        <w:br/>
+      </w:r>
+      <w:r>
+        <w:br/>
+      </w:r>
+      <w:r>
+        <w:rPr>
+          <w:color w:val="808080"/>
+          <w:sz w:val="24"/>
+          <w:szCs w:val="24"/>
+        </w:rPr>
+        <w:t>Scalable &amp; Reliable : Custom API throughput, guaranteed uptime, and enterprise SLAs support high-volume AI workloads.</w:t>
+      </w:r>
+      <w:r>
+        <w:br/>
+      </w:r>
+      <w:r>
+        <w:br/>
+      </w:r>
+      <w:r>
+        <w:rPr>
+          <w:color w:val="808080"/>
+          <w:sz w:val="24"/>
+          <w:szCs w:val="24"/>
+        </w:rPr>
+        <w:t>Seamless AI Integration : Deploy with one line of code. Tavily natively supports LangChain, LlamaIndex, and leading AI frameworks with developer-friendly APIs and via the Model Context Protocol (MCP) .</w:t>
+      </w:r>
+      <w:r>
+        <w:br/>
+      </w:r>
+      <w:r>
+        <w:br/>
+      </w:r>
+      <w:r>
+        <w:rPr>
+          <w:color w:val="808080"/>
+          <w:sz w:val="24"/>
+          <w:szCs w:val="24"/>
+        </w:rPr>
+        <w:t>Enterprise-Ready : Designed for scalability, security, and high availability, ensuring fast, reliable data access.</w:t>
+      </w:r>
+      <w:r>
+        <w:br/>
+      </w:r>
+      <w:r>
+        <w:br/>
+      </w:r>
+      <w:r>
+        <w:rPr>
+          <w:color w:val="808080"/>
+          <w:sz w:val="24"/>
+          <w:szCs w:val="24"/>
+        </w:rPr>
+        <w:t>Trusted by 800,000+ developers and AI leaders, Tavily is the go-to solution for real-time, structured web access.</w:t>
+      </w:r>
+      <w:r>
+        <w:br/>
       </w:r>
       <w:r>
         <w:br/>
@@ -37397,7 +37173,7 @@
       </w:r>
       <w:hyperlink r:id="rId520">
         <w:r>
-          <w:t>https://l4scorp.com/wp-content/uploads/2025/03/TapestryX-TNAS-Users-Guide-v2.2.2.pdf</w:t>
+          <w:t>https://docs.tavily.com/welcome</w:t>
         </w:r>
       </w:hyperlink>
       <w:r>
@@ -37458,125 +37234,38 @@
           <w:sz w:val="28"/>
           <w:szCs w:val="28"/>
         </w:rPr>
-        <w:t xml:space="preserve">     Tavily Research Agent</w:t>
-      </w:r>
-      <w:r>
-        <w:br/>
-      </w:r>
-      <w:r>
-        <w:br/>
-      </w:r>
-      <w:r>
-        <w:rPr>
-          <w:color w:val="808080"/>
-          <w:sz w:val="24"/>
-          <w:szCs w:val="24"/>
-        </w:rPr>
-        <w:t>The Web Infrastructure for AI Agents A purpose-built web API for real-time search, scraping, crawling, and structured data retrieval. AI-native enterprises trust Tavily for data enrichment, research, RAG pipelines, and autonomous AI systems-ensuring fresh, accurate, and scalable intelligence.</w:t>
-      </w:r>
-      <w:r>
-        <w:br/>
-      </w:r>
-      <w:r>
-        <w:br/>
-      </w:r>
-      <w:r>
-        <w:br/>
-      </w:r>
-      <w:r>
-        <w:rPr>
-          <w:color w:val="808080"/>
-          <w:sz w:val="24"/>
-          <w:szCs w:val="24"/>
-        </w:rPr>
-        <w:t>Why Tavily?</w:t>
-      </w:r>
-      <w:r>
-        <w:br/>
-      </w:r>
-      <w:r>
-        <w:br/>
-      </w:r>
-      <w:r>
-        <w:rPr>
-          <w:color w:val="808080"/>
-          <w:sz w:val="24"/>
-          <w:szCs w:val="24"/>
-        </w:rPr>
-        <w:t>Built for AI Agents : Unlike traditional web APIs, Tavily delivers structured, customizable data retrieval with full control over search depth, domain targeting, and content extraction via a single API call.</w:t>
-      </w:r>
-      <w:r>
-        <w:br/>
-      </w:r>
-      <w:r>
-        <w:br/>
-      </w:r>
-      <w:r>
-        <w:rPr>
-          <w:color w:val="808080"/>
-          <w:sz w:val="24"/>
-          <w:szCs w:val="24"/>
-        </w:rPr>
-        <w:t>Enterprise-Grade Security : SOC 2 certified with zero data retention and an AI security layer to prevent prompt injection and data leakage.</w:t>
-      </w:r>
-      <w:r>
-        <w:br/>
-      </w:r>
-      <w:r>
-        <w:br/>
-      </w:r>
-      <w:r>
-        <w:rPr>
-          <w:color w:val="808080"/>
-          <w:sz w:val="24"/>
-          <w:szCs w:val="24"/>
-        </w:rPr>
-        <w:t>Scalable &amp; Reliable : Custom API throughput, guaranteed uptime, and enterprise SLAs support high-volume AI workloads.</w:t>
-      </w:r>
-      <w:r>
-        <w:br/>
-      </w:r>
-      <w:r>
-        <w:br/>
-      </w:r>
-      <w:r>
-        <w:rPr>
-          <w:color w:val="808080"/>
-          <w:sz w:val="24"/>
-          <w:szCs w:val="24"/>
-        </w:rPr>
-        <w:t>Seamless AI Integration : Deploy with one line of code. Tavily natively supports LangChain, LlamaIndex, and leading AI frameworks with developer-friendly APIs and via the Model Context Protocol (MCP) .</w:t>
-      </w:r>
-      <w:r>
-        <w:br/>
-      </w:r>
-      <w:r>
-        <w:br/>
-      </w:r>
-      <w:r>
-        <w:rPr>
-          <w:color w:val="808080"/>
-          <w:sz w:val="24"/>
-          <w:szCs w:val="24"/>
-        </w:rPr>
-        <w:t>Enterprise-Ready : Designed for scalability, security, and high availability, ensuring fast, reliable data access.</w:t>
-      </w:r>
-      <w:r>
-        <w:br/>
-      </w:r>
-      <w:r>
-        <w:br/>
-      </w:r>
-      <w:r>
-        <w:rPr>
-          <w:color w:val="808080"/>
-          <w:sz w:val="24"/>
-          <w:szCs w:val="24"/>
-        </w:rPr>
-        <w:t>Trusted by 800,000+ developers and AI leaders, Tavily is the go-to solution for real-time, structured web access.</w:t>
-      </w:r>
-      <w:r>
-        <w:br/>
+        <w:t xml:space="preserve">     TechD Professional Services</w:t>
+      </w:r>
+      <w:r>
+        <w:br/>
+      </w:r>
+      <w:r>
+        <w:br/>
+      </w:r>
+      <w:r>
+        <w:rPr>
+          <w:color w:val="808080"/>
+          <w:sz w:val="24"/>
+          <w:szCs w:val="24"/>
+        </w:rPr>
+        <w:t>TechD stands at the forefront of data and artificial intelligence solutions, serving as IBM's premier strategic partner for over 14 years. With a proven track record of excellence and innovation, we have established ourselves as the trusted leader in implementing and optimizing IBM's comprehensive suite of technologies. Our deep expertise spans the entire IBM ecosystem, including Watson's AI capabilities, Cognos analytics, Information Server's data integration platform, Master Data Management (MDM) solutions, and the latest CloudPak offerings. By combining our technical prowess with a thorough understanding of business challenges, TechD helps organizations transform their data into actionable insights, enabling them to make smarter decisions and drive digital transformation in an increasingly complex technological landscape.</w:t>
+      </w:r>
+      <w:r>
+        <w:br/>
+      </w:r>
+      <w:r>
+        <w:br/>
+      </w:r>
+      <w:r>
+        <w:br/>
+      </w:r>
+      <w:r>
+        <w:rPr>
+          <w:color w:val="808080"/>
+          <w:sz w:val="24"/>
+          <w:szCs w:val="24"/>
+        </w:rPr>
+        <w:t>Once you provision an instance of our professional services, you will then be able to pre-purchase blocks of hours which are valid to be consumed for 1 year after purchase.</w:t>
       </w:r>
       <w:r>
         <w:br/>
@@ -37591,7 +37280,7 @@
       </w:r>
       <w:hyperlink r:id="rId522">
         <w:r>
-          <w:t>https://docs.tavily.com/welcome</w:t>
+          <w:t>https://techd.com</w:t>
         </w:r>
       </w:hyperlink>
       <w:r>
@@ -37652,38 +37341,21 @@
           <w:sz w:val="28"/>
           <w:szCs w:val="28"/>
         </w:rPr>
-        <w:t xml:space="preserve">     TechD Professional Services</w:t>
-      </w:r>
-      <w:r>
-        <w:br/>
-      </w:r>
-      <w:r>
-        <w:br/>
-      </w:r>
-      <w:r>
-        <w:rPr>
-          <w:color w:val="808080"/>
-          <w:sz w:val="24"/>
-          <w:szCs w:val="24"/>
-        </w:rPr>
-        <w:t>TechD stands at the forefront of data and artificial intelligence solutions, serving as IBM's premier strategic partner for over 14 years. With a proven track record of excellence and innovation, we have established ourselves as the trusted leader in implementing and optimizing IBM's comprehensive suite of technologies. Our deep expertise spans the entire IBM ecosystem, including Watson's AI capabilities, Cognos analytics, Information Server's data integration platform, Master Data Management (MDM) solutions, and the latest CloudPak offerings. By combining our technical prowess with a thorough understanding of business challenges, TechD helps organizations transform their data into actionable insights, enabling them to make smarter decisions and drive digital transformation in an increasingly complex technological landscape.</w:t>
-      </w:r>
-      <w:r>
-        <w:br/>
-      </w:r>
-      <w:r>
-        <w:br/>
-      </w:r>
-      <w:r>
-        <w:br/>
-      </w:r>
-      <w:r>
-        <w:rPr>
-          <w:color w:val="808080"/>
-          <w:sz w:val="24"/>
-          <w:szCs w:val="24"/>
-        </w:rPr>
-        <w:t>Once you provision an instance of our professional services, you will then be able to pre-purchase blocks of hours which are valid to be consumed for 1 year after purchase.</w:t>
+        <w:t xml:space="preserve">     Text to Speech</w:t>
+      </w:r>
+      <w:r>
+        <w:br/>
+      </w:r>
+      <w:r>
+        <w:br/>
+      </w:r>
+      <w:r>
+        <w:rPr>
+          <w:color w:val="808080"/>
+          <w:sz w:val="24"/>
+          <w:szCs w:val="24"/>
+        </w:rPr>
+        <w:t>The Text to Speech service converts written text to natural-sounding speech. The service streams the synthesized audio back with minimal delay. The audio uses appropriate cadence and intonation for its language and dialect to provide voices that are smooth and natural. The service can be used in applications such as voice-automated chatbots, as well as a variety of voice-driven and screenless applications, such as tools for the disabled or visually impaired, video narration and voice over, and educational and home-automation solutions.</w:t>
       </w:r>
       <w:r>
         <w:br/>
@@ -37698,7 +37370,7 @@
       </w:r>
       <w:hyperlink r:id="rId524">
         <w:r>
-          <w:t>https://techd.com</w:t>
+          <w:t>https://cloud.ibm.com/docs/text-to-speech?topic=text-to-speech-gettingStarted</w:t>
         </w:r>
       </w:hyperlink>
       <w:r>
@@ -37759,21 +37431,21 @@
           <w:sz w:val="28"/>
           <w:szCs w:val="28"/>
         </w:rPr>
-        <w:t xml:space="preserve">     Text to Speech</w:t>
-      </w:r>
-      <w:r>
-        <w:br/>
-      </w:r>
-      <w:r>
-        <w:br/>
-      </w:r>
-      <w:r>
-        <w:rPr>
-          <w:color w:val="808080"/>
-          <w:sz w:val="24"/>
-          <w:szCs w:val="24"/>
-        </w:rPr>
-        <w:t>The Text to Speech service converts written text to natural-sounding speech. The service streams the synthesized audio back with minimal delay. The audio uses appropriate cadence and intonation for its language and dialect to provide voices that are smooth and natural. The service can be used in applications such as voice-automated chatbots, as well as a variety of voice-driven and screenless applications, such as tools for the disabled or visually impaired, video narration and voice over, and educational and home-automation solutions.</w:t>
+        <w:t xml:space="preserve">     Toolchain</w:t>
+      </w:r>
+      <w:r>
+        <w:br/>
+      </w:r>
+      <w:r>
+        <w:br/>
+      </w:r>
+      <w:r>
+        <w:rPr>
+          <w:color w:val="808080"/>
+          <w:sz w:val="24"/>
+          <w:szCs w:val="24"/>
+        </w:rPr>
+        <w:t>Use Continuous Delivery to automate builds, unit tests, deployments, and more. Push code using Git Repos and Issue Tracking. Identify vulnerabilities in source code. Create toolchains to enable tool integrations that support your development, deployment, and operation tasks.</w:t>
       </w:r>
       <w:r>
         <w:br/>
@@ -37788,7 +37460,7 @@
       </w:r>
       <w:hyperlink r:id="rId526">
         <w:r>
-          <w:t>https://cloud.ibm.com/docs/text-to-speech?topic=text-to-speech-gettingStarted</w:t>
+          <w:t>https://cloud.ibm.com/docs/services/ContinuousDelivery?topic=ContinuousDelivery-getting-started</w:t>
         </w:r>
       </w:hyperlink>
       <w:r>
@@ -37849,21 +37521,987 @@
           <w:sz w:val="28"/>
           <w:szCs w:val="28"/>
         </w:rPr>
-        <w:t xml:space="preserve">     Toolchain</w:t>
-      </w:r>
-      <w:r>
-        <w:br/>
-      </w:r>
-      <w:r>
-        <w:br/>
-      </w:r>
-      <w:r>
-        <w:rPr>
-          <w:color w:val="808080"/>
-          <w:sz w:val="24"/>
-          <w:szCs w:val="24"/>
-        </w:rPr>
-        <w:t>Use Continuous Delivery to automate builds, unit tests, deployments, and more. Push code using Git Repos and Issue Tracking. Identify vulnerabilities in source code. Create toolchains to enable tool integrations that support your development, deployment, and operation tasks.</w:t>
+        <w:t xml:space="preserve">     TradeScreen</w:t>
+      </w:r>
+      <w:r>
+        <w:br/>
+      </w:r>
+      <w:r>
+        <w:br/>
+      </w:r>
+      <w:r>
+        <w:rPr>
+          <w:color w:val="808080"/>
+          <w:sz w:val="24"/>
+          <w:szCs w:val="24"/>
+        </w:rPr>
+        <w:t xml:space="preserve">Trademo TradeScreen is an advanced AI-powered platform that revolutionizes how key stakeholders in global trade, i.e., Trade Finance, Insurance, Logistics, Ports, and Customs authorities, manage trade transaction processing, operations, compliance, and risk. </w:t>
+      </w:r>
+      <w:r>
+        <w:br/>
+      </w:r>
+      <w:r>
+        <w:br/>
+      </w:r>
+      <w:r>
+        <w:rPr>
+          <w:color w:val="808080"/>
+          <w:sz w:val="24"/>
+          <w:szCs w:val="24"/>
+        </w:rPr>
+        <w:t>By leveraging Trademo's proprietary fine-tuned vision models and global supply chain knowledge graph (TrademoKG) powered by open-source intelligence from thousands of authoritative data sources and billions of data points, TradeScreen provides real-time trade digitization, compliance automation, and risk management capabilities.</w:t>
+      </w:r>
+      <w:r>
+        <w:br/>
+      </w:r>
+      <w:r>
+        <w:br/>
+      </w:r>
+      <w:r>
+        <w:rPr>
+          <w:color w:val="808080"/>
+          <w:sz w:val="24"/>
+          <w:szCs w:val="24"/>
+        </w:rPr>
+        <w:t>Key Features</w:t>
+      </w:r>
+      <w:r>
+        <w:br/>
+      </w:r>
+      <w:r>
+        <w:br/>
+      </w:r>
+      <w:r>
+        <w:rPr>
+          <w:color w:val="808080"/>
+          <w:sz w:val="24"/>
+          <w:szCs w:val="24"/>
+        </w:rPr>
+        <w:t>Document Digitization &amp; Classification</w:t>
+      </w:r>
+      <w:r>
+        <w:br/>
+      </w:r>
+      <w:r>
+        <w:br/>
+      </w:r>
+      <w:r>
+        <w:rPr>
+          <w:color w:val="808080"/>
+          <w:sz w:val="24"/>
+          <w:szCs w:val="24"/>
+        </w:rPr>
+        <w:t>Our system uses advanced machine learning algorithms to automatically classify trade documents into specific categories, completely eliminating the need for manual sorting. Whether it's a Bill of Lading (BoL), Letter of Credit (LC), Commercial Invoice, Packing List, Certificate of Origin, or any other trade document, our intelligent classification engine instantly recognizes and organizes them into the correct buckets. This not only speeds up processing times but also enhances accuracy and reduces operational overhead.</w:t>
+      </w:r>
+      <w:r>
+        <w:br/>
+      </w:r>
+      <w:r>
+        <w:br/>
+      </w:r>
+      <w:r>
+        <w:rPr>
+          <w:color w:val="808080"/>
+          <w:sz w:val="24"/>
+          <w:szCs w:val="24"/>
+        </w:rPr>
+        <w:t>Document Extraction</w:t>
+      </w:r>
+      <w:r>
+        <w:br/>
+      </w:r>
+      <w:r>
+        <w:br/>
+      </w:r>
+      <w:r>
+        <w:rPr>
+          <w:color w:val="808080"/>
+          <w:sz w:val="24"/>
+          <w:szCs w:val="24"/>
+        </w:rPr>
+        <w:t>Powered by an advanced vision model combined with Optical Character Recognition (OCR), our system precisely extracts all the key attributes from your trade documents regardless of inconsistent formats and data structures. From shipment details and payment terms to product specifications and consignee information, the platform automates data extraction at scale, removing hours of manual effort and reducing the risk of human error. The result is faster workflows, more accurate data, and a significant boost in operational efficiency.</w:t>
+      </w:r>
+      <w:r>
+        <w:br/>
+      </w:r>
+      <w:r>
+        <w:br/>
+      </w:r>
+      <w:r>
+        <w:rPr>
+          <w:color w:val="808080"/>
+          <w:sz w:val="24"/>
+          <w:szCs w:val="24"/>
+        </w:rPr>
+        <w:t>Maritime</w:t>
+      </w:r>
+      <w:r>
+        <w:br/>
+      </w:r>
+      <w:r>
+        <w:br/>
+      </w:r>
+      <w:r>
+        <w:rPr>
+          <w:color w:val="808080"/>
+          <w:sz w:val="24"/>
+          <w:szCs w:val="24"/>
+        </w:rPr>
+        <w:t>Validate master bill of lading data and get details on transhipment ports, vessel location, and previous port calls of the vessel with the right information from shipping lines. Identify and mitigate risk by screening vessels and shipping entities flagged for maritime sanctions violations.</w:t>
+      </w:r>
+      <w:r>
+        <w:br/>
+      </w:r>
+      <w:r>
+        <w:br/>
+      </w:r>
+      <w:r>
+        <w:rPr>
+          <w:color w:val="808080"/>
+          <w:sz w:val="24"/>
+          <w:szCs w:val="24"/>
+        </w:rPr>
+        <w:t>Compliance &amp; Risk Checks</w:t>
+      </w:r>
+      <w:r>
+        <w:br/>
+      </w:r>
+      <w:r>
+        <w:br/>
+      </w:r>
+      <w:r>
+        <w:rPr>
+          <w:color w:val="808080"/>
+          <w:sz w:val="24"/>
+          <w:szCs w:val="24"/>
+        </w:rPr>
+        <w:t>TBML (Trade-Based Money Laundering) Checks</w:t>
+      </w:r>
+      <w:r>
+        <w:br/>
+      </w:r>
+      <w:r>
+        <w:br/>
+      </w:r>
+      <w:r>
+        <w:rPr>
+          <w:color w:val="808080"/>
+          <w:sz w:val="24"/>
+          <w:szCs w:val="24"/>
+        </w:rPr>
+        <w:t>Leverage real-time trade transactional data to identify risk from supply chain networks, such as limited trade partners, new product trade, multiple addresses, and more. Identify patterns in trade data that could indicate fraudulent activity, such as huge shipments, frequent changes in trading partners, unusual payment patterns, or inconsistent documentation.</w:t>
+      </w:r>
+      <w:r>
+        <w:br/>
+      </w:r>
+      <w:r>
+        <w:br/>
+      </w:r>
+      <w:r>
+        <w:rPr>
+          <w:color w:val="808080"/>
+          <w:sz w:val="24"/>
+          <w:szCs w:val="24"/>
+        </w:rPr>
+        <w:t>Goods Screening</w:t>
+      </w:r>
+      <w:r>
+        <w:br/>
+      </w:r>
+      <w:r>
+        <w:br/>
+      </w:r>
+      <w:r>
+        <w:rPr>
+          <w:color w:val="808080"/>
+          <w:sz w:val="24"/>
+          <w:szCs w:val="24"/>
+        </w:rPr>
+        <w:t>Ensure compliant financing by thoroughly screening for dual-use, hazardous, restricted/prohibited goods across different trade lanes. Trademo empowers trade finance institutions by offering real-time insights into country-specific trade restrictions, OGA/PGA regulations, and controls to mitigate risks, accelerate due diligence, and facilitate secure, compliant cross-border transactions.</w:t>
+      </w:r>
+      <w:r>
+        <w:br/>
+      </w:r>
+      <w:r>
+        <w:br/>
+      </w:r>
+      <w:r>
+        <w:rPr>
+          <w:color w:val="808080"/>
+          <w:sz w:val="24"/>
+          <w:szCs w:val="24"/>
+        </w:rPr>
+        <w:t>Sanctions &amp; AML Screening</w:t>
+      </w:r>
+      <w:r>
+        <w:br/>
+      </w:r>
+      <w:r>
+        <w:br/>
+      </w:r>
+      <w:r>
+        <w:rPr>
+          <w:color w:val="808080"/>
+          <w:sz w:val="24"/>
+          <w:szCs w:val="24"/>
+        </w:rPr>
+        <w:t>Conduct enhanced due diligence on parties with links to sanctioned countries, entities, individuals, politically exposed persons, and forced labor entities.</w:t>
+      </w:r>
+      <w:r>
+        <w:br/>
+      </w:r>
+      <w:r>
+        <w:br/>
+      </w:r>
+      <w:r>
+        <w:rPr>
+          <w:color w:val="808080"/>
+          <w:sz w:val="24"/>
+          <w:szCs w:val="24"/>
+        </w:rPr>
+        <w:t>UCP 600 Checks</w:t>
+      </w:r>
+      <w:r>
+        <w:br/>
+      </w:r>
+      <w:r>
+        <w:br/>
+      </w:r>
+      <w:r>
+        <w:rPr>
+          <w:color w:val="808080"/>
+          <w:sz w:val="24"/>
+          <w:szCs w:val="24"/>
+        </w:rPr>
+        <w:t>Ensure trade documents meet the standards outlined under UCP 600 rules for seamless processing.</w:t>
+      </w:r>
+      <w:r>
+        <w:br/>
+      </w:r>
+      <w:r>
+        <w:br/>
+      </w:r>
+      <w:r>
+        <w:rPr>
+          <w:color w:val="808080"/>
+          <w:sz w:val="24"/>
+          <w:szCs w:val="24"/>
+        </w:rPr>
+        <w:t>Entity Resolution</w:t>
+      </w:r>
+      <w:r>
+        <w:br/>
+      </w:r>
+      <w:r>
+        <w:br/>
+      </w:r>
+      <w:r>
+        <w:rPr>
+          <w:color w:val="808080"/>
+          <w:sz w:val="24"/>
+          <w:szCs w:val="24"/>
+        </w:rPr>
+        <w:t>Trademo’s Entity Resolution helps trade finance institutions uncover hidden risks by mapping ownership structures, identifying linked entities, and automatically screening them against global sanctions and watchlists. This end-to-end visibility strengthens due diligence, enhances compliance, and ensures safer financing decisions.</w:t>
+      </w:r>
+      <w:r>
+        <w:br/>
+      </w:r>
+      <w:r>
+        <w:br/>
+      </w:r>
+      <w:r>
+        <w:rPr>
+          <w:color w:val="808080"/>
+          <w:sz w:val="24"/>
+          <w:szCs w:val="24"/>
+        </w:rPr>
+        <w:t>Document Verification as per ICC Rules (UCP, ISBP, URC)</w:t>
+      </w:r>
+      <w:r>
+        <w:br/>
+      </w:r>
+      <w:r>
+        <w:br/>
+      </w:r>
+      <w:r>
+        <w:rPr>
+          <w:color w:val="808080"/>
+          <w:sz w:val="24"/>
+          <w:szCs w:val="24"/>
+        </w:rPr>
+        <w:t>Trademo’s Document Check automates verification against UCP, URDG, URC, and ISBP rules as applicable, helping trade finance institutions quickly validate trade documents for compliance and accuracy. By reducing manual errors and speeding up document review, it ensures smoother letter of credit processing, lowers operational risk, and accelerates transaction approval.</w:t>
+      </w:r>
+      <w:r>
+        <w:br/>
+      </w:r>
+      <w:r>
+        <w:br/>
+      </w:r>
+      <w:r>
+        <w:rPr>
+          <w:color w:val="808080"/>
+          <w:sz w:val="24"/>
+          <w:szCs w:val="24"/>
+        </w:rPr>
+        <w:t>Benefits:</w:t>
+      </w:r>
+      <w:r>
+        <w:br/>
+      </w:r>
+      <w:r>
+        <w:br/>
+      </w:r>
+      <w:r>
+        <w:rPr>
+          <w:color w:val="808080"/>
+          <w:sz w:val="24"/>
+          <w:szCs w:val="24"/>
+        </w:rPr>
+        <w:t>Cost Efficiency Through Automation</w:t>
+      </w:r>
+      <w:r>
+        <w:br/>
+      </w:r>
+      <w:r>
+        <w:br/>
+      </w:r>
+      <w:r>
+        <w:rPr>
+          <w:color w:val="808080"/>
+          <w:sz w:val="24"/>
+          <w:szCs w:val="24"/>
+        </w:rPr>
+        <w:t>By reducing manual tasks by up to 75%, TradeScreen lowers the cost of transaction processing and fraud detection. This reduction leads to decreased overhead for organizations as they streamline their operations.</w:t>
+      </w:r>
+      <w:r>
+        <w:br/>
+      </w:r>
+      <w:r>
+        <w:br/>
+      </w:r>
+      <w:r>
+        <w:rPr>
+          <w:color w:val="808080"/>
+          <w:sz w:val="24"/>
+          <w:szCs w:val="24"/>
+        </w:rPr>
+        <w:t>Fraud Prevention</w:t>
+      </w:r>
+      <w:r>
+        <w:br/>
+      </w:r>
+      <w:r>
+        <w:br/>
+      </w:r>
+      <w:r>
+        <w:rPr>
+          <w:color w:val="808080"/>
+          <w:sz w:val="24"/>
+          <w:szCs w:val="24"/>
+        </w:rPr>
+        <w:t>TradeScreen uses AI models to identify suspicious patterns before transactions are processed, enabling early intervention. This helps mitigate losses and prevent financial fraud, which is projected to cost the industry billions by 2027.</w:t>
+      </w:r>
+      <w:r>
+        <w:br/>
+      </w:r>
+      <w:r>
+        <w:br/>
+      </w:r>
+      <w:r>
+        <w:rPr>
+          <w:color w:val="808080"/>
+          <w:sz w:val="24"/>
+          <w:szCs w:val="24"/>
+        </w:rPr>
+        <w:t>Improved Accuracy &amp; Fewer False Positives</w:t>
+      </w:r>
+      <w:r>
+        <w:br/>
+      </w:r>
+      <w:r>
+        <w:br/>
+      </w:r>
+      <w:r>
+        <w:rPr>
+          <w:color w:val="808080"/>
+          <w:sz w:val="24"/>
+          <w:szCs w:val="24"/>
+        </w:rPr>
+        <w:t>By reducing false positives by up to 40%, TradeScreen ensures compliance teams spend less time investigating non-issues and more time focusing on actual risks, making institutions more efficient and productive.</w:t>
+      </w:r>
+      <w:r>
+        <w:br/>
+      </w:r>
+      <w:r>
+        <w:br/>
+      </w:r>
+      <w:r>
+        <w:rPr>
+          <w:color w:val="808080"/>
+          <w:sz w:val="24"/>
+          <w:szCs w:val="24"/>
+        </w:rPr>
+        <w:t>Enhanced Regulatory Compliance</w:t>
+      </w:r>
+      <w:r>
+        <w:br/>
+      </w:r>
+      <w:r>
+        <w:br/>
+      </w:r>
+      <w:r>
+        <w:rPr>
+          <w:color w:val="808080"/>
+          <w:sz w:val="24"/>
+          <w:szCs w:val="24"/>
+        </w:rPr>
+        <w:t>With integrated tools for sanctions screening, goods checks, and supply chain transparency, TradeScreen helps financial institutions comply with AML, CTF, and sanctions laws, reducing the risk of regulatory penalties.</w:t>
+      </w:r>
+      <w:r>
+        <w:br/>
+      </w:r>
+      <w:r>
+        <w:br/>
+      </w:r>
+      <w:r>
+        <w:rPr>
+          <w:color w:val="808080"/>
+          <w:sz w:val="24"/>
+          <w:szCs w:val="24"/>
+        </w:rPr>
+        <w:t>Increased Visibility Across Ecosystems</w:t>
+      </w:r>
+      <w:r>
+        <w:br/>
+      </w:r>
+      <w:r>
+        <w:br/>
+      </w:r>
+      <w:r>
+        <w:rPr>
+          <w:color w:val="808080"/>
+          <w:sz w:val="24"/>
+          <w:szCs w:val="24"/>
+        </w:rPr>
+        <w:t>TradeScreen merges data from multiple sources to provide a transparent view of the entire trade and financial ecosystem. This visibility helps institutions better understand their clients, suppliers, and third-party risks.</w:t>
+      </w:r>
+      <w:r>
+        <w:br/>
+      </w:r>
+      <w:r>
+        <w:br/>
+      </w:r>
+      <w:r>
+        <w:rPr>
+          <w:color w:val="808080"/>
+          <w:sz w:val="24"/>
+          <w:szCs w:val="24"/>
+        </w:rPr>
+        <w:t>Seamless Integration With Existing Infrastructure</w:t>
+      </w:r>
+      <w:r>
+        <w:br/>
+      </w:r>
+      <w:r>
+        <w:br/>
+      </w:r>
+      <w:r>
+        <w:rPr>
+          <w:color w:val="808080"/>
+          <w:sz w:val="24"/>
+          <w:szCs w:val="24"/>
+        </w:rPr>
+        <w:t>TradeScreen is an open, scalable platform that easily integrates with existing banking infrastructure, enabling institutions to leverage its capabilities without extensive system overhauls.'</w:t>
+      </w:r>
+      <w:r>
+        <w:br/>
+      </w:r>
+      <w:r>
+        <w:br/>
+      </w:r>
+      <w:r>
+        <w:rPr>
+          <w:color w:val="808080"/>
+          <w:sz w:val="24"/>
+          <w:szCs w:val="24"/>
+        </w:rPr>
+        <w:t>Enhanced Decision-Making</w:t>
+      </w:r>
+      <w:r>
+        <w:br/>
+      </w:r>
+      <w:r>
+        <w:br/>
+      </w:r>
+      <w:r>
+        <w:rPr>
+          <w:color w:val="808080"/>
+          <w:sz w:val="24"/>
+          <w:szCs w:val="24"/>
+        </w:rPr>
+        <w:t>The platform delivers actionable insights and transparency into the participants in each transaction, empowering financial institutions to make informed decisions about trade transactions and client relationships.</w:t>
+      </w:r>
+      <w:r>
+        <w:br/>
+      </w:r>
+      <w:r>
+        <w:br/>
+      </w:r>
+      <w:r>
+        <w:br/>
+      </w:r>
+      <w:r>
+        <w:rPr>
+          <w:color w:val="808080"/>
+          <w:sz w:val="24"/>
+          <w:szCs w:val="24"/>
+        </w:rPr>
+        <w:t>Capabilities</w:t>
+      </w:r>
+      <w:r>
+        <w:br/>
+      </w:r>
+      <w:r>
+        <w:br/>
+      </w:r>
+      <w:r>
+        <w:rPr>
+          <w:color w:val="808080"/>
+          <w:sz w:val="24"/>
+          <w:szCs w:val="24"/>
+        </w:rPr>
+        <w:t>Global Trade Risk Mitigation</w:t>
+      </w:r>
+      <w:r>
+        <w:br/>
+      </w:r>
+      <w:r>
+        <w:br/>
+      </w:r>
+      <w:r>
+        <w:rPr>
+          <w:color w:val="808080"/>
+          <w:sz w:val="24"/>
+          <w:szCs w:val="24"/>
+        </w:rPr>
+        <w:t>Detects and prevents risks in trade transactions using a comprehensive database of international regulations and risk checks.</w:t>
+      </w:r>
+      <w:r>
+        <w:br/>
+      </w:r>
+      <w:r>
+        <w:br/>
+      </w:r>
+      <w:r>
+        <w:rPr>
+          <w:color w:val="808080"/>
+          <w:sz w:val="24"/>
+          <w:szCs w:val="24"/>
+        </w:rPr>
+        <w:t>500+ Real-Time Compliance Checks</w:t>
+      </w:r>
+      <w:r>
+        <w:br/>
+      </w:r>
+      <w:r>
+        <w:br/>
+      </w:r>
+      <w:r>
+        <w:rPr>
+          <w:color w:val="808080"/>
+          <w:sz w:val="24"/>
+          <w:szCs w:val="24"/>
+        </w:rPr>
+        <w:t>Perform 500+ real-time checks to ensure trade transactions comply with global regulations, reducing risks and non-compliance.</w:t>
+      </w:r>
+      <w:r>
+        <w:br/>
+      </w:r>
+      <w:r>
+        <w:br/>
+      </w:r>
+      <w:r>
+        <w:rPr>
+          <w:color w:val="808080"/>
+          <w:sz w:val="24"/>
+          <w:szCs w:val="24"/>
+        </w:rPr>
+        <w:t>AI-Driven Knowledge Graph</w:t>
+      </w:r>
+      <w:r>
+        <w:br/>
+      </w:r>
+      <w:r>
+        <w:br/>
+      </w:r>
+      <w:r>
+        <w:rPr>
+          <w:color w:val="808080"/>
+          <w:sz w:val="24"/>
+          <w:szCs w:val="24"/>
+        </w:rPr>
+        <w:t>Unlock insights with an AI-powered graph integrating billions of data points on trade, supply chains, risks, and ownership.</w:t>
+      </w:r>
+      <w:r>
+        <w:br/>
+      </w:r>
+      <w:r>
+        <w:br/>
+      </w:r>
+      <w:r>
+        <w:rPr>
+          <w:color w:val="808080"/>
+          <w:sz w:val="24"/>
+          <w:szCs w:val="24"/>
+        </w:rPr>
+        <w:t>End-to-End Transaction Validation</w:t>
+      </w:r>
+      <w:r>
+        <w:br/>
+      </w:r>
+      <w:r>
+        <w:br/>
+      </w:r>
+      <w:r>
+        <w:rPr>
+          <w:color w:val="808080"/>
+          <w:sz w:val="24"/>
+          <w:szCs w:val="24"/>
+        </w:rPr>
+        <w:t>Validate every aspect of trade transactions, ensuring full transparency and compliance from start to finish.</w:t>
+      </w:r>
+      <w:r>
+        <w:br/>
+      </w:r>
+      <w:r>
+        <w:br/>
+      </w:r>
+      <w:r>
+        <w:rPr>
+          <w:color w:val="808080"/>
+          <w:sz w:val="24"/>
+          <w:szCs w:val="24"/>
+        </w:rPr>
+        <w:t>Continuous Risk Updates</w:t>
+      </w:r>
+      <w:r>
+        <w:br/>
+      </w:r>
+      <w:r>
+        <w:br/>
+      </w:r>
+      <w:r>
+        <w:rPr>
+          <w:color w:val="808080"/>
+          <w:sz w:val="24"/>
+          <w:szCs w:val="24"/>
+        </w:rPr>
+        <w:t>Stay compliant with evolving regulations, as TradeScreen continuously updates its risk assessment framework in real time.</w:t>
+      </w:r>
+      <w:r>
+        <w:br/>
+      </w:r>
+      <w:r>
+        <w:br/>
+      </w:r>
+      <w:r>
+        <w:rPr>
+          <w:color w:val="808080"/>
+          <w:sz w:val="24"/>
+          <w:szCs w:val="24"/>
+        </w:rPr>
+        <w:t>User Management Capabilities</w:t>
+      </w:r>
+      <w:r>
+        <w:br/>
+      </w:r>
+      <w:r>
+        <w:br/>
+      </w:r>
+      <w:r>
+        <w:rPr>
+          <w:color w:val="808080"/>
+          <w:sz w:val="24"/>
+          <w:szCs w:val="24"/>
+        </w:rPr>
+        <w:t>Enable role-based access controls to tailor access and permissions across your teams, ensuring data security and governance compliance across workflows.</w:t>
+      </w:r>
+      <w:r>
+        <w:br/>
+      </w:r>
+      <w:r>
+        <w:br/>
+      </w:r>
+      <w:r>
+        <w:br/>
+      </w:r>
+      <w:r>
+        <w:rPr>
+          <w:color w:val="808080"/>
+          <w:sz w:val="24"/>
+          <w:szCs w:val="24"/>
+        </w:rPr>
+        <w:t>Workflow Capabilities</w:t>
+      </w:r>
+      <w:r>
+        <w:br/>
+      </w:r>
+      <w:r>
+        <w:br/>
+      </w:r>
+      <w:r>
+        <w:rPr>
+          <w:color w:val="808080"/>
+          <w:sz w:val="24"/>
+          <w:szCs w:val="24"/>
+        </w:rPr>
+        <w:t>Support for maker-checker workflows, allowing teams to create, review, and approve trade transactions collaboratively. These workflows increase accountability and auditability across departments.</w:t>
+      </w:r>
+      <w:r>
+        <w:br/>
+      </w:r>
+      <w:r>
+        <w:br/>
+      </w:r>
+      <w:r>
+        <w:rPr>
+          <w:color w:val="808080"/>
+          <w:sz w:val="24"/>
+          <w:szCs w:val="24"/>
+        </w:rPr>
+        <w:t>Configuration &amp; Integration</w:t>
+      </w:r>
+      <w:r>
+        <w:br/>
+      </w:r>
+      <w:r>
+        <w:br/>
+      </w:r>
+      <w:r>
+        <w:rPr>
+          <w:color w:val="808080"/>
+          <w:sz w:val="24"/>
+          <w:szCs w:val="24"/>
+        </w:rPr>
+        <w:t>Flexible Configuration</w:t>
+      </w:r>
+      <w:r>
+        <w:br/>
+      </w:r>
+      <w:r>
+        <w:br/>
+      </w:r>
+      <w:r>
+        <w:rPr>
+          <w:color w:val="808080"/>
+          <w:sz w:val="24"/>
+          <w:szCs w:val="24"/>
+        </w:rPr>
+        <w:t>Customize workflows, compliance checks, and validation logic based on your internal policies and risk appetite.</w:t>
+      </w:r>
+      <w:r>
+        <w:br/>
+      </w:r>
+      <w:r>
+        <w:br/>
+      </w:r>
+      <w:r>
+        <w:br/>
+      </w:r>
+      <w:r>
+        <w:rPr>
+          <w:color w:val="808080"/>
+          <w:sz w:val="24"/>
+          <w:szCs w:val="24"/>
+        </w:rPr>
+        <w:t>Available via API</w:t>
+      </w:r>
+      <w:r>
+        <w:br/>
+      </w:r>
+      <w:r>
+        <w:br/>
+      </w:r>
+      <w:r>
+        <w:rPr>
+          <w:color w:val="808080"/>
+          <w:sz w:val="24"/>
+          <w:szCs w:val="24"/>
+        </w:rPr>
+        <w:t>All core TradeScreen features are available through well-documented APIs, enabling seamless integration into existing banking, logistics, or compliance systems.</w:t>
+      </w:r>
+      <w:r>
+        <w:br/>
+      </w:r>
+      <w:r>
+        <w:br/>
+      </w:r>
+      <w:r>
+        <w:br/>
+      </w:r>
+      <w:r>
+        <w:rPr>
+          <w:color w:val="808080"/>
+          <w:sz w:val="24"/>
+          <w:szCs w:val="24"/>
+        </w:rPr>
+        <w:t>Workflow Capabilities</w:t>
+      </w:r>
+      <w:r>
+        <w:br/>
+      </w:r>
+      <w:r>
+        <w:br/>
+      </w:r>
+      <w:r>
+        <w:rPr>
+          <w:color w:val="808080"/>
+          <w:sz w:val="24"/>
+          <w:szCs w:val="24"/>
+        </w:rPr>
+        <w:t>The platform supports maker-checker workflows, allowing multiple teams to collaborate, review, and approve documents efficiently. This enhances accountability and strengthens the overall due diligence process.</w:t>
+      </w:r>
+      <w:r>
+        <w:br/>
+      </w:r>
+      <w:r>
+        <w:br/>
+      </w:r>
+      <w:r>
+        <w:rPr>
+          <w:color w:val="808080"/>
+          <w:sz w:val="24"/>
+          <w:szCs w:val="24"/>
+        </w:rPr>
+        <w:t>Pricing Plan:</w:t>
+      </w:r>
+      <w:r>
+        <w:br/>
+      </w:r>
+      <w:r>
+        <w:br/>
+      </w:r>
+      <w:r>
+        <w:rPr>
+          <w:color w:val="808080"/>
+          <w:sz w:val="24"/>
+          <w:szCs w:val="24"/>
+        </w:rPr>
+        <w:t xml:space="preserve">Pricing Model: Platform Subscription (Base) + Optionals </w:t>
+      </w:r>
+      <w:r>
+        <w:br/>
+      </w:r>
+      <w:r>
+        <w:br/>
+      </w:r>
+      <w:r>
+        <w:rPr>
+          <w:color w:val="808080"/>
+          <w:sz w:val="24"/>
+          <w:szCs w:val="24"/>
+        </w:rPr>
+        <w:t xml:space="preserve">1. Base Platform Subscription Fee Annually: 20000 USD </w:t>
+      </w:r>
+      <w:r>
+        <w:br/>
+      </w:r>
+      <w:r>
+        <w:rPr>
+          <w:color w:val="808080"/>
+          <w:sz w:val="24"/>
+          <w:szCs w:val="24"/>
+        </w:rPr>
+        <w:t xml:space="preserve">2. Optionals (at an extra cost in USD): per transaction checks </w:t>
+      </w:r>
+      <w:r>
+        <w:br/>
+      </w:r>
+      <w:r>
+        <w:br/>
+      </w:r>
+      <w:r>
+        <w:rPr>
+          <w:color w:val="808080"/>
+          <w:sz w:val="24"/>
+          <w:szCs w:val="24"/>
+        </w:rPr>
+        <w:t>Document Extraction &amp; Classification Module</w:t>
+      </w:r>
+      <w:r>
+        <w:br/>
+      </w:r>
+      <w:r>
+        <w:rPr>
+          <w:color w:val="808080"/>
+          <w:sz w:val="24"/>
+          <w:szCs w:val="24"/>
+        </w:rPr>
+        <w:t>TBML Checks Module</w:t>
+      </w:r>
+      <w:r>
+        <w:br/>
+      </w:r>
+      <w:r>
+        <w:rPr>
+          <w:color w:val="808080"/>
+          <w:sz w:val="24"/>
+          <w:szCs w:val="24"/>
+        </w:rPr>
+        <w:t>Goods Screening Checks Module</w:t>
+      </w:r>
+      <w:r>
+        <w:br/>
+      </w:r>
+      <w:r>
+        <w:rPr>
+          <w:color w:val="808080"/>
+          <w:sz w:val="24"/>
+          <w:szCs w:val="24"/>
+        </w:rPr>
+        <w:t>Sanctions &amp; AML Checks Module</w:t>
+      </w:r>
+      <w:r>
+        <w:br/>
+      </w:r>
+      <w:r>
+        <w:rPr>
+          <w:color w:val="808080"/>
+          <w:sz w:val="24"/>
+          <w:szCs w:val="24"/>
+        </w:rPr>
+        <w:t>Documentary Checks Module</w:t>
+      </w:r>
+      <w:r>
+        <w:br/>
+      </w:r>
+      <w:r>
+        <w:rPr>
+          <w:color w:val="808080"/>
+          <w:sz w:val="24"/>
+          <w:szCs w:val="24"/>
+        </w:rPr>
+        <w:t>Maritime Checks Module</w:t>
+      </w:r>
+      <w:r>
+        <w:br/>
+      </w:r>
+      <w:r>
+        <w:br/>
+      </w:r>
+      <w:r>
+        <w:rPr>
+          <w:color w:val="808080"/>
+          <w:sz w:val="24"/>
+          <w:szCs w:val="24"/>
+        </w:rPr>
+        <w:t>Kindly get in touch with this email ID to understand more about the plan: akshit.gupta@trademo.com</w:t>
+      </w:r>
+      <w:r>
+        <w:br/>
+      </w:r>
+      <w:r>
+        <w:br/>
       </w:r>
       <w:r>
         <w:br/>
@@ -37878,7 +38516,7 @@
       </w:r>
       <w:hyperlink r:id="rId528">
         <w:r>
-          <w:t>https://cloud.ibm.com/docs/services/ContinuousDelivery?topic=ContinuousDelivery-getting-started</w:t>
+          <w:t>https://sitemaps-files-trademo-public-latest.s3.us.cloud-object-storage.appdomain.cloud/TradeScreen%20IBM%20catalog_Documentation%20URL.pdf</w:t>
         </w:r>
       </w:hyperlink>
       <w:r>
@@ -37939,987 +38577,21 @@
           <w:sz w:val="28"/>
           <w:szCs w:val="28"/>
         </w:rPr>
-        <w:t xml:space="preserve">     TradeScreen</w:t>
-      </w:r>
-      <w:r>
-        <w:br/>
-      </w:r>
-      <w:r>
-        <w:br/>
-      </w:r>
-      <w:r>
-        <w:rPr>
-          <w:color w:val="808080"/>
-          <w:sz w:val="24"/>
-          <w:szCs w:val="24"/>
-        </w:rPr>
-        <w:t xml:space="preserve">Trademo TradeScreen is an advanced AI-powered platform that revolutionizes how key stakeholders in global trade, i.e., Trade Finance, Insurance, Logistics, Ports, and Customs authorities, manage trade transaction processing, operations, compliance, and risk. </w:t>
-      </w:r>
-      <w:r>
-        <w:br/>
-      </w:r>
-      <w:r>
-        <w:br/>
-      </w:r>
-      <w:r>
-        <w:rPr>
-          <w:color w:val="808080"/>
-          <w:sz w:val="24"/>
-          <w:szCs w:val="24"/>
-        </w:rPr>
-        <w:t>By leveraging Trademo's proprietary fine-tuned vision models and global supply chain knowledge graph (TrademoKG) powered by open-source intelligence from thousands of authoritative data sources and billions of data points, TradeScreen provides real-time trade digitization, compliance automation, and risk management capabilities.</w:t>
-      </w:r>
-      <w:r>
-        <w:br/>
-      </w:r>
-      <w:r>
-        <w:br/>
-      </w:r>
-      <w:r>
-        <w:rPr>
-          <w:color w:val="808080"/>
-          <w:sz w:val="24"/>
-          <w:szCs w:val="24"/>
-        </w:rPr>
-        <w:t>Key Features</w:t>
-      </w:r>
-      <w:r>
-        <w:br/>
-      </w:r>
-      <w:r>
-        <w:br/>
-      </w:r>
-      <w:r>
-        <w:rPr>
-          <w:color w:val="808080"/>
-          <w:sz w:val="24"/>
-          <w:szCs w:val="24"/>
-        </w:rPr>
-        <w:t>Document Digitization &amp; Classification</w:t>
-      </w:r>
-      <w:r>
-        <w:br/>
-      </w:r>
-      <w:r>
-        <w:br/>
-      </w:r>
-      <w:r>
-        <w:rPr>
-          <w:color w:val="808080"/>
-          <w:sz w:val="24"/>
-          <w:szCs w:val="24"/>
-        </w:rPr>
-        <w:t>Our system uses advanced machine learning algorithms to automatically classify trade documents into specific categories, completely eliminating the need for manual sorting. Whether it's a Bill of Lading (BoL), Letter of Credit (LC), Commercial Invoice, Packing List, Certificate of Origin, or any other trade document, our intelligent classification engine instantly recognizes and organizes them into the correct buckets. This not only speeds up processing times but also enhances accuracy and reduces operational overhead.</w:t>
-      </w:r>
-      <w:r>
-        <w:br/>
-      </w:r>
-      <w:r>
-        <w:br/>
-      </w:r>
-      <w:r>
-        <w:rPr>
-          <w:color w:val="808080"/>
-          <w:sz w:val="24"/>
-          <w:szCs w:val="24"/>
-        </w:rPr>
-        <w:t>Document Extraction</w:t>
-      </w:r>
-      <w:r>
-        <w:br/>
-      </w:r>
-      <w:r>
-        <w:br/>
-      </w:r>
-      <w:r>
-        <w:rPr>
-          <w:color w:val="808080"/>
-          <w:sz w:val="24"/>
-          <w:szCs w:val="24"/>
-        </w:rPr>
-        <w:t>Powered by an advanced vision model combined with Optical Character Recognition (OCR), our system precisely extracts all the key attributes from your trade documents regardless of inconsistent formats and data structures. From shipment details and payment terms to product specifications and consignee information, the platform automates data extraction at scale, removing hours of manual effort and reducing the risk of human error. The result is faster workflows, more accurate data, and a significant boost in operational efficiency.</w:t>
-      </w:r>
-      <w:r>
-        <w:br/>
-      </w:r>
-      <w:r>
-        <w:br/>
-      </w:r>
-      <w:r>
-        <w:rPr>
-          <w:color w:val="808080"/>
-          <w:sz w:val="24"/>
-          <w:szCs w:val="24"/>
-        </w:rPr>
-        <w:t>Maritime</w:t>
-      </w:r>
-      <w:r>
-        <w:br/>
-      </w:r>
-      <w:r>
-        <w:br/>
-      </w:r>
-      <w:r>
-        <w:rPr>
-          <w:color w:val="808080"/>
-          <w:sz w:val="24"/>
-          <w:szCs w:val="24"/>
-        </w:rPr>
-        <w:t>Validate master bill of lading data and get details on transhipment ports, vessel location, and previous port calls of the vessel with the right information from shipping lines. Identify and mitigate risk by screening vessels and shipping entities flagged for maritime sanctions violations.</w:t>
-      </w:r>
-      <w:r>
-        <w:br/>
-      </w:r>
-      <w:r>
-        <w:br/>
-      </w:r>
-      <w:r>
-        <w:rPr>
-          <w:color w:val="808080"/>
-          <w:sz w:val="24"/>
-          <w:szCs w:val="24"/>
-        </w:rPr>
-        <w:t>Compliance &amp; Risk Checks</w:t>
-      </w:r>
-      <w:r>
-        <w:br/>
-      </w:r>
-      <w:r>
-        <w:br/>
-      </w:r>
-      <w:r>
-        <w:rPr>
-          <w:color w:val="808080"/>
-          <w:sz w:val="24"/>
-          <w:szCs w:val="24"/>
-        </w:rPr>
-        <w:t>TBML (Trade-Based Money Laundering) Checks</w:t>
-      </w:r>
-      <w:r>
-        <w:br/>
-      </w:r>
-      <w:r>
-        <w:br/>
-      </w:r>
-      <w:r>
-        <w:rPr>
-          <w:color w:val="808080"/>
-          <w:sz w:val="24"/>
-          <w:szCs w:val="24"/>
-        </w:rPr>
-        <w:t>Leverage real-time trade transactional data to identify risk from supply chain networks, such as limited trade partners, new product trade, multiple addresses, and more. Identify patterns in trade data that could indicate fraudulent activity, such as huge shipments, frequent changes in trading partners, unusual payment patterns, or inconsistent documentation.</w:t>
-      </w:r>
-      <w:r>
-        <w:br/>
-      </w:r>
-      <w:r>
-        <w:br/>
-      </w:r>
-      <w:r>
-        <w:rPr>
-          <w:color w:val="808080"/>
-          <w:sz w:val="24"/>
-          <w:szCs w:val="24"/>
-        </w:rPr>
-        <w:t>Goods Screening</w:t>
-      </w:r>
-      <w:r>
-        <w:br/>
-      </w:r>
-      <w:r>
-        <w:br/>
-      </w:r>
-      <w:r>
-        <w:rPr>
-          <w:color w:val="808080"/>
-          <w:sz w:val="24"/>
-          <w:szCs w:val="24"/>
-        </w:rPr>
-        <w:t>Ensure compliant financing by thoroughly screening for dual-use, hazardous, restricted/prohibited goods across different trade lanes. Trademo empowers trade finance institutions by offering real-time insights into country-specific trade restrictions, OGA/PGA regulations, and controls to mitigate risks, accelerate due diligence, and facilitate secure, compliant cross-border transactions.</w:t>
-      </w:r>
-      <w:r>
-        <w:br/>
-      </w:r>
-      <w:r>
-        <w:br/>
-      </w:r>
-      <w:r>
-        <w:rPr>
-          <w:color w:val="808080"/>
-          <w:sz w:val="24"/>
-          <w:szCs w:val="24"/>
-        </w:rPr>
-        <w:t>Sanctions &amp; AML Screening</w:t>
-      </w:r>
-      <w:r>
-        <w:br/>
-      </w:r>
-      <w:r>
-        <w:br/>
-      </w:r>
-      <w:r>
-        <w:rPr>
-          <w:color w:val="808080"/>
-          <w:sz w:val="24"/>
-          <w:szCs w:val="24"/>
-        </w:rPr>
-        <w:t>Conduct enhanced due diligence on parties with links to sanctioned countries, entities, individuals, politically exposed persons, and forced labor entities.</w:t>
-      </w:r>
-      <w:r>
-        <w:br/>
-      </w:r>
-      <w:r>
-        <w:br/>
-      </w:r>
-      <w:r>
-        <w:rPr>
-          <w:color w:val="808080"/>
-          <w:sz w:val="24"/>
-          <w:szCs w:val="24"/>
-        </w:rPr>
-        <w:t>UCP 600 Checks</w:t>
-      </w:r>
-      <w:r>
-        <w:br/>
-      </w:r>
-      <w:r>
-        <w:br/>
-      </w:r>
-      <w:r>
-        <w:rPr>
-          <w:color w:val="808080"/>
-          <w:sz w:val="24"/>
-          <w:szCs w:val="24"/>
-        </w:rPr>
-        <w:t>Ensure trade documents meet the standards outlined under UCP 600 rules for seamless processing.</w:t>
-      </w:r>
-      <w:r>
-        <w:br/>
-      </w:r>
-      <w:r>
-        <w:br/>
-      </w:r>
-      <w:r>
-        <w:rPr>
-          <w:color w:val="808080"/>
-          <w:sz w:val="24"/>
-          <w:szCs w:val="24"/>
-        </w:rPr>
-        <w:t>Entity Resolution</w:t>
-      </w:r>
-      <w:r>
-        <w:br/>
-      </w:r>
-      <w:r>
-        <w:br/>
-      </w:r>
-      <w:r>
-        <w:rPr>
-          <w:color w:val="808080"/>
-          <w:sz w:val="24"/>
-          <w:szCs w:val="24"/>
-        </w:rPr>
-        <w:t>Trademo’s Entity Resolution helps trade finance institutions uncover hidden risks by mapping ownership structures, identifying linked entities, and automatically screening them against global sanctions and watchlists. This end-to-end visibility strengthens due diligence, enhances compliance, and ensures safer financing decisions.</w:t>
-      </w:r>
-      <w:r>
-        <w:br/>
-      </w:r>
-      <w:r>
-        <w:br/>
-      </w:r>
-      <w:r>
-        <w:rPr>
-          <w:color w:val="808080"/>
-          <w:sz w:val="24"/>
-          <w:szCs w:val="24"/>
-        </w:rPr>
-        <w:t>Document Verification as per ICC Rules (UCP, ISBP, URC)</w:t>
-      </w:r>
-      <w:r>
-        <w:br/>
-      </w:r>
-      <w:r>
-        <w:br/>
-      </w:r>
-      <w:r>
-        <w:rPr>
-          <w:color w:val="808080"/>
-          <w:sz w:val="24"/>
-          <w:szCs w:val="24"/>
-        </w:rPr>
-        <w:t>Trademo’s Document Check automates verification against UCP, URDG, URC, and ISBP rules as applicable, helping trade finance institutions quickly validate trade documents for compliance and accuracy. By reducing manual errors and speeding up document review, it ensures smoother letter of credit processing, lowers operational risk, and accelerates transaction approval.</w:t>
-      </w:r>
-      <w:r>
-        <w:br/>
-      </w:r>
-      <w:r>
-        <w:br/>
-      </w:r>
-      <w:r>
-        <w:rPr>
-          <w:color w:val="808080"/>
-          <w:sz w:val="24"/>
-          <w:szCs w:val="24"/>
-        </w:rPr>
-        <w:t>Benefits:</w:t>
-      </w:r>
-      <w:r>
-        <w:br/>
-      </w:r>
-      <w:r>
-        <w:br/>
-      </w:r>
-      <w:r>
-        <w:rPr>
-          <w:color w:val="808080"/>
-          <w:sz w:val="24"/>
-          <w:szCs w:val="24"/>
-        </w:rPr>
-        <w:t>Cost Efficiency Through Automation</w:t>
-      </w:r>
-      <w:r>
-        <w:br/>
-      </w:r>
-      <w:r>
-        <w:br/>
-      </w:r>
-      <w:r>
-        <w:rPr>
-          <w:color w:val="808080"/>
-          <w:sz w:val="24"/>
-          <w:szCs w:val="24"/>
-        </w:rPr>
-        <w:t>By reducing manual tasks by up to 75%, TradeScreen lowers the cost of transaction processing and fraud detection. This reduction leads to decreased overhead for organizations as they streamline their operations.</w:t>
-      </w:r>
-      <w:r>
-        <w:br/>
-      </w:r>
-      <w:r>
-        <w:br/>
-      </w:r>
-      <w:r>
-        <w:rPr>
-          <w:color w:val="808080"/>
-          <w:sz w:val="24"/>
-          <w:szCs w:val="24"/>
-        </w:rPr>
-        <w:t>Fraud Prevention</w:t>
-      </w:r>
-      <w:r>
-        <w:br/>
-      </w:r>
-      <w:r>
-        <w:br/>
-      </w:r>
-      <w:r>
-        <w:rPr>
-          <w:color w:val="808080"/>
-          <w:sz w:val="24"/>
-          <w:szCs w:val="24"/>
-        </w:rPr>
-        <w:t>TradeScreen uses AI models to identify suspicious patterns before transactions are processed, enabling early intervention. This helps mitigate losses and prevent financial fraud, which is projected to cost the industry billions by 2027.</w:t>
-      </w:r>
-      <w:r>
-        <w:br/>
-      </w:r>
-      <w:r>
-        <w:br/>
-      </w:r>
-      <w:r>
-        <w:rPr>
-          <w:color w:val="808080"/>
-          <w:sz w:val="24"/>
-          <w:szCs w:val="24"/>
-        </w:rPr>
-        <w:t>Improved Accuracy &amp; Fewer False Positives</w:t>
-      </w:r>
-      <w:r>
-        <w:br/>
-      </w:r>
-      <w:r>
-        <w:br/>
-      </w:r>
-      <w:r>
-        <w:rPr>
-          <w:color w:val="808080"/>
-          <w:sz w:val="24"/>
-          <w:szCs w:val="24"/>
-        </w:rPr>
-        <w:t>By reducing false positives by up to 40%, TradeScreen ensures compliance teams spend less time investigating non-issues and more time focusing on actual risks, making institutions more efficient and productive.</w:t>
-      </w:r>
-      <w:r>
-        <w:br/>
-      </w:r>
-      <w:r>
-        <w:br/>
-      </w:r>
-      <w:r>
-        <w:rPr>
-          <w:color w:val="808080"/>
-          <w:sz w:val="24"/>
-          <w:szCs w:val="24"/>
-        </w:rPr>
-        <w:t>Enhanced Regulatory Compliance</w:t>
-      </w:r>
-      <w:r>
-        <w:br/>
-      </w:r>
-      <w:r>
-        <w:br/>
-      </w:r>
-      <w:r>
-        <w:rPr>
-          <w:color w:val="808080"/>
-          <w:sz w:val="24"/>
-          <w:szCs w:val="24"/>
-        </w:rPr>
-        <w:t>With integrated tools for sanctions screening, goods checks, and supply chain transparency, TradeScreen helps financial institutions comply with AML, CTF, and sanctions laws, reducing the risk of regulatory penalties.</w:t>
-      </w:r>
-      <w:r>
-        <w:br/>
-      </w:r>
-      <w:r>
-        <w:br/>
-      </w:r>
-      <w:r>
-        <w:rPr>
-          <w:color w:val="808080"/>
-          <w:sz w:val="24"/>
-          <w:szCs w:val="24"/>
-        </w:rPr>
-        <w:t>Increased Visibility Across Ecosystems</w:t>
-      </w:r>
-      <w:r>
-        <w:br/>
-      </w:r>
-      <w:r>
-        <w:br/>
-      </w:r>
-      <w:r>
-        <w:rPr>
-          <w:color w:val="808080"/>
-          <w:sz w:val="24"/>
-          <w:szCs w:val="24"/>
-        </w:rPr>
-        <w:t>TradeScreen merges data from multiple sources to provide a transparent view of the entire trade and financial ecosystem. This visibility helps institutions better understand their clients, suppliers, and third-party risks.</w:t>
-      </w:r>
-      <w:r>
-        <w:br/>
-      </w:r>
-      <w:r>
-        <w:br/>
-      </w:r>
-      <w:r>
-        <w:rPr>
-          <w:color w:val="808080"/>
-          <w:sz w:val="24"/>
-          <w:szCs w:val="24"/>
-        </w:rPr>
-        <w:t>Seamless Integration With Existing Infrastructure</w:t>
-      </w:r>
-      <w:r>
-        <w:br/>
-      </w:r>
-      <w:r>
-        <w:br/>
-      </w:r>
-      <w:r>
-        <w:rPr>
-          <w:color w:val="808080"/>
-          <w:sz w:val="24"/>
-          <w:szCs w:val="24"/>
-        </w:rPr>
-        <w:t>TradeScreen is an open, scalable platform that easily integrates with existing banking infrastructure, enabling institutions to leverage its capabilities without extensive system overhauls.'</w:t>
-      </w:r>
-      <w:r>
-        <w:br/>
-      </w:r>
-      <w:r>
-        <w:br/>
-      </w:r>
-      <w:r>
-        <w:rPr>
-          <w:color w:val="808080"/>
-          <w:sz w:val="24"/>
-          <w:szCs w:val="24"/>
-        </w:rPr>
-        <w:t>Enhanced Decision-Making</w:t>
-      </w:r>
-      <w:r>
-        <w:br/>
-      </w:r>
-      <w:r>
-        <w:br/>
-      </w:r>
-      <w:r>
-        <w:rPr>
-          <w:color w:val="808080"/>
-          <w:sz w:val="24"/>
-          <w:szCs w:val="24"/>
-        </w:rPr>
-        <w:t>The platform delivers actionable insights and transparency into the participants in each transaction, empowering financial institutions to make informed decisions about trade transactions and client relationships.</w:t>
-      </w:r>
-      <w:r>
-        <w:br/>
-      </w:r>
-      <w:r>
-        <w:br/>
-      </w:r>
-      <w:r>
-        <w:br/>
-      </w:r>
-      <w:r>
-        <w:rPr>
-          <w:color w:val="808080"/>
-          <w:sz w:val="24"/>
-          <w:szCs w:val="24"/>
-        </w:rPr>
-        <w:t>Capabilities</w:t>
-      </w:r>
-      <w:r>
-        <w:br/>
-      </w:r>
-      <w:r>
-        <w:br/>
-      </w:r>
-      <w:r>
-        <w:rPr>
-          <w:color w:val="808080"/>
-          <w:sz w:val="24"/>
-          <w:szCs w:val="24"/>
-        </w:rPr>
-        <w:t>Global Trade Risk Mitigation</w:t>
-      </w:r>
-      <w:r>
-        <w:br/>
-      </w:r>
-      <w:r>
-        <w:br/>
-      </w:r>
-      <w:r>
-        <w:rPr>
-          <w:color w:val="808080"/>
-          <w:sz w:val="24"/>
-          <w:szCs w:val="24"/>
-        </w:rPr>
-        <w:t>Detects and prevents risks in trade transactions using a comprehensive database of international regulations and risk checks.</w:t>
-      </w:r>
-      <w:r>
-        <w:br/>
-      </w:r>
-      <w:r>
-        <w:br/>
-      </w:r>
-      <w:r>
-        <w:rPr>
-          <w:color w:val="808080"/>
-          <w:sz w:val="24"/>
-          <w:szCs w:val="24"/>
-        </w:rPr>
-        <w:t>500+ Real-Time Compliance Checks</w:t>
-      </w:r>
-      <w:r>
-        <w:br/>
-      </w:r>
-      <w:r>
-        <w:br/>
-      </w:r>
-      <w:r>
-        <w:rPr>
-          <w:color w:val="808080"/>
-          <w:sz w:val="24"/>
-          <w:szCs w:val="24"/>
-        </w:rPr>
-        <w:t>Perform 500+ real-time checks to ensure trade transactions comply with global regulations, reducing risks and non-compliance.</w:t>
-      </w:r>
-      <w:r>
-        <w:br/>
-      </w:r>
-      <w:r>
-        <w:br/>
-      </w:r>
-      <w:r>
-        <w:rPr>
-          <w:color w:val="808080"/>
-          <w:sz w:val="24"/>
-          <w:szCs w:val="24"/>
-        </w:rPr>
-        <w:t>AI-Driven Knowledge Graph</w:t>
-      </w:r>
-      <w:r>
-        <w:br/>
-      </w:r>
-      <w:r>
-        <w:br/>
-      </w:r>
-      <w:r>
-        <w:rPr>
-          <w:color w:val="808080"/>
-          <w:sz w:val="24"/>
-          <w:szCs w:val="24"/>
-        </w:rPr>
-        <w:t>Unlock insights with an AI-powered graph integrating billions of data points on trade, supply chains, risks, and ownership.</w:t>
-      </w:r>
-      <w:r>
-        <w:br/>
-      </w:r>
-      <w:r>
-        <w:br/>
-      </w:r>
-      <w:r>
-        <w:rPr>
-          <w:color w:val="808080"/>
-          <w:sz w:val="24"/>
-          <w:szCs w:val="24"/>
-        </w:rPr>
-        <w:t>End-to-End Transaction Validation</w:t>
-      </w:r>
-      <w:r>
-        <w:br/>
-      </w:r>
-      <w:r>
-        <w:br/>
-      </w:r>
-      <w:r>
-        <w:rPr>
-          <w:color w:val="808080"/>
-          <w:sz w:val="24"/>
-          <w:szCs w:val="24"/>
-        </w:rPr>
-        <w:t>Validate every aspect of trade transactions, ensuring full transparency and compliance from start to finish.</w:t>
-      </w:r>
-      <w:r>
-        <w:br/>
-      </w:r>
-      <w:r>
-        <w:br/>
-      </w:r>
-      <w:r>
-        <w:rPr>
-          <w:color w:val="808080"/>
-          <w:sz w:val="24"/>
-          <w:szCs w:val="24"/>
-        </w:rPr>
-        <w:t>Continuous Risk Updates</w:t>
-      </w:r>
-      <w:r>
-        <w:br/>
-      </w:r>
-      <w:r>
-        <w:br/>
-      </w:r>
-      <w:r>
-        <w:rPr>
-          <w:color w:val="808080"/>
-          <w:sz w:val="24"/>
-          <w:szCs w:val="24"/>
-        </w:rPr>
-        <w:t>Stay compliant with evolving regulations, as TradeScreen continuously updates its risk assessment framework in real time.</w:t>
-      </w:r>
-      <w:r>
-        <w:br/>
-      </w:r>
-      <w:r>
-        <w:br/>
-      </w:r>
-      <w:r>
-        <w:rPr>
-          <w:color w:val="808080"/>
-          <w:sz w:val="24"/>
-          <w:szCs w:val="24"/>
-        </w:rPr>
-        <w:t>User Management Capabilities</w:t>
-      </w:r>
-      <w:r>
-        <w:br/>
-      </w:r>
-      <w:r>
-        <w:br/>
-      </w:r>
-      <w:r>
-        <w:rPr>
-          <w:color w:val="808080"/>
-          <w:sz w:val="24"/>
-          <w:szCs w:val="24"/>
-        </w:rPr>
-        <w:t>Enable role-based access controls to tailor access and permissions across your teams, ensuring data security and governance compliance across workflows.</w:t>
-      </w:r>
-      <w:r>
-        <w:br/>
-      </w:r>
-      <w:r>
-        <w:br/>
-      </w:r>
-      <w:r>
-        <w:br/>
-      </w:r>
-      <w:r>
-        <w:rPr>
-          <w:color w:val="808080"/>
-          <w:sz w:val="24"/>
-          <w:szCs w:val="24"/>
-        </w:rPr>
-        <w:t>Workflow Capabilities</w:t>
-      </w:r>
-      <w:r>
-        <w:br/>
-      </w:r>
-      <w:r>
-        <w:br/>
-      </w:r>
-      <w:r>
-        <w:rPr>
-          <w:color w:val="808080"/>
-          <w:sz w:val="24"/>
-          <w:szCs w:val="24"/>
-        </w:rPr>
-        <w:t>Support for maker-checker workflows, allowing teams to create, review, and approve trade transactions collaboratively. These workflows increase accountability and auditability across departments.</w:t>
-      </w:r>
-      <w:r>
-        <w:br/>
-      </w:r>
-      <w:r>
-        <w:br/>
-      </w:r>
-      <w:r>
-        <w:rPr>
-          <w:color w:val="808080"/>
-          <w:sz w:val="24"/>
-          <w:szCs w:val="24"/>
-        </w:rPr>
-        <w:t>Configuration &amp; Integration</w:t>
-      </w:r>
-      <w:r>
-        <w:br/>
-      </w:r>
-      <w:r>
-        <w:br/>
-      </w:r>
-      <w:r>
-        <w:rPr>
-          <w:color w:val="808080"/>
-          <w:sz w:val="24"/>
-          <w:szCs w:val="24"/>
-        </w:rPr>
-        <w:t>Flexible Configuration</w:t>
-      </w:r>
-      <w:r>
-        <w:br/>
-      </w:r>
-      <w:r>
-        <w:br/>
-      </w:r>
-      <w:r>
-        <w:rPr>
-          <w:color w:val="808080"/>
-          <w:sz w:val="24"/>
-          <w:szCs w:val="24"/>
-        </w:rPr>
-        <w:t>Customize workflows, compliance checks, and validation logic based on your internal policies and risk appetite.</w:t>
-      </w:r>
-      <w:r>
-        <w:br/>
-      </w:r>
-      <w:r>
-        <w:br/>
-      </w:r>
-      <w:r>
-        <w:br/>
-      </w:r>
-      <w:r>
-        <w:rPr>
-          <w:color w:val="808080"/>
-          <w:sz w:val="24"/>
-          <w:szCs w:val="24"/>
-        </w:rPr>
-        <w:t>Available via API</w:t>
-      </w:r>
-      <w:r>
-        <w:br/>
-      </w:r>
-      <w:r>
-        <w:br/>
-      </w:r>
-      <w:r>
-        <w:rPr>
-          <w:color w:val="808080"/>
-          <w:sz w:val="24"/>
-          <w:szCs w:val="24"/>
-        </w:rPr>
-        <w:t>All core TradeScreen features are available through well-documented APIs, enabling seamless integration into existing banking, logistics, or compliance systems.</w:t>
-      </w:r>
-      <w:r>
-        <w:br/>
-      </w:r>
-      <w:r>
-        <w:br/>
-      </w:r>
-      <w:r>
-        <w:br/>
-      </w:r>
-      <w:r>
-        <w:rPr>
-          <w:color w:val="808080"/>
-          <w:sz w:val="24"/>
-          <w:szCs w:val="24"/>
-        </w:rPr>
-        <w:t>Workflow Capabilities</w:t>
-      </w:r>
-      <w:r>
-        <w:br/>
-      </w:r>
-      <w:r>
-        <w:br/>
-      </w:r>
-      <w:r>
-        <w:rPr>
-          <w:color w:val="808080"/>
-          <w:sz w:val="24"/>
-          <w:szCs w:val="24"/>
-        </w:rPr>
-        <w:t>The platform supports maker-checker workflows, allowing multiple teams to collaborate, review, and approve documents efficiently. This enhances accountability and strengthens the overall due diligence process.</w:t>
-      </w:r>
-      <w:r>
-        <w:br/>
-      </w:r>
-      <w:r>
-        <w:br/>
-      </w:r>
-      <w:r>
-        <w:rPr>
-          <w:color w:val="808080"/>
-          <w:sz w:val="24"/>
-          <w:szCs w:val="24"/>
-        </w:rPr>
-        <w:t>Pricing Plan:</w:t>
-      </w:r>
-      <w:r>
-        <w:br/>
-      </w:r>
-      <w:r>
-        <w:br/>
-      </w:r>
-      <w:r>
-        <w:rPr>
-          <w:color w:val="808080"/>
-          <w:sz w:val="24"/>
-          <w:szCs w:val="24"/>
-        </w:rPr>
-        <w:t xml:space="preserve">Pricing Model: Platform Subscription (Base) + Optionals </w:t>
-      </w:r>
-      <w:r>
-        <w:br/>
-      </w:r>
-      <w:r>
-        <w:br/>
-      </w:r>
-      <w:r>
-        <w:rPr>
-          <w:color w:val="808080"/>
-          <w:sz w:val="24"/>
-          <w:szCs w:val="24"/>
-        </w:rPr>
-        <w:t xml:space="preserve">1. Base Platform Subscription Fee Annually: 20000 USD </w:t>
-      </w:r>
-      <w:r>
-        <w:br/>
-      </w:r>
-      <w:r>
-        <w:rPr>
-          <w:color w:val="808080"/>
-          <w:sz w:val="24"/>
-          <w:szCs w:val="24"/>
-        </w:rPr>
-        <w:t xml:space="preserve">2. Optionals (at an extra cost in USD): per transaction checks </w:t>
-      </w:r>
-      <w:r>
-        <w:br/>
-      </w:r>
-      <w:r>
-        <w:br/>
-      </w:r>
-      <w:r>
-        <w:rPr>
-          <w:color w:val="808080"/>
-          <w:sz w:val="24"/>
-          <w:szCs w:val="24"/>
-        </w:rPr>
-        <w:t>Document Extraction &amp; Classification Module</w:t>
-      </w:r>
-      <w:r>
-        <w:br/>
-      </w:r>
-      <w:r>
-        <w:rPr>
-          <w:color w:val="808080"/>
-          <w:sz w:val="24"/>
-          <w:szCs w:val="24"/>
-        </w:rPr>
-        <w:t>TBML Checks Module</w:t>
-      </w:r>
-      <w:r>
-        <w:br/>
-      </w:r>
-      <w:r>
-        <w:rPr>
-          <w:color w:val="808080"/>
-          <w:sz w:val="24"/>
-          <w:szCs w:val="24"/>
-        </w:rPr>
-        <w:t>Goods Screening Checks Module</w:t>
-      </w:r>
-      <w:r>
-        <w:br/>
-      </w:r>
-      <w:r>
-        <w:rPr>
-          <w:color w:val="808080"/>
-          <w:sz w:val="24"/>
-          <w:szCs w:val="24"/>
-        </w:rPr>
-        <w:t>Sanctions &amp; AML Checks Module</w:t>
-      </w:r>
-      <w:r>
-        <w:br/>
-      </w:r>
-      <w:r>
-        <w:rPr>
-          <w:color w:val="808080"/>
-          <w:sz w:val="24"/>
-          <w:szCs w:val="24"/>
-        </w:rPr>
-        <w:t>Documentary Checks Module</w:t>
-      </w:r>
-      <w:r>
-        <w:br/>
-      </w:r>
-      <w:r>
-        <w:rPr>
-          <w:color w:val="808080"/>
-          <w:sz w:val="24"/>
-          <w:szCs w:val="24"/>
-        </w:rPr>
-        <w:t>Maritime Checks Module</w:t>
-      </w:r>
-      <w:r>
-        <w:br/>
-      </w:r>
-      <w:r>
-        <w:br/>
-      </w:r>
-      <w:r>
-        <w:rPr>
-          <w:color w:val="808080"/>
-          <w:sz w:val="24"/>
-          <w:szCs w:val="24"/>
-        </w:rPr>
-        <w:t>Kindly get in touch with this email ID to understand more about the plan: akshit.gupta@trademo.com</w:t>
-      </w:r>
-      <w:r>
-        <w:br/>
-      </w:r>
-      <w:r>
-        <w:br/>
+        <w:t xml:space="preserve">     Transit Gateway</w:t>
+      </w:r>
+      <w:r>
+        <w:br/>
+      </w:r>
+      <w:r>
+        <w:br/>
+      </w:r>
+      <w:r>
+        <w:rPr>
+          <w:color w:val="808080"/>
+          <w:sz w:val="24"/>
+          <w:szCs w:val="24"/>
+        </w:rPr>
+        <w:t>IBM Cloud Transit Gateway helps ensure the security of sensitive data to and from different locations with the IBM Cloud.</w:t>
       </w:r>
       <w:r>
         <w:br/>
@@ -38934,7 +38606,7 @@
       </w:r>
       <w:hyperlink r:id="rId530">
         <w:r>
-          <w:t>https://sitemaps-files-trademo-public-latest.s3.us.cloud-object-storage.appdomain.cloud/TradeScreen%20IBM%20catalog_Documentation%20URL.pdf</w:t>
+          <w:t>https://console.bluemix.net/docs/infrastructure/transit-gateway/getting-started.html</w:t>
         </w:r>
       </w:hyperlink>
       <w:r>
@@ -38995,21 +38667,116 @@
           <w:sz w:val="28"/>
           <w:szCs w:val="28"/>
         </w:rPr>
-        <w:t xml:space="preserve">     Transit Gateway</w:t>
-      </w:r>
-      <w:r>
-        <w:br/>
-      </w:r>
-      <w:r>
-        <w:br/>
-      </w:r>
-      <w:r>
-        <w:rPr>
-          <w:color w:val="808080"/>
-          <w:sz w:val="24"/>
-          <w:szCs w:val="24"/>
-        </w:rPr>
-        <w:t>IBM Cloud Transit Gateway helps ensure the security of sensitive data to and from different locations with the IBM Cloud.</w:t>
+        <w:t xml:space="preserve">     Upsun Fixed</w:t>
+      </w:r>
+      <w:r>
+        <w:br/>
+      </w:r>
+      <w:r>
+        <w:br/>
+      </w:r>
+      <w:r>
+        <w:rPr>
+          <w:color w:val="808080"/>
+          <w:sz w:val="24"/>
+          <w:szCs w:val="24"/>
+        </w:rPr>
+        <w:t>Code without limits and deploy without worry.</w:t>
+      </w:r>
+      <w:r>
+        <w:br/>
+      </w:r>
+      <w:r>
+        <w:br/>
+      </w:r>
+      <w:r>
+        <w:br/>
+      </w:r>
+      <w:r>
+        <w:rPr>
+          <w:color w:val="808080"/>
+          <w:sz w:val="24"/>
+          <w:szCs w:val="24"/>
+        </w:rPr>
+        <w:t xml:space="preserve">Upsun helps developers launch faster and more reliably by removing the complexities of cloud infrastructure management. Platform.sh simplifies collaboration, streamlines deployments, and provides resources to guarantee performance and compliance. </w:t>
+      </w:r>
+      <w:r>
+        <w:br/>
+      </w:r>
+      <w:r>
+        <w:br/>
+      </w:r>
+      <w:r>
+        <w:br/>
+      </w:r>
+      <w:r>
+        <w:br/>
+      </w:r>
+      <w:r>
+        <w:br/>
+      </w:r>
+      <w:r>
+        <w:rPr>
+          <w:color w:val="808080"/>
+          <w:sz w:val="24"/>
+          <w:szCs w:val="24"/>
+        </w:rPr>
+        <w:t>Upsun supports a wide array of runtimes, including Node.js, Python, Ruby, PHP, Go, Rust, and Java, and offers fully managed services such as PostgreSQL, MariaDB, Redis, MongoDB, and Elasticsearch, both with out-of-the-box optimizations and automated updates.</w:t>
+      </w:r>
+      <w:r>
+        <w:br/>
+      </w:r>
+      <w:r>
+        <w:br/>
+      </w:r>
+      <w:r>
+        <w:br/>
+      </w:r>
+      <w:r>
+        <w:br/>
+      </w:r>
+      <w:r>
+        <w:br/>
+      </w:r>
+      <w:r>
+        <w:rPr>
+          <w:color w:val="808080"/>
+          <w:sz w:val="24"/>
+          <w:szCs w:val="24"/>
+        </w:rPr>
+        <w:t>Its git-based workflows and full-stack cloning feature allows teams to replicate entire environments-including code, data, and services- for testing and iteration without disrupting production. Whether you're developing new applications or optimizing existing ones, Upsun offers a reliable, scalable solution for all your cloud needs.</w:t>
+      </w:r>
+      <w:r>
+        <w:br/>
+      </w:r>
+      <w:r>
+        <w:br/>
+      </w:r>
+      <w:r>
+        <w:br/>
+      </w:r>
+      <w:r>
+        <w:br/>
+      </w:r>
+      <w:r>
+        <w:br/>
+      </w:r>
+      <w:r>
+        <w:rPr>
+          <w:color w:val="808080"/>
+          <w:sz w:val="24"/>
+          <w:szCs w:val="24"/>
+        </w:rPr>
+        <w:t>For organizations transitioning to the cloud or modernizing legacy applications, Upsun provides the flexibility to do so with minimal effort. This is why we are the trusted partner to enterprises and agencies worldwide.</w:t>
+      </w:r>
+      <w:r>
+        <w:br/>
+      </w:r>
+      <w:r>
+        <w:br/>
+      </w:r>
+      <w:r>
+        <w:br/>
       </w:r>
       <w:r>
         <w:br/>
@@ -39024,7 +38791,7 @@
       </w:r>
       <w:hyperlink r:id="rId532">
         <w:r>
-          <w:t>https://console.bluemix.net/docs/infrastructure/transit-gateway/getting-started.html</w:t>
+          <w:t>https://upsun.com/blog/code-documentation/</w:t>
         </w:r>
       </w:hyperlink>
       <w:r>
@@ -39085,116 +38852,21 @@
           <w:sz w:val="28"/>
           <w:szCs w:val="28"/>
         </w:rPr>
-        <w:t xml:space="preserve">     Upsun Fixed</w:t>
-      </w:r>
-      <w:r>
-        <w:br/>
-      </w:r>
-      <w:r>
-        <w:br/>
-      </w:r>
-      <w:r>
-        <w:rPr>
-          <w:color w:val="808080"/>
-          <w:sz w:val="24"/>
-          <w:szCs w:val="24"/>
-        </w:rPr>
-        <w:t>Code without limits and deploy without worry.</w:t>
-      </w:r>
-      <w:r>
-        <w:br/>
-      </w:r>
-      <w:r>
-        <w:br/>
-      </w:r>
-      <w:r>
-        <w:br/>
-      </w:r>
-      <w:r>
-        <w:rPr>
-          <w:color w:val="808080"/>
-          <w:sz w:val="24"/>
-          <w:szCs w:val="24"/>
-        </w:rPr>
-        <w:t xml:space="preserve">Upsun helps developers launch faster and more reliably by removing the complexities of cloud infrastructure management. Platform.sh simplifies collaboration, streamlines deployments, and provides resources to guarantee performance and compliance. </w:t>
-      </w:r>
-      <w:r>
-        <w:br/>
-      </w:r>
-      <w:r>
-        <w:br/>
-      </w:r>
-      <w:r>
-        <w:br/>
-      </w:r>
-      <w:r>
-        <w:br/>
-      </w:r>
-      <w:r>
-        <w:br/>
-      </w:r>
-      <w:r>
-        <w:rPr>
-          <w:color w:val="808080"/>
-          <w:sz w:val="24"/>
-          <w:szCs w:val="24"/>
-        </w:rPr>
-        <w:t>Upsun supports a wide array of runtimes, including Node.js, Python, Ruby, PHP, Go, Rust, and Java, and offers fully managed services such as PostgreSQL, MariaDB, Redis, MongoDB, and Elasticsearch, both with out-of-the-box optimizations and automated updates.</w:t>
-      </w:r>
-      <w:r>
-        <w:br/>
-      </w:r>
-      <w:r>
-        <w:br/>
-      </w:r>
-      <w:r>
-        <w:br/>
-      </w:r>
-      <w:r>
-        <w:br/>
-      </w:r>
-      <w:r>
-        <w:br/>
-      </w:r>
-      <w:r>
-        <w:rPr>
-          <w:color w:val="808080"/>
-          <w:sz w:val="24"/>
-          <w:szCs w:val="24"/>
-        </w:rPr>
-        <w:t>Its git-based workflows and full-stack cloning feature allows teams to replicate entire environments-including code, data, and services- for testing and iteration without disrupting production. Whether you're developing new applications or optimizing existing ones, Upsun offers a reliable, scalable solution for all your cloud needs.</w:t>
-      </w:r>
-      <w:r>
-        <w:br/>
-      </w:r>
-      <w:r>
-        <w:br/>
-      </w:r>
-      <w:r>
-        <w:br/>
-      </w:r>
-      <w:r>
-        <w:br/>
-      </w:r>
-      <w:r>
-        <w:br/>
-      </w:r>
-      <w:r>
-        <w:rPr>
-          <w:color w:val="808080"/>
-          <w:sz w:val="24"/>
-          <w:szCs w:val="24"/>
-        </w:rPr>
-        <w:t>For organizations transitioning to the cloud or modernizing legacy applications, Upsun provides the flexibility to do so with minimal effort. This is why we are the trusted partner to enterprises and agencies worldwide.</w:t>
-      </w:r>
-      <w:r>
-        <w:br/>
-      </w:r>
-      <w:r>
-        <w:br/>
-      </w:r>
-      <w:r>
-        <w:br/>
+        <w:t xml:space="preserve">     VCF as a Service - Cloud Director Site</w:t>
+      </w:r>
+      <w:r>
+        <w:br/>
+      </w:r>
+      <w:r>
+        <w:br/>
+      </w:r>
+      <w:r>
+        <w:rPr>
+          <w:color w:val="808080"/>
+          <w:sz w:val="24"/>
+          <w:szCs w:val="24"/>
+        </w:rPr>
+        <w:t>Deploy a comprehensive portfolio of automated and on-demand services for VMware workloads to the cloud, faster than ever before.</w:t>
       </w:r>
       <w:r>
         <w:br/>
@@ -39209,7 +38881,7 @@
       </w:r>
       <w:hyperlink r:id="rId534">
         <w:r>
-          <w:t>https://upsun.com/blog/code-documentation/</w:t>
+          <w:t>https://cloud.ibm.com/docs/vmware-service?topic=vmware-service-getting-started</w:t>
         </w:r>
       </w:hyperlink>
       <w:r>
@@ -39270,21 +38942,21 @@
           <w:sz w:val="28"/>
           <w:szCs w:val="28"/>
         </w:rPr>
-        <w:t xml:space="preserve">     VCF as a Service - Cloud Director Site</w:t>
-      </w:r>
-      <w:r>
-        <w:br/>
-      </w:r>
-      <w:r>
-        <w:br/>
-      </w:r>
-      <w:r>
-        <w:rPr>
-          <w:color w:val="808080"/>
-          <w:sz w:val="24"/>
-          <w:szCs w:val="24"/>
-        </w:rPr>
-        <w:t>Deploy a comprehensive portfolio of automated and on-demand services for VMware workloads to the cloud, faster than ever before.</w:t>
+        <w:t xml:space="preserve">     VCF as a Service - Usage Meter</w:t>
+      </w:r>
+      <w:r>
+        <w:br/>
+      </w:r>
+      <w:r>
+        <w:br/>
+      </w:r>
+      <w:r>
+        <w:rPr>
+          <w:color w:val="808080"/>
+          <w:sz w:val="24"/>
+          <w:szCs w:val="24"/>
+        </w:rPr>
+        <w:t>VMware Usage Meter</w:t>
       </w:r>
       <w:r>
         <w:br/>
@@ -39360,21 +39032,21 @@
           <w:sz w:val="28"/>
           <w:szCs w:val="28"/>
         </w:rPr>
-        <w:t xml:space="preserve">     VCF as a Service - Usage Meter</w:t>
-      </w:r>
-      <w:r>
-        <w:br/>
-      </w:r>
-      <w:r>
-        <w:br/>
-      </w:r>
-      <w:r>
-        <w:rPr>
-          <w:color w:val="808080"/>
-          <w:sz w:val="24"/>
-          <w:szCs w:val="24"/>
-        </w:rPr>
-        <w:t>VMware Usage Meter</w:t>
+        <w:t xml:space="preserve">     VCF as a Service - Virtual Data Center</w:t>
+      </w:r>
+      <w:r>
+        <w:br/>
+      </w:r>
+      <w:r>
+        <w:br/>
+      </w:r>
+      <w:r>
+        <w:rPr>
+          <w:color w:val="808080"/>
+          <w:sz w:val="24"/>
+          <w:szCs w:val="24"/>
+        </w:rPr>
+        <w:t>Deploy a comprehensive portfolio of automated and on-demand services for VMware workloads to the cloud, faster than ever before.</w:t>
       </w:r>
       <w:r>
         <w:br/>
@@ -39450,21 +39122,21 @@
           <w:sz w:val="28"/>
           <w:szCs w:val="28"/>
         </w:rPr>
-        <w:t xml:space="preserve">     VCF as a Service - Virtual Data Center</w:t>
-      </w:r>
-      <w:r>
-        <w:br/>
-      </w:r>
-      <w:r>
-        <w:br/>
-      </w:r>
-      <w:r>
-        <w:rPr>
-          <w:color w:val="808080"/>
-          <w:sz w:val="24"/>
-          <w:szCs w:val="24"/>
-        </w:rPr>
-        <w:t>Deploy a comprehensive portfolio of automated and on-demand services for VMware workloads to the cloud, faster than ever before.</w:t>
+        <w:t xml:space="preserve">     Veeam</w:t>
+      </w:r>
+      <w:r>
+        <w:br/>
+      </w:r>
+      <w:r>
+        <w:br/>
+      </w:r>
+      <w:r>
+        <w:rPr>
+          <w:color w:val="808080"/>
+          <w:sz w:val="24"/>
+          <w:szCs w:val="24"/>
+        </w:rPr>
+        <w:t>Enable the Always-On Enterprise by providing data centers with high-speed recovery and data loss avoidance.</w:t>
       </w:r>
       <w:r>
         <w:br/>
@@ -39479,7 +39151,7 @@
       </w:r>
       <w:hyperlink r:id="rId540">
         <w:r>
-          <w:t>https://cloud.ibm.com/docs/vmware-service?topic=vmware-service-getting-started</w:t>
+          <w:t>https://cloud.ibm.com/services/vmwaresolutions/services/veeam_considerations.html</w:t>
         </w:r>
       </w:hyperlink>
       <w:r>
@@ -39540,21 +39212,122 @@
           <w:sz w:val="28"/>
           <w:szCs w:val="28"/>
         </w:rPr>
-        <w:t xml:space="preserve">     Veeam</w:t>
-      </w:r>
-      <w:r>
-        <w:br/>
-      </w:r>
-      <w:r>
-        <w:br/>
-      </w:r>
-      <w:r>
-        <w:rPr>
-          <w:color w:val="808080"/>
-          <w:sz w:val="24"/>
-          <w:szCs w:val="24"/>
-        </w:rPr>
-        <w:t>Enable the Always-On Enterprise by providing data centers with high-speed recovery and data loss avoidance.</w:t>
+        <w:t xml:space="preserve">     Veridion</w:t>
+      </w:r>
+      <w:r>
+        <w:br/>
+      </w:r>
+      <w:r>
+        <w:br/>
+      </w:r>
+      <w:r>
+        <w:rPr>
+          <w:color w:val="808080"/>
+          <w:sz w:val="24"/>
+          <w:szCs w:val="24"/>
+        </w:rPr>
+        <w:t>Veridion Company Data enables natural language Q&amp;A over company profiles in watsonx Orchestrate.</w:t>
+      </w:r>
+      <w:r>
+        <w:br/>
+      </w:r>
+      <w:r>
+        <w:br/>
+      </w:r>
+      <w:r>
+        <w:br/>
+      </w:r>
+      <w:r>
+        <w:br/>
+      </w:r>
+      <w:r>
+        <w:br/>
+      </w:r>
+      <w:r>
+        <w:rPr>
+          <w:color w:val="808080"/>
+          <w:sz w:val="24"/>
+          <w:szCs w:val="24"/>
+        </w:rPr>
+        <w:t>Ask questions about any company, and the agent retrieves structured company data from Veridion to produce a clear, actionable answer.</w:t>
+      </w:r>
+      <w:r>
+        <w:br/>
+      </w:r>
+      <w:r>
+        <w:br/>
+      </w:r>
+      <w:r>
+        <w:br/>
+      </w:r>
+      <w:r>
+        <w:br/>
+      </w:r>
+      <w:r>
+        <w:br/>
+      </w:r>
+      <w:r>
+        <w:rPr>
+          <w:color w:val="808080"/>
+          <w:sz w:val="24"/>
+          <w:szCs w:val="24"/>
+        </w:rPr>
+        <w:t>Behind the scenes, the agent uses an IBM tool integration to call Veridion’s Match &amp; Enrich API directly.</w:t>
+      </w:r>
+      <w:r>
+        <w:br/>
+      </w:r>
+      <w:r>
+        <w:br/>
+      </w:r>
+      <w:r>
+        <w:br/>
+      </w:r>
+      <w:r>
+        <w:br/>
+      </w:r>
+      <w:r>
+        <w:br/>
+      </w:r>
+      <w:r>
+        <w:rPr>
+          <w:color w:val="808080"/>
+          <w:sz w:val="24"/>
+          <w:szCs w:val="24"/>
+        </w:rPr>
+        <w:t>It resolves the correct company entity from inputs like company name, website, and country, then retrieves enriched firmographic and profile data.</w:t>
+      </w:r>
+      <w:r>
+        <w:br/>
+      </w:r>
+      <w:r>
+        <w:br/>
+      </w:r>
+      <w:r>
+        <w:br/>
+      </w:r>
+      <w:r>
+        <w:br/>
+      </w:r>
+      <w:r>
+        <w:br/>
+      </w:r>
+      <w:r>
+        <w:rPr>
+          <w:color w:val="808080"/>
+          <w:sz w:val="24"/>
+          <w:szCs w:val="24"/>
+        </w:rPr>
+        <w:t>The agent uses this enriched data to answer the user’s questions.</w:t>
+      </w:r>
+      <w:r>
+        <w:br/>
+      </w:r>
+      <w:r>
+        <w:br/>
+      </w:r>
+      <w:r>
+        <w:br/>
       </w:r>
       <w:r>
         <w:br/>
@@ -39569,7 +39342,7 @@
       </w:r>
       <w:hyperlink r:id="rId542">
         <w:r>
-          <w:t>https://cloud.ibm.com/services/vmwaresolutions/services/veeam_considerations.html</w:t>
+          <w:t>https://veridion.com/wp-content/uploads/2026/03/Documentation-Veridion-IBM-Agent.pdf</w:t>
         </w:r>
       </w:hyperlink>
       <w:r>
@@ -39630,122 +39403,21 @@
           <w:sz w:val="28"/>
           <w:szCs w:val="28"/>
         </w:rPr>
-        <w:t xml:space="preserve">     Veridion</w:t>
-      </w:r>
-      <w:r>
-        <w:br/>
-      </w:r>
-      <w:r>
-        <w:br/>
-      </w:r>
-      <w:r>
-        <w:rPr>
-          <w:color w:val="808080"/>
-          <w:sz w:val="24"/>
-          <w:szCs w:val="24"/>
-        </w:rPr>
-        <w:t>Veridion Company Data enables natural language Q&amp;A over company profiles in watsonx Orchestrate.</w:t>
-      </w:r>
-      <w:r>
-        <w:br/>
-      </w:r>
-      <w:r>
-        <w:br/>
-      </w:r>
-      <w:r>
-        <w:br/>
-      </w:r>
-      <w:r>
-        <w:br/>
-      </w:r>
-      <w:r>
-        <w:br/>
-      </w:r>
-      <w:r>
-        <w:rPr>
-          <w:color w:val="808080"/>
-          <w:sz w:val="24"/>
-          <w:szCs w:val="24"/>
-        </w:rPr>
-        <w:t>Ask questions about any company, and the agent retrieves structured company data from Veridion to produce a clear, actionable answer.</w:t>
-      </w:r>
-      <w:r>
-        <w:br/>
-      </w:r>
-      <w:r>
-        <w:br/>
-      </w:r>
-      <w:r>
-        <w:br/>
-      </w:r>
-      <w:r>
-        <w:br/>
-      </w:r>
-      <w:r>
-        <w:br/>
-      </w:r>
-      <w:r>
-        <w:rPr>
-          <w:color w:val="808080"/>
-          <w:sz w:val="24"/>
-          <w:szCs w:val="24"/>
-        </w:rPr>
-        <w:t>Behind the scenes, the agent uses an IBM tool integration to call Veridion’s Match &amp; Enrich API directly.</w:t>
-      </w:r>
-      <w:r>
-        <w:br/>
-      </w:r>
-      <w:r>
-        <w:br/>
-      </w:r>
-      <w:r>
-        <w:br/>
-      </w:r>
-      <w:r>
-        <w:br/>
-      </w:r>
-      <w:r>
-        <w:br/>
-      </w:r>
-      <w:r>
-        <w:rPr>
-          <w:color w:val="808080"/>
-          <w:sz w:val="24"/>
-          <w:szCs w:val="24"/>
-        </w:rPr>
-        <w:t>It resolves the correct company entity from inputs like company name, website, and country, then retrieves enriched firmographic and profile data.</w:t>
-      </w:r>
-      <w:r>
-        <w:br/>
-      </w:r>
-      <w:r>
-        <w:br/>
-      </w:r>
-      <w:r>
-        <w:br/>
-      </w:r>
-      <w:r>
-        <w:br/>
-      </w:r>
-      <w:r>
-        <w:br/>
-      </w:r>
-      <w:r>
-        <w:rPr>
-          <w:color w:val="808080"/>
-          <w:sz w:val="24"/>
-          <w:szCs w:val="24"/>
-        </w:rPr>
-        <w:t>The agent uses this enriched data to answer the user’s questions.</w:t>
-      </w:r>
-      <w:r>
-        <w:br/>
-      </w:r>
-      <w:r>
-        <w:br/>
-      </w:r>
-      <w:r>
-        <w:br/>
+        <w:t xml:space="preserve">     Verify</w:t>
+      </w:r>
+      <w:r>
+        <w:br/>
+      </w:r>
+      <w:r>
+        <w:br/>
+      </w:r>
+      <w:r>
+        <w:rPr>
+          <w:color w:val="808080"/>
+          <w:sz w:val="24"/>
+          <w:szCs w:val="24"/>
+        </w:rPr>
+        <w:t>IBM Verify provides Single Sign-On (SSO), multi-factor authentication (MFA), identity governance, and identity lifecycle controls for internal (workforce) and external (consumer) user types.</w:t>
       </w:r>
       <w:r>
         <w:br/>
@@ -39760,7 +39432,7 @@
       </w:r>
       <w:hyperlink r:id="rId544">
         <w:r>
-          <w:t>https://veridion.com/wp-content/uploads/2026/03/Documentation-Veridion-IBM-Agent.pdf</w:t>
+          <w:t>https://docs.verify.ibm.com/verify</w:t>
         </w:r>
       </w:hyperlink>
       <w:r>
@@ -39821,21 +39493,21 @@
           <w:sz w:val="28"/>
           <w:szCs w:val="28"/>
         </w:rPr>
-        <w:t xml:space="preserve">     Verify</w:t>
-      </w:r>
-      <w:r>
-        <w:br/>
-      </w:r>
-      <w:r>
-        <w:br/>
-      </w:r>
-      <w:r>
-        <w:rPr>
-          <w:color w:val="808080"/>
-          <w:sz w:val="24"/>
-          <w:szCs w:val="24"/>
-        </w:rPr>
-        <w:t>IBM Verify provides Single Sign-On (SSO), multi-factor authentication (MFA), identity governance, and identity lifecycle controls for internal (workforce) and external (consumer) user types.</w:t>
+        <w:t xml:space="preserve">     Virtual Machine for Power Virtual Server</w:t>
+      </w:r>
+      <w:r>
+        <w:br/>
+      </w:r>
+      <w:r>
+        <w:br/>
+      </w:r>
+      <w:r>
+        <w:rPr>
+          <w:color w:val="808080"/>
+          <w:sz w:val="24"/>
+          <w:szCs w:val="24"/>
+        </w:rPr>
+        <w:t>Power Systems Virtual Server projects deliver flexible compute capacity for Power Systems workloads. Integrated with the IBM Cloud platform for on-demand provisioning, this offering provides a secure and scalable server virtualization environment built upon the advanced RAS features and leading performance of the Power Systems™ platform.</w:t>
       </w:r>
       <w:r>
         <w:br/>
@@ -39850,7 +39522,7 @@
       </w:r>
       <w:hyperlink r:id="rId546">
         <w:r>
-          <w:t>https://docs.verify.ibm.com/verify</w:t>
+          <w:t>https://cloud.ibm.com/docs/infrastructure/power-iaas?topic=power-iaas-getting-started</w:t>
         </w:r>
       </w:hyperlink>
       <w:r>
@@ -39911,21 +39583,21 @@
           <w:sz w:val="28"/>
           <w:szCs w:val="28"/>
         </w:rPr>
-        <w:t xml:space="preserve">     Virtual Machine for Power Virtual Server</w:t>
-      </w:r>
-      <w:r>
-        <w:br/>
-      </w:r>
-      <w:r>
-        <w:br/>
-      </w:r>
-      <w:r>
-        <w:rPr>
-          <w:color w:val="808080"/>
-          <w:sz w:val="24"/>
-          <w:szCs w:val="24"/>
-        </w:rPr>
-        <w:t>Power Systems Virtual Server projects deliver flexible compute capacity for Power Systems workloads. Integrated with the IBM Cloud platform for on-demand provisioning, this offering provides a secure and scalable server virtualization environment built upon the advanced RAS features and leading performance of the Power Systems™ platform.</w:t>
+        <w:t xml:space="preserve">     Virtual Network Interface</w:t>
+      </w:r>
+      <w:r>
+        <w:br/>
+      </w:r>
+      <w:r>
+        <w:br/>
+      </w:r>
+      <w:r>
+        <w:rPr>
+          <w:color w:val="808080"/>
+          <w:sz w:val="24"/>
+          <w:szCs w:val="24"/>
+        </w:rPr>
+        <w:t>Virtual Network Interfaces provide a way to configure network IPs with security groups and they provide a consistent network binding handle for various resources.</w:t>
       </w:r>
       <w:r>
         <w:br/>
@@ -39940,7 +39612,7 @@
       </w:r>
       <w:hyperlink r:id="rId548">
         <w:r>
-          <w:t>https://cloud.ibm.com/docs/infrastructure/power-iaas?topic=power-iaas-getting-started</w:t>
+          <w:t>https://test.cloud.ibm.com/docs/vpc?topic=vpc-getting-started</w:t>
         </w:r>
       </w:hyperlink>
       <w:r>
@@ -40001,21 +39673,68 @@
           <w:sz w:val="28"/>
           <w:szCs w:val="28"/>
         </w:rPr>
-        <w:t xml:space="preserve">     Virtual Network Interface</w:t>
-      </w:r>
-      <w:r>
-        <w:br/>
-      </w:r>
-      <w:r>
-        <w:br/>
-      </w:r>
-      <w:r>
-        <w:rPr>
-          <w:color w:val="808080"/>
-          <w:sz w:val="24"/>
-          <w:szCs w:val="24"/>
-        </w:rPr>
-        <w:t>Virtual Network Interfaces provide a way to configure network IPs with security groups and they provide a consistent network binding handle for various resources.</w:t>
+        <w:t xml:space="preserve">     Virtual Persistent Memory Volume for Power Virtual Server</w:t>
+      </w:r>
+      <w:r>
+        <w:br/>
+      </w:r>
+      <w:r>
+        <w:br/>
+      </w:r>
+      <w:r>
+        <w:rPr>
+          <w:color w:val="808080"/>
+          <w:sz w:val="24"/>
+          <w:szCs w:val="24"/>
+        </w:rPr>
+        <w:t xml:space="preserve">Power Systems Virtual Server projects deliver flexible compute capacity </w:t>
+      </w:r>
+      <w:r>
+        <w:br/>
+      </w:r>
+      <w:r>
+        <w:rPr>
+          <w:color w:val="808080"/>
+          <w:sz w:val="24"/>
+          <w:szCs w:val="24"/>
+        </w:rPr>
+        <w:t xml:space="preserve">for Power Systems workloads. Integrated with the IBM Cloud platform for </w:t>
+      </w:r>
+      <w:r>
+        <w:br/>
+      </w:r>
+      <w:r>
+        <w:rPr>
+          <w:color w:val="808080"/>
+          <w:sz w:val="24"/>
+          <w:szCs w:val="24"/>
+        </w:rPr>
+        <w:t xml:space="preserve">on-demand provisioning, this offering provides a secure and scalable </w:t>
+      </w:r>
+      <w:r>
+        <w:br/>
+      </w:r>
+      <w:r>
+        <w:rPr>
+          <w:color w:val="808080"/>
+          <w:sz w:val="24"/>
+          <w:szCs w:val="24"/>
+        </w:rPr>
+        <w:t xml:space="preserve">server virtualization environment built upon the advanced RAS features </w:t>
+      </w:r>
+      <w:r>
+        <w:br/>
+      </w:r>
+      <w:r>
+        <w:rPr>
+          <w:color w:val="808080"/>
+          <w:sz w:val="24"/>
+          <w:szCs w:val="24"/>
+        </w:rPr>
+        <w:t>and leading performance of the Power Systems™ platform.</w:t>
+      </w:r>
+      <w:r>
+        <w:br/>
       </w:r>
       <w:r>
         <w:br/>
@@ -40030,7 +39749,7 @@
       </w:r>
       <w:hyperlink r:id="rId550">
         <w:r>
-          <w:t>https://test.cloud.ibm.com/docs/vpc?topic=vpc-getting-started</w:t>
+          <w:t>https://test.cloud.ibm.com/docs/infrastructure/power-iaas?topic=power-iaas-getting-started</w:t>
         </w:r>
       </w:hyperlink>
       <w:r>
@@ -40091,68 +39810,21 @@
           <w:sz w:val="28"/>
           <w:szCs w:val="28"/>
         </w:rPr>
-        <w:t xml:space="preserve">     Virtual Persistent Memory Volume for Power Virtual Server</w:t>
-      </w:r>
-      <w:r>
-        <w:br/>
-      </w:r>
-      <w:r>
-        <w:br/>
-      </w:r>
-      <w:r>
-        <w:rPr>
-          <w:color w:val="808080"/>
-          <w:sz w:val="24"/>
-          <w:szCs w:val="24"/>
-        </w:rPr>
-        <w:t xml:space="preserve">Power Systems Virtual Server projects deliver flexible compute capacity </w:t>
-      </w:r>
-      <w:r>
-        <w:br/>
-      </w:r>
-      <w:r>
-        <w:rPr>
-          <w:color w:val="808080"/>
-          <w:sz w:val="24"/>
-          <w:szCs w:val="24"/>
-        </w:rPr>
-        <w:t xml:space="preserve">for Power Systems workloads. Integrated with the IBM Cloud platform for </w:t>
-      </w:r>
-      <w:r>
-        <w:br/>
-      </w:r>
-      <w:r>
-        <w:rPr>
-          <w:color w:val="808080"/>
-          <w:sz w:val="24"/>
-          <w:szCs w:val="24"/>
-        </w:rPr>
-        <w:t xml:space="preserve">on-demand provisioning, this offering provides a secure and scalable </w:t>
-      </w:r>
-      <w:r>
-        <w:br/>
-      </w:r>
-      <w:r>
-        <w:rPr>
-          <w:color w:val="808080"/>
-          <w:sz w:val="24"/>
-          <w:szCs w:val="24"/>
-        </w:rPr>
-        <w:t xml:space="preserve">server virtualization environment built upon the advanced RAS features </w:t>
-      </w:r>
-      <w:r>
-        <w:br/>
-      </w:r>
-      <w:r>
-        <w:rPr>
-          <w:color w:val="808080"/>
-          <w:sz w:val="24"/>
-          <w:szCs w:val="24"/>
-        </w:rPr>
-        <w:t>and leading performance of the Power Systems™ platform.</w:t>
-      </w:r>
-      <w:r>
-        <w:br/>
+        <w:t xml:space="preserve">     Virtual Private Cloud</w:t>
+      </w:r>
+      <w:r>
+        <w:br/>
+      </w:r>
+      <w:r>
+        <w:br/>
+      </w:r>
+      <w:r>
+        <w:rPr>
+          <w:color w:val="808080"/>
+          <w:sz w:val="24"/>
+          <w:szCs w:val="24"/>
+        </w:rPr>
+        <w:t>Create a fully customizable, software-defined virtual network with superior isolation. IBM Cloud Virtual Private Cloud provides custom network topologies, flexible subnet sizes, and enhanced security.</w:t>
       </w:r>
       <w:r>
         <w:br/>
@@ -40167,7 +39839,7 @@
       </w:r>
       <w:hyperlink r:id="rId552">
         <w:r>
-          <w:t>https://test.cloud.ibm.com/docs/infrastructure/power-iaas?topic=power-iaas-getting-started</w:t>
+          <w:t>https://cloud.ibm.com/docs/vpc/getting-started.html</w:t>
         </w:r>
       </w:hyperlink>
       <w:r>
@@ -40228,21 +39900,21 @@
           <w:sz w:val="28"/>
           <w:szCs w:val="28"/>
         </w:rPr>
-        <w:t xml:space="preserve">     Virtual Private Cloud</w:t>
-      </w:r>
-      <w:r>
-        <w:br/>
-      </w:r>
-      <w:r>
-        <w:br/>
-      </w:r>
-      <w:r>
-        <w:rPr>
-          <w:color w:val="808080"/>
-          <w:sz w:val="24"/>
-          <w:szCs w:val="24"/>
-        </w:rPr>
-        <w:t>Create a fully customizable, software-defined virtual network with superior isolation. IBM Cloud Virtual Private Cloud provides custom network topologies, flexible subnet sizes, and enhanced security.</w:t>
+        <w:t xml:space="preserve">     Virtual Private Endpoint for VPC</w:t>
+      </w:r>
+      <w:r>
+        <w:br/>
+      </w:r>
+      <w:r>
+        <w:br/>
+      </w:r>
+      <w:r>
+        <w:rPr>
+          <w:color w:val="808080"/>
+          <w:sz w:val="24"/>
+          <w:szCs w:val="24"/>
+        </w:rPr>
+        <w:t>Connectivity to IaaS and PaaS services on the IBM Cloud private backbone utilizing client assigned IP addresses native to the VPC. Integrated with IBM Cloud Platform services like Identity and Access Management (IAM), Resource Groups, and the Usage Dashboard, you can manage your Endpoint Gateways and Virtual Private Endpoint IPs in the same place as the rest of your IBM Cloud services. With the ability to map VPC IP addresses, it provides a seamless connectivity experience and a greater level of control of the network domain.</w:t>
       </w:r>
       <w:r>
         <w:br/>
@@ -40257,7 +39929,7 @@
       </w:r>
       <w:hyperlink r:id="rId554">
         <w:r>
-          <w:t>https://cloud.ibm.com/docs/vpc/getting-started.html</w:t>
+          <w:t>https://cloud.ibm.com/docs/vpc?topic=vpc-about-vpe</w:t>
         </w:r>
       </w:hyperlink>
       <w:r>
@@ -40318,21 +39990,21 @@
           <w:sz w:val="28"/>
           <w:szCs w:val="28"/>
         </w:rPr>
-        <w:t xml:space="preserve">     Virtual Private Endpoint for VPC</w:t>
-      </w:r>
-      <w:r>
-        <w:br/>
-      </w:r>
-      <w:r>
-        <w:br/>
-      </w:r>
-      <w:r>
-        <w:rPr>
-          <w:color w:val="808080"/>
-          <w:sz w:val="24"/>
-          <w:szCs w:val="24"/>
-        </w:rPr>
-        <w:t>Connectivity to IaaS and PaaS services on the IBM Cloud private backbone utilizing client assigned IP addresses native to the VPC. Integrated with IBM Cloud Platform services like Identity and Access Management (IAM), Resource Groups, and the Usage Dashboard, you can manage your Endpoint Gateways and Virtual Private Endpoint IPs in the same place as the rest of your IBM Cloud services. With the ability to map VPC IP addresses, it provides a seamless connectivity experience and a greater level of control of the network domain.</w:t>
+        <w:t xml:space="preserve">     Virtual Router Appliance</w:t>
+      </w:r>
+      <w:r>
+        <w:br/>
+      </w:r>
+      <w:r>
+        <w:br/>
+      </w:r>
+      <w:r>
+        <w:rPr>
+          <w:color w:val="808080"/>
+          <w:sz w:val="24"/>
+          <w:szCs w:val="24"/>
+        </w:rPr>
+        <w:t>Protect your cloud infrastructure and optimize its performance with a gateway appliance.</w:t>
       </w:r>
       <w:r>
         <w:br/>
@@ -40347,7 +40019,7 @@
       </w:r>
       <w:hyperlink r:id="rId556">
         <w:r>
-          <w:t>https://cloud.ibm.com/docs/vpc?topic=vpc-about-vpe</w:t>
+          <w:t>https://cloud.ibm.com/docs/virtual-router-appliance?topic=virtual-router-appliance-getting-started-vra</w:t>
         </w:r>
       </w:hyperlink>
       <w:r>
@@ -40408,21 +40080,21 @@
           <w:sz w:val="28"/>
           <w:szCs w:val="28"/>
         </w:rPr>
-        <w:t xml:space="preserve">     Virtual Router Appliance</w:t>
-      </w:r>
-      <w:r>
-        <w:br/>
-      </w:r>
-      <w:r>
-        <w:br/>
-      </w:r>
-      <w:r>
-        <w:rPr>
-          <w:color w:val="808080"/>
-          <w:sz w:val="24"/>
-          <w:szCs w:val="24"/>
-        </w:rPr>
-        <w:t>Protect your cloud infrastructure and optimize its performance with a gateway appliance.</w:t>
+        <w:t xml:space="preserve">     Virtual Server for Classic</w:t>
+      </w:r>
+      <w:r>
+        <w:br/>
+      </w:r>
+      <w:r>
+        <w:br/>
+      </w:r>
+      <w:r>
+        <w:rPr>
+          <w:color w:val="808080"/>
+          <w:sz w:val="24"/>
+          <w:szCs w:val="24"/>
+        </w:rPr>
+        <w:t>We offer virtual servers worldwide with up to 64 vCPU and 512 GB RAM to fit any workload need. Select hourly postpaid billing for flexibility or monthly prepaid for a discount on full monthly usage.</w:t>
       </w:r>
       <w:r>
         <w:br/>
@@ -40437,7 +40109,7 @@
       </w:r>
       <w:hyperlink r:id="rId558">
         <w:r>
-          <w:t>https://cloud.ibm.com/docs/virtual-router-appliance?topic=virtual-router-appliance-getting-started-vra</w:t>
+          <w:t>https://cloud.ibm.com/docs/vsi</w:t>
         </w:r>
       </w:hyperlink>
       <w:r>
@@ -40498,21 +40170,35 @@
           <w:sz w:val="28"/>
           <w:szCs w:val="28"/>
         </w:rPr>
-        <w:t xml:space="preserve">     Virtual Server for Classic</w:t>
-      </w:r>
-      <w:r>
-        <w:br/>
-      </w:r>
-      <w:r>
-        <w:br/>
-      </w:r>
-      <w:r>
-        <w:rPr>
-          <w:color w:val="808080"/>
-          <w:sz w:val="24"/>
-          <w:szCs w:val="24"/>
-        </w:rPr>
-        <w:t>We offer virtual servers worldwide with up to 64 vCPU and 512 GB RAM to fit any workload need. Select hourly postpaid billing for flexibility or monthly prepaid for a discount on full monthly usage.</w:t>
+        <w:t xml:space="preserve">     Virtual Server for VPC</w:t>
+      </w:r>
+      <w:r>
+        <w:br/>
+      </w:r>
+      <w:r>
+        <w:br/>
+      </w:r>
+      <w:r>
+        <w:rPr>
+          <w:color w:val="808080"/>
+          <w:sz w:val="24"/>
+          <w:szCs w:val="24"/>
+        </w:rPr>
+        <w:t>In your own private space in the IBM Cloud, IBM Cloud VPC combines the security of a private cloud with the scalability of a public cloud. Use Virtual Private Cloud to isolate and provision network segments on the IBM Cloud, where you can deploy and manage compute resources, storage and networking cloud resources.</w:t>
+      </w:r>
+      <w:r>
+        <w:br/>
+      </w:r>
+      <w:r>
+        <w:br/>
+      </w:r>
+      <w:r>
+        <w:rPr>
+          <w:color w:val="808080"/>
+          <w:sz w:val="24"/>
+          <w:szCs w:val="24"/>
+        </w:rPr>
+        <w:t>With Virtual Server for VPC, you can quickly provision instances with high network performance. When you provision an instance, you select a profile that matches the amount of memory and compute power that you need for the application that you plan to run on the instance. Instances are available on the x86 and s390x architectures. After you provision an instance, you control and manage those infrastructure resources.</w:t>
       </w:r>
       <w:r>
         <w:br/>
@@ -40527,7 +40213,7 @@
       </w:r>
       <w:hyperlink r:id="rId560">
         <w:r>
-          <w:t>https://cloud.ibm.com/docs/vsi</w:t>
+          <w:t>https://cloud.ibm.com/docs/vpc?topic=vpc-creating-virtual-servers</w:t>
         </w:r>
       </w:hyperlink>
       <w:r>
@@ -40588,35 +40274,21 @@
           <w:sz w:val="28"/>
           <w:szCs w:val="28"/>
         </w:rPr>
-        <w:t xml:space="preserve">     Virtual Server for VPC</w:t>
-      </w:r>
-      <w:r>
-        <w:br/>
-      </w:r>
-      <w:r>
-        <w:br/>
-      </w:r>
-      <w:r>
-        <w:rPr>
-          <w:color w:val="808080"/>
-          <w:sz w:val="24"/>
-          <w:szCs w:val="24"/>
-        </w:rPr>
-        <w:t>In your own private space in the IBM Cloud, IBM Cloud VPC combines the security of a private cloud with the scalability of a public cloud. Use Virtual Private Cloud to isolate and provision network segments on the IBM Cloud, where you can deploy and manage compute resources, storage and networking cloud resources.</w:t>
-      </w:r>
-      <w:r>
-        <w:br/>
-      </w:r>
-      <w:r>
-        <w:br/>
-      </w:r>
-      <w:r>
-        <w:rPr>
-          <w:color w:val="808080"/>
-          <w:sz w:val="24"/>
-          <w:szCs w:val="24"/>
-        </w:rPr>
-        <w:t>With Virtual Server for VPC, you can quickly provision instances with high network performance. When you provision an instance, you select a profile that matches the amount of memory and compute power that you need for the application that you plan to run on the instance. Instances are available on the x86 and s390x architectures. After you provision an instance, you control and manage those infrastructure resources.</w:t>
+        <w:t xml:space="preserve">     VLAN</w:t>
+      </w:r>
+      <w:r>
+        <w:br/>
+      </w:r>
+      <w:r>
+        <w:br/>
+      </w:r>
+      <w:r>
+        <w:rPr>
+          <w:color w:val="808080"/>
+          <w:sz w:val="24"/>
+          <w:szCs w:val="24"/>
+        </w:rPr>
+        <w:t>A Virtual Local Area Network (VLAN) is a network construct that makes it possible to create broadcast domains at the OSI Model layer-2 level. IBM Cloud uses VLANs to isolate broadcast traffic, to provide packet identification, and to let multiple workloads coexist on the same physical equipment. Depending on your situation, you may never need to interact with VLANs directly, because they are managed automatically. Optionally, you can order additional VLANs based on your unique network isolation requirements.</w:t>
       </w:r>
       <w:r>
         <w:br/>
@@ -40631,7 +40303,7 @@
       </w:r>
       <w:hyperlink r:id="rId562">
         <w:r>
-          <w:t>https://cloud.ibm.com/docs/vpc?topic=vpc-creating-virtual-servers</w:t>
+          <w:t>https://cloud.ibm.com/docs</w:t>
         </w:r>
       </w:hyperlink>
       <w:r>
@@ -40692,21 +40364,349 @@
           <w:sz w:val="28"/>
           <w:szCs w:val="28"/>
         </w:rPr>
-        <w:t xml:space="preserve">     VLAN</w:t>
-      </w:r>
-      <w:r>
-        <w:br/>
-      </w:r>
-      <w:r>
-        <w:br/>
-      </w:r>
-      <w:r>
-        <w:rPr>
-          <w:color w:val="808080"/>
-          <w:sz w:val="24"/>
-          <w:szCs w:val="24"/>
-        </w:rPr>
-        <w:t>A Virtual Local Area Network (VLAN) is a network construct that makes it possible to create broadcast domains at the OSI Model layer-2 level. IBM Cloud uses VLANs to isolate broadcast traffic, to provide packet identification, and to let multiple workloads coexist on the same physical equipment. Depending on your situation, you may never need to interact with VLANs directly, because they are managed automatically. Optionally, you can order additional VLANs based on your unique network isolation requirements.</w:t>
+        <w:t xml:space="preserve">     VLP</w:t>
+      </w:r>
+      <w:r>
+        <w:br/>
+      </w:r>
+      <w:r>
+        <w:br/>
+      </w:r>
+      <w:r>
+        <w:rPr>
+          <w:color w:val="808080"/>
+          <w:sz w:val="24"/>
+          <w:szCs w:val="24"/>
+        </w:rPr>
+        <w:t>VMware Lab Platform (VLP)</w:t>
+      </w:r>
+      <w:r>
+        <w:br/>
+      </w:r>
+      <w:r>
+        <w:br/>
+      </w:r>
+      <w:r>
+        <w:rPr>
+          <w:color w:val="808080"/>
+          <w:sz w:val="24"/>
+          <w:szCs w:val="24"/>
+        </w:rPr>
+        <w:t>-------------------------------------------------------------------</w:t>
+      </w:r>
+      <w:r>
+        <w:br/>
+      </w:r>
+      <w:r>
+        <w:rPr>
+          <w:color w:val="808080"/>
+          <w:sz w:val="24"/>
+          <w:szCs w:val="24"/>
+        </w:rPr>
+        <w:t xml:space="preserve"> is a SaaS platform that gives organizations the ability to deliver their own customized hands-on virtual training labs to anyone on the planet at cloud scale.  </w:t>
+      </w:r>
+      <w:r>
+        <w:br/>
+      </w:r>
+      <w:r>
+        <w:br/>
+      </w:r>
+      <w:r>
+        <w:rPr>
+          <w:color w:val="808080"/>
+          <w:sz w:val="24"/>
+          <w:szCs w:val="24"/>
+        </w:rPr>
+        <w:t>-------------------------------------------------------------------</w:t>
+      </w:r>
+      <w:r>
+        <w:br/>
+      </w:r>
+      <w:r>
+        <w:br/>
+      </w:r>
+      <w:r>
+        <w:rPr>
+          <w:color w:val="808080"/>
+          <w:sz w:val="24"/>
+          <w:szCs w:val="24"/>
+        </w:rPr>
+        <w:t>Instructor Led Training: Training platform that allows students to have their own individual lab environment while allowing the instructor to proctor, shadow, assist and interact with students virtually from anywhere.</w:t>
+      </w:r>
+      <w:r>
+        <w:br/>
+      </w:r>
+      <w:r>
+        <w:br/>
+      </w:r>
+      <w:r>
+        <w:rPr>
+          <w:color w:val="808080"/>
+          <w:sz w:val="24"/>
+          <w:szCs w:val="24"/>
+        </w:rPr>
+        <w:t>-------------------------------------------------------------------</w:t>
+      </w:r>
+      <w:r>
+        <w:br/>
+      </w:r>
+      <w:r>
+        <w:br/>
+      </w:r>
+      <w:r>
+        <w:rPr>
+          <w:color w:val="808080"/>
+          <w:sz w:val="24"/>
+          <w:szCs w:val="24"/>
+        </w:rPr>
+        <w:t>Sales Demo: Easily expand your ability to give effect sales demos of your software solutions. Provisioning a known good template with a demo environment pre-staged for you demo allows for a quick and easy demo without any of the pre-configuration or cleanup between customers.</w:t>
+      </w:r>
+      <w:r>
+        <w:br/>
+      </w:r>
+      <w:r>
+        <w:br/>
+      </w:r>
+      <w:r>
+        <w:rPr>
+          <w:color w:val="808080"/>
+          <w:sz w:val="24"/>
+          <w:szCs w:val="24"/>
+        </w:rPr>
+        <w:t>-------------------------------------------------------------------</w:t>
+      </w:r>
+      <w:r>
+        <w:br/>
+      </w:r>
+      <w:r>
+        <w:br/>
+      </w:r>
+      <w:r>
+        <w:rPr>
+          <w:color w:val="808080"/>
+          <w:sz w:val="24"/>
+          <w:szCs w:val="24"/>
+        </w:rPr>
+        <w:t>Customer Proof of Concept: Moving from Sales Demo into Proof of Concept is extremely easy when you can entitle a customer to a time bound copy of their own demo environment.  Provide access to a POC environment for the customer to evaluate your software, and even provide remote assistance and monitor their progress.</w:t>
+      </w:r>
+      <w:r>
+        <w:br/>
+      </w:r>
+      <w:r>
+        <w:br/>
+      </w:r>
+      <w:r>
+        <w:rPr>
+          <w:color w:val="808080"/>
+          <w:sz w:val="24"/>
+          <w:szCs w:val="24"/>
+        </w:rPr>
+        <w:t>-------------------------------------------------------------------</w:t>
+      </w:r>
+      <w:r>
+        <w:br/>
+      </w:r>
+      <w:r>
+        <w:br/>
+      </w:r>
+      <w:r>
+        <w:rPr>
+          <w:color w:val="808080"/>
+          <w:sz w:val="24"/>
+          <w:szCs w:val="24"/>
+        </w:rPr>
+        <w:t xml:space="preserve">Cyber Security Training:  Security operations training is essential to preparing the cybersecurity workforce of tomorrow, and for keeping current cybersecurity workers up-to-date on skills and evolving threats.  VLP provides a safe environment to develop training scenarios and build their capabilities. </w:t>
+      </w:r>
+      <w:r>
+        <w:br/>
+      </w:r>
+      <w:r>
+        <w:br/>
+      </w:r>
+      <w:r>
+        <w:rPr>
+          <w:color w:val="808080"/>
+          <w:sz w:val="24"/>
+          <w:szCs w:val="24"/>
+        </w:rPr>
+        <w:t>-------------------------------------------------------------------</w:t>
+      </w:r>
+      <w:r>
+        <w:br/>
+      </w:r>
+      <w:r>
+        <w:br/>
+      </w:r>
+      <w:r>
+        <w:rPr>
+          <w:color w:val="808080"/>
+          <w:sz w:val="24"/>
+          <w:szCs w:val="24"/>
+        </w:rPr>
+        <w:t>We are complementary to most leading Learning Management Systems (LMS) and support Learning Tools Interoperability (LTI) allowing you to leverage your existing education platform.</w:t>
+      </w:r>
+      <w:r>
+        <w:br/>
+      </w:r>
+      <w:r>
+        <w:br/>
+      </w:r>
+      <w:r>
+        <w:br/>
+      </w:r>
+      <w:r>
+        <w:rPr>
+          <w:color w:val="808080"/>
+          <w:sz w:val="24"/>
+          <w:szCs w:val="24"/>
+        </w:rPr>
+        <w:t>VLP has a rich set of API’s making it easy to create any kind of user experience you can imagine.</w:t>
+      </w:r>
+      <w:r>
+        <w:br/>
+      </w:r>
+      <w:r>
+        <w:br/>
+      </w:r>
+      <w:r>
+        <w:br/>
+      </w:r>
+      <w:r>
+        <w:rPr>
+          <w:color w:val="808080"/>
+          <w:sz w:val="24"/>
+          <w:szCs w:val="24"/>
+        </w:rPr>
+        <w:t>Extend your own cloud infrastructure or use a hybrid model to support your most complex lab use cases.</w:t>
+      </w:r>
+      <w:r>
+        <w:br/>
+      </w:r>
+      <w:r>
+        <w:br/>
+      </w:r>
+      <w:r>
+        <w:br/>
+      </w:r>
+      <w:r>
+        <w:rPr>
+          <w:color w:val="808080"/>
+          <w:sz w:val="24"/>
+          <w:szCs w:val="24"/>
+        </w:rPr>
+        <w:t xml:space="preserve">VMware Lab Platform integrates instructional materials, labs, video, social media, and more. It is specifically designed to deliver hands-on lab content to students/clients.  There are a standard set of APIs that allow it to easily integrate with most Learning Management Systems on the market.  It is a SaaS solution that is a cloud-based multi-tenant solution owned, maintained, and updated by Partner STAR Systems. </w:t>
+      </w:r>
+      <w:r>
+        <w:br/>
+      </w:r>
+      <w:r>
+        <w:br/>
+      </w:r>
+      <w:r>
+        <w:rPr>
+          <w:color w:val="808080"/>
+          <w:sz w:val="24"/>
+          <w:szCs w:val="24"/>
+        </w:rPr>
+        <w:t>-------------------------------------------------------------------</w:t>
+      </w:r>
+      <w:r>
+        <w:br/>
+      </w:r>
+      <w:r>
+        <w:br/>
+      </w:r>
+      <w:r>
+        <w:rPr>
+          <w:color w:val="808080"/>
+          <w:sz w:val="24"/>
+          <w:szCs w:val="24"/>
+        </w:rPr>
+        <w:t xml:space="preserve">- SaaS platform delivering hands-on virtual IT Training labs to anyone on the planet at cloud scale </w:t>
+      </w:r>
+      <w:r>
+        <w:br/>
+      </w:r>
+      <w:r>
+        <w:br/>
+      </w:r>
+      <w:r>
+        <w:rPr>
+          <w:color w:val="808080"/>
+          <w:sz w:val="24"/>
+          <w:szCs w:val="24"/>
+        </w:rPr>
+        <w:t xml:space="preserve">- Access from Anywhere - Training content is accessible university, at any time, on most devices with a browser. </w:t>
+      </w:r>
+      <w:r>
+        <w:br/>
+      </w:r>
+      <w:r>
+        <w:br/>
+      </w:r>
+      <w:r>
+        <w:rPr>
+          <w:color w:val="808080"/>
+          <w:sz w:val="24"/>
+          <w:szCs w:val="24"/>
+        </w:rPr>
+        <w:t>- A powerful virtual lab supports complex multi-vM configurations and almost all guest operating systems</w:t>
+      </w:r>
+      <w:r>
+        <w:br/>
+      </w:r>
+      <w:r>
+        <w:br/>
+      </w:r>
+      <w:r>
+        <w:rPr>
+          <w:color w:val="808080"/>
+          <w:sz w:val="24"/>
+          <w:szCs w:val="24"/>
+        </w:rPr>
+        <w:t>- Hybrid Cloud Scale from one lab to thousands of labs. Trust that the platform will scale with you.</w:t>
+      </w:r>
+      <w:r>
+        <w:br/>
+      </w:r>
+      <w:r>
+        <w:br/>
+      </w:r>
+      <w:r>
+        <w:rPr>
+          <w:color w:val="808080"/>
+          <w:sz w:val="24"/>
+          <w:szCs w:val="24"/>
+        </w:rPr>
+        <w:t xml:space="preserve">- supports labaccess directly from the the console </w:t>
+      </w:r>
+      <w:r>
+        <w:br/>
+      </w:r>
+      <w:r>
+        <w:br/>
+      </w:r>
+      <w:r>
+        <w:rPr>
+          <w:color w:val="808080"/>
+          <w:sz w:val="24"/>
+          <w:szCs w:val="24"/>
+        </w:rPr>
+        <w:t xml:space="preserve">- Set it and forget it administration </w:t>
+      </w:r>
+      <w:r>
+        <w:br/>
+      </w:r>
+      <w:r>
+        <w:br/>
+      </w:r>
+      <w:r>
+        <w:rPr>
+          <w:color w:val="808080"/>
+          <w:sz w:val="24"/>
+          <w:szCs w:val="24"/>
+        </w:rPr>
+        <w:t>- Learning management Systems support through standard LTI and API integrations</w:t>
       </w:r>
       <w:r>
         <w:br/>
@@ -40721,7 +40721,7 @@
       </w:r>
       <w:hyperlink r:id="rId564">
         <w:r>
-          <w:t>https://cloud.ibm.com/docs</w:t>
+          <w:t>https://starsystems.in/vmware-vlp/</w:t>
         </w:r>
       </w:hyperlink>
       <w:r>

--- a/docs/generated/mycatalog.docx
+++ b/docs/generated/mycatalog.docx
@@ -9484,7 +9484,7 @@
           <w:sz w:val="24"/>
           <w:szCs w:val="24"/>
         </w:rPr>
-        <w:t>Commissioning Readiness answers the question every commissioning lead carries into a readiness review: is this facility ready to start up, and if not, what is blocking it and where is the proof? It reviews readiness gate by gate across the commissioning disciplines (mechanical, electrical, instrumentation, controls, safety, environmental, operational), and returns a readiness score with a ranked list of blockers, each tied to its source evidence, grounded in the CII SR19-01 DR310 commissioning-completion lifecycle, inside your Maximo. It is deterministic and standards-grounded. It speaks to the commissioning lead (gate-by-gate sign-off), the programme director (portfolio readiness), the project manager (in-flight blockers), and the discipline lead (clean status recording) in regulated infrastructure.</w:t>
+        <w:t>Commissioning Readiness answers the question every commissioning lead carries into a readiness review: is this facility ready to start up, and if not, what is blocking it and where is the proof? It reviews readiness gate by gate across the commissioning disciplines (mechanical, electrical, instrumentation, controls, safety, environmental, operational), and returns a readiness score with a ranked list of blockers, each tied to its source evidence, grounded in the CII SR19-01 DR310 commissioning-completion lifecycle. No system connection is needed to start. Connect IBM Maximo to score your own records. It is deterministic and standards-grounded. It speaks to the commissioning lead (gate-by-gate sign-off), the programme director (portfolio readiness), the project manager (in-flight blockers), and the discipline lead (clean status recording) in regulated infrastructure.</w:t>
       </w:r>
       <w:r>
         <w:br/>
@@ -9988,7 +9988,7 @@
           <w:sz w:val="24"/>
           <w:szCs w:val="24"/>
         </w:rPr>
-        <w:t>Know whether your construction work packages are compliant before they reach the facility, with a regulator-ready audit trail for every finding. Each package is scored against the canonical AWP standard, CII SR19-01 v2.0 (60 data requirements across 19 categories, extending CFIHOS for construction execution). It reads work-pack state live from your Maximo, and on your authorisation writes the service request or work order that closes the gap. Built for compliance officers verifying alignment, sponsors carrying sign-off, project directors reviewing readiness, and AWP coordinators building and fixing packs, in nuclear, energy, data centre, and LNG.</w:t>
+        <w:t>Know whether your construction work packages are compliant before they reach the facility, with a regulator-ready audit trail for every finding. Each package is scored against the canonical AWP standard, CII SR19-01 v2.0 (60 data requirements across 19 categories, extending CFIHOS for construction execution). No system connection is needed. Connect IBM Maximo when you want it to read live work-pack state. On your authorisation it then writes the service request or work order that closes the gap. Built for compliance officers verifying alignment, sponsors carrying sign-off, project directors reviewing readiness, and AWP coordinators building and fixing packs, in nuclear, energy, data centre, and LNG.</w:t>
       </w:r>
       <w:r>
         <w:br/>
@@ -16852,7 +16852,7 @@
           <w:sz w:val="24"/>
           <w:szCs w:val="24"/>
         </w:rPr>
-        <w:t>Confirm a handover package is complete enough to sign off before an asset enters operations. You get a completeness score per package, a gap-by-gap remediation list, and document-level evidence for every criterion. Each package is checked against the seven ISO 19650-4 Clause 7 criteria, mapped to the CFIHOS V2.0 reference, and compared against the ISO 19650-3 Asset Information Model for build-to-operate continuity. Built for information managers driving sign-off, BIM coordinators verifying conformance, asset operators receiving the package, and project teams populating the AIM, in regulated infrastructure.</w:t>
+        <w:t>Confirm a handover package is complete enough to sign off before an asset enters operations. You get a completeness score per package, a gap-by-gap remediation list, and document-level evidence for every criterion. Each package is checked against the seven ISO 19650-4 Clause 7 criteria, mapped to the CFIHOS V2.0 reference, and compared against the ISO 19650-3 Asset Information Model for build-to-operate continuity. No system connection is needed. Connect IBM Maximo when you want it to read your live handover packages, asset records, and document status. Built for information managers driving sign-off, BIM coordinators verifying conformance, asset operators receiving the package, and project teams populating the AIM, in regulated infrastructure.</w:t>
       </w:r>
       <w:r>
         <w:br/>

--- a/docs/generated/mycatalog.docx
+++ b/docs/generated/mycatalog.docx
@@ -39493,21 +39493,74 @@
           <w:sz w:val="28"/>
           <w:szCs w:val="28"/>
         </w:rPr>
-        <w:t xml:space="preserve">     Virtual Machine for Power Virtual Server</w:t>
-      </w:r>
-      <w:r>
-        <w:br/>
-      </w:r>
-      <w:r>
-        <w:br/>
-      </w:r>
-      <w:r>
-        <w:rPr>
-          <w:color w:val="808080"/>
-          <w:sz w:val="24"/>
-          <w:szCs w:val="24"/>
-        </w:rPr>
-        <w:t>Power Systems Virtual Server projects deliver flexible compute capacity for Power Systems workloads. Integrated with the IBM Cloud platform for on-demand provisioning, this offering provides a secure and scalable server virtualization environment built upon the advanced RAS features and leading performance of the Power Systems™ platform.</w:t>
+        <w:t xml:space="preserve">     ViClinic agentic healthcare orchestration platform  </w:t>
+      </w:r>
+      <w:r>
+        <w:br/>
+      </w:r>
+      <w:r>
+        <w:br/>
+      </w:r>
+      <w:r>
+        <w:rPr>
+          <w:color w:val="808080"/>
+          <w:sz w:val="24"/>
+          <w:szCs w:val="24"/>
+        </w:rPr>
+        <w:t>The ViClinic Agentic Healthcare Orchestration Platform (AHOS) is a SaaS solution designed to coordinate multiple AI agents across clinical and administrative workflows, enabling healthcare organizations to automate processes, improve decision-making, and achieve measurable operational and financial outcomes.</w:t>
+      </w:r>
+      <w:r>
+        <w:br/>
+      </w:r>
+      <w:r>
+        <w:rPr>
+          <w:color w:val="808080"/>
+          <w:sz w:val="24"/>
+          <w:szCs w:val="24"/>
+        </w:rPr>
+        <w:t>Unlike standalone AI tools, ViClinic AHOS embeds intelligent agents directly into the care delivery process—from patient intake and triage to documentation, coding, discharge, and follow-up. These agents work together within a unified system, sharing structured clinical context and operating under clinician supervision.</w:t>
+      </w:r>
+      <w:r>
+        <w:br/>
+      </w:r>
+      <w:r>
+        <w:rPr>
+          <w:color w:val="808080"/>
+          <w:sz w:val="24"/>
+          <w:szCs w:val="24"/>
+        </w:rPr>
+        <w:t>The platform transforms fragmented workflows into a coordinated, end-to-end process. By connecting clinical data, patient interactions, and administrative tasks, it ensures that each step of care is supported by accurate, timely, and actionable information.</w:t>
+      </w:r>
+      <w:r>
+        <w:br/>
+      </w:r>
+      <w:r>
+        <w:rPr>
+          <w:color w:val="808080"/>
+          <w:sz w:val="24"/>
+          <w:szCs w:val="24"/>
+        </w:rPr>
+        <w:t>ViClinic AHOS integrates with existing EMR/EHR systems and supports interoperability through standardized data structures. It enables healthcare providers to enhance efficiency without replacing their current systems, acting as an execution layer that brings AI into real-world clinical operations.</w:t>
+      </w:r>
+      <w:r>
+        <w:br/>
+      </w:r>
+      <w:r>
+        <w:rPr>
+          <w:color w:val="808080"/>
+          <w:sz w:val="24"/>
+          <w:szCs w:val="24"/>
+        </w:rPr>
+        <w:t>By combining workflow orchestration, shared clinical context, and human-in-the-loop governance, the platform reduces administrative burden, improves care quality, accelerates revenue cycle processes, and enhances patient engagement.</w:t>
+      </w:r>
+      <w:r>
+        <w:br/>
+      </w:r>
+      <w:r>
+        <w:br/>
+      </w:r>
+      <w:r>
+        <w:br/>
       </w:r>
       <w:r>
         <w:br/>
@@ -39522,7 +39575,7 @@
       </w:r>
       <w:hyperlink r:id="rId546">
         <w:r>
-          <w:t>https://cloud.ibm.com/docs/infrastructure/power-iaas?topic=power-iaas-getting-started</w:t>
+          <w:t>https://www.viclinic.com/en/vi-agent</w:t>
         </w:r>
       </w:hyperlink>
       <w:r>
@@ -39583,21 +39636,21 @@
           <w:sz w:val="28"/>
           <w:szCs w:val="28"/>
         </w:rPr>
-        <w:t xml:space="preserve">     Virtual Network Interface</w:t>
-      </w:r>
-      <w:r>
-        <w:br/>
-      </w:r>
-      <w:r>
-        <w:br/>
-      </w:r>
-      <w:r>
-        <w:rPr>
-          <w:color w:val="808080"/>
-          <w:sz w:val="24"/>
-          <w:szCs w:val="24"/>
-        </w:rPr>
-        <w:t>Virtual Network Interfaces provide a way to configure network IPs with security groups and they provide a consistent network binding handle for various resources.</w:t>
+        <w:t xml:space="preserve">     Virtual Machine for Power Virtual Server</w:t>
+      </w:r>
+      <w:r>
+        <w:br/>
+      </w:r>
+      <w:r>
+        <w:br/>
+      </w:r>
+      <w:r>
+        <w:rPr>
+          <w:color w:val="808080"/>
+          <w:sz w:val="24"/>
+          <w:szCs w:val="24"/>
+        </w:rPr>
+        <w:t>Power Systems Virtual Server projects deliver flexible compute capacity for Power Systems workloads. Integrated with the IBM Cloud platform for on-demand provisioning, this offering provides a secure and scalable server virtualization environment built upon the advanced RAS features and leading performance of the Power Systems™ platform.</w:t>
       </w:r>
       <w:r>
         <w:br/>
@@ -39612,7 +39665,7 @@
       </w:r>
       <w:hyperlink r:id="rId548">
         <w:r>
-          <w:t>https://test.cloud.ibm.com/docs/vpc?topic=vpc-getting-started</w:t>
+          <w:t>https://cloud.ibm.com/docs/infrastructure/power-iaas?topic=power-iaas-getting-started</w:t>
         </w:r>
       </w:hyperlink>
       <w:r>
@@ -39673,68 +39726,21 @@
           <w:sz w:val="28"/>
           <w:szCs w:val="28"/>
         </w:rPr>
-        <w:t xml:space="preserve">     Virtual Persistent Memory Volume for Power Virtual Server</w:t>
-      </w:r>
-      <w:r>
-        <w:br/>
-      </w:r>
-      <w:r>
-        <w:br/>
-      </w:r>
-      <w:r>
-        <w:rPr>
-          <w:color w:val="808080"/>
-          <w:sz w:val="24"/>
-          <w:szCs w:val="24"/>
-        </w:rPr>
-        <w:t xml:space="preserve">Power Systems Virtual Server projects deliver flexible compute capacity </w:t>
-      </w:r>
-      <w:r>
-        <w:br/>
-      </w:r>
-      <w:r>
-        <w:rPr>
-          <w:color w:val="808080"/>
-          <w:sz w:val="24"/>
-          <w:szCs w:val="24"/>
-        </w:rPr>
-        <w:t xml:space="preserve">for Power Systems workloads. Integrated with the IBM Cloud platform for </w:t>
-      </w:r>
-      <w:r>
-        <w:br/>
-      </w:r>
-      <w:r>
-        <w:rPr>
-          <w:color w:val="808080"/>
-          <w:sz w:val="24"/>
-          <w:szCs w:val="24"/>
-        </w:rPr>
-        <w:t xml:space="preserve">on-demand provisioning, this offering provides a secure and scalable </w:t>
-      </w:r>
-      <w:r>
-        <w:br/>
-      </w:r>
-      <w:r>
-        <w:rPr>
-          <w:color w:val="808080"/>
-          <w:sz w:val="24"/>
-          <w:szCs w:val="24"/>
-        </w:rPr>
-        <w:t xml:space="preserve">server virtualization environment built upon the advanced RAS features </w:t>
-      </w:r>
-      <w:r>
-        <w:br/>
-      </w:r>
-      <w:r>
-        <w:rPr>
-          <w:color w:val="808080"/>
-          <w:sz w:val="24"/>
-          <w:szCs w:val="24"/>
-        </w:rPr>
-        <w:t>and leading performance of the Power Systems™ platform.</w:t>
-      </w:r>
-      <w:r>
-        <w:br/>
+        <w:t xml:space="preserve">     Virtual Network Interface</w:t>
+      </w:r>
+      <w:r>
+        <w:br/>
+      </w:r>
+      <w:r>
+        <w:br/>
+      </w:r>
+      <w:r>
+        <w:rPr>
+          <w:color w:val="808080"/>
+          <w:sz w:val="24"/>
+          <w:szCs w:val="24"/>
+        </w:rPr>
+        <w:t>Virtual Network Interfaces provide a way to configure network IPs with security groups and they provide a consistent network binding handle for various resources.</w:t>
       </w:r>
       <w:r>
         <w:br/>
@@ -39749,7 +39755,7 @@
       </w:r>
       <w:hyperlink r:id="rId550">
         <w:r>
-          <w:t>https://test.cloud.ibm.com/docs/infrastructure/power-iaas?topic=power-iaas-getting-started</w:t>
+          <w:t>https://test.cloud.ibm.com/docs/vpc?topic=vpc-getting-started</w:t>
         </w:r>
       </w:hyperlink>
       <w:r>
@@ -39810,21 +39816,68 @@
           <w:sz w:val="28"/>
           <w:szCs w:val="28"/>
         </w:rPr>
-        <w:t xml:space="preserve">     Virtual Private Cloud</w:t>
-      </w:r>
-      <w:r>
-        <w:br/>
-      </w:r>
-      <w:r>
-        <w:br/>
-      </w:r>
-      <w:r>
-        <w:rPr>
-          <w:color w:val="808080"/>
-          <w:sz w:val="24"/>
-          <w:szCs w:val="24"/>
-        </w:rPr>
-        <w:t>Create a fully customizable, software-defined virtual network with superior isolation. IBM Cloud Virtual Private Cloud provides custom network topologies, flexible subnet sizes, and enhanced security.</w:t>
+        <w:t xml:space="preserve">     Virtual Persistent Memory Volume for Power Virtual Server</w:t>
+      </w:r>
+      <w:r>
+        <w:br/>
+      </w:r>
+      <w:r>
+        <w:br/>
+      </w:r>
+      <w:r>
+        <w:rPr>
+          <w:color w:val="808080"/>
+          <w:sz w:val="24"/>
+          <w:szCs w:val="24"/>
+        </w:rPr>
+        <w:t xml:space="preserve">Power Systems Virtual Server projects deliver flexible compute capacity </w:t>
+      </w:r>
+      <w:r>
+        <w:br/>
+      </w:r>
+      <w:r>
+        <w:rPr>
+          <w:color w:val="808080"/>
+          <w:sz w:val="24"/>
+          <w:szCs w:val="24"/>
+        </w:rPr>
+        <w:t xml:space="preserve">for Power Systems workloads. Integrated with the IBM Cloud platform for </w:t>
+      </w:r>
+      <w:r>
+        <w:br/>
+      </w:r>
+      <w:r>
+        <w:rPr>
+          <w:color w:val="808080"/>
+          <w:sz w:val="24"/>
+          <w:szCs w:val="24"/>
+        </w:rPr>
+        <w:t xml:space="preserve">on-demand provisioning, this offering provides a secure and scalable </w:t>
+      </w:r>
+      <w:r>
+        <w:br/>
+      </w:r>
+      <w:r>
+        <w:rPr>
+          <w:color w:val="808080"/>
+          <w:sz w:val="24"/>
+          <w:szCs w:val="24"/>
+        </w:rPr>
+        <w:t xml:space="preserve">server virtualization environment built upon the advanced RAS features </w:t>
+      </w:r>
+      <w:r>
+        <w:br/>
+      </w:r>
+      <w:r>
+        <w:rPr>
+          <w:color w:val="808080"/>
+          <w:sz w:val="24"/>
+          <w:szCs w:val="24"/>
+        </w:rPr>
+        <w:t>and leading performance of the Power Systems™ platform.</w:t>
+      </w:r>
+      <w:r>
+        <w:br/>
       </w:r>
       <w:r>
         <w:br/>
@@ -39839,7 +39892,7 @@
       </w:r>
       <w:hyperlink r:id="rId552">
         <w:r>
-          <w:t>https://cloud.ibm.com/docs/vpc/getting-started.html</w:t>
+          <w:t>https://test.cloud.ibm.com/docs/infrastructure/power-iaas?topic=power-iaas-getting-started</w:t>
         </w:r>
       </w:hyperlink>
       <w:r>
@@ -39900,21 +39953,21 @@
           <w:sz w:val="28"/>
           <w:szCs w:val="28"/>
         </w:rPr>
-        <w:t xml:space="preserve">     Virtual Private Endpoint for VPC</w:t>
-      </w:r>
-      <w:r>
-        <w:br/>
-      </w:r>
-      <w:r>
-        <w:br/>
-      </w:r>
-      <w:r>
-        <w:rPr>
-          <w:color w:val="808080"/>
-          <w:sz w:val="24"/>
-          <w:szCs w:val="24"/>
-        </w:rPr>
-        <w:t>Connectivity to IaaS and PaaS services on the IBM Cloud private backbone utilizing client assigned IP addresses native to the VPC. Integrated with IBM Cloud Platform services like Identity and Access Management (IAM), Resource Groups, and the Usage Dashboard, you can manage your Endpoint Gateways and Virtual Private Endpoint IPs in the same place as the rest of your IBM Cloud services. With the ability to map VPC IP addresses, it provides a seamless connectivity experience and a greater level of control of the network domain.</w:t>
+        <w:t xml:space="preserve">     Virtual Private Cloud</w:t>
+      </w:r>
+      <w:r>
+        <w:br/>
+      </w:r>
+      <w:r>
+        <w:br/>
+      </w:r>
+      <w:r>
+        <w:rPr>
+          <w:color w:val="808080"/>
+          <w:sz w:val="24"/>
+          <w:szCs w:val="24"/>
+        </w:rPr>
+        <w:t>Create a fully customizable, software-defined virtual network with superior isolation. IBM Cloud Virtual Private Cloud provides custom network topologies, flexible subnet sizes, and enhanced security.</w:t>
       </w:r>
       <w:r>
         <w:br/>
@@ -39929,7 +39982,7 @@
       </w:r>
       <w:hyperlink r:id="rId554">
         <w:r>
-          <w:t>https://cloud.ibm.com/docs/vpc?topic=vpc-about-vpe</w:t>
+          <w:t>https://cloud.ibm.com/docs/vpc/getting-started.html</w:t>
         </w:r>
       </w:hyperlink>
       <w:r>
@@ -39990,21 +40043,21 @@
           <w:sz w:val="28"/>
           <w:szCs w:val="28"/>
         </w:rPr>
-        <w:t xml:space="preserve">     Virtual Router Appliance</w:t>
-      </w:r>
-      <w:r>
-        <w:br/>
-      </w:r>
-      <w:r>
-        <w:br/>
-      </w:r>
-      <w:r>
-        <w:rPr>
-          <w:color w:val="808080"/>
-          <w:sz w:val="24"/>
-          <w:szCs w:val="24"/>
-        </w:rPr>
-        <w:t>Protect your cloud infrastructure and optimize its performance with a gateway appliance.</w:t>
+        <w:t xml:space="preserve">     Virtual Private Endpoint for VPC</w:t>
+      </w:r>
+      <w:r>
+        <w:br/>
+      </w:r>
+      <w:r>
+        <w:br/>
+      </w:r>
+      <w:r>
+        <w:rPr>
+          <w:color w:val="808080"/>
+          <w:sz w:val="24"/>
+          <w:szCs w:val="24"/>
+        </w:rPr>
+        <w:t>Connectivity to IaaS and PaaS services on the IBM Cloud private backbone utilizing client assigned IP addresses native to the VPC. Integrated with IBM Cloud Platform services like Identity and Access Management (IAM), Resource Groups, and the Usage Dashboard, you can manage your Endpoint Gateways and Virtual Private Endpoint IPs in the same place as the rest of your IBM Cloud services. With the ability to map VPC IP addresses, it provides a seamless connectivity experience and a greater level of control of the network domain.</w:t>
       </w:r>
       <w:r>
         <w:br/>
@@ -40019,7 +40072,7 @@
       </w:r>
       <w:hyperlink r:id="rId556">
         <w:r>
-          <w:t>https://cloud.ibm.com/docs/virtual-router-appliance?topic=virtual-router-appliance-getting-started-vra</w:t>
+          <w:t>https://cloud.ibm.com/docs/vpc?topic=vpc-about-vpe</w:t>
         </w:r>
       </w:hyperlink>
       <w:r>
@@ -40080,21 +40133,21 @@
           <w:sz w:val="28"/>
           <w:szCs w:val="28"/>
         </w:rPr>
-        <w:t xml:space="preserve">     Virtual Server for Classic</w:t>
-      </w:r>
-      <w:r>
-        <w:br/>
-      </w:r>
-      <w:r>
-        <w:br/>
-      </w:r>
-      <w:r>
-        <w:rPr>
-          <w:color w:val="808080"/>
-          <w:sz w:val="24"/>
-          <w:szCs w:val="24"/>
-        </w:rPr>
-        <w:t>We offer virtual servers worldwide with up to 64 vCPU and 512 GB RAM to fit any workload need. Select hourly postpaid billing for flexibility or monthly prepaid for a discount on full monthly usage.</w:t>
+        <w:t xml:space="preserve">     Virtual Router Appliance</w:t>
+      </w:r>
+      <w:r>
+        <w:br/>
+      </w:r>
+      <w:r>
+        <w:br/>
+      </w:r>
+      <w:r>
+        <w:rPr>
+          <w:color w:val="808080"/>
+          <w:sz w:val="24"/>
+          <w:szCs w:val="24"/>
+        </w:rPr>
+        <w:t>Protect your cloud infrastructure and optimize its performance with a gateway appliance.</w:t>
       </w:r>
       <w:r>
         <w:br/>
@@ -40109,7 +40162,7 @@
       </w:r>
       <w:hyperlink r:id="rId558">
         <w:r>
-          <w:t>https://cloud.ibm.com/docs/vsi</w:t>
+          <w:t>https://cloud.ibm.com/docs/virtual-router-appliance?topic=virtual-router-appliance-getting-started-vra</w:t>
         </w:r>
       </w:hyperlink>
       <w:r>
@@ -40170,35 +40223,21 @@
           <w:sz w:val="28"/>
           <w:szCs w:val="28"/>
         </w:rPr>
-        <w:t xml:space="preserve">     Virtual Server for VPC</w:t>
-      </w:r>
-      <w:r>
-        <w:br/>
-      </w:r>
-      <w:r>
-        <w:br/>
-      </w:r>
-      <w:r>
-        <w:rPr>
-          <w:color w:val="808080"/>
-          <w:sz w:val="24"/>
-          <w:szCs w:val="24"/>
-        </w:rPr>
-        <w:t>In your own private space in the IBM Cloud, IBM Cloud VPC combines the security of a private cloud with the scalability of a public cloud. Use Virtual Private Cloud to isolate and provision network segments on the IBM Cloud, where you can deploy and manage compute resources, storage and networking cloud resources.</w:t>
-      </w:r>
-      <w:r>
-        <w:br/>
-      </w:r>
-      <w:r>
-        <w:br/>
-      </w:r>
-      <w:r>
-        <w:rPr>
-          <w:color w:val="808080"/>
-          <w:sz w:val="24"/>
-          <w:szCs w:val="24"/>
-        </w:rPr>
-        <w:t>With Virtual Server for VPC, you can quickly provision instances with high network performance. When you provision an instance, you select a profile that matches the amount of memory and compute power that you need for the application that you plan to run on the instance. Instances are available on the x86 and s390x architectures. After you provision an instance, you control and manage those infrastructure resources.</w:t>
+        <w:t xml:space="preserve">     Virtual Server for Classic</w:t>
+      </w:r>
+      <w:r>
+        <w:br/>
+      </w:r>
+      <w:r>
+        <w:br/>
+      </w:r>
+      <w:r>
+        <w:rPr>
+          <w:color w:val="808080"/>
+          <w:sz w:val="24"/>
+          <w:szCs w:val="24"/>
+        </w:rPr>
+        <w:t>We offer virtual servers worldwide with up to 64 vCPU and 512 GB RAM to fit any workload need. Select hourly postpaid billing for flexibility or monthly prepaid for a discount on full monthly usage.</w:t>
       </w:r>
       <w:r>
         <w:br/>
@@ -40213,7 +40252,7 @@
       </w:r>
       <w:hyperlink r:id="rId560">
         <w:r>
-          <w:t>https://cloud.ibm.com/docs/vpc?topic=vpc-creating-virtual-servers</w:t>
+          <w:t>https://cloud.ibm.com/docs/vsi</w:t>
         </w:r>
       </w:hyperlink>
       <w:r>
@@ -40274,21 +40313,35 @@
           <w:sz w:val="28"/>
           <w:szCs w:val="28"/>
         </w:rPr>
-        <w:t xml:space="preserve">     VLAN</w:t>
-      </w:r>
-      <w:r>
-        <w:br/>
-      </w:r>
-      <w:r>
-        <w:br/>
-      </w:r>
-      <w:r>
-        <w:rPr>
-          <w:color w:val="808080"/>
-          <w:sz w:val="24"/>
-          <w:szCs w:val="24"/>
-        </w:rPr>
-        <w:t>A Virtual Local Area Network (VLAN) is a network construct that makes it possible to create broadcast domains at the OSI Model layer-2 level. IBM Cloud uses VLANs to isolate broadcast traffic, to provide packet identification, and to let multiple workloads coexist on the same physical equipment. Depending on your situation, you may never need to interact with VLANs directly, because they are managed automatically. Optionally, you can order additional VLANs based on your unique network isolation requirements.</w:t>
+        <w:t xml:space="preserve">     Virtual Server for VPC</w:t>
+      </w:r>
+      <w:r>
+        <w:br/>
+      </w:r>
+      <w:r>
+        <w:br/>
+      </w:r>
+      <w:r>
+        <w:rPr>
+          <w:color w:val="808080"/>
+          <w:sz w:val="24"/>
+          <w:szCs w:val="24"/>
+        </w:rPr>
+        <w:t>In your own private space in the IBM Cloud, IBM Cloud VPC combines the security of a private cloud with the scalability of a public cloud. Use Virtual Private Cloud to isolate and provision network segments on the IBM Cloud, where you can deploy and manage compute resources, storage and networking cloud resources.</w:t>
+      </w:r>
+      <w:r>
+        <w:br/>
+      </w:r>
+      <w:r>
+        <w:br/>
+      </w:r>
+      <w:r>
+        <w:rPr>
+          <w:color w:val="808080"/>
+          <w:sz w:val="24"/>
+          <w:szCs w:val="24"/>
+        </w:rPr>
+        <w:t>With Virtual Server for VPC, you can quickly provision instances with high network performance. When you provision an instance, you select a profile that matches the amount of memory and compute power that you need for the application that you plan to run on the instance. Instances are available on the x86 and s390x architectures. After you provision an instance, you control and manage those infrastructure resources.</w:t>
       </w:r>
       <w:r>
         <w:br/>
@@ -40303,7 +40356,7 @@
       </w:r>
       <w:hyperlink r:id="rId562">
         <w:r>
-          <w:t>https://cloud.ibm.com/docs</w:t>
+          <w:t>https://cloud.ibm.com/docs/vpc?topic=vpc-creating-virtual-servers</w:t>
         </w:r>
       </w:hyperlink>
       <w:r>
@@ -40364,349 +40417,21 @@
           <w:sz w:val="28"/>
           <w:szCs w:val="28"/>
         </w:rPr>
-        <w:t xml:space="preserve">     VLP</w:t>
-      </w:r>
-      <w:r>
-        <w:br/>
-      </w:r>
-      <w:r>
-        <w:br/>
-      </w:r>
-      <w:r>
-        <w:rPr>
-          <w:color w:val="808080"/>
-          <w:sz w:val="24"/>
-          <w:szCs w:val="24"/>
-        </w:rPr>
-        <w:t>VMware Lab Platform (VLP)</w:t>
-      </w:r>
-      <w:r>
-        <w:br/>
-      </w:r>
-      <w:r>
-        <w:br/>
-      </w:r>
-      <w:r>
-        <w:rPr>
-          <w:color w:val="808080"/>
-          <w:sz w:val="24"/>
-          <w:szCs w:val="24"/>
-        </w:rPr>
-        <w:t>-------------------------------------------------------------------</w:t>
-      </w:r>
-      <w:r>
-        <w:br/>
-      </w:r>
-      <w:r>
-        <w:rPr>
-          <w:color w:val="808080"/>
-          <w:sz w:val="24"/>
-          <w:szCs w:val="24"/>
-        </w:rPr>
-        <w:t xml:space="preserve"> is a SaaS platform that gives organizations the ability to deliver their own customized hands-on virtual training labs to anyone on the planet at cloud scale.  </w:t>
-      </w:r>
-      <w:r>
-        <w:br/>
-      </w:r>
-      <w:r>
-        <w:br/>
-      </w:r>
-      <w:r>
-        <w:rPr>
-          <w:color w:val="808080"/>
-          <w:sz w:val="24"/>
-          <w:szCs w:val="24"/>
-        </w:rPr>
-        <w:t>-------------------------------------------------------------------</w:t>
-      </w:r>
-      <w:r>
-        <w:br/>
-      </w:r>
-      <w:r>
-        <w:br/>
-      </w:r>
-      <w:r>
-        <w:rPr>
-          <w:color w:val="808080"/>
-          <w:sz w:val="24"/>
-          <w:szCs w:val="24"/>
-        </w:rPr>
-        <w:t>Instructor Led Training: Training platform that allows students to have their own individual lab environment while allowing the instructor to proctor, shadow, assist and interact with students virtually from anywhere.</w:t>
-      </w:r>
-      <w:r>
-        <w:br/>
-      </w:r>
-      <w:r>
-        <w:br/>
-      </w:r>
-      <w:r>
-        <w:rPr>
-          <w:color w:val="808080"/>
-          <w:sz w:val="24"/>
-          <w:szCs w:val="24"/>
-        </w:rPr>
-        <w:t>-------------------------------------------------------------------</w:t>
-      </w:r>
-      <w:r>
-        <w:br/>
-      </w:r>
-      <w:r>
-        <w:br/>
-      </w:r>
-      <w:r>
-        <w:rPr>
-          <w:color w:val="808080"/>
-          <w:sz w:val="24"/>
-          <w:szCs w:val="24"/>
-        </w:rPr>
-        <w:t>Sales Demo: Easily expand your ability to give effect sales demos of your software solutions. Provisioning a known good template with a demo environment pre-staged for you demo allows for a quick and easy demo without any of the pre-configuration or cleanup between customers.</w:t>
-      </w:r>
-      <w:r>
-        <w:br/>
-      </w:r>
-      <w:r>
-        <w:br/>
-      </w:r>
-      <w:r>
-        <w:rPr>
-          <w:color w:val="808080"/>
-          <w:sz w:val="24"/>
-          <w:szCs w:val="24"/>
-        </w:rPr>
-        <w:t>-------------------------------------------------------------------</w:t>
-      </w:r>
-      <w:r>
-        <w:br/>
-      </w:r>
-      <w:r>
-        <w:br/>
-      </w:r>
-      <w:r>
-        <w:rPr>
-          <w:color w:val="808080"/>
-          <w:sz w:val="24"/>
-          <w:szCs w:val="24"/>
-        </w:rPr>
-        <w:t>Customer Proof of Concept: Moving from Sales Demo into Proof of Concept is extremely easy when you can entitle a customer to a time bound copy of their own demo environment.  Provide access to a POC environment for the customer to evaluate your software, and even provide remote assistance and monitor their progress.</w:t>
-      </w:r>
-      <w:r>
-        <w:br/>
-      </w:r>
-      <w:r>
-        <w:br/>
-      </w:r>
-      <w:r>
-        <w:rPr>
-          <w:color w:val="808080"/>
-          <w:sz w:val="24"/>
-          <w:szCs w:val="24"/>
-        </w:rPr>
-        <w:t>-------------------------------------------------------------------</w:t>
-      </w:r>
-      <w:r>
-        <w:br/>
-      </w:r>
-      <w:r>
-        <w:br/>
-      </w:r>
-      <w:r>
-        <w:rPr>
-          <w:color w:val="808080"/>
-          <w:sz w:val="24"/>
-          <w:szCs w:val="24"/>
-        </w:rPr>
-        <w:t xml:space="preserve">Cyber Security Training:  Security operations training is essential to preparing the cybersecurity workforce of tomorrow, and for keeping current cybersecurity workers up-to-date on skills and evolving threats.  VLP provides a safe environment to develop training scenarios and build their capabilities. </w:t>
-      </w:r>
-      <w:r>
-        <w:br/>
-      </w:r>
-      <w:r>
-        <w:br/>
-      </w:r>
-      <w:r>
-        <w:rPr>
-          <w:color w:val="808080"/>
-          <w:sz w:val="24"/>
-          <w:szCs w:val="24"/>
-        </w:rPr>
-        <w:t>-------------------------------------------------------------------</w:t>
-      </w:r>
-      <w:r>
-        <w:br/>
-      </w:r>
-      <w:r>
-        <w:br/>
-      </w:r>
-      <w:r>
-        <w:rPr>
-          <w:color w:val="808080"/>
-          <w:sz w:val="24"/>
-          <w:szCs w:val="24"/>
-        </w:rPr>
-        <w:t>We are complementary to most leading Learning Management Systems (LMS) and support Learning Tools Interoperability (LTI) allowing you to leverage your existing education platform.</w:t>
-      </w:r>
-      <w:r>
-        <w:br/>
-      </w:r>
-      <w:r>
-        <w:br/>
-      </w:r>
-      <w:r>
-        <w:br/>
-      </w:r>
-      <w:r>
-        <w:rPr>
-          <w:color w:val="808080"/>
-          <w:sz w:val="24"/>
-          <w:szCs w:val="24"/>
-        </w:rPr>
-        <w:t>VLP has a rich set of API’s making it easy to create any kind of user experience you can imagine.</w:t>
-      </w:r>
-      <w:r>
-        <w:br/>
-      </w:r>
-      <w:r>
-        <w:br/>
-      </w:r>
-      <w:r>
-        <w:br/>
-      </w:r>
-      <w:r>
-        <w:rPr>
-          <w:color w:val="808080"/>
-          <w:sz w:val="24"/>
-          <w:szCs w:val="24"/>
-        </w:rPr>
-        <w:t>Extend your own cloud infrastructure or use a hybrid model to support your most complex lab use cases.</w:t>
-      </w:r>
-      <w:r>
-        <w:br/>
-      </w:r>
-      <w:r>
-        <w:br/>
-      </w:r>
-      <w:r>
-        <w:br/>
-      </w:r>
-      <w:r>
-        <w:rPr>
-          <w:color w:val="808080"/>
-          <w:sz w:val="24"/>
-          <w:szCs w:val="24"/>
-        </w:rPr>
-        <w:t xml:space="preserve">VMware Lab Platform integrates instructional materials, labs, video, social media, and more. It is specifically designed to deliver hands-on lab content to students/clients.  There are a standard set of APIs that allow it to easily integrate with most Learning Management Systems on the market.  It is a SaaS solution that is a cloud-based multi-tenant solution owned, maintained, and updated by Partner STAR Systems. </w:t>
-      </w:r>
-      <w:r>
-        <w:br/>
-      </w:r>
-      <w:r>
-        <w:br/>
-      </w:r>
-      <w:r>
-        <w:rPr>
-          <w:color w:val="808080"/>
-          <w:sz w:val="24"/>
-          <w:szCs w:val="24"/>
-        </w:rPr>
-        <w:t>-------------------------------------------------------------------</w:t>
-      </w:r>
-      <w:r>
-        <w:br/>
-      </w:r>
-      <w:r>
-        <w:br/>
-      </w:r>
-      <w:r>
-        <w:rPr>
-          <w:color w:val="808080"/>
-          <w:sz w:val="24"/>
-          <w:szCs w:val="24"/>
-        </w:rPr>
-        <w:t xml:space="preserve">- SaaS platform delivering hands-on virtual IT Training labs to anyone on the planet at cloud scale </w:t>
-      </w:r>
-      <w:r>
-        <w:br/>
-      </w:r>
-      <w:r>
-        <w:br/>
-      </w:r>
-      <w:r>
-        <w:rPr>
-          <w:color w:val="808080"/>
-          <w:sz w:val="24"/>
-          <w:szCs w:val="24"/>
-        </w:rPr>
-        <w:t xml:space="preserve">- Access from Anywhere - Training content is accessible university, at any time, on most devices with a browser. </w:t>
-      </w:r>
-      <w:r>
-        <w:br/>
-      </w:r>
-      <w:r>
-        <w:br/>
-      </w:r>
-      <w:r>
-        <w:rPr>
-          <w:color w:val="808080"/>
-          <w:sz w:val="24"/>
-          <w:szCs w:val="24"/>
-        </w:rPr>
-        <w:t>- A powerful virtual lab supports complex multi-vM configurations and almost all guest operating systems</w:t>
-      </w:r>
-      <w:r>
-        <w:br/>
-      </w:r>
-      <w:r>
-        <w:br/>
-      </w:r>
-      <w:r>
-        <w:rPr>
-          <w:color w:val="808080"/>
-          <w:sz w:val="24"/>
-          <w:szCs w:val="24"/>
-        </w:rPr>
-        <w:t>- Hybrid Cloud Scale from one lab to thousands of labs. Trust that the platform will scale with you.</w:t>
-      </w:r>
-      <w:r>
-        <w:br/>
-      </w:r>
-      <w:r>
-        <w:br/>
-      </w:r>
-      <w:r>
-        <w:rPr>
-          <w:color w:val="808080"/>
-          <w:sz w:val="24"/>
-          <w:szCs w:val="24"/>
-        </w:rPr>
-        <w:t xml:space="preserve">- supports labaccess directly from the the console </w:t>
-      </w:r>
-      <w:r>
-        <w:br/>
-      </w:r>
-      <w:r>
-        <w:br/>
-      </w:r>
-      <w:r>
-        <w:rPr>
-          <w:color w:val="808080"/>
-          <w:sz w:val="24"/>
-          <w:szCs w:val="24"/>
-        </w:rPr>
-        <w:t xml:space="preserve">- Set it and forget it administration </w:t>
-      </w:r>
-      <w:r>
-        <w:br/>
-      </w:r>
-      <w:r>
-        <w:br/>
-      </w:r>
-      <w:r>
-        <w:rPr>
-          <w:color w:val="808080"/>
-          <w:sz w:val="24"/>
-          <w:szCs w:val="24"/>
-        </w:rPr>
-        <w:t>- Learning management Systems support through standard LTI and API integrations</w:t>
+        <w:t xml:space="preserve">     VLAN</w:t>
+      </w:r>
+      <w:r>
+        <w:br/>
+      </w:r>
+      <w:r>
+        <w:br/>
+      </w:r>
+      <w:r>
+        <w:rPr>
+          <w:color w:val="808080"/>
+          <w:sz w:val="24"/>
+          <w:szCs w:val="24"/>
+        </w:rPr>
+        <w:t>A Virtual Local Area Network (VLAN) is a network construct that makes it possible to create broadcast domains at the OSI Model layer-2 level. IBM Cloud uses VLANs to isolate broadcast traffic, to provide packet identification, and to let multiple workloads coexist on the same physical equipment. Depending on your situation, you may never need to interact with VLANs directly, because they are managed automatically. Optionally, you can order additional VLANs based on your unique network isolation requirements.</w:t>
       </w:r>
       <w:r>
         <w:br/>
@@ -40721,7 +40446,7 @@
       </w:r>
       <w:hyperlink r:id="rId564">
         <w:r>
-          <w:t>https://starsystems.in/vmware-vlp/</w:t>
+          <w:t>https://cloud.ibm.com/docs</w:t>
         </w:r>
       </w:hyperlink>
       <w:r>
@@ -40782,63 +40507,349 @@
           <w:sz w:val="28"/>
           <w:szCs w:val="28"/>
         </w:rPr>
-        <w:t xml:space="preserve">     VMware Cloud Migration Services</w:t>
-      </w:r>
-      <w:r>
-        <w:br/>
-      </w:r>
-      <w:r>
-        <w:br/>
-      </w:r>
-      <w:r>
-        <w:rPr>
-          <w:color w:val="808080"/>
-          <w:sz w:val="24"/>
-          <w:szCs w:val="24"/>
-        </w:rPr>
-        <w:t>This selection of services targets VMware customers seeking to modernize and embrace various IBM cloud options as either a production or disaster recovery target site.</w:t>
-      </w:r>
-      <w:r>
-        <w:br/>
-      </w:r>
-      <w:r>
-        <w:br/>
-      </w:r>
-      <w:r>
-        <w:rPr>
-          <w:color w:val="808080"/>
-          <w:sz w:val="24"/>
-          <w:szCs w:val="24"/>
-        </w:rPr>
-        <w:t>While PrimaryIO offers SaaS products in support of the Cloud Journey targeting data resiliency, this collection is comprised of advisory services and optionally the man-power to accomplish these modernizing, mobility-enhancing, cloud-embracing projects.</w:t>
-      </w:r>
-      <w:r>
-        <w:br/>
-      </w:r>
-      <w:r>
-        <w:br/>
-      </w:r>
-      <w:r>
-        <w:rPr>
-          <w:color w:val="808080"/>
-          <w:sz w:val="24"/>
-          <w:szCs w:val="24"/>
-        </w:rPr>
-        <w:t>The services are designed to create an easy to consume, yet bespoke, tailored project.  Each project is fully detailed with project plan, associated cost and transparency to the project status with focus on rapid achievement of critical path objectives.</w:t>
-      </w:r>
-      <w:r>
-        <w:br/>
-      </w:r>
-      <w:r>
-        <w:br/>
-      </w:r>
-      <w:r>
-        <w:rPr>
-          <w:color w:val="808080"/>
-          <w:sz w:val="24"/>
-          <w:szCs w:val="24"/>
-        </w:rPr>
-        <w:t>All projects, irrespective of category and customization, require a current state assessment coupled with a solid understanding of the customer goal and associated target environment.  Once well-comprehended, an accurate statement of work and associated price quote is generated in support of the project.  At such time, the project can be procured through the listed catalog option.</w:t>
+        <w:t xml:space="preserve">     VLP</w:t>
+      </w:r>
+      <w:r>
+        <w:br/>
+      </w:r>
+      <w:r>
+        <w:br/>
+      </w:r>
+      <w:r>
+        <w:rPr>
+          <w:color w:val="808080"/>
+          <w:sz w:val="24"/>
+          <w:szCs w:val="24"/>
+        </w:rPr>
+        <w:t>VMware Lab Platform (VLP)</w:t>
+      </w:r>
+      <w:r>
+        <w:br/>
+      </w:r>
+      <w:r>
+        <w:br/>
+      </w:r>
+      <w:r>
+        <w:rPr>
+          <w:color w:val="808080"/>
+          <w:sz w:val="24"/>
+          <w:szCs w:val="24"/>
+        </w:rPr>
+        <w:t>-------------------------------------------------------------------</w:t>
+      </w:r>
+      <w:r>
+        <w:br/>
+      </w:r>
+      <w:r>
+        <w:rPr>
+          <w:color w:val="808080"/>
+          <w:sz w:val="24"/>
+          <w:szCs w:val="24"/>
+        </w:rPr>
+        <w:t xml:space="preserve"> is a SaaS platform that gives organizations the ability to deliver their own customized hands-on virtual training labs to anyone on the planet at cloud scale.  </w:t>
+      </w:r>
+      <w:r>
+        <w:br/>
+      </w:r>
+      <w:r>
+        <w:br/>
+      </w:r>
+      <w:r>
+        <w:rPr>
+          <w:color w:val="808080"/>
+          <w:sz w:val="24"/>
+          <w:szCs w:val="24"/>
+        </w:rPr>
+        <w:t>-------------------------------------------------------------------</w:t>
+      </w:r>
+      <w:r>
+        <w:br/>
+      </w:r>
+      <w:r>
+        <w:br/>
+      </w:r>
+      <w:r>
+        <w:rPr>
+          <w:color w:val="808080"/>
+          <w:sz w:val="24"/>
+          <w:szCs w:val="24"/>
+        </w:rPr>
+        <w:t>Instructor Led Training: Training platform that allows students to have their own individual lab environment while allowing the instructor to proctor, shadow, assist and interact with students virtually from anywhere.</w:t>
+      </w:r>
+      <w:r>
+        <w:br/>
+      </w:r>
+      <w:r>
+        <w:br/>
+      </w:r>
+      <w:r>
+        <w:rPr>
+          <w:color w:val="808080"/>
+          <w:sz w:val="24"/>
+          <w:szCs w:val="24"/>
+        </w:rPr>
+        <w:t>-------------------------------------------------------------------</w:t>
+      </w:r>
+      <w:r>
+        <w:br/>
+      </w:r>
+      <w:r>
+        <w:br/>
+      </w:r>
+      <w:r>
+        <w:rPr>
+          <w:color w:val="808080"/>
+          <w:sz w:val="24"/>
+          <w:szCs w:val="24"/>
+        </w:rPr>
+        <w:t>Sales Demo: Easily expand your ability to give effect sales demos of your software solutions. Provisioning a known good template with a demo environment pre-staged for you demo allows for a quick and easy demo without any of the pre-configuration or cleanup between customers.</w:t>
+      </w:r>
+      <w:r>
+        <w:br/>
+      </w:r>
+      <w:r>
+        <w:br/>
+      </w:r>
+      <w:r>
+        <w:rPr>
+          <w:color w:val="808080"/>
+          <w:sz w:val="24"/>
+          <w:szCs w:val="24"/>
+        </w:rPr>
+        <w:t>-------------------------------------------------------------------</w:t>
+      </w:r>
+      <w:r>
+        <w:br/>
+      </w:r>
+      <w:r>
+        <w:br/>
+      </w:r>
+      <w:r>
+        <w:rPr>
+          <w:color w:val="808080"/>
+          <w:sz w:val="24"/>
+          <w:szCs w:val="24"/>
+        </w:rPr>
+        <w:t>Customer Proof of Concept: Moving from Sales Demo into Proof of Concept is extremely easy when you can entitle a customer to a time bound copy of their own demo environment.  Provide access to a POC environment for the customer to evaluate your software, and even provide remote assistance and monitor their progress.</w:t>
+      </w:r>
+      <w:r>
+        <w:br/>
+      </w:r>
+      <w:r>
+        <w:br/>
+      </w:r>
+      <w:r>
+        <w:rPr>
+          <w:color w:val="808080"/>
+          <w:sz w:val="24"/>
+          <w:szCs w:val="24"/>
+        </w:rPr>
+        <w:t>-------------------------------------------------------------------</w:t>
+      </w:r>
+      <w:r>
+        <w:br/>
+      </w:r>
+      <w:r>
+        <w:br/>
+      </w:r>
+      <w:r>
+        <w:rPr>
+          <w:color w:val="808080"/>
+          <w:sz w:val="24"/>
+          <w:szCs w:val="24"/>
+        </w:rPr>
+        <w:t xml:space="preserve">Cyber Security Training:  Security operations training is essential to preparing the cybersecurity workforce of tomorrow, and for keeping current cybersecurity workers up-to-date on skills and evolving threats.  VLP provides a safe environment to develop training scenarios and build their capabilities. </w:t>
+      </w:r>
+      <w:r>
+        <w:br/>
+      </w:r>
+      <w:r>
+        <w:br/>
+      </w:r>
+      <w:r>
+        <w:rPr>
+          <w:color w:val="808080"/>
+          <w:sz w:val="24"/>
+          <w:szCs w:val="24"/>
+        </w:rPr>
+        <w:t>-------------------------------------------------------------------</w:t>
+      </w:r>
+      <w:r>
+        <w:br/>
+      </w:r>
+      <w:r>
+        <w:br/>
+      </w:r>
+      <w:r>
+        <w:rPr>
+          <w:color w:val="808080"/>
+          <w:sz w:val="24"/>
+          <w:szCs w:val="24"/>
+        </w:rPr>
+        <w:t>We are complementary to most leading Learning Management Systems (LMS) and support Learning Tools Interoperability (LTI) allowing you to leverage your existing education platform.</w:t>
+      </w:r>
+      <w:r>
+        <w:br/>
+      </w:r>
+      <w:r>
+        <w:br/>
+      </w:r>
+      <w:r>
+        <w:br/>
+      </w:r>
+      <w:r>
+        <w:rPr>
+          <w:color w:val="808080"/>
+          <w:sz w:val="24"/>
+          <w:szCs w:val="24"/>
+        </w:rPr>
+        <w:t>VLP has a rich set of API’s making it easy to create any kind of user experience you can imagine.</w:t>
+      </w:r>
+      <w:r>
+        <w:br/>
+      </w:r>
+      <w:r>
+        <w:br/>
+      </w:r>
+      <w:r>
+        <w:br/>
+      </w:r>
+      <w:r>
+        <w:rPr>
+          <w:color w:val="808080"/>
+          <w:sz w:val="24"/>
+          <w:szCs w:val="24"/>
+        </w:rPr>
+        <w:t>Extend your own cloud infrastructure or use a hybrid model to support your most complex lab use cases.</w:t>
+      </w:r>
+      <w:r>
+        <w:br/>
+      </w:r>
+      <w:r>
+        <w:br/>
+      </w:r>
+      <w:r>
+        <w:br/>
+      </w:r>
+      <w:r>
+        <w:rPr>
+          <w:color w:val="808080"/>
+          <w:sz w:val="24"/>
+          <w:szCs w:val="24"/>
+        </w:rPr>
+        <w:t xml:space="preserve">VMware Lab Platform integrates instructional materials, labs, video, social media, and more. It is specifically designed to deliver hands-on lab content to students/clients.  There are a standard set of APIs that allow it to easily integrate with most Learning Management Systems on the market.  It is a SaaS solution that is a cloud-based multi-tenant solution owned, maintained, and updated by Partner STAR Systems. </w:t>
+      </w:r>
+      <w:r>
+        <w:br/>
+      </w:r>
+      <w:r>
+        <w:br/>
+      </w:r>
+      <w:r>
+        <w:rPr>
+          <w:color w:val="808080"/>
+          <w:sz w:val="24"/>
+          <w:szCs w:val="24"/>
+        </w:rPr>
+        <w:t>-------------------------------------------------------------------</w:t>
+      </w:r>
+      <w:r>
+        <w:br/>
+      </w:r>
+      <w:r>
+        <w:br/>
+      </w:r>
+      <w:r>
+        <w:rPr>
+          <w:color w:val="808080"/>
+          <w:sz w:val="24"/>
+          <w:szCs w:val="24"/>
+        </w:rPr>
+        <w:t xml:space="preserve">- SaaS platform delivering hands-on virtual IT Training labs to anyone on the planet at cloud scale </w:t>
+      </w:r>
+      <w:r>
+        <w:br/>
+      </w:r>
+      <w:r>
+        <w:br/>
+      </w:r>
+      <w:r>
+        <w:rPr>
+          <w:color w:val="808080"/>
+          <w:sz w:val="24"/>
+          <w:szCs w:val="24"/>
+        </w:rPr>
+        <w:t xml:space="preserve">- Access from Anywhere - Training content is accessible university, at any time, on most devices with a browser. </w:t>
+      </w:r>
+      <w:r>
+        <w:br/>
+      </w:r>
+      <w:r>
+        <w:br/>
+      </w:r>
+      <w:r>
+        <w:rPr>
+          <w:color w:val="808080"/>
+          <w:sz w:val="24"/>
+          <w:szCs w:val="24"/>
+        </w:rPr>
+        <w:t>- A powerful virtual lab supports complex multi-vM configurations and almost all guest operating systems</w:t>
+      </w:r>
+      <w:r>
+        <w:br/>
+      </w:r>
+      <w:r>
+        <w:br/>
+      </w:r>
+      <w:r>
+        <w:rPr>
+          <w:color w:val="808080"/>
+          <w:sz w:val="24"/>
+          <w:szCs w:val="24"/>
+        </w:rPr>
+        <w:t>- Hybrid Cloud Scale from one lab to thousands of labs. Trust that the platform will scale with you.</w:t>
+      </w:r>
+      <w:r>
+        <w:br/>
+      </w:r>
+      <w:r>
+        <w:br/>
+      </w:r>
+      <w:r>
+        <w:rPr>
+          <w:color w:val="808080"/>
+          <w:sz w:val="24"/>
+          <w:szCs w:val="24"/>
+        </w:rPr>
+        <w:t xml:space="preserve">- supports labaccess directly from the the console </w:t>
+      </w:r>
+      <w:r>
+        <w:br/>
+      </w:r>
+      <w:r>
+        <w:br/>
+      </w:r>
+      <w:r>
+        <w:rPr>
+          <w:color w:val="808080"/>
+          <w:sz w:val="24"/>
+          <w:szCs w:val="24"/>
+        </w:rPr>
+        <w:t xml:space="preserve">- Set it and forget it administration </w:t>
+      </w:r>
+      <w:r>
+        <w:br/>
+      </w:r>
+      <w:r>
+        <w:br/>
+      </w:r>
+      <w:r>
+        <w:rPr>
+          <w:color w:val="808080"/>
+          <w:sz w:val="24"/>
+          <w:szCs w:val="24"/>
+        </w:rPr>
+        <w:t>- Learning management Systems support through standard LTI and API integrations</w:t>
       </w:r>
       <w:r>
         <w:br/>
@@ -40853,7 +40864,7 @@
       </w:r>
       <w:hyperlink r:id="rId566">
         <w:r>
-          <w:t>https://hdm.primaryio.com/lp/vmwaas</w:t>
+          <w:t>https://starsystems.in/vmware-vlp/</w:t>
         </w:r>
       </w:hyperlink>
       <w:r>
@@ -40914,21 +40925,63 @@
           <w:sz w:val="28"/>
           <w:szCs w:val="28"/>
         </w:rPr>
-        <w:t xml:space="preserve">     VMware Solutions</w:t>
-      </w:r>
-      <w:r>
-        <w:br/>
-      </w:r>
-      <w:r>
-        <w:br/>
-      </w:r>
-      <w:r>
-        <w:rPr>
-          <w:color w:val="808080"/>
-          <w:sz w:val="24"/>
-          <w:szCs w:val="24"/>
-        </w:rPr>
-        <w:t>Deploy a comprehensive portfolio of automated and on-demand services for VMware workloads to the cloud, faster than ever before.</w:t>
+        <w:t xml:space="preserve">     VMware Cloud Migration Services</w:t>
+      </w:r>
+      <w:r>
+        <w:br/>
+      </w:r>
+      <w:r>
+        <w:br/>
+      </w:r>
+      <w:r>
+        <w:rPr>
+          <w:color w:val="808080"/>
+          <w:sz w:val="24"/>
+          <w:szCs w:val="24"/>
+        </w:rPr>
+        <w:t>This selection of services targets VMware customers seeking to modernize and embrace various IBM cloud options as either a production or disaster recovery target site.</w:t>
+      </w:r>
+      <w:r>
+        <w:br/>
+      </w:r>
+      <w:r>
+        <w:br/>
+      </w:r>
+      <w:r>
+        <w:rPr>
+          <w:color w:val="808080"/>
+          <w:sz w:val="24"/>
+          <w:szCs w:val="24"/>
+        </w:rPr>
+        <w:t>While PrimaryIO offers SaaS products in support of the Cloud Journey targeting data resiliency, this collection is comprised of advisory services and optionally the man-power to accomplish these modernizing, mobility-enhancing, cloud-embracing projects.</w:t>
+      </w:r>
+      <w:r>
+        <w:br/>
+      </w:r>
+      <w:r>
+        <w:br/>
+      </w:r>
+      <w:r>
+        <w:rPr>
+          <w:color w:val="808080"/>
+          <w:sz w:val="24"/>
+          <w:szCs w:val="24"/>
+        </w:rPr>
+        <w:t>The services are designed to create an easy to consume, yet bespoke, tailored project.  Each project is fully detailed with project plan, associated cost and transparency to the project status with focus on rapid achievement of critical path objectives.</w:t>
+      </w:r>
+      <w:r>
+        <w:br/>
+      </w:r>
+      <w:r>
+        <w:br/>
+      </w:r>
+      <w:r>
+        <w:rPr>
+          <w:color w:val="808080"/>
+          <w:sz w:val="24"/>
+          <w:szCs w:val="24"/>
+        </w:rPr>
+        <w:t>All projects, irrespective of category and customization, require a current state assessment coupled with a solid understanding of the customer goal and associated target environment.  Once well-comprehended, an accurate statement of work and associated price quote is generated in support of the project.  At such time, the project can be procured through the listed catalog option.</w:t>
       </w:r>
       <w:r>
         <w:br/>
@@ -40943,7 +40996,7 @@
       </w:r>
       <w:hyperlink r:id="rId568">
         <w:r>
-          <w:t>https://cloud.ibm.com/docs/vmware-service?topic=vmware-service-getting-started</w:t>
+          <w:t>https://hdm.primaryio.com/lp/vmwaas</w:t>
         </w:r>
       </w:hyperlink>
       <w:r>
@@ -41004,21 +41057,21 @@
           <w:sz w:val="28"/>
           <w:szCs w:val="28"/>
         </w:rPr>
-        <w:t xml:space="preserve">     VMware vCenter Server</w:t>
-      </w:r>
-      <w:r>
-        <w:br/>
-      </w:r>
-      <w:r>
-        <w:br/>
-      </w:r>
-      <w:r>
-        <w:rPr>
-          <w:color w:val="808080"/>
-          <w:sz w:val="24"/>
-          <w:szCs w:val="24"/>
-        </w:rPr>
-        <w:t>Standardized software-defined data center (SDDC) solution that combines IBM Cloud Bare Metal Servers with VMware vSphere, NSX, and optional vSAN for a seamless hybrid cloud experience.</w:t>
+        <w:t xml:space="preserve">     VMware Solutions</w:t>
+      </w:r>
+      <w:r>
+        <w:br/>
+      </w:r>
+      <w:r>
+        <w:br/>
+      </w:r>
+      <w:r>
+        <w:rPr>
+          <w:color w:val="808080"/>
+          <w:sz w:val="24"/>
+          <w:szCs w:val="24"/>
+        </w:rPr>
+        <w:t>Deploy a comprehensive portfolio of automated and on-demand services for VMware workloads to the cloud, faster than ever before.</w:t>
       </w:r>
       <w:r>
         <w:br/>
@@ -41033,7 +41086,7 @@
       </w:r>
       <w:hyperlink r:id="rId570">
         <w:r>
-          <w:t>https://cloud.ibm.com/services/vmwaresolutions/vcenter/vc_vcenterserveroverview.html</w:t>
+          <w:t>https://cloud.ibm.com/docs/vmware-service?topic=vmware-service-getting-started</w:t>
         </w:r>
       </w:hyperlink>
       <w:r>
@@ -41094,21 +41147,21 @@
           <w:sz w:val="28"/>
           <w:szCs w:val="28"/>
         </w:rPr>
-        <w:t xml:space="preserve">     VMware vSphere</w:t>
-      </w:r>
-      <w:r>
-        <w:br/>
-      </w:r>
-      <w:r>
-        <w:br/>
-      </w:r>
-      <w:r>
-        <w:rPr>
-          <w:color w:val="808080"/>
-          <w:sz w:val="24"/>
-          <w:szCs w:val="24"/>
-        </w:rPr>
-        <w:t>Customizable virtualization service that combines VMware-compatible bare metal servers, hardware components, and licenses, to build your own IBM-hosted VMware environment.</w:t>
+        <w:t xml:space="preserve">     VMware vCenter Server</w:t>
+      </w:r>
+      <w:r>
+        <w:br/>
+      </w:r>
+      <w:r>
+        <w:br/>
+      </w:r>
+      <w:r>
+        <w:rPr>
+          <w:color w:val="808080"/>
+          <w:sz w:val="24"/>
+          <w:szCs w:val="24"/>
+        </w:rPr>
+        <w:t>Standardized software-defined data center (SDDC) solution that combines IBM Cloud Bare Metal Servers with VMware vSphere, NSX, and optional vSAN for a seamless hybrid cloud experience.</w:t>
       </w:r>
       <w:r>
         <w:br/>
@@ -41123,7 +41176,7 @@
       </w:r>
       <w:hyperlink r:id="rId572">
         <w:r>
-          <w:t>https://cloud.ibm.com/services/vmwaresolutions/vsphere/vs_vsphereclusteroverview.html</w:t>
+          <w:t>https://cloud.ibm.com/services/vmwaresolutions/vcenter/vc_vcenterserveroverview.html</w:t>
         </w:r>
       </w:hyperlink>
       <w:r>
@@ -41184,21 +41237,21 @@
           <w:sz w:val="28"/>
           <w:szCs w:val="28"/>
         </w:rPr>
-        <w:t xml:space="preserve">     Volume for Power Virtual Server</w:t>
-      </w:r>
-      <w:r>
-        <w:br/>
-      </w:r>
-      <w:r>
-        <w:br/>
-      </w:r>
-      <w:r>
-        <w:rPr>
-          <w:color w:val="808080"/>
-          <w:sz w:val="24"/>
-          <w:szCs w:val="24"/>
-        </w:rPr>
-        <w:t>Power Systems Virtual Server projects deliver flexible compute capacity for Power Systems workloads. Integrated with the IBM Cloud platform for on-demand provisioning, this offering provides a secure and scalable server virtualization environment built upon the advanced RAS features and leading performance of the Power Systems™ platform.</w:t>
+        <w:t xml:space="preserve">     VMware vSphere</w:t>
+      </w:r>
+      <w:r>
+        <w:br/>
+      </w:r>
+      <w:r>
+        <w:br/>
+      </w:r>
+      <w:r>
+        <w:rPr>
+          <w:color w:val="808080"/>
+          <w:sz w:val="24"/>
+          <w:szCs w:val="24"/>
+        </w:rPr>
+        <w:t>Customizable virtualization service that combines VMware-compatible bare metal servers, hardware components, and licenses, to build your own IBM-hosted VMware environment.</w:t>
       </w:r>
       <w:r>
         <w:br/>
@@ -41213,7 +41266,7 @@
       </w:r>
       <w:hyperlink r:id="rId574">
         <w:r>
-          <w:t>https://cloud.ibm.com/docs/infrastructure/power-iaas?topic=power-iaas-getting-started</w:t>
+          <w:t>https://cloud.ibm.com/services/vmwaresolutions/vsphere/vs_vsphereclusteroverview.html</w:t>
         </w:r>
       </w:hyperlink>
       <w:r>
@@ -41274,234 +41327,21 @@
           <w:sz w:val="28"/>
           <w:szCs w:val="28"/>
         </w:rPr>
-        <w:t xml:space="preserve">     VPC COaaS (VPC Cost Optimization as a Service)</w:t>
-      </w:r>
-      <w:r>
-        <w:br/>
-      </w:r>
-      <w:r>
-        <w:br/>
-      </w:r>
-      <w:r>
-        <w:rPr>
-          <w:color w:val="808080"/>
-          <w:sz w:val="24"/>
-          <w:szCs w:val="24"/>
-        </w:rPr>
-        <w:t>This is a fully-managed cloud-based service designed to help IBM Cloud users manage their cloud costs.</w:t>
-      </w:r>
-      <w:r>
-        <w:br/>
-      </w:r>
-      <w:r>
-        <w:br/>
-      </w:r>
-      <w:r>
-        <w:rPr>
-          <w:color w:val="808080"/>
-          <w:sz w:val="24"/>
-          <w:szCs w:val="24"/>
-        </w:rPr>
-        <w:t>Wanclouds COaaS provides IBM users with the tools and insights needed to optimize their cloud costs and services. With Wanclouds COaaS, users can track their cloud costs, identify potential cost savings opportunities, and develop customized strategies to reduce their overall cloud spending. The service also helps users identify areas of potential waste and inefficiency, and provides guidance on how to best manage their cloud costs. Additionally, Wanclouds COaaS can provide users with detailed reports and analytics to help them understand their cloud costs and make more informed decisions.</w:t>
-      </w:r>
-      <w:r>
-        <w:br/>
-      </w:r>
-      <w:r>
-        <w:br/>
-      </w:r>
-      <w:r>
-        <w:rPr>
-          <w:color w:val="808080"/>
-          <w:sz w:val="24"/>
-          <w:szCs w:val="24"/>
-        </w:rPr>
-        <w:t>Resource Coverage:</w:t>
-      </w:r>
-      <w:r>
-        <w:br/>
-      </w:r>
-      <w:r>
-        <w:rPr>
-          <w:color w:val="808080"/>
-          <w:sz w:val="24"/>
-          <w:szCs w:val="24"/>
-        </w:rPr>
-        <w:t>- Idle Resources</w:t>
-      </w:r>
-      <w:r>
-        <w:br/>
-      </w:r>
-      <w:r>
-        <w:rPr>
-          <w:color w:val="808080"/>
-          <w:sz w:val="24"/>
-          <w:szCs w:val="24"/>
-        </w:rPr>
-        <w:t>- Volumes</w:t>
-      </w:r>
-      <w:r>
-        <w:br/>
-      </w:r>
-      <w:r>
-        <w:rPr>
-          <w:color w:val="808080"/>
-          <w:sz w:val="24"/>
-          <w:szCs w:val="24"/>
-        </w:rPr>
-        <w:t>- Floating IPs</w:t>
-      </w:r>
-      <w:r>
-        <w:br/>
-      </w:r>
-      <w:r>
-        <w:rPr>
-          <w:color w:val="808080"/>
-          <w:sz w:val="24"/>
-          <w:szCs w:val="24"/>
-        </w:rPr>
-        <w:t>- Public Gateways</w:t>
-      </w:r>
-      <w:r>
-        <w:br/>
-      </w:r>
-      <w:r>
-        <w:rPr>
-          <w:color w:val="808080"/>
-          <w:sz w:val="24"/>
-          <w:szCs w:val="24"/>
-        </w:rPr>
-        <w:t>- Dedicated Hosts</w:t>
-      </w:r>
-      <w:r>
-        <w:br/>
-      </w:r>
-      <w:r>
-        <w:rPr>
-          <w:color w:val="808080"/>
-          <w:sz w:val="24"/>
-          <w:szCs w:val="24"/>
-        </w:rPr>
-        <w:t>- Virtual Server Instances</w:t>
-      </w:r>
-      <w:r>
-        <w:br/>
-      </w:r>
-      <w:r>
-        <w:rPr>
-          <w:color w:val="808080"/>
-          <w:sz w:val="24"/>
-          <w:szCs w:val="24"/>
-        </w:rPr>
-        <w:t>- Images</w:t>
-      </w:r>
-      <w:r>
-        <w:br/>
-      </w:r>
-      <w:r>
-        <w:rPr>
-          <w:color w:val="808080"/>
-          <w:sz w:val="24"/>
-          <w:szCs w:val="24"/>
-        </w:rPr>
-        <w:t>- Snapshots</w:t>
-      </w:r>
-      <w:r>
-        <w:br/>
-      </w:r>
-      <w:r>
-        <w:br/>
-      </w:r>
-      <w:r>
-        <w:rPr>
-          <w:color w:val="808080"/>
-          <w:sz w:val="24"/>
-          <w:szCs w:val="24"/>
-        </w:rPr>
-        <w:t>Benefits</w:t>
-      </w:r>
-      <w:r>
-        <w:br/>
-      </w:r>
-      <w:r>
-        <w:rPr>
-          <w:color w:val="808080"/>
-          <w:sz w:val="24"/>
-          <w:szCs w:val="24"/>
-        </w:rPr>
-        <w:t>- Tracking cloud costs</w:t>
-      </w:r>
-      <w:r>
-        <w:br/>
-      </w:r>
-      <w:r>
-        <w:rPr>
-          <w:color w:val="808080"/>
-          <w:sz w:val="24"/>
-          <w:szCs w:val="24"/>
-        </w:rPr>
-        <w:t>- Identification of potential cost savings</w:t>
-      </w:r>
-      <w:r>
-        <w:br/>
-      </w:r>
-      <w:r>
-        <w:rPr>
-          <w:color w:val="808080"/>
-          <w:sz w:val="24"/>
-          <w:szCs w:val="24"/>
-        </w:rPr>
-        <w:t>- Strategies to reduce their overall cloud spending, this Service can provide users with detailed reports and analytics to help them understand their cloud costs.</w:t>
-      </w:r>
-      <w:r>
-        <w:br/>
-      </w:r>
-      <w:r>
-        <w:rPr>
-          <w:color w:val="808080"/>
-          <w:sz w:val="24"/>
-          <w:szCs w:val="24"/>
-        </w:rPr>
-        <w:t>- Identify areas of potential waste and inefficiency, and provide guidance on how to best manage their cloud costs.</w:t>
-      </w:r>
-      <w:r>
-        <w:br/>
-      </w:r>
-      <w:r>
-        <w:br/>
-      </w:r>
-      <w:r>
-        <w:rPr>
-          <w:color w:val="808080"/>
-          <w:sz w:val="24"/>
-          <w:szCs w:val="24"/>
-        </w:rPr>
-        <w:t>Learn more: https://www.wanclouds.net/coaas</w:t>
-      </w:r>
-      <w:r>
-        <w:br/>
-      </w:r>
-      <w:r>
-        <w:br/>
-      </w:r>
-      <w:r>
-        <w:rPr>
-          <w:color w:val="808080"/>
-          <w:sz w:val="24"/>
-          <w:szCs w:val="24"/>
-        </w:rPr>
-        <w:t>For any help, please go to https://support.wanclouds.net or email us at support@wanclouds.net</w:t>
-      </w:r>
-      <w:r>
-        <w:br/>
-      </w:r>
-      <w:r>
-        <w:rPr>
-          <w:color w:val="808080"/>
-          <w:sz w:val="24"/>
-          <w:szCs w:val="24"/>
-        </w:rPr>
-        <w:t>For sales related queries, please contact usat sales@wanclouds.net</w:t>
+        <w:t xml:space="preserve">     Volume for Power Virtual Server</w:t>
+      </w:r>
+      <w:r>
+        <w:br/>
+      </w:r>
+      <w:r>
+        <w:br/>
+      </w:r>
+      <w:r>
+        <w:rPr>
+          <w:color w:val="808080"/>
+          <w:sz w:val="24"/>
+          <w:szCs w:val="24"/>
+        </w:rPr>
+        <w:t>Power Systems Virtual Server projects deliver flexible compute capacity for Power Systems workloads. Integrated with the IBM Cloud platform for on-demand provisioning, this offering provides a secure and scalable server virtualization environment built upon the advanced RAS features and leading performance of the Power Systems™ platform.</w:t>
       </w:r>
       <w:r>
         <w:br/>
@@ -41516,7 +41356,7 @@
       </w:r>
       <w:hyperlink r:id="rId576">
         <w:r>
-          <w:t>https://docs.wanclouds.net/ibm</w:t>
+          <w:t>https://cloud.ibm.com/docs/infrastructure/power-iaas?topic=power-iaas-getting-started</w:t>
         </w:r>
       </w:hyperlink>
       <w:r>
@@ -41577,21 +41417,234 @@
           <w:sz w:val="28"/>
           <w:szCs w:val="28"/>
         </w:rPr>
-        <w:t xml:space="preserve">     VPC+ Cloud Migration</w:t>
-      </w:r>
-      <w:r>
-        <w:br/>
-      </w:r>
-      <w:r>
-        <w:br/>
-      </w:r>
-      <w:r>
-        <w:rPr>
-          <w:color w:val="808080"/>
-          <w:sz w:val="24"/>
-          <w:szCs w:val="24"/>
-        </w:rPr>
-        <w:t>VPC+ Cloud Migration is a third-party tool that helps facilitate easy migration of infrastructure components and applications. This tool automatically discovers your IBM Cloud classic infrastructure resources and components that can be migrated to IBM Cloud Virtual Private Cloud (VPC). You can choose the resources that you want to migrate and provision these resources in VPC. Once you are on IBM Cloud VPC, you have the opportunity to optimize, manage, and monitor your resources through the console.</w:t>
+        <w:t xml:space="preserve">     VPC COaaS (VPC Cost Optimization as a Service)</w:t>
+      </w:r>
+      <w:r>
+        <w:br/>
+      </w:r>
+      <w:r>
+        <w:br/>
+      </w:r>
+      <w:r>
+        <w:rPr>
+          <w:color w:val="808080"/>
+          <w:sz w:val="24"/>
+          <w:szCs w:val="24"/>
+        </w:rPr>
+        <w:t>This is a fully-managed cloud-based service designed to help IBM Cloud users manage their cloud costs.</w:t>
+      </w:r>
+      <w:r>
+        <w:br/>
+      </w:r>
+      <w:r>
+        <w:br/>
+      </w:r>
+      <w:r>
+        <w:rPr>
+          <w:color w:val="808080"/>
+          <w:sz w:val="24"/>
+          <w:szCs w:val="24"/>
+        </w:rPr>
+        <w:t>Wanclouds COaaS provides IBM users with the tools and insights needed to optimize their cloud costs and services. With Wanclouds COaaS, users can track their cloud costs, identify potential cost savings opportunities, and develop customized strategies to reduce their overall cloud spending. The service also helps users identify areas of potential waste and inefficiency, and provides guidance on how to best manage their cloud costs. Additionally, Wanclouds COaaS can provide users with detailed reports and analytics to help them understand their cloud costs and make more informed decisions.</w:t>
+      </w:r>
+      <w:r>
+        <w:br/>
+      </w:r>
+      <w:r>
+        <w:br/>
+      </w:r>
+      <w:r>
+        <w:rPr>
+          <w:color w:val="808080"/>
+          <w:sz w:val="24"/>
+          <w:szCs w:val="24"/>
+        </w:rPr>
+        <w:t>Resource Coverage:</w:t>
+      </w:r>
+      <w:r>
+        <w:br/>
+      </w:r>
+      <w:r>
+        <w:rPr>
+          <w:color w:val="808080"/>
+          <w:sz w:val="24"/>
+          <w:szCs w:val="24"/>
+        </w:rPr>
+        <w:t>- Idle Resources</w:t>
+      </w:r>
+      <w:r>
+        <w:br/>
+      </w:r>
+      <w:r>
+        <w:rPr>
+          <w:color w:val="808080"/>
+          <w:sz w:val="24"/>
+          <w:szCs w:val="24"/>
+        </w:rPr>
+        <w:t>- Volumes</w:t>
+      </w:r>
+      <w:r>
+        <w:br/>
+      </w:r>
+      <w:r>
+        <w:rPr>
+          <w:color w:val="808080"/>
+          <w:sz w:val="24"/>
+          <w:szCs w:val="24"/>
+        </w:rPr>
+        <w:t>- Floating IPs</w:t>
+      </w:r>
+      <w:r>
+        <w:br/>
+      </w:r>
+      <w:r>
+        <w:rPr>
+          <w:color w:val="808080"/>
+          <w:sz w:val="24"/>
+          <w:szCs w:val="24"/>
+        </w:rPr>
+        <w:t>- Public Gateways</w:t>
+      </w:r>
+      <w:r>
+        <w:br/>
+      </w:r>
+      <w:r>
+        <w:rPr>
+          <w:color w:val="808080"/>
+          <w:sz w:val="24"/>
+          <w:szCs w:val="24"/>
+        </w:rPr>
+        <w:t>- Dedicated Hosts</w:t>
+      </w:r>
+      <w:r>
+        <w:br/>
+      </w:r>
+      <w:r>
+        <w:rPr>
+          <w:color w:val="808080"/>
+          <w:sz w:val="24"/>
+          <w:szCs w:val="24"/>
+        </w:rPr>
+        <w:t>- Virtual Server Instances</w:t>
+      </w:r>
+      <w:r>
+        <w:br/>
+      </w:r>
+      <w:r>
+        <w:rPr>
+          <w:color w:val="808080"/>
+          <w:sz w:val="24"/>
+          <w:szCs w:val="24"/>
+        </w:rPr>
+        <w:t>- Images</w:t>
+      </w:r>
+      <w:r>
+        <w:br/>
+      </w:r>
+      <w:r>
+        <w:rPr>
+          <w:color w:val="808080"/>
+          <w:sz w:val="24"/>
+          <w:szCs w:val="24"/>
+        </w:rPr>
+        <w:t>- Snapshots</w:t>
+      </w:r>
+      <w:r>
+        <w:br/>
+      </w:r>
+      <w:r>
+        <w:br/>
+      </w:r>
+      <w:r>
+        <w:rPr>
+          <w:color w:val="808080"/>
+          <w:sz w:val="24"/>
+          <w:szCs w:val="24"/>
+        </w:rPr>
+        <w:t>Benefits</w:t>
+      </w:r>
+      <w:r>
+        <w:br/>
+      </w:r>
+      <w:r>
+        <w:rPr>
+          <w:color w:val="808080"/>
+          <w:sz w:val="24"/>
+          <w:szCs w:val="24"/>
+        </w:rPr>
+        <w:t>- Tracking cloud costs</w:t>
+      </w:r>
+      <w:r>
+        <w:br/>
+      </w:r>
+      <w:r>
+        <w:rPr>
+          <w:color w:val="808080"/>
+          <w:sz w:val="24"/>
+          <w:szCs w:val="24"/>
+        </w:rPr>
+        <w:t>- Identification of potential cost savings</w:t>
+      </w:r>
+      <w:r>
+        <w:br/>
+      </w:r>
+      <w:r>
+        <w:rPr>
+          <w:color w:val="808080"/>
+          <w:sz w:val="24"/>
+          <w:szCs w:val="24"/>
+        </w:rPr>
+        <w:t>- Strategies to reduce their overall cloud spending, this Service can provide users with detailed reports and analytics to help them understand their cloud costs.</w:t>
+      </w:r>
+      <w:r>
+        <w:br/>
+      </w:r>
+      <w:r>
+        <w:rPr>
+          <w:color w:val="808080"/>
+          <w:sz w:val="24"/>
+          <w:szCs w:val="24"/>
+        </w:rPr>
+        <w:t>- Identify areas of potential waste and inefficiency, and provide guidance on how to best manage their cloud costs.</w:t>
+      </w:r>
+      <w:r>
+        <w:br/>
+      </w:r>
+      <w:r>
+        <w:br/>
+      </w:r>
+      <w:r>
+        <w:rPr>
+          <w:color w:val="808080"/>
+          <w:sz w:val="24"/>
+          <w:szCs w:val="24"/>
+        </w:rPr>
+        <w:t>Learn more: https://www.wanclouds.net/coaas</w:t>
+      </w:r>
+      <w:r>
+        <w:br/>
+      </w:r>
+      <w:r>
+        <w:br/>
+      </w:r>
+      <w:r>
+        <w:rPr>
+          <w:color w:val="808080"/>
+          <w:sz w:val="24"/>
+          <w:szCs w:val="24"/>
+        </w:rPr>
+        <w:t>For any help, please go to https://support.wanclouds.net or email us at support@wanclouds.net</w:t>
+      </w:r>
+      <w:r>
+        <w:br/>
+      </w:r>
+      <w:r>
+        <w:rPr>
+          <w:color w:val="808080"/>
+          <w:sz w:val="24"/>
+          <w:szCs w:val="24"/>
+        </w:rPr>
+        <w:t>For sales related queries, please contact usat sales@wanclouds.net</w:t>
       </w:r>
       <w:r>
         <w:br/>
@@ -41606,7 +41659,7 @@
       </w:r>
       <w:hyperlink r:id="rId578">
         <w:r>
-          <w:t>https://cloud.ibm.com/docs/wanclouds-vpc-plus/getting-started.html</w:t>
+          <w:t>https://docs.wanclouds.net/ibm</w:t>
         </w:r>
       </w:hyperlink>
       <w:r>
@@ -41667,371 +41720,21 @@
           <w:sz w:val="28"/>
           <w:szCs w:val="28"/>
         </w:rPr>
-        <w:t xml:space="preserve">     VPC+ DRaaS (VPC+ Disaster Recovery as a Service)</w:t>
-      </w:r>
-      <w:r>
-        <w:br/>
-      </w:r>
-      <w:r>
-        <w:br/>
-      </w:r>
-      <w:r>
-        <w:rPr>
-          <w:color w:val="808080"/>
-          <w:sz w:val="24"/>
-          <w:szCs w:val="24"/>
-        </w:rPr>
-        <w:t>Wanclouds offers multi-cloud Backup, Migrations, Disaster Recovery, and Cost Optimization as a Service. At the heart of our approach is our SaaS application called VPC+ enabling seamless and hassle-free backups, migrations, disaster recovery, and cost optimization.</w:t>
-      </w:r>
-      <w:r>
-        <w:br/>
-      </w:r>
-      <w:r>
-        <w:br/>
-      </w:r>
-      <w:r>
-        <w:rPr>
-          <w:color w:val="808080"/>
-          <w:sz w:val="24"/>
-          <w:szCs w:val="24"/>
-        </w:rPr>
-        <w:t>Add one or multiple public clouds accounts and create a comprehensive backup and DR setup for all of your IBM Cloud Resources across regions.</w:t>
-      </w:r>
-      <w:r>
-        <w:br/>
-      </w:r>
-      <w:r>
-        <w:br/>
-      </w:r>
-      <w:r>
-        <w:rPr>
-          <w:color w:val="808080"/>
-          <w:sz w:val="24"/>
-          <w:szCs w:val="24"/>
-        </w:rPr>
-        <w:t>Backup and Disaster Recovery as a Service</w:t>
-      </w:r>
-      <w:r>
-        <w:br/>
-      </w:r>
-      <w:r>
-        <w:rPr>
-          <w:color w:val="808080"/>
-          <w:sz w:val="24"/>
-          <w:szCs w:val="24"/>
-        </w:rPr>
-        <w:t>- Backup your exisitng IBM Cloud VPC resources and configurations</w:t>
-      </w:r>
-      <w:r>
-        <w:br/>
-      </w:r>
-      <w:r>
-        <w:rPr>
-          <w:color w:val="808080"/>
-          <w:sz w:val="24"/>
-          <w:szCs w:val="24"/>
-        </w:rPr>
-        <w:t>- Backup IBM IKS (Kubernetes Service), ROKS (Red Hat Openshift)</w:t>
-      </w:r>
-      <w:r>
-        <w:br/>
-      </w:r>
-      <w:r>
-        <w:rPr>
-          <w:color w:val="808080"/>
-          <w:sz w:val="24"/>
-          <w:szCs w:val="24"/>
-        </w:rPr>
-        <w:t>- Backup Virtual Machines (VSIs) and attached Data Volumes</w:t>
-      </w:r>
-      <w:r>
-        <w:br/>
-      </w:r>
-      <w:r>
-        <w:rPr>
-          <w:color w:val="808080"/>
-          <w:sz w:val="24"/>
-          <w:szCs w:val="24"/>
-        </w:rPr>
-        <w:t>- Backup Cloud Object Storage Buckets (COS Buckets)</w:t>
-      </w:r>
-      <w:r>
-        <w:br/>
-      </w:r>
-      <w:r>
-        <w:rPr>
-          <w:color w:val="808080"/>
-          <w:sz w:val="24"/>
-          <w:szCs w:val="24"/>
-        </w:rPr>
-        <w:t>- Backup on-prem Kubernetes or Red Hat OpenShift clusters to IBM Cloud</w:t>
-      </w:r>
-      <w:r>
-        <w:br/>
-      </w:r>
-      <w:r>
-        <w:rPr>
-          <w:color w:val="808080"/>
-          <w:sz w:val="24"/>
-          <w:szCs w:val="24"/>
-        </w:rPr>
-        <w:t>- Restore or replicate your infrastructure across regions</w:t>
-      </w:r>
-      <w:r>
-        <w:br/>
-      </w:r>
-      <w:r>
-        <w:rPr>
-          <w:color w:val="808080"/>
-          <w:sz w:val="24"/>
-          <w:szCs w:val="24"/>
-        </w:rPr>
-        <w:t>- Restore your Kubernetes or Red Hat OpenShift clusters on-demand</w:t>
-      </w:r>
-      <w:r>
-        <w:br/>
-      </w:r>
-      <w:r>
-        <w:rPr>
-          <w:color w:val="808080"/>
-          <w:sz w:val="24"/>
-          <w:szCs w:val="24"/>
-        </w:rPr>
-        <w:t>- Backup VMware VMs to IBM Cloud VPC</w:t>
-      </w:r>
-      <w:r>
-        <w:br/>
-      </w:r>
-      <w:r>
-        <w:br/>
-      </w:r>
-      <w:r>
-        <w:rPr>
-          <w:color w:val="808080"/>
-          <w:sz w:val="24"/>
-          <w:szCs w:val="24"/>
-        </w:rPr>
-        <w:t>Setup IBM Cloud as a DR site for On-Premise workoads</w:t>
-      </w:r>
-      <w:r>
-        <w:br/>
-      </w:r>
-      <w:r>
-        <w:br/>
-      </w:r>
-      <w:r>
-        <w:rPr>
-          <w:color w:val="808080"/>
-          <w:sz w:val="24"/>
-          <w:szCs w:val="24"/>
-        </w:rPr>
-        <w:t xml:space="preserve">- Setup IBM Cloud as a Warm DR site for critical workloads </w:t>
-      </w:r>
-      <w:r>
-        <w:br/>
-      </w:r>
-      <w:r>
-        <w:rPr>
-          <w:color w:val="808080"/>
-          <w:sz w:val="24"/>
-          <w:szCs w:val="24"/>
-        </w:rPr>
-        <w:t>- Leverage IBM Cloud as a Backup for your Windows, Linux, Kubernetes workloads and Data.</w:t>
-      </w:r>
-      <w:r>
-        <w:br/>
-      </w:r>
-      <w:r>
-        <w:br/>
-      </w:r>
-      <w:r>
-        <w:rPr>
-          <w:color w:val="808080"/>
-          <w:sz w:val="24"/>
-          <w:szCs w:val="24"/>
-        </w:rPr>
-        <w:t>Cloud-Native Migration and Application Mobility</w:t>
-      </w:r>
-      <w:r>
-        <w:br/>
-      </w:r>
-      <w:r>
-        <w:br/>
-      </w:r>
-      <w:r>
-        <w:rPr>
-          <w:color w:val="808080"/>
-          <w:sz w:val="24"/>
-          <w:szCs w:val="24"/>
-        </w:rPr>
-        <w:t>- Setup IBM Cloud as a DR site</w:t>
-      </w:r>
-      <w:r>
-        <w:br/>
-      </w:r>
-      <w:r>
-        <w:rPr>
-          <w:color w:val="808080"/>
-          <w:sz w:val="24"/>
-          <w:szCs w:val="24"/>
-        </w:rPr>
-        <w:t>- Discover and Migrate Kubernetes and OpenShift cluster to IBM Cloud</w:t>
-      </w:r>
-      <w:r>
-        <w:br/>
-      </w:r>
-      <w:r>
-        <w:rPr>
-          <w:color w:val="808080"/>
-          <w:sz w:val="24"/>
-          <w:szCs w:val="24"/>
-        </w:rPr>
-        <w:t>- Migrate your application across your Kubernetes clusters</w:t>
-      </w:r>
-      <w:r>
-        <w:br/>
-      </w:r>
-      <w:r>
-        <w:rPr>
-          <w:color w:val="808080"/>
-          <w:sz w:val="24"/>
-          <w:szCs w:val="24"/>
-        </w:rPr>
-        <w:t>- Migrate your on-prem Red Hat OpenShift Clusters to IBM ROKS</w:t>
-      </w:r>
-      <w:r>
-        <w:br/>
-      </w:r>
-      <w:r>
-        <w:rPr>
-          <w:color w:val="808080"/>
-          <w:sz w:val="24"/>
-          <w:szCs w:val="24"/>
-        </w:rPr>
-        <w:t>- Migration On-Premise clusters to IBM Cloud Satellite</w:t>
-      </w:r>
-      <w:r>
-        <w:br/>
-      </w:r>
-      <w:r>
-        <w:br/>
-      </w:r>
-      <w:r>
-        <w:br/>
-      </w:r>
-      <w:r>
-        <w:br/>
-      </w:r>
-      <w:r>
-        <w:rPr>
-          <w:color w:val="808080"/>
-          <w:sz w:val="24"/>
-          <w:szCs w:val="24"/>
-        </w:rPr>
-        <w:t>Additional Features (needs to be separately enabled)</w:t>
-      </w:r>
-      <w:r>
-        <w:br/>
-      </w:r>
-      <w:r>
-        <w:br/>
-      </w:r>
-      <w:r>
-        <w:rPr>
-          <w:color w:val="808080"/>
-          <w:sz w:val="24"/>
-          <w:szCs w:val="24"/>
-        </w:rPr>
-        <w:t>Cost Optimization as a Service</w:t>
-      </w:r>
-      <w:r>
-        <w:br/>
-      </w:r>
-      <w:r>
-        <w:rPr>
-          <w:color w:val="808080"/>
-          <w:sz w:val="24"/>
-          <w:szCs w:val="24"/>
-        </w:rPr>
-        <w:t>- Discover and track all of your resources across IBM Cloud</w:t>
-      </w:r>
-      <w:r>
-        <w:br/>
-      </w:r>
-      <w:r>
-        <w:rPr>
-          <w:color w:val="808080"/>
-          <w:sz w:val="24"/>
-          <w:szCs w:val="24"/>
-        </w:rPr>
-        <w:t>- Track all your Idle resources. Stop entire VPCs, or delete unused resources</w:t>
-      </w:r>
-      <w:r>
-        <w:br/>
-      </w:r>
-      <w:r>
-        <w:rPr>
-          <w:color w:val="808080"/>
-          <w:sz w:val="24"/>
-          <w:szCs w:val="24"/>
-        </w:rPr>
-        <w:t>- Rightsize your Compute based on your usage and optimise for cost</w:t>
-      </w:r>
-      <w:r>
-        <w:br/>
-      </w:r>
-      <w:r>
-        <w:rPr>
-          <w:color w:val="808080"/>
-          <w:sz w:val="24"/>
-          <w:szCs w:val="24"/>
-        </w:rPr>
-        <w:t>- Assign Purpose tags based on industry standards</w:t>
-      </w:r>
-      <w:r>
-        <w:br/>
-      </w:r>
-      <w:r>
-        <w:br/>
-      </w:r>
-      <w:r>
-        <w:br/>
-      </w:r>
-      <w:r>
-        <w:rPr>
-          <w:color w:val="808080"/>
-          <w:sz w:val="24"/>
-          <w:szCs w:val="24"/>
-        </w:rPr>
-        <w:t>It takes just a few minutes to get started - subscribe today or request a demo:</w:t>
-      </w:r>
-      <w:r>
-        <w:br/>
-      </w:r>
-      <w:r>
-        <w:br/>
-      </w:r>
-      <w:r>
-        <w:rPr>
-          <w:color w:val="808080"/>
-          <w:sz w:val="24"/>
-          <w:szCs w:val="24"/>
-        </w:rPr>
-        <w:t>Learn more: https://www.wanclouds.net/ibm</w:t>
-      </w:r>
-      <w:r>
-        <w:br/>
-      </w:r>
-      <w:r>
-        <w:br/>
-      </w:r>
-      <w:r>
-        <w:rPr>
-          <w:color w:val="808080"/>
-          <w:sz w:val="24"/>
-          <w:szCs w:val="24"/>
-        </w:rPr>
-        <w:t>For any help, please go to https://support.wanclouds.net or email us at support@wanclouds.net.</w:t>
+        <w:t xml:space="preserve">     VPC+ Cloud Migration</w:t>
+      </w:r>
+      <w:r>
+        <w:br/>
+      </w:r>
+      <w:r>
+        <w:br/>
+      </w:r>
+      <w:r>
+        <w:rPr>
+          <w:color w:val="808080"/>
+          <w:sz w:val="24"/>
+          <w:szCs w:val="24"/>
+        </w:rPr>
+        <w:t>VPC+ Cloud Migration is a third-party tool that helps facilitate easy migration of infrastructure components and applications. This tool automatically discovers your IBM Cloud classic infrastructure resources and components that can be migrated to IBM Cloud Virtual Private Cloud (VPC). You can choose the resources that you want to migrate and provision these resources in VPC. Once you are on IBM Cloud VPC, you have the opportunity to optimize, manage, and monitor your resources through the console.</w:t>
       </w:r>
       <w:r>
         <w:br/>
@@ -42046,7 +41749,7 @@
       </w:r>
       <w:hyperlink r:id="rId580">
         <w:r>
-          <w:t>https://docs.wanclouds.net/ibm/vpc-draas/</w:t>
+          <w:t>https://cloud.ibm.com/docs/wanclouds-vpc-plus/getting-started.html</w:t>
         </w:r>
       </w:hyperlink>
       <w:r>
@@ -42107,21 +41810,371 @@
           <w:sz w:val="28"/>
           <w:szCs w:val="28"/>
         </w:rPr>
-        <w:t xml:space="preserve">     VPN for VPC</w:t>
-      </w:r>
-      <w:r>
-        <w:br/>
-      </w:r>
-      <w:r>
-        <w:br/>
-      </w:r>
-      <w:r>
-        <w:rPr>
-          <w:color w:val="808080"/>
-          <w:sz w:val="24"/>
-          <w:szCs w:val="24"/>
-        </w:rPr>
-        <w:t>VPN for VPC provides a simple yet powerful solution for highly scalable and robust site-to-site VPN. This VPN service provides a mixture of industry standard security and encryption options as well as support for Pre-shared Key authentication. The service also provides the ability to quickly add and remove VPN connections with the option to use pre-defined configurations.</w:t>
+        <w:t xml:space="preserve">     VPC+ DRaaS (VPC+ Disaster Recovery as a Service)</w:t>
+      </w:r>
+      <w:r>
+        <w:br/>
+      </w:r>
+      <w:r>
+        <w:br/>
+      </w:r>
+      <w:r>
+        <w:rPr>
+          <w:color w:val="808080"/>
+          <w:sz w:val="24"/>
+          <w:szCs w:val="24"/>
+        </w:rPr>
+        <w:t>Wanclouds offers multi-cloud Backup, Migrations, Disaster Recovery, and Cost Optimization as a Service. At the heart of our approach is our SaaS application called VPC+ enabling seamless and hassle-free backups, migrations, disaster recovery, and cost optimization.</w:t>
+      </w:r>
+      <w:r>
+        <w:br/>
+      </w:r>
+      <w:r>
+        <w:br/>
+      </w:r>
+      <w:r>
+        <w:rPr>
+          <w:color w:val="808080"/>
+          <w:sz w:val="24"/>
+          <w:szCs w:val="24"/>
+        </w:rPr>
+        <w:t>Add one or multiple public clouds accounts and create a comprehensive backup and DR setup for all of your IBM Cloud Resources across regions.</w:t>
+      </w:r>
+      <w:r>
+        <w:br/>
+      </w:r>
+      <w:r>
+        <w:br/>
+      </w:r>
+      <w:r>
+        <w:rPr>
+          <w:color w:val="808080"/>
+          <w:sz w:val="24"/>
+          <w:szCs w:val="24"/>
+        </w:rPr>
+        <w:t>Backup and Disaster Recovery as a Service</w:t>
+      </w:r>
+      <w:r>
+        <w:br/>
+      </w:r>
+      <w:r>
+        <w:rPr>
+          <w:color w:val="808080"/>
+          <w:sz w:val="24"/>
+          <w:szCs w:val="24"/>
+        </w:rPr>
+        <w:t>- Backup your exisitng IBM Cloud VPC resources and configurations</w:t>
+      </w:r>
+      <w:r>
+        <w:br/>
+      </w:r>
+      <w:r>
+        <w:rPr>
+          <w:color w:val="808080"/>
+          <w:sz w:val="24"/>
+          <w:szCs w:val="24"/>
+        </w:rPr>
+        <w:t>- Backup IBM IKS (Kubernetes Service), ROKS (Red Hat Openshift)</w:t>
+      </w:r>
+      <w:r>
+        <w:br/>
+      </w:r>
+      <w:r>
+        <w:rPr>
+          <w:color w:val="808080"/>
+          <w:sz w:val="24"/>
+          <w:szCs w:val="24"/>
+        </w:rPr>
+        <w:t>- Backup Virtual Machines (VSIs) and attached Data Volumes</w:t>
+      </w:r>
+      <w:r>
+        <w:br/>
+      </w:r>
+      <w:r>
+        <w:rPr>
+          <w:color w:val="808080"/>
+          <w:sz w:val="24"/>
+          <w:szCs w:val="24"/>
+        </w:rPr>
+        <w:t>- Backup Cloud Object Storage Buckets (COS Buckets)</w:t>
+      </w:r>
+      <w:r>
+        <w:br/>
+      </w:r>
+      <w:r>
+        <w:rPr>
+          <w:color w:val="808080"/>
+          <w:sz w:val="24"/>
+          <w:szCs w:val="24"/>
+        </w:rPr>
+        <w:t>- Backup on-prem Kubernetes or Red Hat OpenShift clusters to IBM Cloud</w:t>
+      </w:r>
+      <w:r>
+        <w:br/>
+      </w:r>
+      <w:r>
+        <w:rPr>
+          <w:color w:val="808080"/>
+          <w:sz w:val="24"/>
+          <w:szCs w:val="24"/>
+        </w:rPr>
+        <w:t>- Restore or replicate your infrastructure across regions</w:t>
+      </w:r>
+      <w:r>
+        <w:br/>
+      </w:r>
+      <w:r>
+        <w:rPr>
+          <w:color w:val="808080"/>
+          <w:sz w:val="24"/>
+          <w:szCs w:val="24"/>
+        </w:rPr>
+        <w:t>- Restore your Kubernetes or Red Hat OpenShift clusters on-demand</w:t>
+      </w:r>
+      <w:r>
+        <w:br/>
+      </w:r>
+      <w:r>
+        <w:rPr>
+          <w:color w:val="808080"/>
+          <w:sz w:val="24"/>
+          <w:szCs w:val="24"/>
+        </w:rPr>
+        <w:t>- Backup VMware VMs to IBM Cloud VPC</w:t>
+      </w:r>
+      <w:r>
+        <w:br/>
+      </w:r>
+      <w:r>
+        <w:br/>
+      </w:r>
+      <w:r>
+        <w:rPr>
+          <w:color w:val="808080"/>
+          <w:sz w:val="24"/>
+          <w:szCs w:val="24"/>
+        </w:rPr>
+        <w:t>Setup IBM Cloud as a DR site for On-Premise workoads</w:t>
+      </w:r>
+      <w:r>
+        <w:br/>
+      </w:r>
+      <w:r>
+        <w:br/>
+      </w:r>
+      <w:r>
+        <w:rPr>
+          <w:color w:val="808080"/>
+          <w:sz w:val="24"/>
+          <w:szCs w:val="24"/>
+        </w:rPr>
+        <w:t xml:space="preserve">- Setup IBM Cloud as a Warm DR site for critical workloads </w:t>
+      </w:r>
+      <w:r>
+        <w:br/>
+      </w:r>
+      <w:r>
+        <w:rPr>
+          <w:color w:val="808080"/>
+          <w:sz w:val="24"/>
+          <w:szCs w:val="24"/>
+        </w:rPr>
+        <w:t>- Leverage IBM Cloud as a Backup for your Windows, Linux, Kubernetes workloads and Data.</w:t>
+      </w:r>
+      <w:r>
+        <w:br/>
+      </w:r>
+      <w:r>
+        <w:br/>
+      </w:r>
+      <w:r>
+        <w:rPr>
+          <w:color w:val="808080"/>
+          <w:sz w:val="24"/>
+          <w:szCs w:val="24"/>
+        </w:rPr>
+        <w:t>Cloud-Native Migration and Application Mobility</w:t>
+      </w:r>
+      <w:r>
+        <w:br/>
+      </w:r>
+      <w:r>
+        <w:br/>
+      </w:r>
+      <w:r>
+        <w:rPr>
+          <w:color w:val="808080"/>
+          <w:sz w:val="24"/>
+          <w:szCs w:val="24"/>
+        </w:rPr>
+        <w:t>- Setup IBM Cloud as a DR site</w:t>
+      </w:r>
+      <w:r>
+        <w:br/>
+      </w:r>
+      <w:r>
+        <w:rPr>
+          <w:color w:val="808080"/>
+          <w:sz w:val="24"/>
+          <w:szCs w:val="24"/>
+        </w:rPr>
+        <w:t>- Discover and Migrate Kubernetes and OpenShift cluster to IBM Cloud</w:t>
+      </w:r>
+      <w:r>
+        <w:br/>
+      </w:r>
+      <w:r>
+        <w:rPr>
+          <w:color w:val="808080"/>
+          <w:sz w:val="24"/>
+          <w:szCs w:val="24"/>
+        </w:rPr>
+        <w:t>- Migrate your application across your Kubernetes clusters</w:t>
+      </w:r>
+      <w:r>
+        <w:br/>
+      </w:r>
+      <w:r>
+        <w:rPr>
+          <w:color w:val="808080"/>
+          <w:sz w:val="24"/>
+          <w:szCs w:val="24"/>
+        </w:rPr>
+        <w:t>- Migrate your on-prem Red Hat OpenShift Clusters to IBM ROKS</w:t>
+      </w:r>
+      <w:r>
+        <w:br/>
+      </w:r>
+      <w:r>
+        <w:rPr>
+          <w:color w:val="808080"/>
+          <w:sz w:val="24"/>
+          <w:szCs w:val="24"/>
+        </w:rPr>
+        <w:t>- Migration On-Premise clusters to IBM Cloud Satellite</w:t>
+      </w:r>
+      <w:r>
+        <w:br/>
+      </w:r>
+      <w:r>
+        <w:br/>
+      </w:r>
+      <w:r>
+        <w:br/>
+      </w:r>
+      <w:r>
+        <w:br/>
+      </w:r>
+      <w:r>
+        <w:rPr>
+          <w:color w:val="808080"/>
+          <w:sz w:val="24"/>
+          <w:szCs w:val="24"/>
+        </w:rPr>
+        <w:t>Additional Features (needs to be separately enabled)</w:t>
+      </w:r>
+      <w:r>
+        <w:br/>
+      </w:r>
+      <w:r>
+        <w:br/>
+      </w:r>
+      <w:r>
+        <w:rPr>
+          <w:color w:val="808080"/>
+          <w:sz w:val="24"/>
+          <w:szCs w:val="24"/>
+        </w:rPr>
+        <w:t>Cost Optimization as a Service</w:t>
+      </w:r>
+      <w:r>
+        <w:br/>
+      </w:r>
+      <w:r>
+        <w:rPr>
+          <w:color w:val="808080"/>
+          <w:sz w:val="24"/>
+          <w:szCs w:val="24"/>
+        </w:rPr>
+        <w:t>- Discover and track all of your resources across IBM Cloud</w:t>
+      </w:r>
+      <w:r>
+        <w:br/>
+      </w:r>
+      <w:r>
+        <w:rPr>
+          <w:color w:val="808080"/>
+          <w:sz w:val="24"/>
+          <w:szCs w:val="24"/>
+        </w:rPr>
+        <w:t>- Track all your Idle resources. Stop entire VPCs, or delete unused resources</w:t>
+      </w:r>
+      <w:r>
+        <w:br/>
+      </w:r>
+      <w:r>
+        <w:rPr>
+          <w:color w:val="808080"/>
+          <w:sz w:val="24"/>
+          <w:szCs w:val="24"/>
+        </w:rPr>
+        <w:t>- Rightsize your Compute based on your usage and optimise for cost</w:t>
+      </w:r>
+      <w:r>
+        <w:br/>
+      </w:r>
+      <w:r>
+        <w:rPr>
+          <w:color w:val="808080"/>
+          <w:sz w:val="24"/>
+          <w:szCs w:val="24"/>
+        </w:rPr>
+        <w:t>- Assign Purpose tags based on industry standards</w:t>
+      </w:r>
+      <w:r>
+        <w:br/>
+      </w:r>
+      <w:r>
+        <w:br/>
+      </w:r>
+      <w:r>
+        <w:br/>
+      </w:r>
+      <w:r>
+        <w:rPr>
+          <w:color w:val="808080"/>
+          <w:sz w:val="24"/>
+          <w:szCs w:val="24"/>
+        </w:rPr>
+        <w:t>It takes just a few minutes to get started - subscribe today or request a demo:</w:t>
+      </w:r>
+      <w:r>
+        <w:br/>
+      </w:r>
+      <w:r>
+        <w:br/>
+      </w:r>
+      <w:r>
+        <w:rPr>
+          <w:color w:val="808080"/>
+          <w:sz w:val="24"/>
+          <w:szCs w:val="24"/>
+        </w:rPr>
+        <w:t>Learn more: https://www.wanclouds.net/ibm</w:t>
+      </w:r>
+      <w:r>
+        <w:br/>
+      </w:r>
+      <w:r>
+        <w:br/>
+      </w:r>
+      <w:r>
+        <w:rPr>
+          <w:color w:val="808080"/>
+          <w:sz w:val="24"/>
+          <w:szCs w:val="24"/>
+        </w:rPr>
+        <w:t>For any help, please go to https://support.wanclouds.net or email us at support@wanclouds.net.</w:t>
       </w:r>
       <w:r>
         <w:br/>
@@ -42136,7 +42189,7 @@
       </w:r>
       <w:hyperlink r:id="rId582">
         <w:r>
-          <w:t>https://cloud.ibm.com/docs/vpc?topic=vpc-using-vpn</w:t>
+          <w:t>https://docs.wanclouds.net/ibm/vpc-draas/</w:t>
         </w:r>
       </w:hyperlink>
       <w:r>
@@ -42197,21 +42250,21 @@
           <w:sz w:val="28"/>
           <w:szCs w:val="28"/>
         </w:rPr>
-        <w:t xml:space="preserve">     vRealize Operations and Log Insight</w:t>
-      </w:r>
-      <w:r>
-        <w:br/>
-      </w:r>
-      <w:r>
-        <w:br/>
-      </w:r>
-      <w:r>
-        <w:rPr>
-          <w:color w:val="808080"/>
-          <w:sz w:val="24"/>
-          <w:szCs w:val="24"/>
-        </w:rPr>
-        <w:t>Monitor and troubleshoot the performance, health, and capacity of your dedicated IBM-hosted VMware Software Defined Data Center (SDDC) stack, in a more efficient matter.</w:t>
+        <w:t xml:space="preserve">     VPN for VPC</w:t>
+      </w:r>
+      <w:r>
+        <w:br/>
+      </w:r>
+      <w:r>
+        <w:br/>
+      </w:r>
+      <w:r>
+        <w:rPr>
+          <w:color w:val="808080"/>
+          <w:sz w:val="24"/>
+          <w:szCs w:val="24"/>
+        </w:rPr>
+        <w:t>VPN for VPC provides a simple yet powerful solution for highly scalable and robust site-to-site VPN. This VPN service provides a mixture of industry standard security and encryption options as well as support for Pre-shared Key authentication. The service also provides the ability to quickly add and remove VPN connections with the option to use pre-defined configurations.</w:t>
       </w:r>
       <w:r>
         <w:br/>
@@ -42226,7 +42279,7 @@
       </w:r>
       <w:hyperlink r:id="rId584">
         <w:r>
-          <w:t>https://cloud.ibm.com/services/vmwaresolutions/services/f5_considerations.html</w:t>
+          <w:t>https://cloud.ibm.com/docs/vpc?topic=vpc-using-vpn</w:t>
         </w:r>
       </w:hyperlink>
       <w:r>
@@ -42287,750 +42340,21 @@
           <w:sz w:val="28"/>
           <w:szCs w:val="28"/>
         </w:rPr>
-        <w:t xml:space="preserve">     WANDA Agentic AI  - AIOps as a Service - for Hybrid Infrastructure Management</w:t>
-      </w:r>
-      <w:r>
-        <w:br/>
-      </w:r>
-      <w:r>
-        <w:br/>
-      </w:r>
-      <w:r>
-        <w:rPr>
-          <w:color w:val="808080"/>
-          <w:sz w:val="24"/>
-          <w:szCs w:val="24"/>
-        </w:rPr>
-        <w:t>Wanclouds AI (WANDA) allows you to create one or multiple AI Assistants for Cloud and IT Infrastructure management. It covers multi-vendor infrastructure resources and workloads including servers (Linux, Windows),firewalls, network routers, switches, VMware, Kubernetes and more. The Solution covers devices deployed in the cloud (IBM Cloud, other cloud) as well as On-Premise and Edge or Remote Sites.You can add your cloud, on-premises, and edge devices into a single platform, creating a unified interface for your entire infrastructure.</w:t>
-      </w:r>
-      <w:r>
-        <w:br/>
-      </w:r>
-      <w:r>
-        <w:br/>
-      </w:r>
-      <w:r>
-        <w:br/>
-      </w:r>
-      <w:r>
-        <w:br/>
-      </w:r>
-      <w:r>
-        <w:br/>
-      </w:r>
-      <w:r>
-        <w:br/>
-      </w:r>
-      <w:r>
-        <w:br/>
-      </w:r>
-      <w:r>
-        <w:br/>
-      </w:r>
-      <w:r>
-        <w:rPr>
-          <w:color w:val="808080"/>
-          <w:sz w:val="24"/>
-          <w:szCs w:val="24"/>
-        </w:rPr>
-        <w:t>Think of it as your AI Expert Assistant(s) to help you watch your infrastructure 24x7, integrated with your existing monitoring, logging tools, devices, and fully aware of your policies and guidelines. It continuously monitors the health, logs, and metrics of your cloud and IT infrastructure. Proactively track configuration changes, software updates, and system behavior to ensure your environments run smoothly and cost-effectively.</w:t>
-      </w:r>
-      <w:r>
-        <w:br/>
-      </w:r>
-      <w:r>
-        <w:br/>
-      </w:r>
-      <w:r>
-        <w:br/>
-      </w:r>
-      <w:r>
-        <w:br/>
-      </w:r>
-      <w:r>
-        <w:br/>
-      </w:r>
-      <w:r>
-        <w:br/>
-      </w:r>
-      <w:r>
-        <w:br/>
-      </w:r>
-      <w:r>
-        <w:br/>
-      </w:r>
-      <w:r>
-        <w:rPr>
-          <w:color w:val="808080"/>
-          <w:sz w:val="24"/>
-          <w:szCs w:val="24"/>
-        </w:rPr>
-        <w:t>By combining monitoring, logs, troubleshooting, and intelligent querying, it helps IT teams dramatically reduce the time to diagnose and resolve issues, all while learning and adapting to your unique environment through its contextual memory capabilities. Moreover, you can run security and optimization assessments on-demand as well as query any aspect of your infrastructure.</w:t>
-      </w:r>
-      <w:r>
-        <w:br/>
-      </w:r>
-      <w:r>
-        <w:br/>
-      </w:r>
-      <w:r>
-        <w:br/>
-      </w:r>
-      <w:r>
-        <w:br/>
-      </w:r>
-      <w:r>
-        <w:br/>
-      </w:r>
-      <w:r>
-        <w:br/>
-      </w:r>
-      <w:r>
-        <w:br/>
-      </w:r>
-      <w:r>
-        <w:br/>
-      </w:r>
-      <w:r>
-        <w:rPr>
-          <w:color w:val="808080"/>
-          <w:sz w:val="24"/>
-          <w:szCs w:val="24"/>
-        </w:rPr>
-        <w:t>Key Features</w:t>
-      </w:r>
-      <w:r>
-        <w:br/>
-      </w:r>
-      <w:r>
-        <w:br/>
-      </w:r>
-      <w:r>
-        <w:br/>
-      </w:r>
-      <w:r>
-        <w:br/>
-      </w:r>
-      <w:r>
-        <w:br/>
-      </w:r>
-      <w:r>
-        <w:rPr>
-          <w:color w:val="808080"/>
-          <w:sz w:val="24"/>
-          <w:szCs w:val="24"/>
-        </w:rPr>
-        <w:t>-  Add cloud Environments (such as IBM Cloud VPC, Classic), On-Premise resources, as well as other cloud workloads.</w:t>
-      </w:r>
-      <w:r>
-        <w:br/>
-      </w:r>
-      <w:r>
-        <w:br/>
-      </w:r>
-      <w:r>
-        <w:rPr>
-          <w:color w:val="808080"/>
-          <w:sz w:val="24"/>
-          <w:szCs w:val="24"/>
-        </w:rPr>
-        <w:t>- Add VMware resources or individual servers, routers, firewalls, and switches.</w:t>
-      </w:r>
-      <w:r>
-        <w:br/>
-      </w:r>
-      <w:r>
-        <w:br/>
-      </w:r>
-      <w:r>
-        <w:rPr>
-          <w:color w:val="808080"/>
-          <w:sz w:val="24"/>
-          <w:szCs w:val="24"/>
-        </w:rPr>
-        <w:t>-  Configuration &amp; Change Tracking – Watches for configuration drifts, software updates, and system changes that may impact stability.</w:t>
-      </w:r>
-      <w:r>
-        <w:br/>
-      </w:r>
-      <w:r>
-        <w:br/>
-      </w:r>
-      <w:r>
-        <w:br/>
-      </w:r>
-      <w:r>
-        <w:rPr>
-          <w:color w:val="808080"/>
-          <w:sz w:val="24"/>
-          <w:szCs w:val="24"/>
-        </w:rPr>
-        <w:t>-  Troubleshooting &amp; Root-Cause Analysis – Performs root-cause analysis and provides guided remediation steps to resolve issues faster.</w:t>
-      </w:r>
-      <w:r>
-        <w:br/>
-      </w:r>
-      <w:r>
-        <w:br/>
-      </w:r>
-      <w:r>
-        <w:br/>
-      </w:r>
-      <w:r>
-        <w:br/>
-      </w:r>
-      <w:r>
-        <w:br/>
-      </w:r>
-      <w:r>
-        <w:br/>
-      </w:r>
-      <w:r>
-        <w:rPr>
-          <w:color w:val="808080"/>
-          <w:sz w:val="24"/>
-          <w:szCs w:val="24"/>
-        </w:rPr>
-        <w:t>- Proactive Monitoring – Continuously collects health, logs, and performance data from servers, GPUs, network devices, and applications.</w:t>
-      </w:r>
-      <w:r>
-        <w:br/>
-      </w:r>
-      <w:r>
-        <w:br/>
-      </w:r>
-      <w:r>
-        <w:rPr>
-          <w:color w:val="808080"/>
-          <w:sz w:val="24"/>
-          <w:szCs w:val="24"/>
-        </w:rPr>
-        <w:t>- Perform Security risk assessments and compliance audits against known industry and government standards such as PCI, HIPAA, SOC2, NIST etc</w:t>
-      </w:r>
-      <w:r>
-        <w:br/>
-      </w:r>
-      <w:r>
-        <w:br/>
-      </w:r>
-      <w:r>
-        <w:br/>
-      </w:r>
-      <w:r>
-        <w:br/>
-      </w:r>
-      <w:r>
-        <w:br/>
-      </w:r>
-      <w:r>
-        <w:rPr>
-          <w:color w:val="808080"/>
-          <w:sz w:val="24"/>
-          <w:szCs w:val="24"/>
-        </w:rPr>
-        <w:t>-  Intelligent Querying – Answer natural language queries such as “What caused the last outage?” or “How is my cluster performing today?”.</w:t>
-      </w:r>
-      <w:r>
-        <w:br/>
-      </w:r>
-      <w:r>
-        <w:br/>
-      </w:r>
-      <w:r>
-        <w:br/>
-      </w:r>
-      <w:r>
-        <w:br/>
-      </w:r>
-      <w:r>
-        <w:br/>
-      </w:r>
-      <w:r>
-        <w:rPr>
-          <w:color w:val="808080"/>
-          <w:sz w:val="24"/>
-          <w:szCs w:val="24"/>
-        </w:rPr>
-        <w:t xml:space="preserve"> -  Adaptive Learning – Learns your infrastructure over time with a memory component, improving accuracy and insights.</w:t>
-      </w:r>
-      <w:r>
-        <w:br/>
-      </w:r>
-      <w:r>
-        <w:br/>
-      </w:r>
-      <w:r>
-        <w:br/>
-      </w:r>
-      <w:r>
-        <w:br/>
-      </w:r>
-      <w:r>
-        <w:br/>
-      </w:r>
-      <w:r>
-        <w:rPr>
-          <w:color w:val="808080"/>
-          <w:sz w:val="24"/>
-          <w:szCs w:val="24"/>
-        </w:rPr>
-        <w:t xml:space="preserve"> -  24x7 Availability – Acts as a round-the-clock virtual engineer without the overhead of traditional staffing.</w:t>
-      </w:r>
-      <w:r>
-        <w:br/>
-      </w:r>
-      <w:r>
-        <w:br/>
-      </w:r>
-      <w:r>
-        <w:br/>
-      </w:r>
-      <w:r>
-        <w:br/>
-      </w:r>
-      <w:r>
-        <w:br/>
-      </w:r>
-      <w:r>
-        <w:br/>
-      </w:r>
-      <w:r>
-        <w:rPr>
-          <w:color w:val="808080"/>
-          <w:sz w:val="24"/>
-          <w:szCs w:val="24"/>
-        </w:rPr>
-        <w:t>- Review existing policy and compliance documents and create what’s missing or required</w:t>
-      </w:r>
-      <w:r>
-        <w:br/>
-      </w:r>
-      <w:r>
-        <w:br/>
-      </w:r>
-      <w:r>
-        <w:br/>
-      </w:r>
-      <w:r>
-        <w:br/>
-      </w:r>
-      <w:r>
-        <w:br/>
-      </w:r>
-      <w:r>
-        <w:rPr>
-          <w:color w:val="808080"/>
-          <w:sz w:val="24"/>
-          <w:szCs w:val="24"/>
-        </w:rPr>
-        <w:t>- Identify optimization opportunities to reduce costs and eliminate wastage</w:t>
-      </w:r>
-      <w:r>
-        <w:br/>
-      </w:r>
-      <w:r>
-        <w:br/>
-      </w:r>
-      <w:r>
-        <w:br/>
-      </w:r>
-      <w:r>
-        <w:br/>
-      </w:r>
-      <w:r>
-        <w:br/>
-      </w:r>
-      <w:r>
-        <w:rPr>
-          <w:color w:val="808080"/>
-          <w:sz w:val="24"/>
-          <w:szCs w:val="24"/>
-        </w:rPr>
-        <w:t>- Create Executive summaries against your infrastructure state as required</w:t>
-      </w:r>
-      <w:r>
-        <w:br/>
-      </w:r>
-      <w:r>
-        <w:br/>
-      </w:r>
-      <w:r>
-        <w:br/>
-      </w:r>
-      <w:r>
-        <w:br/>
-      </w:r>
-      <w:r>
-        <w:br/>
-      </w:r>
-      <w:r>
-        <w:rPr>
-          <w:color w:val="808080"/>
-          <w:sz w:val="24"/>
-          <w:szCs w:val="24"/>
-        </w:rPr>
-        <w:t xml:space="preserve">- Track software deployed in your infrastructure and discover EOL and assess risk levels </w:t>
-      </w:r>
-      <w:r>
-        <w:br/>
-      </w:r>
-      <w:r>
-        <w:br/>
-      </w:r>
-      <w:r>
-        <w:br/>
-      </w:r>
-      <w:r>
-        <w:br/>
-      </w:r>
-      <w:r>
-        <w:br/>
-      </w:r>
-      <w:r>
-        <w:rPr>
-          <w:color w:val="808080"/>
-          <w:sz w:val="24"/>
-          <w:szCs w:val="24"/>
-        </w:rPr>
-        <w:t>- Backup and Migrate your VSIs and data volumes to IBM COS, making them ready for restoration in IBM Cloud VPC.</w:t>
-      </w:r>
-      <w:r>
-        <w:br/>
-      </w:r>
-      <w:r>
-        <w:br/>
-      </w:r>
-      <w:r>
-        <w:br/>
-      </w:r>
-      <w:r>
-        <w:br/>
-      </w:r>
-      <w:r>
-        <w:br/>
-      </w:r>
-      <w:r>
-        <w:rPr>
-          <w:color w:val="808080"/>
-          <w:sz w:val="24"/>
-          <w:szCs w:val="24"/>
-        </w:rPr>
-        <w:t>- Backup and Migrate your VMware / VCF VMs and Data to IBM COS and ready to restore as VPC native VSIs and volumes.</w:t>
-      </w:r>
-      <w:r>
-        <w:br/>
-      </w:r>
-      <w:r>
-        <w:br/>
-      </w:r>
-      <w:r>
-        <w:br/>
-      </w:r>
-      <w:r>
-        <w:br/>
-      </w:r>
-      <w:r>
-        <w:br/>
-      </w:r>
-      <w:r>
-        <w:br/>
-      </w:r>
-      <w:r>
-        <w:br/>
-      </w:r>
-      <w:r>
-        <w:br/>
-      </w:r>
-      <w:r>
-        <w:rPr>
-          <w:color w:val="808080"/>
-          <w:sz w:val="24"/>
-          <w:szCs w:val="24"/>
-        </w:rPr>
-        <w:t>Benefits</w:t>
-      </w:r>
-      <w:r>
-        <w:br/>
-      </w:r>
-      <w:r>
-        <w:br/>
-      </w:r>
-      <w:r>
-        <w:br/>
-      </w:r>
-      <w:r>
-        <w:br/>
-      </w:r>
-      <w:r>
-        <w:br/>
-      </w:r>
-      <w:r>
-        <w:rPr>
-          <w:color w:val="808080"/>
-          <w:sz w:val="24"/>
-          <w:szCs w:val="24"/>
-        </w:rPr>
-        <w:t xml:space="preserve">  -  Faster Root-Cause Analysis – Reduce troubleshooting times from hours to minutes.</w:t>
-      </w:r>
-      <w:r>
-        <w:br/>
-      </w:r>
-      <w:r>
-        <w:br/>
-      </w:r>
-      <w:r>
-        <w:br/>
-      </w:r>
-      <w:r>
-        <w:br/>
-      </w:r>
-      <w:r>
-        <w:br/>
-      </w:r>
-      <w:r>
-        <w:rPr>
-          <w:color w:val="808080"/>
-          <w:sz w:val="24"/>
-          <w:szCs w:val="24"/>
-        </w:rPr>
-        <w:t xml:space="preserve">Increase uptime and reliability by tracking security compliance gaps and risks across your IT and cloud infrastructure. </w:t>
-      </w:r>
-      <w:r>
-        <w:br/>
-      </w:r>
-      <w:r>
-        <w:br/>
-      </w:r>
-      <w:r>
-        <w:rPr>
-          <w:color w:val="808080"/>
-          <w:sz w:val="24"/>
-          <w:szCs w:val="24"/>
-        </w:rPr>
-        <w:t>Keep costs in control by assessing wastage and oversized infrastructure resources</w:t>
-      </w:r>
-      <w:r>
-        <w:br/>
-      </w:r>
-      <w:r>
-        <w:br/>
-      </w:r>
-      <w:r>
-        <w:br/>
-      </w:r>
-      <w:r>
-        <w:br/>
-      </w:r>
-      <w:r>
-        <w:br/>
-      </w:r>
-      <w:r>
-        <w:rPr>
-          <w:color w:val="808080"/>
-          <w:sz w:val="24"/>
-          <w:szCs w:val="24"/>
-        </w:rPr>
-        <w:t xml:space="preserve"> -  Increased Reliability – Identify and resolve issues before they escalate.</w:t>
-      </w:r>
-      <w:r>
-        <w:br/>
-      </w:r>
-      <w:r>
-        <w:br/>
-      </w:r>
-      <w:r>
-        <w:br/>
-      </w:r>
-      <w:r>
-        <w:br/>
-      </w:r>
-      <w:r>
-        <w:br/>
-      </w:r>
-      <w:r>
-        <w:rPr>
-          <w:color w:val="808080"/>
-          <w:sz w:val="24"/>
-          <w:szCs w:val="24"/>
-        </w:rPr>
-        <w:t xml:space="preserve"> -  Cost-Effective Operations – Reduce operational costs by up to 50%. A fraction of the cost of adding human NOC/SRE staff.</w:t>
-      </w:r>
-      <w:r>
-        <w:br/>
-      </w:r>
-      <w:r>
-        <w:br/>
-      </w:r>
-      <w:r>
-        <w:br/>
-      </w:r>
-      <w:r>
-        <w:br/>
-      </w:r>
-      <w:r>
-        <w:br/>
-      </w:r>
-      <w:r>
-        <w:rPr>
-          <w:color w:val="808080"/>
-          <w:sz w:val="24"/>
-          <w:szCs w:val="24"/>
-        </w:rPr>
-        <w:t xml:space="preserve"> -  Improved IT Productivity – 3X and more productivity gains. Free up engineering teams to focus on innovation, not firefighting.</w:t>
-      </w:r>
-      <w:r>
-        <w:br/>
-      </w:r>
-      <w:r>
-        <w:br/>
-      </w:r>
-      <w:r>
-        <w:br/>
-      </w:r>
-      <w:r>
-        <w:br/>
-      </w:r>
-      <w:r>
-        <w:br/>
-      </w:r>
-      <w:r>
-        <w:rPr>
-          <w:color w:val="808080"/>
-          <w:sz w:val="24"/>
-          <w:szCs w:val="24"/>
-        </w:rPr>
-        <w:t xml:space="preserve"> -  Scalable &amp; Adaptable – Grows with your environment and continuously learns from it.</w:t>
-      </w:r>
-      <w:r>
-        <w:br/>
-      </w:r>
-      <w:r>
-        <w:br/>
-      </w:r>
-      <w:r>
-        <w:br/>
-      </w:r>
-      <w:r>
-        <w:br/>
-      </w:r>
-      <w:r>
-        <w:br/>
-      </w:r>
-      <w:r>
-        <w:rPr>
-          <w:color w:val="808080"/>
-          <w:sz w:val="24"/>
-          <w:szCs w:val="24"/>
-        </w:rPr>
-        <w:t>- Addresses skill gaps with its expert troubleshooting, management, and assessments ranging from Windows, Linux to Nvidia GPUs as well as Firewalls and multi-vendor network devices.</w:t>
-      </w:r>
-      <w:r>
-        <w:br/>
-      </w:r>
-      <w:r>
-        <w:br/>
-      </w:r>
-      <w:r>
-        <w:br/>
-      </w:r>
-      <w:r>
-        <w:br/>
-      </w:r>
-      <w:r>
-        <w:br/>
-      </w:r>
-      <w:r>
-        <w:br/>
-      </w:r>
-      <w:r>
-        <w:br/>
-      </w:r>
-      <w:r>
-        <w:br/>
-      </w:r>
-      <w:r>
-        <w:rPr>
-          <w:color w:val="808080"/>
-          <w:sz w:val="24"/>
-          <w:szCs w:val="24"/>
-        </w:rPr>
-        <w:t xml:space="preserve">   </w:t>
-      </w:r>
-      <w:r>
-        <w:br/>
-      </w:r>
-      <w:r>
-        <w:br/>
-      </w:r>
-      <w:r>
-        <w:br/>
-      </w:r>
-      <w:r>
-        <w:br/>
-      </w:r>
-      <w:r>
-        <w:br/>
-      </w:r>
-      <w:r>
-        <w:rPr>
-          <w:color w:val="808080"/>
-          <w:sz w:val="24"/>
-          <w:szCs w:val="24"/>
-        </w:rPr>
-        <w:t>Wanclouds AI (WANDA) is your always-on AI engineer from Wanclouds, helping you stay ahead of outages, errors, security risks, and costly downtime..</w:t>
-      </w:r>
-      <w:r>
-        <w:br/>
-      </w:r>
-      <w:r>
-        <w:br/>
-      </w:r>
-      <w:r>
-        <w:br/>
-      </w:r>
-      <w:r>
-        <w:br/>
-      </w:r>
-      <w:r>
-        <w:br/>
-      </w:r>
-      <w:r>
-        <w:br/>
-      </w:r>
-      <w:r>
-        <w:br/>
-      </w:r>
-      <w:r>
-        <w:br/>
-      </w:r>
-      <w:r>
-        <w:rPr>
-          <w:color w:val="808080"/>
-          <w:sz w:val="24"/>
-          <w:szCs w:val="24"/>
-        </w:rPr>
-        <w:t>If you need a private instance of Wanclouds AI dedicated to your cloud and IT infrastructure resources, please contact Wanclouds at www.wanclouds.net or sales@wanclouds.net</w:t>
-      </w:r>
-      <w:r>
-        <w:br/>
-      </w:r>
-      <w:r>
-        <w:br/>
-      </w:r>
-      <w:r>
-        <w:br/>
-      </w:r>
-      <w:r>
-        <w:br/>
-      </w:r>
-      <w:r>
-        <w:br/>
-      </w:r>
-      <w:r>
-        <w:br/>
-      </w:r>
-      <w:r>
-        <w:br/>
+        <w:t xml:space="preserve">     vRealize Operations and Log Insight</w:t>
+      </w:r>
+      <w:r>
+        <w:br/>
+      </w:r>
+      <w:r>
+        <w:br/>
+      </w:r>
+      <w:r>
+        <w:rPr>
+          <w:color w:val="808080"/>
+          <w:sz w:val="24"/>
+          <w:szCs w:val="24"/>
+        </w:rPr>
+        <w:t>Monitor and troubleshoot the performance, health, and capacity of your dedicated IBM-hosted VMware Software Defined Data Center (SDDC) stack, in a more efficient matter.</w:t>
       </w:r>
       <w:r>
         <w:br/>
@@ -43045,7 +42369,7 @@
       </w:r>
       <w:hyperlink r:id="rId586">
         <w:r>
-          <w:t>https://www.wanclouds.ai/</w:t>
+          <w:t>https://cloud.ibm.com/services/vmwaresolutions/services/f5_considerations.html</w:t>
         </w:r>
       </w:hyperlink>
       <w:r>
@@ -43106,35 +42430,747 @@
           <w:sz w:val="28"/>
           <w:szCs w:val="28"/>
         </w:rPr>
-        <w:t xml:space="preserve">     Wasabi AiR</w:t>
-      </w:r>
-      <w:r>
-        <w:br/>
-      </w:r>
-      <w:r>
-        <w:br/>
-      </w:r>
-      <w:r>
-        <w:rPr>
-          <w:color w:val="808080"/>
-          <w:sz w:val="24"/>
-          <w:szCs w:val="24"/>
-        </w:rPr>
-        <w:t>Wasabi AiR Intelligent Media Storage</w:t>
-      </w:r>
-      <w:r>
-        <w:br/>
-      </w:r>
-      <w:r>
-        <w:br/>
-      </w:r>
-      <w:r>
-        <w:rPr>
-          <w:color w:val="808080"/>
-          <w:sz w:val="24"/>
-          <w:szCs w:val="24"/>
-        </w:rPr>
-        <w:t>Wasabi AiR is AI-powered intelligent media storage that adds structure to unstructured data, automatically tagging visual, audio, and textural elements as they are ingested. Wasabi AiR combines features such as metadata auto-tagging, Optical Character Recognition, speech to text, people recognition, and multilingual transcription, with cloud storage. Seamlessly integrate Wasabi AiR into your media workflow to enhance content discoverability, streamline operations, and maximize media value.</w:t>
+        <w:t xml:space="preserve">     WANDA Agentic AI  - AIOps as a Service - for Hybrid Infrastructure Management</w:t>
+      </w:r>
+      <w:r>
+        <w:br/>
+      </w:r>
+      <w:r>
+        <w:br/>
+      </w:r>
+      <w:r>
+        <w:rPr>
+          <w:color w:val="808080"/>
+          <w:sz w:val="24"/>
+          <w:szCs w:val="24"/>
+        </w:rPr>
+        <w:t>Wanclouds AI (WANDA) allows you to create one or multiple AI Assistants for Cloud and IT Infrastructure management. It covers multi-vendor infrastructure resources and workloads including servers (Linux, Windows),firewalls, network routers, switches, VMware, Kubernetes and more. The Solution covers devices deployed in the cloud (IBM Cloud, other cloud) as well as On-Premise and Edge or Remote Sites.You can add your cloud, on-premises, and edge devices into a single platform, creating a unified interface for your entire infrastructure.</w:t>
+      </w:r>
+      <w:r>
+        <w:br/>
+      </w:r>
+      <w:r>
+        <w:br/>
+      </w:r>
+      <w:r>
+        <w:br/>
+      </w:r>
+      <w:r>
+        <w:br/>
+      </w:r>
+      <w:r>
+        <w:br/>
+      </w:r>
+      <w:r>
+        <w:br/>
+      </w:r>
+      <w:r>
+        <w:br/>
+      </w:r>
+      <w:r>
+        <w:br/>
+      </w:r>
+      <w:r>
+        <w:rPr>
+          <w:color w:val="808080"/>
+          <w:sz w:val="24"/>
+          <w:szCs w:val="24"/>
+        </w:rPr>
+        <w:t>Think of it as your AI Expert Assistant(s) to help you watch your infrastructure 24x7, integrated with your existing monitoring, logging tools, devices, and fully aware of your policies and guidelines. It continuously monitors the health, logs, and metrics of your cloud and IT infrastructure. Proactively track configuration changes, software updates, and system behavior to ensure your environments run smoothly and cost-effectively.</w:t>
+      </w:r>
+      <w:r>
+        <w:br/>
+      </w:r>
+      <w:r>
+        <w:br/>
+      </w:r>
+      <w:r>
+        <w:br/>
+      </w:r>
+      <w:r>
+        <w:br/>
+      </w:r>
+      <w:r>
+        <w:br/>
+      </w:r>
+      <w:r>
+        <w:br/>
+      </w:r>
+      <w:r>
+        <w:br/>
+      </w:r>
+      <w:r>
+        <w:br/>
+      </w:r>
+      <w:r>
+        <w:rPr>
+          <w:color w:val="808080"/>
+          <w:sz w:val="24"/>
+          <w:szCs w:val="24"/>
+        </w:rPr>
+        <w:t>By combining monitoring, logs, troubleshooting, and intelligent querying, it helps IT teams dramatically reduce the time to diagnose and resolve issues, all while learning and adapting to your unique environment through its contextual memory capabilities. Moreover, you can run security and optimization assessments on-demand as well as query any aspect of your infrastructure.</w:t>
+      </w:r>
+      <w:r>
+        <w:br/>
+      </w:r>
+      <w:r>
+        <w:br/>
+      </w:r>
+      <w:r>
+        <w:br/>
+      </w:r>
+      <w:r>
+        <w:br/>
+      </w:r>
+      <w:r>
+        <w:br/>
+      </w:r>
+      <w:r>
+        <w:br/>
+      </w:r>
+      <w:r>
+        <w:br/>
+      </w:r>
+      <w:r>
+        <w:br/>
+      </w:r>
+      <w:r>
+        <w:rPr>
+          <w:color w:val="808080"/>
+          <w:sz w:val="24"/>
+          <w:szCs w:val="24"/>
+        </w:rPr>
+        <w:t>Key Features</w:t>
+      </w:r>
+      <w:r>
+        <w:br/>
+      </w:r>
+      <w:r>
+        <w:br/>
+      </w:r>
+      <w:r>
+        <w:br/>
+      </w:r>
+      <w:r>
+        <w:br/>
+      </w:r>
+      <w:r>
+        <w:br/>
+      </w:r>
+      <w:r>
+        <w:rPr>
+          <w:color w:val="808080"/>
+          <w:sz w:val="24"/>
+          <w:szCs w:val="24"/>
+        </w:rPr>
+        <w:t>-  Add cloud Environments (such as IBM Cloud VPC, Classic), On-Premise resources, as well as other cloud workloads.</w:t>
+      </w:r>
+      <w:r>
+        <w:br/>
+      </w:r>
+      <w:r>
+        <w:br/>
+      </w:r>
+      <w:r>
+        <w:rPr>
+          <w:color w:val="808080"/>
+          <w:sz w:val="24"/>
+          <w:szCs w:val="24"/>
+        </w:rPr>
+        <w:t>- Add VMware resources or individual servers, routers, firewalls, and switches.</w:t>
+      </w:r>
+      <w:r>
+        <w:br/>
+      </w:r>
+      <w:r>
+        <w:br/>
+      </w:r>
+      <w:r>
+        <w:rPr>
+          <w:color w:val="808080"/>
+          <w:sz w:val="24"/>
+          <w:szCs w:val="24"/>
+        </w:rPr>
+        <w:t>-  Configuration &amp; Change Tracking – Watches for configuration drifts, software updates, and system changes that may impact stability.</w:t>
+      </w:r>
+      <w:r>
+        <w:br/>
+      </w:r>
+      <w:r>
+        <w:br/>
+      </w:r>
+      <w:r>
+        <w:br/>
+      </w:r>
+      <w:r>
+        <w:rPr>
+          <w:color w:val="808080"/>
+          <w:sz w:val="24"/>
+          <w:szCs w:val="24"/>
+        </w:rPr>
+        <w:t>-  Troubleshooting &amp; Root-Cause Analysis – Performs root-cause analysis and provides guided remediation steps to resolve issues faster.</w:t>
+      </w:r>
+      <w:r>
+        <w:br/>
+      </w:r>
+      <w:r>
+        <w:br/>
+      </w:r>
+      <w:r>
+        <w:br/>
+      </w:r>
+      <w:r>
+        <w:br/>
+      </w:r>
+      <w:r>
+        <w:br/>
+      </w:r>
+      <w:r>
+        <w:br/>
+      </w:r>
+      <w:r>
+        <w:rPr>
+          <w:color w:val="808080"/>
+          <w:sz w:val="24"/>
+          <w:szCs w:val="24"/>
+        </w:rPr>
+        <w:t>- Proactive Monitoring – Continuously collects health, logs, and performance data from servers, GPUs, network devices, and applications.</w:t>
+      </w:r>
+      <w:r>
+        <w:br/>
+      </w:r>
+      <w:r>
+        <w:br/>
+      </w:r>
+      <w:r>
+        <w:rPr>
+          <w:color w:val="808080"/>
+          <w:sz w:val="24"/>
+          <w:szCs w:val="24"/>
+        </w:rPr>
+        <w:t>- Perform Security risk assessments and compliance audits against known industry and government standards such as PCI, HIPAA, SOC2, NIST etc</w:t>
+      </w:r>
+      <w:r>
+        <w:br/>
+      </w:r>
+      <w:r>
+        <w:br/>
+      </w:r>
+      <w:r>
+        <w:br/>
+      </w:r>
+      <w:r>
+        <w:br/>
+      </w:r>
+      <w:r>
+        <w:br/>
+      </w:r>
+      <w:r>
+        <w:rPr>
+          <w:color w:val="808080"/>
+          <w:sz w:val="24"/>
+          <w:szCs w:val="24"/>
+        </w:rPr>
+        <w:t>-  Intelligent Querying – Answer natural language queries such as “What caused the last outage?” or “How is my cluster performing today?”.</w:t>
+      </w:r>
+      <w:r>
+        <w:br/>
+      </w:r>
+      <w:r>
+        <w:br/>
+      </w:r>
+      <w:r>
+        <w:br/>
+      </w:r>
+      <w:r>
+        <w:br/>
+      </w:r>
+      <w:r>
+        <w:br/>
+      </w:r>
+      <w:r>
+        <w:rPr>
+          <w:color w:val="808080"/>
+          <w:sz w:val="24"/>
+          <w:szCs w:val="24"/>
+        </w:rPr>
+        <w:t xml:space="preserve"> -  Adaptive Learning – Learns your infrastructure over time with a memory component, improving accuracy and insights.</w:t>
+      </w:r>
+      <w:r>
+        <w:br/>
+      </w:r>
+      <w:r>
+        <w:br/>
+      </w:r>
+      <w:r>
+        <w:br/>
+      </w:r>
+      <w:r>
+        <w:br/>
+      </w:r>
+      <w:r>
+        <w:br/>
+      </w:r>
+      <w:r>
+        <w:rPr>
+          <w:color w:val="808080"/>
+          <w:sz w:val="24"/>
+          <w:szCs w:val="24"/>
+        </w:rPr>
+        <w:t xml:space="preserve"> -  24x7 Availability – Acts as a round-the-clock virtual engineer without the overhead of traditional staffing.</w:t>
+      </w:r>
+      <w:r>
+        <w:br/>
+      </w:r>
+      <w:r>
+        <w:br/>
+      </w:r>
+      <w:r>
+        <w:br/>
+      </w:r>
+      <w:r>
+        <w:br/>
+      </w:r>
+      <w:r>
+        <w:br/>
+      </w:r>
+      <w:r>
+        <w:br/>
+      </w:r>
+      <w:r>
+        <w:rPr>
+          <w:color w:val="808080"/>
+          <w:sz w:val="24"/>
+          <w:szCs w:val="24"/>
+        </w:rPr>
+        <w:t>- Review existing policy and compliance documents and create what’s missing or required</w:t>
+      </w:r>
+      <w:r>
+        <w:br/>
+      </w:r>
+      <w:r>
+        <w:br/>
+      </w:r>
+      <w:r>
+        <w:br/>
+      </w:r>
+      <w:r>
+        <w:br/>
+      </w:r>
+      <w:r>
+        <w:br/>
+      </w:r>
+      <w:r>
+        <w:rPr>
+          <w:color w:val="808080"/>
+          <w:sz w:val="24"/>
+          <w:szCs w:val="24"/>
+        </w:rPr>
+        <w:t>- Identify optimization opportunities to reduce costs and eliminate wastage</w:t>
+      </w:r>
+      <w:r>
+        <w:br/>
+      </w:r>
+      <w:r>
+        <w:br/>
+      </w:r>
+      <w:r>
+        <w:br/>
+      </w:r>
+      <w:r>
+        <w:br/>
+      </w:r>
+      <w:r>
+        <w:br/>
+      </w:r>
+      <w:r>
+        <w:rPr>
+          <w:color w:val="808080"/>
+          <w:sz w:val="24"/>
+          <w:szCs w:val="24"/>
+        </w:rPr>
+        <w:t>- Create Executive summaries against your infrastructure state as required</w:t>
+      </w:r>
+      <w:r>
+        <w:br/>
+      </w:r>
+      <w:r>
+        <w:br/>
+      </w:r>
+      <w:r>
+        <w:br/>
+      </w:r>
+      <w:r>
+        <w:br/>
+      </w:r>
+      <w:r>
+        <w:br/>
+      </w:r>
+      <w:r>
+        <w:rPr>
+          <w:color w:val="808080"/>
+          <w:sz w:val="24"/>
+          <w:szCs w:val="24"/>
+        </w:rPr>
+        <w:t xml:space="preserve">- Track software deployed in your infrastructure and discover EOL and assess risk levels </w:t>
+      </w:r>
+      <w:r>
+        <w:br/>
+      </w:r>
+      <w:r>
+        <w:br/>
+      </w:r>
+      <w:r>
+        <w:br/>
+      </w:r>
+      <w:r>
+        <w:br/>
+      </w:r>
+      <w:r>
+        <w:br/>
+      </w:r>
+      <w:r>
+        <w:rPr>
+          <w:color w:val="808080"/>
+          <w:sz w:val="24"/>
+          <w:szCs w:val="24"/>
+        </w:rPr>
+        <w:t>- Backup and Migrate your VSIs and data volumes to IBM COS, making them ready for restoration in IBM Cloud VPC.</w:t>
+      </w:r>
+      <w:r>
+        <w:br/>
+      </w:r>
+      <w:r>
+        <w:br/>
+      </w:r>
+      <w:r>
+        <w:br/>
+      </w:r>
+      <w:r>
+        <w:br/>
+      </w:r>
+      <w:r>
+        <w:br/>
+      </w:r>
+      <w:r>
+        <w:rPr>
+          <w:color w:val="808080"/>
+          <w:sz w:val="24"/>
+          <w:szCs w:val="24"/>
+        </w:rPr>
+        <w:t>- Backup and Migrate your VMware / VCF VMs and Data to IBM COS and ready to restore as VPC native VSIs and volumes.</w:t>
+      </w:r>
+      <w:r>
+        <w:br/>
+      </w:r>
+      <w:r>
+        <w:br/>
+      </w:r>
+      <w:r>
+        <w:br/>
+      </w:r>
+      <w:r>
+        <w:br/>
+      </w:r>
+      <w:r>
+        <w:br/>
+      </w:r>
+      <w:r>
+        <w:br/>
+      </w:r>
+      <w:r>
+        <w:br/>
+      </w:r>
+      <w:r>
+        <w:br/>
+      </w:r>
+      <w:r>
+        <w:rPr>
+          <w:color w:val="808080"/>
+          <w:sz w:val="24"/>
+          <w:szCs w:val="24"/>
+        </w:rPr>
+        <w:t>Benefits</w:t>
+      </w:r>
+      <w:r>
+        <w:br/>
+      </w:r>
+      <w:r>
+        <w:br/>
+      </w:r>
+      <w:r>
+        <w:br/>
+      </w:r>
+      <w:r>
+        <w:br/>
+      </w:r>
+      <w:r>
+        <w:br/>
+      </w:r>
+      <w:r>
+        <w:rPr>
+          <w:color w:val="808080"/>
+          <w:sz w:val="24"/>
+          <w:szCs w:val="24"/>
+        </w:rPr>
+        <w:t xml:space="preserve">  -  Faster Root-Cause Analysis – Reduce troubleshooting times from hours to minutes.</w:t>
+      </w:r>
+      <w:r>
+        <w:br/>
+      </w:r>
+      <w:r>
+        <w:br/>
+      </w:r>
+      <w:r>
+        <w:br/>
+      </w:r>
+      <w:r>
+        <w:br/>
+      </w:r>
+      <w:r>
+        <w:br/>
+      </w:r>
+      <w:r>
+        <w:rPr>
+          <w:color w:val="808080"/>
+          <w:sz w:val="24"/>
+          <w:szCs w:val="24"/>
+        </w:rPr>
+        <w:t xml:space="preserve">Increase uptime and reliability by tracking security compliance gaps and risks across your IT and cloud infrastructure. </w:t>
+      </w:r>
+      <w:r>
+        <w:br/>
+      </w:r>
+      <w:r>
+        <w:br/>
+      </w:r>
+      <w:r>
+        <w:rPr>
+          <w:color w:val="808080"/>
+          <w:sz w:val="24"/>
+          <w:szCs w:val="24"/>
+        </w:rPr>
+        <w:t>Keep costs in control by assessing wastage and oversized infrastructure resources</w:t>
+      </w:r>
+      <w:r>
+        <w:br/>
+      </w:r>
+      <w:r>
+        <w:br/>
+      </w:r>
+      <w:r>
+        <w:br/>
+      </w:r>
+      <w:r>
+        <w:br/>
+      </w:r>
+      <w:r>
+        <w:br/>
+      </w:r>
+      <w:r>
+        <w:rPr>
+          <w:color w:val="808080"/>
+          <w:sz w:val="24"/>
+          <w:szCs w:val="24"/>
+        </w:rPr>
+        <w:t xml:space="preserve"> -  Increased Reliability – Identify and resolve issues before they escalate.</w:t>
+      </w:r>
+      <w:r>
+        <w:br/>
+      </w:r>
+      <w:r>
+        <w:br/>
+      </w:r>
+      <w:r>
+        <w:br/>
+      </w:r>
+      <w:r>
+        <w:br/>
+      </w:r>
+      <w:r>
+        <w:br/>
+      </w:r>
+      <w:r>
+        <w:rPr>
+          <w:color w:val="808080"/>
+          <w:sz w:val="24"/>
+          <w:szCs w:val="24"/>
+        </w:rPr>
+        <w:t xml:space="preserve"> -  Cost-Effective Operations – Reduce operational costs by up to 50%. A fraction of the cost of adding human NOC/SRE staff.</w:t>
+      </w:r>
+      <w:r>
+        <w:br/>
+      </w:r>
+      <w:r>
+        <w:br/>
+      </w:r>
+      <w:r>
+        <w:br/>
+      </w:r>
+      <w:r>
+        <w:br/>
+      </w:r>
+      <w:r>
+        <w:br/>
+      </w:r>
+      <w:r>
+        <w:rPr>
+          <w:color w:val="808080"/>
+          <w:sz w:val="24"/>
+          <w:szCs w:val="24"/>
+        </w:rPr>
+        <w:t xml:space="preserve"> -  Improved IT Productivity – 3X and more productivity gains. Free up engineering teams to focus on innovation, not firefighting.</w:t>
+      </w:r>
+      <w:r>
+        <w:br/>
+      </w:r>
+      <w:r>
+        <w:br/>
+      </w:r>
+      <w:r>
+        <w:br/>
+      </w:r>
+      <w:r>
+        <w:br/>
+      </w:r>
+      <w:r>
+        <w:br/>
+      </w:r>
+      <w:r>
+        <w:rPr>
+          <w:color w:val="808080"/>
+          <w:sz w:val="24"/>
+          <w:szCs w:val="24"/>
+        </w:rPr>
+        <w:t xml:space="preserve"> -  Scalable &amp; Adaptable – Grows with your environment and continuously learns from it.</w:t>
+      </w:r>
+      <w:r>
+        <w:br/>
+      </w:r>
+      <w:r>
+        <w:br/>
+      </w:r>
+      <w:r>
+        <w:br/>
+      </w:r>
+      <w:r>
+        <w:br/>
+      </w:r>
+      <w:r>
+        <w:br/>
+      </w:r>
+      <w:r>
+        <w:rPr>
+          <w:color w:val="808080"/>
+          <w:sz w:val="24"/>
+          <w:szCs w:val="24"/>
+        </w:rPr>
+        <w:t>- Addresses skill gaps with its expert troubleshooting, management, and assessments ranging from Windows, Linux to Nvidia GPUs as well as Firewalls and multi-vendor network devices.</w:t>
+      </w:r>
+      <w:r>
+        <w:br/>
+      </w:r>
+      <w:r>
+        <w:br/>
+      </w:r>
+      <w:r>
+        <w:br/>
+      </w:r>
+      <w:r>
+        <w:br/>
+      </w:r>
+      <w:r>
+        <w:br/>
+      </w:r>
+      <w:r>
+        <w:br/>
+      </w:r>
+      <w:r>
+        <w:br/>
+      </w:r>
+      <w:r>
+        <w:br/>
+      </w:r>
+      <w:r>
+        <w:rPr>
+          <w:color w:val="808080"/>
+          <w:sz w:val="24"/>
+          <w:szCs w:val="24"/>
+        </w:rPr>
+        <w:t xml:space="preserve">   </w:t>
+      </w:r>
+      <w:r>
+        <w:br/>
+      </w:r>
+      <w:r>
+        <w:br/>
+      </w:r>
+      <w:r>
+        <w:br/>
+      </w:r>
+      <w:r>
+        <w:br/>
+      </w:r>
+      <w:r>
+        <w:br/>
+      </w:r>
+      <w:r>
+        <w:rPr>
+          <w:color w:val="808080"/>
+          <w:sz w:val="24"/>
+          <w:szCs w:val="24"/>
+        </w:rPr>
+        <w:t>Wanclouds AI (WANDA) is your always-on AI engineer from Wanclouds, helping you stay ahead of outages, errors, security risks, and costly downtime..</w:t>
+      </w:r>
+      <w:r>
+        <w:br/>
+      </w:r>
+      <w:r>
+        <w:br/>
+      </w:r>
+      <w:r>
+        <w:br/>
+      </w:r>
+      <w:r>
+        <w:br/>
+      </w:r>
+      <w:r>
+        <w:br/>
+      </w:r>
+      <w:r>
+        <w:br/>
+      </w:r>
+      <w:r>
+        <w:br/>
+      </w:r>
+      <w:r>
+        <w:br/>
+      </w:r>
+      <w:r>
+        <w:rPr>
+          <w:color w:val="808080"/>
+          <w:sz w:val="24"/>
+          <w:szCs w:val="24"/>
+        </w:rPr>
+        <w:t>If you need a private instance of Wanclouds AI dedicated to your cloud and IT infrastructure resources, please contact Wanclouds at www.wanclouds.net or sales@wanclouds.net</w:t>
+      </w:r>
+      <w:r>
+        <w:br/>
+      </w:r>
+      <w:r>
+        <w:br/>
+      </w:r>
+      <w:r>
+        <w:br/>
+      </w:r>
+      <w:r>
+        <w:br/>
+      </w:r>
+      <w:r>
+        <w:br/>
+      </w:r>
+      <w:r>
+        <w:br/>
       </w:r>
       <w:r>
         <w:br/>
@@ -43152,7 +43188,7 @@
       </w:r>
       <w:hyperlink r:id="rId588">
         <w:r>
-          <w:t>https://docs.wasabi.com/docs/wasabi-air</w:t>
+          <w:t>https://www.wanclouds.ai/</w:t>
         </w:r>
       </w:hyperlink>
       <w:r>
@@ -43213,21 +43249,35 @@
           <w:sz w:val="28"/>
           <w:szCs w:val="28"/>
         </w:rPr>
-        <w:t xml:space="preserve">     Wasabi Hot Cloud Storage</w:t>
-      </w:r>
-      <w:r>
-        <w:br/>
-      </w:r>
-      <w:r>
-        <w:br/>
-      </w:r>
-      <w:r>
-        <w:rPr>
-          <w:color w:val="808080"/>
-          <w:sz w:val="24"/>
-          <w:szCs w:val="24"/>
-        </w:rPr>
-        <w:t>Wasabi Hot Cloud Storage is a universal, one-size-fits-all cloud object storage service that simplifies storage by enabling a highly available environment across a range of business use cases. Wasabi Hot Cloud Storage is easy to understand, simple to order, and incredibly cost-effective to scale. With Wasabi, there are no confusing storage tiers to decipher and no complicated fee structures to decode. And Wasabi storage is free from data access and API call fees, unlike traditional providers, which can substantially drive-up costs.</w:t>
+        <w:t xml:space="preserve">     Wasabi AiR</w:t>
+      </w:r>
+      <w:r>
+        <w:br/>
+      </w:r>
+      <w:r>
+        <w:br/>
+      </w:r>
+      <w:r>
+        <w:rPr>
+          <w:color w:val="808080"/>
+          <w:sz w:val="24"/>
+          <w:szCs w:val="24"/>
+        </w:rPr>
+        <w:t>Wasabi AiR Intelligent Media Storage</w:t>
+      </w:r>
+      <w:r>
+        <w:br/>
+      </w:r>
+      <w:r>
+        <w:br/>
+      </w:r>
+      <w:r>
+        <w:rPr>
+          <w:color w:val="808080"/>
+          <w:sz w:val="24"/>
+          <w:szCs w:val="24"/>
+        </w:rPr>
+        <w:t>Wasabi AiR is AI-powered intelligent media storage that adds structure to unstructured data, automatically tagging visual, audio, and textural elements as they are ingested. Wasabi AiR combines features such as metadata auto-tagging, Optical Character Recognition, speech to text, people recognition, and multilingual transcription, with cloud storage. Seamlessly integrate Wasabi AiR into your media workflow to enhance content discoverability, streamline operations, and maximize media value.</w:t>
       </w:r>
       <w:r>
         <w:br/>
@@ -43245,7 +43295,7 @@
       </w:r>
       <w:hyperlink r:id="rId590">
         <w:r>
-          <w:t>https://docs.wasabi.com/docs/wasabi-object-storage</w:t>
+          <w:t>https://docs.wasabi.com/docs/wasabi-air</w:t>
         </w:r>
       </w:hyperlink>
       <w:r>
@@ -43306,21 +43356,24 @@
           <w:sz w:val="28"/>
           <w:szCs w:val="28"/>
         </w:rPr>
-        <w:t xml:space="preserve">     Watson Discovery</w:t>
-      </w:r>
-      <w:r>
-        <w:br/>
-      </w:r>
-      <w:r>
-        <w:br/>
-      </w:r>
-      <w:r>
-        <w:rPr>
-          <w:color w:val="808080"/>
-          <w:sz w:val="24"/>
-          <w:szCs w:val="24"/>
-        </w:rPr>
-        <w:t>Add a cognitive search and content analytics engine to applications to identify patterns, trends and actionable insights that drive better decision-making. Securely unify structured and unstructured data with pre-enriched content, and use a simplified query language to eliminate the need for manual filtering of results.</w:t>
+        <w:t xml:space="preserve">     Wasabi Hot Cloud Storage</w:t>
+      </w:r>
+      <w:r>
+        <w:br/>
+      </w:r>
+      <w:r>
+        <w:br/>
+      </w:r>
+      <w:r>
+        <w:rPr>
+          <w:color w:val="808080"/>
+          <w:sz w:val="24"/>
+          <w:szCs w:val="24"/>
+        </w:rPr>
+        <w:t>Wasabi Hot Cloud Storage is a universal, one-size-fits-all cloud object storage service that simplifies storage by enabling a highly available environment across a range of business use cases. Wasabi Hot Cloud Storage is easy to understand, simple to order, and incredibly cost-effective to scale. With Wasabi, there are no confusing storage tiers to decipher and no complicated fee structures to decode. And Wasabi storage is free from data access and API call fees, unlike traditional providers, which can substantially drive-up costs.</w:t>
+      </w:r>
+      <w:r>
+        <w:br/>
       </w:r>
       <w:r>
         <w:br/>
@@ -43335,7 +43388,7 @@
       </w:r>
       <w:hyperlink r:id="rId592">
         <w:r>
-          <w:t>https://cloud.ibm.com/docs/discovery-data?topic=discovery-data-getting-started</w:t>
+          <w:t>https://docs.wasabi.com/docs/wasabi-object-storage</w:t>
         </w:r>
       </w:hyperlink>
       <w:r>
@@ -43396,21 +43449,21 @@
           <w:sz w:val="28"/>
           <w:szCs w:val="28"/>
         </w:rPr>
-        <w:t xml:space="preserve">     watsonx</w:t>
-      </w:r>
-      <w:r>
-        <w:br/>
-      </w:r>
-      <w:r>
-        <w:br/>
-      </w:r>
-      <w:r>
-        <w:rPr>
-          <w:color w:val="808080"/>
-          <w:sz w:val="24"/>
-          <w:szCs w:val="24"/>
-        </w:rPr>
-        <w:t>Build with our new studio for foundation models, generative AI and machine learning. Train, validate, tune, and deploy foundation and machine learning models with ease.</w:t>
+        <w:t xml:space="preserve">     Watson Discovery</w:t>
+      </w:r>
+      <w:r>
+        <w:br/>
+      </w:r>
+      <w:r>
+        <w:br/>
+      </w:r>
+      <w:r>
+        <w:rPr>
+          <w:color w:val="808080"/>
+          <w:sz w:val="24"/>
+          <w:szCs w:val="24"/>
+        </w:rPr>
+        <w:t>Add a cognitive search and content analytics engine to applications to identify patterns, trends and actionable insights that drive better decision-making. Securely unify structured and unstructured data with pre-enriched content, and use a simplified query language to eliminate the need for manual filtering of results.</w:t>
       </w:r>
       <w:r>
         <w:br/>
@@ -43425,7 +43478,7 @@
       </w:r>
       <w:hyperlink r:id="rId594">
         <w:r>
-          <w:t>https://ibm.com</w:t>
+          <w:t>https://cloud.ibm.com/docs/discovery-data?topic=discovery-data-getting-started</w:t>
         </w:r>
       </w:hyperlink>
       <w:r>
@@ -43486,35 +43539,21 @@
           <w:sz w:val="28"/>
           <w:szCs w:val="28"/>
         </w:rPr>
-        <w:t xml:space="preserve">     watsonx Assistant</w:t>
-      </w:r>
-      <w:r>
-        <w:br/>
-      </w:r>
-      <w:r>
-        <w:br/>
-      </w:r>
-      <w:r>
-        <w:rPr>
-          <w:color w:val="808080"/>
-          <w:sz w:val="24"/>
-          <w:szCs w:val="24"/>
-        </w:rPr>
-        <w:t>watsonx Assistant lets you build conversational interfaces into any application, device, or channel.</w:t>
-      </w:r>
-      <w:r>
-        <w:br/>
-      </w:r>
-      <w:r>
-        <w:br/>
-      </w:r>
-      <w:r>
-        <w:rPr>
-          <w:color w:val="808080"/>
-          <w:sz w:val="24"/>
-          <w:szCs w:val="24"/>
-        </w:rPr>
-        <w:t>Add a natural language interface to your application to automate interactions with your end users. Common applications include virtual agents and chat bots that can integrate and communicate on any channel or device. Train through an easy-to-use web application, designed so you can quickly build natural conversation flows between your apps and users, and deploy scalable, cost effective solutions.</w:t>
+        <w:t xml:space="preserve">     watsonx</w:t>
+      </w:r>
+      <w:r>
+        <w:br/>
+      </w:r>
+      <w:r>
+        <w:br/>
+      </w:r>
+      <w:r>
+        <w:rPr>
+          <w:color w:val="808080"/>
+          <w:sz w:val="24"/>
+          <w:szCs w:val="24"/>
+        </w:rPr>
+        <w:t>Build with our new studio for foundation models, generative AI and machine learning. Train, validate, tune, and deploy foundation and machine learning models with ease.</w:t>
       </w:r>
       <w:r>
         <w:br/>
@@ -43529,7 +43568,7 @@
       </w:r>
       <w:hyperlink r:id="rId596">
         <w:r>
-          <w:t>https://cloud.ibm.com/docs/watson-assistant?topic=watson-assistant-welcome-new-assistant</w:t>
+          <w:t>https://ibm.com</w:t>
         </w:r>
       </w:hyperlink>
       <w:r>
@@ -43590,43 +43629,35 @@
           <w:sz w:val="28"/>
           <w:szCs w:val="28"/>
         </w:rPr>
-        <w:t xml:space="preserve">     watsonx BI</w:t>
-      </w:r>
-      <w:r>
-        <w:br/>
-      </w:r>
-      <w:r>
-        <w:br/>
-      </w:r>
-      <w:r>
-        <w:rPr>
-          <w:color w:val="808080"/>
-          <w:sz w:val="24"/>
-          <w:szCs w:val="24"/>
-        </w:rPr>
-        <w:t>IBM watsonx BI is a generative AI-powered business intelligence tool that is designed to help you uncover hidden insights from your data. Use natural language to analyze complex data, generate insights and data-aware recommendations that are easy to understand and actionable.</w:t>
-      </w:r>
-      <w:r>
-        <w:br/>
-      </w:r>
-      <w:r>
-        <w:rPr>
-          <w:color w:val="808080"/>
-          <w:sz w:val="24"/>
-          <w:szCs w:val="24"/>
-        </w:rPr>
-        <w:t xml:space="preserve"> </w:t>
-      </w:r>
-      <w:r>
-        <w:br/>
-      </w:r>
-      <w:r>
-        <w:rPr>
-          <w:color w:val="808080"/>
-          <w:sz w:val="24"/>
-          <w:szCs w:val="24"/>
-        </w:rPr>
-        <w:t>After provisioning, the IBM account owner is required to complete the initial setup steps</w:t>
+        <w:t xml:space="preserve">     watsonx Assistant</w:t>
+      </w:r>
+      <w:r>
+        <w:br/>
+      </w:r>
+      <w:r>
+        <w:br/>
+      </w:r>
+      <w:r>
+        <w:rPr>
+          <w:color w:val="808080"/>
+          <w:sz w:val="24"/>
+          <w:szCs w:val="24"/>
+        </w:rPr>
+        <w:t>watsonx Assistant lets you build conversational interfaces into any application, device, or channel.</w:t>
+      </w:r>
+      <w:r>
+        <w:br/>
+      </w:r>
+      <w:r>
+        <w:br/>
+      </w:r>
+      <w:r>
+        <w:rPr>
+          <w:color w:val="808080"/>
+          <w:sz w:val="24"/>
+          <w:szCs w:val="24"/>
+        </w:rPr>
+        <w:t>Add a natural language interface to your application to automate interactions with your end users. Common applications include virtual agents and chat bots that can integrate and communicate on any channel or device. Train through an easy-to-use web application, designed so you can quickly build natural conversation flows between your apps and users, and deploy scalable, cost effective solutions.</w:t>
       </w:r>
       <w:r>
         <w:br/>
@@ -43641,7 +43672,7 @@
       </w:r>
       <w:hyperlink r:id="rId598">
         <w:r>
-          <w:t>https://cloud.ibm.com/docs/watsonx-bi</w:t>
+          <w:t>https://cloud.ibm.com/docs/watson-assistant?topic=watson-assistant-welcome-new-assistant</w:t>
         </w:r>
       </w:hyperlink>
       <w:r>
@@ -43702,49 +43733,43 @@
           <w:sz w:val="28"/>
           <w:szCs w:val="28"/>
         </w:rPr>
-        <w:t xml:space="preserve">     watsonx Code Assistant</w:t>
-      </w:r>
-      <w:r>
-        <w:br/>
-      </w:r>
-      <w:r>
-        <w:br/>
-      </w:r>
-      <w:r>
-        <w:rPr>
-          <w:color w:val="808080"/>
-          <w:sz w:val="24"/>
-          <w:szCs w:val="24"/>
-        </w:rPr>
-        <w:t>IBM watsonx Code Assistant is a cloud service that leverages generative AI to accelerate code generation and increase developer productivity. It uses generative AI that is purpose-built for targeted use cases like Application Modernization and IT Automation.</w:t>
-      </w:r>
-      <w:r>
-        <w:br/>
-      </w:r>
-      <w:r>
-        <w:rPr>
-          <w:color w:val="808080"/>
-          <w:sz w:val="24"/>
-          <w:szCs w:val="24"/>
-        </w:rPr>
-        <w:t>Out-of-the-box, watsonx Code Assistant provides pre-trained models based on specific programming languages to ensure trust and efficiency for accurate code generation. IBM watsonx Code Assistant allows you to customize the underlying model(s) to ensure output is grounded in your organization's best practices, while providing visibility into the potential origin of generated code.</w:t>
-      </w:r>
-      <w:r>
-        <w:br/>
-      </w:r>
-      <w:r>
-        <w:br/>
-      </w:r>
-      <w:r>
-        <w:rPr>
-          <w:color w:val="808080"/>
-          <w:sz w:val="24"/>
-          <w:szCs w:val="24"/>
-        </w:rPr>
-        <w:t>Note: There are varying support levels for the available editions of IBM watsonx Code Assistant. Please reference the [Service Description Terms](https://www.ibm.com/terms/?id=i126-9704) for specific support commitments.</w:t>
-      </w:r>
-      <w:r>
-        <w:br/>
+        <w:t xml:space="preserve">     watsonx BI</w:t>
+      </w:r>
+      <w:r>
+        <w:br/>
+      </w:r>
+      <w:r>
+        <w:br/>
+      </w:r>
+      <w:r>
+        <w:rPr>
+          <w:color w:val="808080"/>
+          <w:sz w:val="24"/>
+          <w:szCs w:val="24"/>
+        </w:rPr>
+        <w:t>IBM watsonx BI is a generative AI-powered business intelligence tool that is designed to help you uncover hidden insights from your data. Use natural language to analyze complex data, generate insights and data-aware recommendations that are easy to understand and actionable.</w:t>
+      </w:r>
+      <w:r>
+        <w:br/>
+      </w:r>
+      <w:r>
+        <w:rPr>
+          <w:color w:val="808080"/>
+          <w:sz w:val="24"/>
+          <w:szCs w:val="24"/>
+        </w:rPr>
+        <w:t xml:space="preserve"> </w:t>
+      </w:r>
+      <w:r>
+        <w:br/>
+      </w:r>
+      <w:r>
+        <w:rPr>
+          <w:color w:val="808080"/>
+          <w:sz w:val="24"/>
+          <w:szCs w:val="24"/>
+        </w:rPr>
+        <w:t>After provisioning, the IBM account owner is required to complete the initial setup steps</w:t>
       </w:r>
       <w:r>
         <w:br/>
@@ -43759,7 +43784,7 @@
       </w:r>
       <w:hyperlink r:id="rId600">
         <w:r>
-          <w:t>https://cloud.ibm.com/docs/watsonx-code-assistant</w:t>
+          <w:t>https://cloud.ibm.com/docs/watsonx-bi</w:t>
         </w:r>
       </w:hyperlink>
       <w:r>
@@ -43820,21 +43845,49 @@
           <w:sz w:val="28"/>
           <w:szCs w:val="28"/>
         </w:rPr>
-        <w:t xml:space="preserve">     watsonx Orchestrate</w:t>
-      </w:r>
-      <w:r>
-        <w:br/>
-      </w:r>
-      <w:r>
-        <w:br/>
-      </w:r>
-      <w:r>
-        <w:rPr>
-          <w:color w:val="808080"/>
-          <w:sz w:val="24"/>
-          <w:szCs w:val="24"/>
-        </w:rPr>
-        <w:t>IBM watsonx Orchestrate, powered by LLMs, includes pre-built skills that use natural language processing to draw from a catalog of basic and advanced skills to execute your requests, in context and in the right order, without the need for any specialized training or developer experience.</w:t>
+        <w:t xml:space="preserve">     watsonx Code Assistant</w:t>
+      </w:r>
+      <w:r>
+        <w:br/>
+      </w:r>
+      <w:r>
+        <w:br/>
+      </w:r>
+      <w:r>
+        <w:rPr>
+          <w:color w:val="808080"/>
+          <w:sz w:val="24"/>
+          <w:szCs w:val="24"/>
+        </w:rPr>
+        <w:t>IBM watsonx Code Assistant is a cloud service that leverages generative AI to accelerate code generation and increase developer productivity. It uses generative AI that is purpose-built for targeted use cases like Application Modernization and IT Automation.</w:t>
+      </w:r>
+      <w:r>
+        <w:br/>
+      </w:r>
+      <w:r>
+        <w:rPr>
+          <w:color w:val="808080"/>
+          <w:sz w:val="24"/>
+          <w:szCs w:val="24"/>
+        </w:rPr>
+        <w:t>Out-of-the-box, watsonx Code Assistant provides pre-trained models based on specific programming languages to ensure trust and efficiency for accurate code generation. IBM watsonx Code Assistant allows you to customize the underlying model(s) to ensure output is grounded in your organization's best practices, while providing visibility into the potential origin of generated code.</w:t>
+      </w:r>
+      <w:r>
+        <w:br/>
+      </w:r>
+      <w:r>
+        <w:br/>
+      </w:r>
+      <w:r>
+        <w:rPr>
+          <w:color w:val="808080"/>
+          <w:sz w:val="24"/>
+          <w:szCs w:val="24"/>
+        </w:rPr>
+        <w:t>Note: There are varying support levels for the available editions of IBM watsonx Code Assistant. Please reference the [Service Description Terms](https://www.ibm.com/terms/?id=i126-9704) for specific support commitments.</w:t>
+      </w:r>
+      <w:r>
+        <w:br/>
       </w:r>
       <w:r>
         <w:br/>
@@ -43849,7 +43902,7 @@
       </w:r>
       <w:hyperlink r:id="rId602">
         <w:r>
-          <w:t>https://www.ibm.com/docs/en/watson-orchestrate</w:t>
+          <w:t>https://cloud.ibm.com/docs/watsonx-code-assistant</w:t>
         </w:r>
       </w:hyperlink>
       <w:r>
@@ -43910,21 +43963,21 @@
           <w:sz w:val="28"/>
           <w:szCs w:val="28"/>
         </w:rPr>
-        <w:t xml:space="preserve">     watsonx.ai Runtime</w:t>
-      </w:r>
-      <w:r>
-        <w:br/>
-      </w:r>
-      <w:r>
-        <w:br/>
-      </w:r>
-      <w:r>
-        <w:rPr>
-          <w:color w:val="808080"/>
-          <w:sz w:val="24"/>
-          <w:szCs w:val="24"/>
-        </w:rPr>
-        <w:t>IBM watsonx.ai Runtime service provides resources to power AI lifecycles and makes building and deploying AI solutions simple and scalable. It includes APIs, tools, models, and flexible runtimes ready for use in any cloud or hybrid environment.   For a full description of features and capabilities, visit the watsonx.ai product page https://www.ibm.com/products/watsonx-ai</w:t>
+        <w:t xml:space="preserve">     watsonx Orchestrate</w:t>
+      </w:r>
+      <w:r>
+        <w:br/>
+      </w:r>
+      <w:r>
+        <w:br/>
+      </w:r>
+      <w:r>
+        <w:rPr>
+          <w:color w:val="808080"/>
+          <w:sz w:val="24"/>
+          <w:szCs w:val="24"/>
+        </w:rPr>
+        <w:t>IBM watsonx Orchestrate, powered by LLMs, includes pre-built skills that use natural language processing to draw from a catalog of basic and advanced skills to execute your requests, in context and in the right order, without the need for any specialized training or developer experience.</w:t>
       </w:r>
       <w:r>
         <w:br/>
@@ -43939,7 +43992,7 @@
       </w:r>
       <w:hyperlink r:id="rId604">
         <w:r>
-          <w:t>https://dataplatform.cloud.ibm.com/docs/content/wsj/analyze-data/ml-overview.html</w:t>
+          <w:t>https://www.ibm.com/docs/en/watson-orchestrate</w:t>
         </w:r>
       </w:hyperlink>
       <w:r>
@@ -44000,21 +44053,21 @@
           <w:sz w:val="28"/>
           <w:szCs w:val="28"/>
         </w:rPr>
-        <w:t xml:space="preserve">     watsonx.ai Studio</w:t>
-      </w:r>
-      <w:r>
-        <w:br/>
-      </w:r>
-      <w:r>
-        <w:br/>
-      </w:r>
-      <w:r>
-        <w:rPr>
-          <w:color w:val="808080"/>
-          <w:sz w:val="24"/>
-          <w:szCs w:val="24"/>
-        </w:rPr>
-        <w:t>IBM watsonx.ai Studio provides the set of integrated tools for IBM watsonx.ai and Cloud Pak for Data as a Service. IBM watsonx.ai Studio is powered by IBM watsonx.ai Runtime. With a suite of tools for all skill levels, everyone can collaborate to develop machine learning solutions and on watsonx.ai, develop generative AI solutions. You can write code, visually code on a graphical canvas, or automatically build AI solutions.</w:t>
+        <w:t xml:space="preserve">     watsonx.ai Runtime</w:t>
+      </w:r>
+      <w:r>
+        <w:br/>
+      </w:r>
+      <w:r>
+        <w:br/>
+      </w:r>
+      <w:r>
+        <w:rPr>
+          <w:color w:val="808080"/>
+          <w:sz w:val="24"/>
+          <w:szCs w:val="24"/>
+        </w:rPr>
+        <w:t>IBM watsonx.ai Runtime service provides resources to power AI lifecycles and makes building and deploying AI solutions simple and scalable. It includes APIs, tools, models, and flexible runtimes ready for use in any cloud or hybrid environment.   For a full description of features and capabilities, visit the watsonx.ai product page https://www.ibm.com/products/watsonx-ai</w:t>
       </w:r>
       <w:r>
         <w:br/>
@@ -44029,7 +44082,7 @@
       </w:r>
       <w:hyperlink r:id="rId606">
         <w:r>
-          <w:t>https://dataplatform.cloud.ibm.com/docs</w:t>
+          <w:t>https://dataplatform.cloud.ibm.com/docs/content/wsj/analyze-data/ml-overview.html</w:t>
         </w:r>
       </w:hyperlink>
       <w:r>
@@ -44090,21 +44143,21 @@
           <w:sz w:val="28"/>
           <w:szCs w:val="28"/>
         </w:rPr>
-        <w:t xml:space="preserve">     watsonx.data</w:t>
-      </w:r>
-      <w:r>
-        <w:br/>
-      </w:r>
-      <w:r>
-        <w:br/>
-      </w:r>
-      <w:r>
-        <w:rPr>
-          <w:color w:val="808080"/>
-          <w:sz w:val="24"/>
-          <w:szCs w:val="24"/>
-        </w:rPr>
-        <w:t>Watsonx.data is a data management solution for collecting, storing, querying, and analyzing all your enterprise data (structured, semi-structured, and unstructured) with a single unified data platform. It provides a flexible and reliable platform that is optimized to work on open data formats.</w:t>
+        <w:t xml:space="preserve">     watsonx.ai Studio</w:t>
+      </w:r>
+      <w:r>
+        <w:br/>
+      </w:r>
+      <w:r>
+        <w:br/>
+      </w:r>
+      <w:r>
+        <w:rPr>
+          <w:color w:val="808080"/>
+          <w:sz w:val="24"/>
+          <w:szCs w:val="24"/>
+        </w:rPr>
+        <w:t>IBM watsonx.ai Studio provides the set of integrated tools for IBM watsonx.ai and Cloud Pak for Data as a Service. IBM watsonx.ai Studio is powered by IBM watsonx.ai Runtime. With a suite of tools for all skill levels, everyone can collaborate to develop machine learning solutions and on watsonx.ai, develop generative AI solutions. You can write code, visually code on a graphical canvas, or automatically build AI solutions.</w:t>
       </w:r>
       <w:r>
         <w:br/>
@@ -44119,7 +44172,7 @@
       </w:r>
       <w:hyperlink r:id="rId608">
         <w:r>
-          <w:t>https://cloud.ibm.com/docs/watsonxdata</w:t>
+          <w:t>https://dataplatform.cloud.ibm.com/docs</w:t>
         </w:r>
       </w:hyperlink>
       <w:r>
@@ -44180,21 +44233,21 @@
           <w:sz w:val="28"/>
           <w:szCs w:val="28"/>
         </w:rPr>
-        <w:t xml:space="preserve">     watsonx.data integration</w:t>
-      </w:r>
-      <w:r>
-        <w:br/>
-      </w:r>
-      <w:r>
-        <w:br/>
-      </w:r>
-      <w:r>
-        <w:rPr>
-          <w:color w:val="808080"/>
-          <w:sz w:val="24"/>
-          <w:szCs w:val="24"/>
-        </w:rPr>
-        <w:t>watsonx.data integration is a data integration tool that offers a unified experience for data teams to seamlessly handle real-time streaming, replication and bulk/batch integration patterns, without having to switch context or preselect the integration style. Modernize your data flows with a SaaS-based architecture that promotes reusability of data flows, enhances security and cost effectiveness, leveraging deployment flexibility across hybrid cloud environments. Boost data reliability with continuous monitoring of data quality issues with data observability.</w:t>
+        <w:t xml:space="preserve">     watsonx.data</w:t>
+      </w:r>
+      <w:r>
+        <w:br/>
+      </w:r>
+      <w:r>
+        <w:br/>
+      </w:r>
+      <w:r>
+        <w:rPr>
+          <w:color w:val="808080"/>
+          <w:sz w:val="24"/>
+          <w:szCs w:val="24"/>
+        </w:rPr>
+        <w:t>Watsonx.data is a data management solution for collecting, storing, querying, and analyzing all your enterprise data (structured, semi-structured, and unstructured) with a single unified data platform. It provides a flexible and reliable platform that is optimized to work on open data formats.</w:t>
       </w:r>
       <w:r>
         <w:br/>
@@ -44209,7 +44262,7 @@
       </w:r>
       <w:hyperlink r:id="rId610">
         <w:r>
-          <w:t>https://dataplatform.cloud.ibm.com/docs/content/wsj/getting-started/welcome-main.html?context=df&amp;amp;audience=wdp</w:t>
+          <w:t>https://cloud.ibm.com/docs/watsonxdata</w:t>
         </w:r>
       </w:hyperlink>
       <w:r>
@@ -44270,21 +44323,21 @@
           <w:sz w:val="28"/>
           <w:szCs w:val="28"/>
         </w:rPr>
-        <w:t xml:space="preserve">     watsonx.data intelligence</w:t>
-      </w:r>
-      <w:r>
-        <w:br/>
-      </w:r>
-      <w:r>
-        <w:br/>
-      </w:r>
-      <w:r>
-        <w:rPr>
-          <w:color w:val="808080"/>
-          <w:sz w:val="24"/>
-          <w:szCs w:val="24"/>
-        </w:rPr>
-        <w:t>IBM watsonx.data intelligence revolutionizes the way organizations curate, manage, and utilize data by leveraging the power of AI to simplify data delivery across hybrid ecosystems. It empowers organizations to discover, trust, and access meaningful data by unifying governance, lineage, quality, and sharing, providing consumers with reliable data products.</w:t>
+        <w:t xml:space="preserve">     watsonx.data integration</w:t>
+      </w:r>
+      <w:r>
+        <w:br/>
+      </w:r>
+      <w:r>
+        <w:br/>
+      </w:r>
+      <w:r>
+        <w:rPr>
+          <w:color w:val="808080"/>
+          <w:sz w:val="24"/>
+          <w:szCs w:val="24"/>
+        </w:rPr>
+        <w:t>watsonx.data integration is a data integration tool that offers a unified experience for data teams to seamlessly handle real-time streaming, replication and bulk/batch integration patterns, without having to switch context or preselect the integration style. Modernize your data flows with a SaaS-based architecture that promotes reusability of data flows, enhances security and cost effectiveness, leveraging deployment flexibility across hybrid cloud environments. Boost data reliability with continuous monitoring of data quality issues with data observability.</w:t>
       </w:r>
       <w:r>
         <w:br/>
@@ -44360,21 +44413,21 @@
           <w:sz w:val="28"/>
           <w:szCs w:val="28"/>
         </w:rPr>
-        <w:t xml:space="preserve">     watsonx.governance</w:t>
-      </w:r>
-      <w:r>
-        <w:br/>
-      </w:r>
-      <w:r>
-        <w:br/>
-      </w:r>
-      <w:r>
-        <w:rPr>
-          <w:color w:val="808080"/>
-          <w:sz w:val="24"/>
-          <w:szCs w:val="24"/>
-        </w:rPr>
-        <w:t>IBM watsonx.governance™ helps you direct, manage and monitor your organization’s AI activities</w:t>
+        <w:t xml:space="preserve">     watsonx.data intelligence</w:t>
+      </w:r>
+      <w:r>
+        <w:br/>
+      </w:r>
+      <w:r>
+        <w:br/>
+      </w:r>
+      <w:r>
+        <w:rPr>
+          <w:color w:val="808080"/>
+          <w:sz w:val="24"/>
+          <w:szCs w:val="24"/>
+        </w:rPr>
+        <w:t>IBM watsonx.data intelligence revolutionizes the way organizations curate, manage, and utilize data by leveraging the power of AI to simplify data delivery across hybrid ecosystems. It empowers organizations to discover, trust, and access meaningful data by unifying governance, lineage, quality, and sharing, providing consumers with reliable data products.</w:t>
       </w:r>
       <w:r>
         <w:br/>
@@ -44389,7 +44442,7 @@
       </w:r>
       <w:hyperlink r:id="rId614">
         <w:r>
-          <w:t>https://dataplatform.cloud.ibm.com/docs/content/wsj/analyze-data/xgov-overview.html?context=wx&amp;amp;audience=wdp</w:t>
+          <w:t>https://dataplatform.cloud.ibm.com/docs/content/wsj/getting-started/welcome-main.html?context=df&amp;amp;audience=wdp</w:t>
         </w:r>
       </w:hyperlink>
       <w:r>
@@ -44450,179 +44503,21 @@
           <w:sz w:val="28"/>
           <w:szCs w:val="28"/>
         </w:rPr>
-        <w:t xml:space="preserve">     WealthGrowth.AI</w:t>
-      </w:r>
-      <w:r>
-        <w:br/>
-      </w:r>
-      <w:r>
-        <w:br/>
-      </w:r>
-      <w:r>
-        <w:rPr>
-          <w:color w:val="808080"/>
-          <w:sz w:val="24"/>
-          <w:szCs w:val="24"/>
-        </w:rPr>
-        <w:t>WealthGrowth.ai: Transforming Wealth Management with AI</w:t>
-      </w:r>
-      <w:r>
-        <w:br/>
-      </w:r>
-      <w:r>
-        <w:br/>
-      </w:r>
-      <w:r>
-        <w:rPr>
-          <w:color w:val="808080"/>
-          <w:sz w:val="24"/>
-          <w:szCs w:val="24"/>
-        </w:rPr>
-        <w:t>WealthGrowth.ai is an Agentic AI workflow designed to enhance financial advisory services by leveraging 64 AI models, multiple AI agents, over 250 APIs, and six digital applications. By automating up to 95% of advisors' tasks, it helps boost asset growth and expand client outreach.</w:t>
-      </w:r>
-      <w:r>
-        <w:br/>
-      </w:r>
-      <w:r>
-        <w:br/>
-      </w:r>
-      <w:r>
-        <w:rPr>
-          <w:color w:val="808080"/>
-          <w:sz w:val="24"/>
-          <w:szCs w:val="24"/>
-        </w:rPr>
-        <w:t>Key Benefits:</w:t>
-      </w:r>
-      <w:r>
-        <w:br/>
-      </w:r>
-      <w:r>
-        <w:br/>
-      </w:r>
-      <w:r>
-        <w:rPr>
-          <w:color w:val="808080"/>
-          <w:sz w:val="24"/>
-          <w:szCs w:val="24"/>
-        </w:rPr>
-        <w:t>1. Growing with Current Clients</w:t>
-      </w:r>
-      <w:r>
-        <w:br/>
-      </w:r>
-      <w:r>
-        <w:rPr>
-          <w:color w:val="808080"/>
-          <w:sz w:val="24"/>
-          <w:szCs w:val="24"/>
-        </w:rPr>
-        <w:t>Increases product utilization by 3 to 4 times.</w:t>
-      </w:r>
-      <w:r>
-        <w:br/>
-      </w:r>
-      <w:r>
-        <w:rPr>
-          <w:color w:val="808080"/>
-          <w:sz w:val="24"/>
-          <w:szCs w:val="24"/>
-        </w:rPr>
-        <w:t>Expands wallet share by up to 40%.</w:t>
-      </w:r>
-      <w:r>
-        <w:br/>
-      </w:r>
-      <w:r>
-        <w:rPr>
-          <w:color w:val="808080"/>
-          <w:sz w:val="24"/>
-          <w:szCs w:val="24"/>
-        </w:rPr>
-        <w:t xml:space="preserve">   </w:t>
-      </w:r>
-      <w:r>
-        <w:br/>
-      </w:r>
-      <w:r>
-        <w:rPr>
-          <w:color w:val="808080"/>
-          <w:sz w:val="24"/>
-          <w:szCs w:val="24"/>
-        </w:rPr>
-        <w:t>2. Transitioning Bank Clients &amp; Acquiring New Prospects</w:t>
-      </w:r>
-      <w:r>
-        <w:br/>
-      </w:r>
-      <w:r>
-        <w:rPr>
-          <w:color w:val="808080"/>
-          <w:sz w:val="24"/>
-          <w:szCs w:val="24"/>
-        </w:rPr>
-        <w:t>Enables advisors to manage 6 to 10 times more clients.</w:t>
-      </w:r>
-      <w:r>
-        <w:br/>
-      </w:r>
-      <w:r>
-        <w:rPr>
-          <w:color w:val="808080"/>
-          <w:sz w:val="24"/>
-          <w:szCs w:val="24"/>
-        </w:rPr>
-        <w:t>Boosts assets under management (AUM) by up to 6 times.</w:t>
-      </w:r>
-      <w:r>
-        <w:br/>
-      </w:r>
-      <w:r>
-        <w:br/>
-      </w:r>
-      <w:r>
-        <w:rPr>
-          <w:color w:val="808080"/>
-          <w:sz w:val="24"/>
-          <w:szCs w:val="24"/>
-        </w:rPr>
-        <w:t>3. Enabling a Centralized/Remote/Digital Advisor Strategy</w:t>
-      </w:r>
-      <w:r>
-        <w:br/>
-      </w:r>
-      <w:r>
-        <w:rPr>
-          <w:color w:val="808080"/>
-          <w:sz w:val="24"/>
-          <w:szCs w:val="24"/>
-        </w:rPr>
-        <w:t>Expands reach to new channels, regions, and products.</w:t>
-      </w:r>
-      <w:r>
-        <w:br/>
-      </w:r>
-      <w:r>
-        <w:rPr>
-          <w:color w:val="808080"/>
-          <w:sz w:val="24"/>
-          <w:szCs w:val="24"/>
-        </w:rPr>
-        <w:t>Reduces advisor workload while maximizing efficiency.</w:t>
-      </w:r>
-      <w:r>
-        <w:br/>
-      </w:r>
-      <w:r>
-        <w:br/>
-      </w:r>
-      <w:r>
-        <w:rPr>
-          <w:color w:val="808080"/>
-          <w:sz w:val="24"/>
-          <w:szCs w:val="24"/>
-        </w:rPr>
-        <w:t>Powered by Cognerium, WealthGrowth.ai is shaping the future of wealth management by integrating AI-driven strategies to optimize client engagement and financial growth.</w:t>
+        <w:t xml:space="preserve">     watsonx.governance</w:t>
+      </w:r>
+      <w:r>
+        <w:br/>
+      </w:r>
+      <w:r>
+        <w:br/>
+      </w:r>
+      <w:r>
+        <w:rPr>
+          <w:color w:val="808080"/>
+          <w:sz w:val="24"/>
+          <w:szCs w:val="24"/>
+        </w:rPr>
+        <w:t>IBM watsonx.governance™ helps you direct, manage and monitor your organization’s AI activities</w:t>
       </w:r>
       <w:r>
         <w:br/>
@@ -44637,7 +44532,7 @@
       </w:r>
       <w:hyperlink r:id="rId616">
         <w:r>
-          <w:t>https://apiwealthgrowth.cognerium.com/api/v1/app_documentation/</w:t>
+          <w:t>https://dataplatform.cloud.ibm.com/docs/content/wsj/analyze-data/xgov-overview.html?context=wx&amp;amp;audience=wdp</w:t>
         </w:r>
       </w:hyperlink>
       <w:r>
@@ -44698,21 +44593,179 @@
           <w:sz w:val="28"/>
           <w:szCs w:val="28"/>
         </w:rPr>
-        <w:t xml:space="preserve">     Zerto</w:t>
-      </w:r>
-      <w:r>
-        <w:br/>
-      </w:r>
-      <w:r>
-        <w:br/>
-      </w:r>
-      <w:r>
-        <w:rPr>
-          <w:color w:val="808080"/>
-          <w:sz w:val="24"/>
-          <w:szCs w:val="24"/>
-        </w:rPr>
-        <w:t>Replicate your VMs between data centers in the public cloud or between the public cloud and your on-premises data centers</w:t>
+        <w:t xml:space="preserve">     WealthGrowth.AI</w:t>
+      </w:r>
+      <w:r>
+        <w:br/>
+      </w:r>
+      <w:r>
+        <w:br/>
+      </w:r>
+      <w:r>
+        <w:rPr>
+          <w:color w:val="808080"/>
+          <w:sz w:val="24"/>
+          <w:szCs w:val="24"/>
+        </w:rPr>
+        <w:t>WealthGrowth.ai: Transforming Wealth Management with AI</w:t>
+      </w:r>
+      <w:r>
+        <w:br/>
+      </w:r>
+      <w:r>
+        <w:br/>
+      </w:r>
+      <w:r>
+        <w:rPr>
+          <w:color w:val="808080"/>
+          <w:sz w:val="24"/>
+          <w:szCs w:val="24"/>
+        </w:rPr>
+        <w:t>WealthGrowth.ai is an Agentic AI workflow designed to enhance financial advisory services by leveraging 64 AI models, multiple AI agents, over 250 APIs, and six digital applications. By automating up to 95% of advisors' tasks, it helps boost asset growth and expand client outreach.</w:t>
+      </w:r>
+      <w:r>
+        <w:br/>
+      </w:r>
+      <w:r>
+        <w:br/>
+      </w:r>
+      <w:r>
+        <w:rPr>
+          <w:color w:val="808080"/>
+          <w:sz w:val="24"/>
+          <w:szCs w:val="24"/>
+        </w:rPr>
+        <w:t>Key Benefits:</w:t>
+      </w:r>
+      <w:r>
+        <w:br/>
+      </w:r>
+      <w:r>
+        <w:br/>
+      </w:r>
+      <w:r>
+        <w:rPr>
+          <w:color w:val="808080"/>
+          <w:sz w:val="24"/>
+          <w:szCs w:val="24"/>
+        </w:rPr>
+        <w:t>1. Growing with Current Clients</w:t>
+      </w:r>
+      <w:r>
+        <w:br/>
+      </w:r>
+      <w:r>
+        <w:rPr>
+          <w:color w:val="808080"/>
+          <w:sz w:val="24"/>
+          <w:szCs w:val="24"/>
+        </w:rPr>
+        <w:t>Increases product utilization by 3 to 4 times.</w:t>
+      </w:r>
+      <w:r>
+        <w:br/>
+      </w:r>
+      <w:r>
+        <w:rPr>
+          <w:color w:val="808080"/>
+          <w:sz w:val="24"/>
+          <w:szCs w:val="24"/>
+        </w:rPr>
+        <w:t>Expands wallet share by up to 40%.</w:t>
+      </w:r>
+      <w:r>
+        <w:br/>
+      </w:r>
+      <w:r>
+        <w:rPr>
+          <w:color w:val="808080"/>
+          <w:sz w:val="24"/>
+          <w:szCs w:val="24"/>
+        </w:rPr>
+        <w:t xml:space="preserve">   </w:t>
+      </w:r>
+      <w:r>
+        <w:br/>
+      </w:r>
+      <w:r>
+        <w:rPr>
+          <w:color w:val="808080"/>
+          <w:sz w:val="24"/>
+          <w:szCs w:val="24"/>
+        </w:rPr>
+        <w:t>2. Transitioning Bank Clients &amp; Acquiring New Prospects</w:t>
+      </w:r>
+      <w:r>
+        <w:br/>
+      </w:r>
+      <w:r>
+        <w:rPr>
+          <w:color w:val="808080"/>
+          <w:sz w:val="24"/>
+          <w:szCs w:val="24"/>
+        </w:rPr>
+        <w:t>Enables advisors to manage 6 to 10 times more clients.</w:t>
+      </w:r>
+      <w:r>
+        <w:br/>
+      </w:r>
+      <w:r>
+        <w:rPr>
+          <w:color w:val="808080"/>
+          <w:sz w:val="24"/>
+          <w:szCs w:val="24"/>
+        </w:rPr>
+        <w:t>Boosts assets under management (AUM) by up to 6 times.</w:t>
+      </w:r>
+      <w:r>
+        <w:br/>
+      </w:r>
+      <w:r>
+        <w:br/>
+      </w:r>
+      <w:r>
+        <w:rPr>
+          <w:color w:val="808080"/>
+          <w:sz w:val="24"/>
+          <w:szCs w:val="24"/>
+        </w:rPr>
+        <w:t>3. Enabling a Centralized/Remote/Digital Advisor Strategy</w:t>
+      </w:r>
+      <w:r>
+        <w:br/>
+      </w:r>
+      <w:r>
+        <w:rPr>
+          <w:color w:val="808080"/>
+          <w:sz w:val="24"/>
+          <w:szCs w:val="24"/>
+        </w:rPr>
+        <w:t>Expands reach to new channels, regions, and products.</w:t>
+      </w:r>
+      <w:r>
+        <w:br/>
+      </w:r>
+      <w:r>
+        <w:rPr>
+          <w:color w:val="808080"/>
+          <w:sz w:val="24"/>
+          <w:szCs w:val="24"/>
+        </w:rPr>
+        <w:t>Reduces advisor workload while maximizing efficiency.</w:t>
+      </w:r>
+      <w:r>
+        <w:br/>
+      </w:r>
+      <w:r>
+        <w:br/>
+      </w:r>
+      <w:r>
+        <w:rPr>
+          <w:color w:val="808080"/>
+          <w:sz w:val="24"/>
+          <w:szCs w:val="24"/>
+        </w:rPr>
+        <w:t>Powered by Cognerium, WealthGrowth.ai is shaping the future of wealth management by integrating AI-driven strategies to optimize client engagement and financial growth.</w:t>
       </w:r>
       <w:r>
         <w:br/>
@@ -44727,7 +44780,7 @@
       </w:r>
       <w:hyperlink r:id="rId618">
         <w:r>
-          <w:t>https://cloud.ibm.com/services/vmwaresolutions/services/addingzertodr.html</w:t>
+          <w:t>https://apiwealthgrowth.cognerium.com/api/v1/app_documentation/</w:t>
         </w:r>
       </w:hyperlink>
       <w:r>
@@ -44788,6 +44841,96 @@
           <w:sz w:val="28"/>
           <w:szCs w:val="28"/>
         </w:rPr>
+        <w:t xml:space="preserve">     Zerto</w:t>
+      </w:r>
+      <w:r>
+        <w:br/>
+      </w:r>
+      <w:r>
+        <w:br/>
+      </w:r>
+      <w:r>
+        <w:rPr>
+          <w:color w:val="808080"/>
+          <w:sz w:val="24"/>
+          <w:szCs w:val="24"/>
+        </w:rPr>
+        <w:t>Replicate your VMs between data centers in the public cloud or between the public cloud and your on-premises data centers</w:t>
+      </w:r>
+      <w:r>
+        <w:br/>
+      </w:r>
+      <w:r>
+        <w:rPr>
+          <w:color w:val="808080"/>
+          <w:sz w:val="24"/>
+          <w:szCs w:val="24"/>
+        </w:rPr>
+        <w:t xml:space="preserve">Documentation:  </w:t>
+      </w:r>
+      <w:hyperlink r:id="rId620">
+        <w:r>
+          <w:t>https://cloud.ibm.com/services/vmwaresolutions/services/addingzertodr.html</w:t>
+        </w:r>
+      </w:hyperlink>
+      <w:r>
+        <w:br/>
+      </w:r>
+      <w:r>
+        <w:br/>
+      </w:r>
+    </w:p>
+    <w:p>
+      <w:pPr>
+        <w:ind/>
+      </w:pPr>
+      <w:r>
+        <w:rPr>
+          <w:noProof/>
+        </w:rPr>
+        <w:drawing>
+          <wp:inline distT="0" distB="0" distL="0" distR="0">
+            <wp:extent cx="476250" cy="476250"/>
+            <wp:effectExtent l="19050" t="0" r="9525" b="0"/>
+            <wp:docPr id="308" name="Picture 307" descr="Picture 307"/>
+            <wp:cNvGraphicFramePr>
+              <a:graphicFrameLocks xmlns:a="http://schemas.openxmlformats.org/drawingml/2006/main" noChangeAspect="1"/>
+            </wp:cNvGraphicFramePr>
+            <a:graphic xmlns:a="http://schemas.openxmlformats.org/drawingml/2006/main">
+              <a:graphicData uri="http://schemas.openxmlformats.org/drawingml/2006/picture">
+                <pic:pic xmlns:pic="http://schemas.openxmlformats.org/drawingml/2006/picture">
+                  <pic:nvPicPr>
+                    <pic:cNvPr id="0" name="Picture 307"/>
+                    <pic:cNvPicPr/>
+                  </pic:nvPicPr>
+                  <pic:blipFill>
+                    <a:blip r:embed="rId621" cstate="print"/>
+                    <a:stretch>
+                      <a:fillRect/>
+                    </a:stretch>
+                  </pic:blipFill>
+                  <pic:spPr>
+                    <a:xfrm>
+                      <a:off x="0" y="0"/>
+                      <a:ext cx="476250" cy="476250"/>
+                    </a:xfrm>
+                    <a:prstGeom prst="rect">
+                      <a:avLst/>
+                    </a:prstGeom>
+                  </pic:spPr>
+                </pic:pic>
+              </a:graphicData>
+            </a:graphic>
+          </wp:inline>
+        </w:drawing>
+      </w:r>
+      <w:r>
+        <w:rPr>
+          <w:b/>
+          <w:bCs/>
+          <w:sz w:val="28"/>
+          <w:szCs w:val="28"/>
+        </w:rPr>
         <w:t xml:space="preserve">     ZIEMACS AI Copilot for PowerHA</w:t>
       </w:r>
       <w:r>
@@ -44884,7 +45027,7 @@
         </w:rPr>
         <w:t xml:space="preserve">Documentation:  </w:t>
       </w:r>
-      <w:hyperlink r:id="rId620">
+      <w:hyperlink r:id="rId622">
         <w:r>
           <w:t>https://ziemacsai.github.io/assets/docs.html</w:t>
         </w:r>

--- a/docs/generated/mycatalog.docx
+++ b/docs/generated/mycatalog.docx
@@ -30520,7 +30520,7 @@
           <w:sz w:val="28"/>
           <w:szCs w:val="28"/>
         </w:rPr>
-        <w:t xml:space="preserve">     RackWare - DRaaS Service</w:t>
+        <w:t xml:space="preserve">     RackWare - Disaster Recovery Subscription ( Annual )</w:t>
       </w:r>
       <w:r>
         <w:br/>
@@ -30977,7 +30977,7 @@
           <w:sz w:val="28"/>
           <w:szCs w:val="28"/>
         </w:rPr>
-        <w:t xml:space="preserve">     RackWare - Migration Service</w:t>
+        <w:t xml:space="preserve">     RackWare - Migration Subscription ( Per Unit )</w:t>
       </w:r>
       <w:r>
         <w:br/>

--- a/docs/generated/mycatalog.docx
+++ b/docs/generated/mycatalog.docx
@@ -43219,35 +43219,21 @@
           <w:sz w:val="28"/>
           <w:szCs w:val="28"/>
         </w:rPr>
-        <w:t xml:space="preserve">     Wasabi AiR</w:t>
-      </w:r>
-      <w:r>
-        <w:br/>
-      </w:r>
-      <w:r>
-        <w:br/>
-      </w:r>
-      <w:r>
-        <w:rPr>
-          <w:color w:val="808080"/>
-          <w:sz w:val="24"/>
-          <w:szCs w:val="24"/>
-        </w:rPr>
-        <w:t>Wasabi AiR Intelligent Media Storage</w:t>
-      </w:r>
-      <w:r>
-        <w:br/>
-      </w:r>
-      <w:r>
-        <w:br/>
-      </w:r>
-      <w:r>
-        <w:rPr>
-          <w:color w:val="808080"/>
-          <w:sz w:val="24"/>
-          <w:szCs w:val="24"/>
-        </w:rPr>
-        <w:t>Wasabi AiR is AI-powered intelligent media storage that adds structure to unstructured data, automatically tagging visual, audio, and textural elements as they are ingested. Wasabi AiR combines features such as metadata auto-tagging, Optical Character Recognition, speech to text, people recognition, and multilingual transcription, with cloud storage. Seamlessly integrate Wasabi AiR into your media workflow to enhance content discoverability, streamline operations, and maximize media value.</w:t>
+        <w:t xml:space="preserve">     Wasabi Hot Cloud Storage</w:t>
+      </w:r>
+      <w:r>
+        <w:br/>
+      </w:r>
+      <w:r>
+        <w:br/>
+      </w:r>
+      <w:r>
+        <w:rPr>
+          <w:color w:val="808080"/>
+          <w:sz w:val="24"/>
+          <w:szCs w:val="24"/>
+        </w:rPr>
+        <w:t>Wasabi Hot Cloud Storage is a universal, one-size-fits-all cloud object storage service that simplifies storage by enabling a highly available environment across a range of business use cases. Wasabi Hot Cloud Storage is easy to understand, simple to order, and incredibly cost-effective to scale. With Wasabi, there are no confusing storage tiers to decipher and no complicated fee structures to decode. And Wasabi storage is free from data access and API call fees, unlike traditional providers, which can substantially drive-up costs.</w:t>
       </w:r>
       <w:r>
         <w:br/>
@@ -43265,7 +43251,7 @@
       </w:r>
       <w:hyperlink r:id="rId590">
         <w:r>
-          <w:t>https://docs.wasabi.com/docs/wasabi-air</w:t>
+          <w:t>https://docs.wasabi.com/docs/wasabi-object-storage</w:t>
         </w:r>
       </w:hyperlink>
       <w:r>
@@ -43326,24 +43312,21 @@
           <w:sz w:val="28"/>
           <w:szCs w:val="28"/>
         </w:rPr>
-        <w:t xml:space="preserve">     Wasabi Hot Cloud Storage</w:t>
-      </w:r>
-      <w:r>
-        <w:br/>
-      </w:r>
-      <w:r>
-        <w:br/>
-      </w:r>
-      <w:r>
-        <w:rPr>
-          <w:color w:val="808080"/>
-          <w:sz w:val="24"/>
-          <w:szCs w:val="24"/>
-        </w:rPr>
-        <w:t>Wasabi Hot Cloud Storage is a universal, one-size-fits-all cloud object storage service that simplifies storage by enabling a highly available environment across a range of business use cases. Wasabi Hot Cloud Storage is easy to understand, simple to order, and incredibly cost-effective to scale. With Wasabi, there are no confusing storage tiers to decipher and no complicated fee structures to decode. And Wasabi storage is free from data access and API call fees, unlike traditional providers, which can substantially drive-up costs.</w:t>
-      </w:r>
-      <w:r>
-        <w:br/>
+        <w:t xml:space="preserve">     Watson Discovery</w:t>
+      </w:r>
+      <w:r>
+        <w:br/>
+      </w:r>
+      <w:r>
+        <w:br/>
+      </w:r>
+      <w:r>
+        <w:rPr>
+          <w:color w:val="808080"/>
+          <w:sz w:val="24"/>
+          <w:szCs w:val="24"/>
+        </w:rPr>
+        <w:t>Add a cognitive search and content analytics engine to applications to identify patterns, trends and actionable insights that drive better decision-making. Securely unify structured and unstructured data with pre-enriched content, and use a simplified query language to eliminate the need for manual filtering of results.</w:t>
       </w:r>
       <w:r>
         <w:br/>
@@ -43358,7 +43341,7 @@
       </w:r>
       <w:hyperlink r:id="rId592">
         <w:r>
-          <w:t>https://docs.wasabi.com/docs/wasabi-object-storage</w:t>
+          <w:t>https://cloud.ibm.com/docs/discovery-data?topic=discovery-data-getting-started</w:t>
         </w:r>
       </w:hyperlink>
       <w:r>
@@ -43419,21 +43402,21 @@
           <w:sz w:val="28"/>
           <w:szCs w:val="28"/>
         </w:rPr>
-        <w:t xml:space="preserve">     Watson Discovery</w:t>
-      </w:r>
-      <w:r>
-        <w:br/>
-      </w:r>
-      <w:r>
-        <w:br/>
-      </w:r>
-      <w:r>
-        <w:rPr>
-          <w:color w:val="808080"/>
-          <w:sz w:val="24"/>
-          <w:szCs w:val="24"/>
-        </w:rPr>
-        <w:t>Add a cognitive search and content analytics engine to applications to identify patterns, trends and actionable insights that drive better decision-making. Securely unify structured and unstructured data with pre-enriched content, and use a simplified query language to eliminate the need for manual filtering of results.</w:t>
+        <w:t xml:space="preserve">     watsonx</w:t>
+      </w:r>
+      <w:r>
+        <w:br/>
+      </w:r>
+      <w:r>
+        <w:br/>
+      </w:r>
+      <w:r>
+        <w:rPr>
+          <w:color w:val="808080"/>
+          <w:sz w:val="24"/>
+          <w:szCs w:val="24"/>
+        </w:rPr>
+        <w:t>Build with our new studio for foundation models, generative AI and machine learning. Train, validate, tune, and deploy foundation and machine learning models with ease.</w:t>
       </w:r>
       <w:r>
         <w:br/>
@@ -43448,7 +43431,7 @@
       </w:r>
       <w:hyperlink r:id="rId594">
         <w:r>
-          <w:t>https://cloud.ibm.com/docs/discovery-data?topic=discovery-data-getting-started</w:t>
+          <w:t>https://ibm.com</w:t>
         </w:r>
       </w:hyperlink>
       <w:r>
@@ -43509,21 +43492,43 @@
           <w:sz w:val="28"/>
           <w:szCs w:val="28"/>
         </w:rPr>
-        <w:t xml:space="preserve">     watsonx</w:t>
-      </w:r>
-      <w:r>
-        <w:br/>
-      </w:r>
-      <w:r>
-        <w:br/>
-      </w:r>
-      <w:r>
-        <w:rPr>
-          <w:color w:val="808080"/>
-          <w:sz w:val="24"/>
-          <w:szCs w:val="24"/>
-        </w:rPr>
-        <w:t>Build with our new studio for foundation models, generative AI and machine learning. Train, validate, tune, and deploy foundation and machine learning models with ease.</w:t>
+        <w:t xml:space="preserve">     watsonx BI</w:t>
+      </w:r>
+      <w:r>
+        <w:br/>
+      </w:r>
+      <w:r>
+        <w:br/>
+      </w:r>
+      <w:r>
+        <w:rPr>
+          <w:color w:val="808080"/>
+          <w:sz w:val="24"/>
+          <w:szCs w:val="24"/>
+        </w:rPr>
+        <w:t>IBM watsonx BI is a generative AI-powered business intelligence tool that is designed to help you uncover hidden insights from your data. Use natural language to analyze complex data, generate insights and data-aware recommendations that are easy to understand and actionable.</w:t>
+      </w:r>
+      <w:r>
+        <w:br/>
+      </w:r>
+      <w:r>
+        <w:rPr>
+          <w:color w:val="808080"/>
+          <w:sz w:val="24"/>
+          <w:szCs w:val="24"/>
+        </w:rPr>
+        <w:t xml:space="preserve"> </w:t>
+      </w:r>
+      <w:r>
+        <w:br/>
+      </w:r>
+      <w:r>
+        <w:rPr>
+          <w:color w:val="808080"/>
+          <w:sz w:val="24"/>
+          <w:szCs w:val="24"/>
+        </w:rPr>
+        <w:t>After provisioning, the IBM account owner is required to complete the initial setup steps</w:t>
       </w:r>
       <w:r>
         <w:br/>
@@ -43538,7 +43543,7 @@
       </w:r>
       <w:hyperlink r:id="rId596">
         <w:r>
-          <w:t>https://ibm.com</w:t>
+          <w:t>https://cloud.ibm.com/docs/watsonx-bi</w:t>
         </w:r>
       </w:hyperlink>
       <w:r>
@@ -43599,43 +43604,49 @@
           <w:sz w:val="28"/>
           <w:szCs w:val="28"/>
         </w:rPr>
-        <w:t xml:space="preserve">     watsonx BI</w:t>
-      </w:r>
-      <w:r>
-        <w:br/>
-      </w:r>
-      <w:r>
-        <w:br/>
-      </w:r>
-      <w:r>
-        <w:rPr>
-          <w:color w:val="808080"/>
-          <w:sz w:val="24"/>
-          <w:szCs w:val="24"/>
-        </w:rPr>
-        <w:t>IBM watsonx BI is a generative AI-powered business intelligence tool that is designed to help you uncover hidden insights from your data. Use natural language to analyze complex data, generate insights and data-aware recommendations that are easy to understand and actionable.</w:t>
-      </w:r>
-      <w:r>
-        <w:br/>
-      </w:r>
-      <w:r>
-        <w:rPr>
-          <w:color w:val="808080"/>
-          <w:sz w:val="24"/>
-          <w:szCs w:val="24"/>
-        </w:rPr>
-        <w:t xml:space="preserve"> </w:t>
-      </w:r>
-      <w:r>
-        <w:br/>
-      </w:r>
-      <w:r>
-        <w:rPr>
-          <w:color w:val="808080"/>
-          <w:sz w:val="24"/>
-          <w:szCs w:val="24"/>
-        </w:rPr>
-        <w:t>After provisioning, the IBM account owner is required to complete the initial setup steps</w:t>
+        <w:t xml:space="preserve">     watsonx Code Assistant</w:t>
+      </w:r>
+      <w:r>
+        <w:br/>
+      </w:r>
+      <w:r>
+        <w:br/>
+      </w:r>
+      <w:r>
+        <w:rPr>
+          <w:color w:val="808080"/>
+          <w:sz w:val="24"/>
+          <w:szCs w:val="24"/>
+        </w:rPr>
+        <w:t>IBM watsonx Code Assistant is a cloud service that leverages generative AI to accelerate code generation and increase developer productivity. It uses generative AI that is purpose-built for targeted use cases like Application Modernization and IT Automation.</w:t>
+      </w:r>
+      <w:r>
+        <w:br/>
+      </w:r>
+      <w:r>
+        <w:rPr>
+          <w:color w:val="808080"/>
+          <w:sz w:val="24"/>
+          <w:szCs w:val="24"/>
+        </w:rPr>
+        <w:t>Out-of-the-box, watsonx Code Assistant provides pre-trained models based on specific programming languages to ensure trust and efficiency for accurate code generation. IBM watsonx Code Assistant allows you to customize the underlying model(s) to ensure output is grounded in your organization's best practices, while providing visibility into the potential origin of generated code.</w:t>
+      </w:r>
+      <w:r>
+        <w:br/>
+      </w:r>
+      <w:r>
+        <w:br/>
+      </w:r>
+      <w:r>
+        <w:rPr>
+          <w:color w:val="808080"/>
+          <w:sz w:val="24"/>
+          <w:szCs w:val="24"/>
+        </w:rPr>
+        <w:t>Note: There are varying support levels for the available editions of IBM watsonx Code Assistant. Please reference the [Service Description Terms](https://www.ibm.com/terms/?id=i126-9704) for specific support commitments.</w:t>
+      </w:r>
+      <w:r>
+        <w:br/>
       </w:r>
       <w:r>
         <w:br/>
@@ -43650,7 +43661,7 @@
       </w:r>
       <w:hyperlink r:id="rId598">
         <w:r>
-          <w:t>https://cloud.ibm.com/docs/watsonx-bi</w:t>
+          <w:t>https://cloud.ibm.com/docs/watsonx-code-assistant</w:t>
         </w:r>
       </w:hyperlink>
       <w:r>
@@ -43711,49 +43722,21 @@
           <w:sz w:val="28"/>
           <w:szCs w:val="28"/>
         </w:rPr>
-        <w:t xml:space="preserve">     watsonx Code Assistant</w:t>
-      </w:r>
-      <w:r>
-        <w:br/>
-      </w:r>
-      <w:r>
-        <w:br/>
-      </w:r>
-      <w:r>
-        <w:rPr>
-          <w:color w:val="808080"/>
-          <w:sz w:val="24"/>
-          <w:szCs w:val="24"/>
-        </w:rPr>
-        <w:t>IBM watsonx Code Assistant is a cloud service that leverages generative AI to accelerate code generation and increase developer productivity. It uses generative AI that is purpose-built for targeted use cases like Application Modernization and IT Automation.</w:t>
-      </w:r>
-      <w:r>
-        <w:br/>
-      </w:r>
-      <w:r>
-        <w:rPr>
-          <w:color w:val="808080"/>
-          <w:sz w:val="24"/>
-          <w:szCs w:val="24"/>
-        </w:rPr>
-        <w:t>Out-of-the-box, watsonx Code Assistant provides pre-trained models based on specific programming languages to ensure trust and efficiency for accurate code generation. IBM watsonx Code Assistant allows you to customize the underlying model(s) to ensure output is grounded in your organization's best practices, while providing visibility into the potential origin of generated code.</w:t>
-      </w:r>
-      <w:r>
-        <w:br/>
-      </w:r>
-      <w:r>
-        <w:br/>
-      </w:r>
-      <w:r>
-        <w:rPr>
-          <w:color w:val="808080"/>
-          <w:sz w:val="24"/>
-          <w:szCs w:val="24"/>
-        </w:rPr>
-        <w:t>Note: There are varying support levels for the available editions of IBM watsonx Code Assistant. Please reference the [Service Description Terms](https://www.ibm.com/terms/?id=i126-9704) for specific support commitments.</w:t>
-      </w:r>
-      <w:r>
-        <w:br/>
+        <w:t xml:space="preserve">     watsonx Orchestrate</w:t>
+      </w:r>
+      <w:r>
+        <w:br/>
+      </w:r>
+      <w:r>
+        <w:br/>
+      </w:r>
+      <w:r>
+        <w:rPr>
+          <w:color w:val="808080"/>
+          <w:sz w:val="24"/>
+          <w:szCs w:val="24"/>
+        </w:rPr>
+        <w:t>IBM watsonx Orchestrate, powered by LLMs, includes pre-built skills that use natural language processing to draw from a catalog of basic and advanced skills to execute your requests, in context and in the right order, without the need for any specialized training or developer experience.</w:t>
       </w:r>
       <w:r>
         <w:br/>
@@ -43768,7 +43751,7 @@
       </w:r>
       <w:hyperlink r:id="rId600">
         <w:r>
-          <w:t>https://cloud.ibm.com/docs/watsonx-code-assistant</w:t>
+          <w:t>https://www.ibm.com/docs/en/watson-orchestrate</w:t>
         </w:r>
       </w:hyperlink>
       <w:r>
@@ -43829,21 +43812,63 @@
           <w:sz w:val="28"/>
           <w:szCs w:val="28"/>
         </w:rPr>
-        <w:t xml:space="preserve">     watsonx Orchestrate</w:t>
-      </w:r>
-      <w:r>
-        <w:br/>
-      </w:r>
-      <w:r>
-        <w:br/>
-      </w:r>
-      <w:r>
-        <w:rPr>
-          <w:color w:val="808080"/>
-          <w:sz w:val="24"/>
-          <w:szCs w:val="24"/>
-        </w:rPr>
-        <w:t>IBM watsonx Orchestrate, powered by LLMs, includes pre-built skills that use natural language processing to draw from a catalog of basic and advanced skills to execute your requests, in context and in the right order, without the need for any specialized training or developer experience.</w:t>
+        <w:t xml:space="preserve">     watsonx Orchestrate (formerly Assistant)</w:t>
+      </w:r>
+      <w:r>
+        <w:br/>
+      </w:r>
+      <w:r>
+        <w:br/>
+      </w:r>
+      <w:r>
+        <w:rPr>
+          <w:color w:val="808080"/>
+          <w:sz w:val="24"/>
+          <w:szCs w:val="24"/>
+        </w:rPr>
+        <w:t>watsonx Assistant is now watsonx Orchestrate.</w:t>
+      </w:r>
+      <w:r>
+        <w:br/>
+      </w:r>
+      <w:r>
+        <w:br/>
+      </w:r>
+      <w:r>
+        <w:rPr>
+          <w:color w:val="808080"/>
+          <w:sz w:val="24"/>
+          <w:szCs w:val="24"/>
+        </w:rPr>
+        <w:t>We are rolling out an upgrade to all customers of watsonx Assistant. Account eligibility for upgrade is rolling out to clients in stages, please see the documentation link here for more information: https://cloud.ibm.com/docs/watson-assistant?topic=watson-assistant-in-place-upgrade</w:t>
+      </w:r>
+      <w:r>
+        <w:br/>
+      </w:r>
+      <w:r>
+        <w:br/>
+      </w:r>
+      <w:r>
+        <w:rPr>
+          <w:color w:val="808080"/>
+          <w:sz w:val="24"/>
+          <w:szCs w:val="24"/>
+        </w:rPr>
+        <w:t>IBM watsonx Orchestrate (formerly Assistant), continues to provide the AI Assistant building capabilities with no disruption to customers. Existing dialogs, actions, extensions and other settings remain active and can continue to be authored.</w:t>
+      </w:r>
+      <w:r>
+        <w:br/>
+      </w:r>
+      <w:r>
+        <w:br/>
+      </w:r>
+      <w:r>
+        <w:rPr>
+          <w:color w:val="808080"/>
+          <w:sz w:val="24"/>
+          <w:szCs w:val="24"/>
+        </w:rPr>
+        <w:t>The now including AI Agent building, life cycle, and control plane experiences allow teams to start exploring and building AI Agents for their use cases to modernize Assistant experiences.</w:t>
       </w:r>
       <w:r>
         <w:br/>
@@ -43858,7 +43883,7 @@
       </w:r>
       <w:hyperlink r:id="rId602">
         <w:r>
-          <w:t>https://www.ibm.com/docs/en/watson-orchestrate</w:t>
+          <w:t>https://cloud.ibm.com/docs/watson-assistant?topic=watson-assistant-welcome-new-assistant</w:t>
         </w:r>
       </w:hyperlink>
       <w:r>
@@ -43919,63 +43944,21 @@
           <w:sz w:val="28"/>
           <w:szCs w:val="28"/>
         </w:rPr>
-        <w:t xml:space="preserve">     watsonx Orchestrate (formerly Assistant)</w:t>
-      </w:r>
-      <w:r>
-        <w:br/>
-      </w:r>
-      <w:r>
-        <w:br/>
-      </w:r>
-      <w:r>
-        <w:rPr>
-          <w:color w:val="808080"/>
-          <w:sz w:val="24"/>
-          <w:szCs w:val="24"/>
-        </w:rPr>
-        <w:t>watsonx Assistant is now watsonx Orchestrate.</w:t>
-      </w:r>
-      <w:r>
-        <w:br/>
-      </w:r>
-      <w:r>
-        <w:br/>
-      </w:r>
-      <w:r>
-        <w:rPr>
-          <w:color w:val="808080"/>
-          <w:sz w:val="24"/>
-          <w:szCs w:val="24"/>
-        </w:rPr>
-        <w:t>We are rolling out an upgrade to all customers of watsonx Assistant. Account eligibility for upgrade is rolling out to clients in stages, please see the documentation link here for more information: https://cloud.ibm.com/docs/watson-assistant?topic=watson-assistant-in-place-upgrade</w:t>
-      </w:r>
-      <w:r>
-        <w:br/>
-      </w:r>
-      <w:r>
-        <w:br/>
-      </w:r>
-      <w:r>
-        <w:rPr>
-          <w:color w:val="808080"/>
-          <w:sz w:val="24"/>
-          <w:szCs w:val="24"/>
-        </w:rPr>
-        <w:t>IBM watsonx Orchestrate (formerly Assistant), continues to provide the AI Assistant building capabilities with no disruption to customers. Existing dialogs, actions, extensions and other settings remain active and can continue to be authored.</w:t>
-      </w:r>
-      <w:r>
-        <w:br/>
-      </w:r>
-      <w:r>
-        <w:br/>
-      </w:r>
-      <w:r>
-        <w:rPr>
-          <w:color w:val="808080"/>
-          <w:sz w:val="24"/>
-          <w:szCs w:val="24"/>
-        </w:rPr>
-        <w:t>The now including AI Agent building, life cycle, and control plane experiences allow teams to start exploring and building AI Agents for their use cases to modernize Assistant experiences.</w:t>
+        <w:t xml:space="preserve">     watsonx.ai Runtime</w:t>
+      </w:r>
+      <w:r>
+        <w:br/>
+      </w:r>
+      <w:r>
+        <w:br/>
+      </w:r>
+      <w:r>
+        <w:rPr>
+          <w:color w:val="808080"/>
+          <w:sz w:val="24"/>
+          <w:szCs w:val="24"/>
+        </w:rPr>
+        <w:t>IBM watsonx.ai Runtime service provides resources to power AI lifecycles and makes building and deploying AI solutions simple and scalable. It includes APIs, tools, models, and flexible runtimes ready for use in any cloud or hybrid environment.   For a full description of features and capabilities, visit the watsonx.ai product page https://www.ibm.com/products/watsonx-ai</w:t>
       </w:r>
       <w:r>
         <w:br/>
@@ -43990,7 +43973,7 @@
       </w:r>
       <w:hyperlink r:id="rId604">
         <w:r>
-          <w:t>https://cloud.ibm.com/docs/watson-assistant?topic=watson-assistant-welcome-new-assistant</w:t>
+          <w:t>https://dataplatform.cloud.ibm.com/docs/content/wsj/analyze-data/ml-overview.html</w:t>
         </w:r>
       </w:hyperlink>
       <w:r>
@@ -44051,21 +44034,21 @@
           <w:sz w:val="28"/>
           <w:szCs w:val="28"/>
         </w:rPr>
-        <w:t xml:space="preserve">     watsonx.ai Runtime</w:t>
-      </w:r>
-      <w:r>
-        <w:br/>
-      </w:r>
-      <w:r>
-        <w:br/>
-      </w:r>
-      <w:r>
-        <w:rPr>
-          <w:color w:val="808080"/>
-          <w:sz w:val="24"/>
-          <w:szCs w:val="24"/>
-        </w:rPr>
-        <w:t>IBM watsonx.ai Runtime service provides resources to power AI lifecycles and makes building and deploying AI solutions simple and scalable. It includes APIs, tools, models, and flexible runtimes ready for use in any cloud or hybrid environment.   For a full description of features and capabilities, visit the watsonx.ai product page https://www.ibm.com/products/watsonx-ai</w:t>
+        <w:t xml:space="preserve">     watsonx.ai Studio</w:t>
+      </w:r>
+      <w:r>
+        <w:br/>
+      </w:r>
+      <w:r>
+        <w:br/>
+      </w:r>
+      <w:r>
+        <w:rPr>
+          <w:color w:val="808080"/>
+          <w:sz w:val="24"/>
+          <w:szCs w:val="24"/>
+        </w:rPr>
+        <w:t>IBM watsonx.ai Studio provides the set of integrated tools for IBM watsonx.ai and Cloud Pak for Data as a Service. IBM watsonx.ai Studio is powered by IBM watsonx.ai Runtime. With a suite of tools for all skill levels, everyone can collaborate to develop machine learning solutions and on watsonx.ai, develop generative AI solutions. You can write code, visually code on a graphical canvas, or automatically build AI solutions.</w:t>
       </w:r>
       <w:r>
         <w:br/>
@@ -44080,7 +44063,7 @@
       </w:r>
       <w:hyperlink r:id="rId606">
         <w:r>
-          <w:t>https://dataplatform.cloud.ibm.com/docs/content/wsj/analyze-data/ml-overview.html</w:t>
+          <w:t>https://dataplatform.cloud.ibm.com/docs</w:t>
         </w:r>
       </w:hyperlink>
       <w:r>
@@ -44141,21 +44124,21 @@
           <w:sz w:val="28"/>
           <w:szCs w:val="28"/>
         </w:rPr>
-        <w:t xml:space="preserve">     watsonx.ai Studio</w:t>
-      </w:r>
-      <w:r>
-        <w:br/>
-      </w:r>
-      <w:r>
-        <w:br/>
-      </w:r>
-      <w:r>
-        <w:rPr>
-          <w:color w:val="808080"/>
-          <w:sz w:val="24"/>
-          <w:szCs w:val="24"/>
-        </w:rPr>
-        <w:t>IBM watsonx.ai Studio provides the set of integrated tools for IBM watsonx.ai and Cloud Pak for Data as a Service. IBM watsonx.ai Studio is powered by IBM watsonx.ai Runtime. With a suite of tools for all skill levels, everyone can collaborate to develop machine learning solutions and on watsonx.ai, develop generative AI solutions. You can write code, visually code on a graphical canvas, or automatically build AI solutions.</w:t>
+        <w:t xml:space="preserve">     watsonx.data</w:t>
+      </w:r>
+      <w:r>
+        <w:br/>
+      </w:r>
+      <w:r>
+        <w:br/>
+      </w:r>
+      <w:r>
+        <w:rPr>
+          <w:color w:val="808080"/>
+          <w:sz w:val="24"/>
+          <w:szCs w:val="24"/>
+        </w:rPr>
+        <w:t>Watsonx.data is a data management solution for collecting, storing, querying, and analyzing all your enterprise data (structured, semi-structured, and unstructured) with a single unified data platform. It provides a flexible and reliable platform that is optimized to work on open data formats.</w:t>
       </w:r>
       <w:r>
         <w:br/>
@@ -44170,7 +44153,7 @@
       </w:r>
       <w:hyperlink r:id="rId608">
         <w:r>
-          <w:t>https://dataplatform.cloud.ibm.com/docs</w:t>
+          <w:t>https://cloud.ibm.com/docs/watsonxdata</w:t>
         </w:r>
       </w:hyperlink>
       <w:r>
@@ -44231,21 +44214,21 @@
           <w:sz w:val="28"/>
           <w:szCs w:val="28"/>
         </w:rPr>
-        <w:t xml:space="preserve">     watsonx.data</w:t>
-      </w:r>
-      <w:r>
-        <w:br/>
-      </w:r>
-      <w:r>
-        <w:br/>
-      </w:r>
-      <w:r>
-        <w:rPr>
-          <w:color w:val="808080"/>
-          <w:sz w:val="24"/>
-          <w:szCs w:val="24"/>
-        </w:rPr>
-        <w:t>Watsonx.data is a data management solution for collecting, storing, querying, and analyzing all your enterprise data (structured, semi-structured, and unstructured) with a single unified data platform. It provides a flexible and reliable platform that is optimized to work on open data formats.</w:t>
+        <w:t xml:space="preserve">     watsonx.data integration</w:t>
+      </w:r>
+      <w:r>
+        <w:br/>
+      </w:r>
+      <w:r>
+        <w:br/>
+      </w:r>
+      <w:r>
+        <w:rPr>
+          <w:color w:val="808080"/>
+          <w:sz w:val="24"/>
+          <w:szCs w:val="24"/>
+        </w:rPr>
+        <w:t>watsonx.data integration is a data integration tool that offers a unified experience for data teams to seamlessly handle real-time streaming, replication and bulk/batch integration patterns, without having to switch context or preselect the integration style. Modernize your data flows with a SaaS-based architecture that promotes reusability of data flows, enhances security and cost effectiveness, leveraging deployment flexibility across hybrid cloud environments. Boost data reliability with continuous monitoring of data quality issues with data observability.</w:t>
       </w:r>
       <w:r>
         <w:br/>
@@ -44260,7 +44243,7 @@
       </w:r>
       <w:hyperlink r:id="rId610">
         <w:r>
-          <w:t>https://cloud.ibm.com/docs/watsonxdata</w:t>
+          <w:t>https://dataplatform.cloud.ibm.com/docs/content/wsj/getting-started/welcome-main.html?context=df&amp;amp;audience=wdp</w:t>
         </w:r>
       </w:hyperlink>
       <w:r>
@@ -44321,21 +44304,21 @@
           <w:sz w:val="28"/>
           <w:szCs w:val="28"/>
         </w:rPr>
-        <w:t xml:space="preserve">     watsonx.data integration</w:t>
-      </w:r>
-      <w:r>
-        <w:br/>
-      </w:r>
-      <w:r>
-        <w:br/>
-      </w:r>
-      <w:r>
-        <w:rPr>
-          <w:color w:val="808080"/>
-          <w:sz w:val="24"/>
-          <w:szCs w:val="24"/>
-        </w:rPr>
-        <w:t>watsonx.data integration is a data integration tool that offers a unified experience for data teams to seamlessly handle real-time streaming, replication and bulk/batch integration patterns, without having to switch context or preselect the integration style. Modernize your data flows with a SaaS-based architecture that promotes reusability of data flows, enhances security and cost effectiveness, leveraging deployment flexibility across hybrid cloud environments. Boost data reliability with continuous monitoring of data quality issues with data observability.</w:t>
+        <w:t xml:space="preserve">     watsonx.data intelligence</w:t>
+      </w:r>
+      <w:r>
+        <w:br/>
+      </w:r>
+      <w:r>
+        <w:br/>
+      </w:r>
+      <w:r>
+        <w:rPr>
+          <w:color w:val="808080"/>
+          <w:sz w:val="24"/>
+          <w:szCs w:val="24"/>
+        </w:rPr>
+        <w:t>IBM watsonx.data intelligence revolutionizes the way organizations curate, manage, and utilize data by leveraging the power of AI to simplify data delivery across hybrid ecosystems. It empowers organizations to discover, trust, and access meaningful data by unifying governance, lineage, quality, and sharing, providing consumers with reliable data products.</w:t>
       </w:r>
       <w:r>
         <w:br/>
@@ -44411,21 +44394,21 @@
           <w:sz w:val="28"/>
           <w:szCs w:val="28"/>
         </w:rPr>
-        <w:t xml:space="preserve">     watsonx.data intelligence</w:t>
-      </w:r>
-      <w:r>
-        <w:br/>
-      </w:r>
-      <w:r>
-        <w:br/>
-      </w:r>
-      <w:r>
-        <w:rPr>
-          <w:color w:val="808080"/>
-          <w:sz w:val="24"/>
-          <w:szCs w:val="24"/>
-        </w:rPr>
-        <w:t>IBM watsonx.data intelligence revolutionizes the way organizations curate, manage, and utilize data by leveraging the power of AI to simplify data delivery across hybrid ecosystems. It empowers organizations to discover, trust, and access meaningful data by unifying governance, lineage, quality, and sharing, providing consumers with reliable data products.</w:t>
+        <w:t xml:space="preserve">     watsonx.governance</w:t>
+      </w:r>
+      <w:r>
+        <w:br/>
+      </w:r>
+      <w:r>
+        <w:br/>
+      </w:r>
+      <w:r>
+        <w:rPr>
+          <w:color w:val="808080"/>
+          <w:sz w:val="24"/>
+          <w:szCs w:val="24"/>
+        </w:rPr>
+        <w:t>IBM watsonx.governance™ helps you direct, manage and monitor your organization’s AI activities</w:t>
       </w:r>
       <w:r>
         <w:br/>
@@ -44440,7 +44423,7 @@
       </w:r>
       <w:hyperlink r:id="rId614">
         <w:r>
-          <w:t>https://dataplatform.cloud.ibm.com/docs/content/wsj/getting-started/welcome-main.html?context=df&amp;amp;audience=wdp</w:t>
+          <w:t>https://dataplatform.cloud.ibm.com/docs/content/wsj/analyze-data/xgov-overview.html?context=wx&amp;amp;audience=wdp</w:t>
         </w:r>
       </w:hyperlink>
       <w:r>
@@ -44501,21 +44484,179 @@
           <w:sz w:val="28"/>
           <w:szCs w:val="28"/>
         </w:rPr>
-        <w:t xml:space="preserve">     watsonx.governance</w:t>
-      </w:r>
-      <w:r>
-        <w:br/>
-      </w:r>
-      <w:r>
-        <w:br/>
-      </w:r>
-      <w:r>
-        <w:rPr>
-          <w:color w:val="808080"/>
-          <w:sz w:val="24"/>
-          <w:szCs w:val="24"/>
-        </w:rPr>
-        <w:t>IBM watsonx.governance™ helps you direct, manage and monitor your organization’s AI activities</w:t>
+        <w:t xml:space="preserve">     WealthGrowth.AI</w:t>
+      </w:r>
+      <w:r>
+        <w:br/>
+      </w:r>
+      <w:r>
+        <w:br/>
+      </w:r>
+      <w:r>
+        <w:rPr>
+          <w:color w:val="808080"/>
+          <w:sz w:val="24"/>
+          <w:szCs w:val="24"/>
+        </w:rPr>
+        <w:t>WealthGrowth.ai: Transforming Wealth Management with AI</w:t>
+      </w:r>
+      <w:r>
+        <w:br/>
+      </w:r>
+      <w:r>
+        <w:br/>
+      </w:r>
+      <w:r>
+        <w:rPr>
+          <w:color w:val="808080"/>
+          <w:sz w:val="24"/>
+          <w:szCs w:val="24"/>
+        </w:rPr>
+        <w:t>WealthGrowth.ai is an Agentic AI workflow designed to enhance financial advisory services by leveraging 64 AI models, multiple AI agents, over 250 APIs, and six digital applications. By automating up to 95% of advisors' tasks, it helps boost asset growth and expand client outreach.</w:t>
+      </w:r>
+      <w:r>
+        <w:br/>
+      </w:r>
+      <w:r>
+        <w:br/>
+      </w:r>
+      <w:r>
+        <w:rPr>
+          <w:color w:val="808080"/>
+          <w:sz w:val="24"/>
+          <w:szCs w:val="24"/>
+        </w:rPr>
+        <w:t>Key Benefits:</w:t>
+      </w:r>
+      <w:r>
+        <w:br/>
+      </w:r>
+      <w:r>
+        <w:br/>
+      </w:r>
+      <w:r>
+        <w:rPr>
+          <w:color w:val="808080"/>
+          <w:sz w:val="24"/>
+          <w:szCs w:val="24"/>
+        </w:rPr>
+        <w:t>1. Growing with Current Clients</w:t>
+      </w:r>
+      <w:r>
+        <w:br/>
+      </w:r>
+      <w:r>
+        <w:rPr>
+          <w:color w:val="808080"/>
+          <w:sz w:val="24"/>
+          <w:szCs w:val="24"/>
+        </w:rPr>
+        <w:t>Increases product utilization by 3 to 4 times.</w:t>
+      </w:r>
+      <w:r>
+        <w:br/>
+      </w:r>
+      <w:r>
+        <w:rPr>
+          <w:color w:val="808080"/>
+          <w:sz w:val="24"/>
+          <w:szCs w:val="24"/>
+        </w:rPr>
+        <w:t>Expands wallet share by up to 40%.</w:t>
+      </w:r>
+      <w:r>
+        <w:br/>
+      </w:r>
+      <w:r>
+        <w:rPr>
+          <w:color w:val="808080"/>
+          <w:sz w:val="24"/>
+          <w:szCs w:val="24"/>
+        </w:rPr>
+        <w:t xml:space="preserve">   </w:t>
+      </w:r>
+      <w:r>
+        <w:br/>
+      </w:r>
+      <w:r>
+        <w:rPr>
+          <w:color w:val="808080"/>
+          <w:sz w:val="24"/>
+          <w:szCs w:val="24"/>
+        </w:rPr>
+        <w:t>2. Transitioning Bank Clients &amp; Acquiring New Prospects</w:t>
+      </w:r>
+      <w:r>
+        <w:br/>
+      </w:r>
+      <w:r>
+        <w:rPr>
+          <w:color w:val="808080"/>
+          <w:sz w:val="24"/>
+          <w:szCs w:val="24"/>
+        </w:rPr>
+        <w:t>Enables advisors to manage 6 to 10 times more clients.</w:t>
+      </w:r>
+      <w:r>
+        <w:br/>
+      </w:r>
+      <w:r>
+        <w:rPr>
+          <w:color w:val="808080"/>
+          <w:sz w:val="24"/>
+          <w:szCs w:val="24"/>
+        </w:rPr>
+        <w:t>Boosts assets under management (AUM) by up to 6 times.</w:t>
+      </w:r>
+      <w:r>
+        <w:br/>
+      </w:r>
+      <w:r>
+        <w:br/>
+      </w:r>
+      <w:r>
+        <w:rPr>
+          <w:color w:val="808080"/>
+          <w:sz w:val="24"/>
+          <w:szCs w:val="24"/>
+        </w:rPr>
+        <w:t>3. Enabling a Centralized/Remote/Digital Advisor Strategy</w:t>
+      </w:r>
+      <w:r>
+        <w:br/>
+      </w:r>
+      <w:r>
+        <w:rPr>
+          <w:color w:val="808080"/>
+          <w:sz w:val="24"/>
+          <w:szCs w:val="24"/>
+        </w:rPr>
+        <w:t>Expands reach to new channels, regions, and products.</w:t>
+      </w:r>
+      <w:r>
+        <w:br/>
+      </w:r>
+      <w:r>
+        <w:rPr>
+          <w:color w:val="808080"/>
+          <w:sz w:val="24"/>
+          <w:szCs w:val="24"/>
+        </w:rPr>
+        <w:t>Reduces advisor workload while maximizing efficiency.</w:t>
+      </w:r>
+      <w:r>
+        <w:br/>
+      </w:r>
+      <w:r>
+        <w:br/>
+      </w:r>
+      <w:r>
+        <w:rPr>
+          <w:color w:val="808080"/>
+          <w:sz w:val="24"/>
+          <w:szCs w:val="24"/>
+        </w:rPr>
+        <w:t>Powered by Cognerium, WealthGrowth.ai is shaping the future of wealth management by integrating AI-driven strategies to optimize client engagement and financial growth.</w:t>
       </w:r>
       <w:r>
         <w:br/>
@@ -44530,7 +44671,7 @@
       </w:r>
       <w:hyperlink r:id="rId616">
         <w:r>
-          <w:t>https://dataplatform.cloud.ibm.com/docs/content/wsj/analyze-data/xgov-overview.html?context=wx&amp;amp;audience=wdp</w:t>
+          <w:t>https://apiwealthgrowth.cognerium.com/api/v1/app_documentation/</w:t>
         </w:r>
       </w:hyperlink>
       <w:r>
@@ -44591,179 +44732,21 @@
           <w:sz w:val="28"/>
           <w:szCs w:val="28"/>
         </w:rPr>
-        <w:t xml:space="preserve">     WealthGrowth.AI</w:t>
-      </w:r>
-      <w:r>
-        <w:br/>
-      </w:r>
-      <w:r>
-        <w:br/>
-      </w:r>
-      <w:r>
-        <w:rPr>
-          <w:color w:val="808080"/>
-          <w:sz w:val="24"/>
-          <w:szCs w:val="24"/>
-        </w:rPr>
-        <w:t>WealthGrowth.ai: Transforming Wealth Management with AI</w:t>
-      </w:r>
-      <w:r>
-        <w:br/>
-      </w:r>
-      <w:r>
-        <w:br/>
-      </w:r>
-      <w:r>
-        <w:rPr>
-          <w:color w:val="808080"/>
-          <w:sz w:val="24"/>
-          <w:szCs w:val="24"/>
-        </w:rPr>
-        <w:t>WealthGrowth.ai is an Agentic AI workflow designed to enhance financial advisory services by leveraging 64 AI models, multiple AI agents, over 250 APIs, and six digital applications. By automating up to 95% of advisors' tasks, it helps boost asset growth and expand client outreach.</w:t>
-      </w:r>
-      <w:r>
-        <w:br/>
-      </w:r>
-      <w:r>
-        <w:br/>
-      </w:r>
-      <w:r>
-        <w:rPr>
-          <w:color w:val="808080"/>
-          <w:sz w:val="24"/>
-          <w:szCs w:val="24"/>
-        </w:rPr>
-        <w:t>Key Benefits:</w:t>
-      </w:r>
-      <w:r>
-        <w:br/>
-      </w:r>
-      <w:r>
-        <w:br/>
-      </w:r>
-      <w:r>
-        <w:rPr>
-          <w:color w:val="808080"/>
-          <w:sz w:val="24"/>
-          <w:szCs w:val="24"/>
-        </w:rPr>
-        <w:t>1. Growing with Current Clients</w:t>
-      </w:r>
-      <w:r>
-        <w:br/>
-      </w:r>
-      <w:r>
-        <w:rPr>
-          <w:color w:val="808080"/>
-          <w:sz w:val="24"/>
-          <w:szCs w:val="24"/>
-        </w:rPr>
-        <w:t>Increases product utilization by 3 to 4 times.</w:t>
-      </w:r>
-      <w:r>
-        <w:br/>
-      </w:r>
-      <w:r>
-        <w:rPr>
-          <w:color w:val="808080"/>
-          <w:sz w:val="24"/>
-          <w:szCs w:val="24"/>
-        </w:rPr>
-        <w:t>Expands wallet share by up to 40%.</w:t>
-      </w:r>
-      <w:r>
-        <w:br/>
-      </w:r>
-      <w:r>
-        <w:rPr>
-          <w:color w:val="808080"/>
-          <w:sz w:val="24"/>
-          <w:szCs w:val="24"/>
-        </w:rPr>
-        <w:t xml:space="preserve">   </w:t>
-      </w:r>
-      <w:r>
-        <w:br/>
-      </w:r>
-      <w:r>
-        <w:rPr>
-          <w:color w:val="808080"/>
-          <w:sz w:val="24"/>
-          <w:szCs w:val="24"/>
-        </w:rPr>
-        <w:t>2. Transitioning Bank Clients &amp; Acquiring New Prospects</w:t>
-      </w:r>
-      <w:r>
-        <w:br/>
-      </w:r>
-      <w:r>
-        <w:rPr>
-          <w:color w:val="808080"/>
-          <w:sz w:val="24"/>
-          <w:szCs w:val="24"/>
-        </w:rPr>
-        <w:t>Enables advisors to manage 6 to 10 times more clients.</w:t>
-      </w:r>
-      <w:r>
-        <w:br/>
-      </w:r>
-      <w:r>
-        <w:rPr>
-          <w:color w:val="808080"/>
-          <w:sz w:val="24"/>
-          <w:szCs w:val="24"/>
-        </w:rPr>
-        <w:t>Boosts assets under management (AUM) by up to 6 times.</w:t>
-      </w:r>
-      <w:r>
-        <w:br/>
-      </w:r>
-      <w:r>
-        <w:br/>
-      </w:r>
-      <w:r>
-        <w:rPr>
-          <w:color w:val="808080"/>
-          <w:sz w:val="24"/>
-          <w:szCs w:val="24"/>
-        </w:rPr>
-        <w:t>3. Enabling a Centralized/Remote/Digital Advisor Strategy</w:t>
-      </w:r>
-      <w:r>
-        <w:br/>
-      </w:r>
-      <w:r>
-        <w:rPr>
-          <w:color w:val="808080"/>
-          <w:sz w:val="24"/>
-          <w:szCs w:val="24"/>
-        </w:rPr>
-        <w:t>Expands reach to new channels, regions, and products.</w:t>
-      </w:r>
-      <w:r>
-        <w:br/>
-      </w:r>
-      <w:r>
-        <w:rPr>
-          <w:color w:val="808080"/>
-          <w:sz w:val="24"/>
-          <w:szCs w:val="24"/>
-        </w:rPr>
-        <w:t>Reduces advisor workload while maximizing efficiency.</w:t>
-      </w:r>
-      <w:r>
-        <w:br/>
-      </w:r>
-      <w:r>
-        <w:br/>
-      </w:r>
-      <w:r>
-        <w:rPr>
-          <w:color w:val="808080"/>
-          <w:sz w:val="24"/>
-          <w:szCs w:val="24"/>
-        </w:rPr>
-        <w:t>Powered by Cognerium, WealthGrowth.ai is shaping the future of wealth management by integrating AI-driven strategies to optimize client engagement and financial growth.</w:t>
+        <w:t xml:space="preserve">     Zerto</w:t>
+      </w:r>
+      <w:r>
+        <w:br/>
+      </w:r>
+      <w:r>
+        <w:br/>
+      </w:r>
+      <w:r>
+        <w:rPr>
+          <w:color w:val="808080"/>
+          <w:sz w:val="24"/>
+          <w:szCs w:val="24"/>
+        </w:rPr>
+        <w:t>Replicate your VMs between data centers in the public cloud or between the public cloud and your on-premises data centers</w:t>
       </w:r>
       <w:r>
         <w:br/>
@@ -44778,7 +44761,7 @@
       </w:r>
       <w:hyperlink r:id="rId618">
         <w:r>
-          <w:t>https://apiwealthgrowth.cognerium.com/api/v1/app_documentation/</w:t>
+          <w:t>https://cloud.ibm.com/services/vmwaresolutions/services/addingzertodr.html</w:t>
         </w:r>
       </w:hyperlink>
       <w:r>
@@ -44839,21 +44822,90 @@
           <w:sz w:val="28"/>
           <w:szCs w:val="28"/>
         </w:rPr>
-        <w:t xml:space="preserve">     Zerto</w:t>
-      </w:r>
-      <w:r>
-        <w:br/>
-      </w:r>
-      <w:r>
-        <w:br/>
-      </w:r>
-      <w:r>
-        <w:rPr>
-          <w:color w:val="808080"/>
-          <w:sz w:val="24"/>
-          <w:szCs w:val="24"/>
-        </w:rPr>
-        <w:t>Replicate your VMs between data centers in the public cloud or between the public cloud and your on-premises data centers</w:t>
+        <w:t xml:space="preserve">     ZIEMACS AI Copilot for PowerHA</w:t>
+      </w:r>
+      <w:r>
+        <w:br/>
+      </w:r>
+      <w:r>
+        <w:br/>
+      </w:r>
+      <w:r>
+        <w:rPr>
+          <w:color w:val="808080"/>
+          <w:sz w:val="24"/>
+          <w:szCs w:val="24"/>
+        </w:rPr>
+        <w:t>ZIEMACS AI Copilot for PowerHA is a native watsonx Orchestrate agent that simplifies IBM PowerHA SystemMirror cluster management on AIX. The agent provides 50 specialized tools delivering Planning, Monitoring, and Troubleshooting capabilities across 11 PowerHA management domains, including cluster health monitoring, configuration analysis, and disaster recovery diagnostics.</w:t>
+      </w:r>
+      <w:r>
+        <w:br/>
+      </w:r>
+      <w:r>
+        <w:br/>
+      </w:r>
+      <w:r>
+        <w:br/>
+      </w:r>
+      <w:r>
+        <w:br/>
+      </w:r>
+      <w:r>
+        <w:br/>
+      </w:r>
+      <w:r>
+        <w:rPr>
+          <w:color w:val="808080"/>
+          <w:sz w:val="24"/>
+          <w:szCs w:val="24"/>
+        </w:rPr>
+        <w:t>ZIEMACS AI Copilot brings AI assistance to the monitoring, diagnosis, and analysis tasks that traditionally require deep specialist knowledge. It monitors cluster health, surfaces emerging issues, and recommends remediation steps before they impact availability. The agent diagnoses complex cluster problems using AI-driven analysis of logs, configurations, and system state across CAA and PowerHA components. It also covers Geographic Logical Volume Manager (GLVM) and Geographic Resource Shifting (GRS) for cross-site replication readiness and disaster recovery diagnostics.</w:t>
+      </w:r>
+      <w:r>
+        <w:br/>
+      </w:r>
+      <w:r>
+        <w:br/>
+      </w:r>
+      <w:r>
+        <w:br/>
+      </w:r>
+      <w:r>
+        <w:br/>
+      </w:r>
+      <w:r>
+        <w:br/>
+      </w:r>
+      <w:r>
+        <w:rPr>
+          <w:color w:val="808080"/>
+          <w:sz w:val="24"/>
+          <w:szCs w:val="24"/>
+        </w:rPr>
+        <w:t>Key benefits include closing the IBM Power skills gap with 24/7 AI expertise, reducing human error through standardized operations, and accelerating response times from hours to minutes. The agent operates within your watsonx Orchestrate tenant's role-based access controls, and human-in-the-loop approval workflows for write-class operations are on the near-term roadmap.</w:t>
+      </w:r>
+      <w:r>
+        <w:br/>
+      </w:r>
+      <w:r>
+        <w:br/>
+      </w:r>
+      <w:r>
+        <w:br/>
+      </w:r>
+      <w:r>
+        <w:br/>
+      </w:r>
+      <w:r>
+        <w:br/>
+      </w:r>
+      <w:r>
+        <w:rPr>
+          <w:color w:val="808080"/>
+          <w:sz w:val="24"/>
+          <w:szCs w:val="24"/>
+        </w:rPr>
+        <w:t>ZIEMACS AI Copilot for PowerHA is available in three IBM-approved tiers: Starter (2 clusters with 4 nodes each, email support), Professional (5 clusters with 8 nodes each, priority support, with deployment and migration capabilities on the roadmap), and Enterprise (unlimited clusters with up to 32 nodes, 24/7 named support, with disaster recovery execution and A2A interoperability in development). Built by ZIEMACS AI, an IBM Partner Plus Silver Build partner, and qualified through IBM Agent Connect.</w:t>
       </w:r>
       <w:r>
         <w:br/>
@@ -44867,165 +44919,6 @@
         <w:t xml:space="preserve">Documentation:  </w:t>
       </w:r>
       <w:hyperlink r:id="rId620">
-        <w:r>
-          <w:t>https://cloud.ibm.com/services/vmwaresolutions/services/addingzertodr.html</w:t>
-        </w:r>
-      </w:hyperlink>
-      <w:r>
-        <w:br/>
-      </w:r>
-      <w:r>
-        <w:br/>
-      </w:r>
-    </w:p>
-    <w:p>
-      <w:pPr>
-        <w:ind/>
-      </w:pPr>
-      <w:r>
-        <w:rPr>
-          <w:noProof/>
-        </w:rPr>
-        <w:drawing>
-          <wp:inline distT="0" distB="0" distL="0" distR="0">
-            <wp:extent cx="476250" cy="476250"/>
-            <wp:effectExtent l="19050" t="0" r="9525" b="0"/>
-            <wp:docPr id="308" name="Picture 307" descr="Picture 307"/>
-            <wp:cNvGraphicFramePr>
-              <a:graphicFrameLocks xmlns:a="http://schemas.openxmlformats.org/drawingml/2006/main" noChangeAspect="1"/>
-            </wp:cNvGraphicFramePr>
-            <a:graphic xmlns:a="http://schemas.openxmlformats.org/drawingml/2006/main">
-              <a:graphicData uri="http://schemas.openxmlformats.org/drawingml/2006/picture">
-                <pic:pic xmlns:pic="http://schemas.openxmlformats.org/drawingml/2006/picture">
-                  <pic:nvPicPr>
-                    <pic:cNvPr id="0" name="Picture 307"/>
-                    <pic:cNvPicPr/>
-                  </pic:nvPicPr>
-                  <pic:blipFill>
-                    <a:blip r:embed="rId621" cstate="print"/>
-                    <a:stretch>
-                      <a:fillRect/>
-                    </a:stretch>
-                  </pic:blipFill>
-                  <pic:spPr>
-                    <a:xfrm>
-                      <a:off x="0" y="0"/>
-                      <a:ext cx="476250" cy="476250"/>
-                    </a:xfrm>
-                    <a:prstGeom prst="rect">
-                      <a:avLst/>
-                    </a:prstGeom>
-                  </pic:spPr>
-                </pic:pic>
-              </a:graphicData>
-            </a:graphic>
-          </wp:inline>
-        </w:drawing>
-      </w:r>
-      <w:r>
-        <w:rPr>
-          <w:b/>
-          <w:bCs/>
-          <w:sz w:val="28"/>
-          <w:szCs w:val="28"/>
-        </w:rPr>
-        <w:t xml:space="preserve">     ZIEMACS AI Copilot for PowerHA</w:t>
-      </w:r>
-      <w:r>
-        <w:br/>
-      </w:r>
-      <w:r>
-        <w:br/>
-      </w:r>
-      <w:r>
-        <w:rPr>
-          <w:color w:val="808080"/>
-          <w:sz w:val="24"/>
-          <w:szCs w:val="24"/>
-        </w:rPr>
-        <w:t>ZIEMACS AI Copilot for PowerHA is a native watsonx Orchestrate agent that simplifies IBM PowerHA SystemMirror cluster management on AIX. The agent provides 50 specialized tools delivering Planning, Monitoring, and Troubleshooting capabilities across 11 PowerHA management domains, including cluster health monitoring, configuration analysis, and disaster recovery diagnostics.</w:t>
-      </w:r>
-      <w:r>
-        <w:br/>
-      </w:r>
-      <w:r>
-        <w:br/>
-      </w:r>
-      <w:r>
-        <w:br/>
-      </w:r>
-      <w:r>
-        <w:br/>
-      </w:r>
-      <w:r>
-        <w:br/>
-      </w:r>
-      <w:r>
-        <w:rPr>
-          <w:color w:val="808080"/>
-          <w:sz w:val="24"/>
-          <w:szCs w:val="24"/>
-        </w:rPr>
-        <w:t>ZIEMACS AI Copilot brings AI assistance to the monitoring, diagnosis, and analysis tasks that traditionally require deep specialist knowledge. It monitors cluster health, surfaces emerging issues, and recommends remediation steps before they impact availability. The agent diagnoses complex cluster problems using AI-driven analysis of logs, configurations, and system state across CAA and PowerHA components. It also covers Geographic Logical Volume Manager (GLVM) and Geographic Resource Shifting (GRS) for cross-site replication readiness and disaster recovery diagnostics.</w:t>
-      </w:r>
-      <w:r>
-        <w:br/>
-      </w:r>
-      <w:r>
-        <w:br/>
-      </w:r>
-      <w:r>
-        <w:br/>
-      </w:r>
-      <w:r>
-        <w:br/>
-      </w:r>
-      <w:r>
-        <w:br/>
-      </w:r>
-      <w:r>
-        <w:rPr>
-          <w:color w:val="808080"/>
-          <w:sz w:val="24"/>
-          <w:szCs w:val="24"/>
-        </w:rPr>
-        <w:t>Key benefits include closing the IBM Power skills gap with 24/7 AI expertise, reducing human error through standardized operations, and accelerating response times from hours to minutes. The agent operates within your watsonx Orchestrate tenant's role-based access controls, and human-in-the-loop approval workflows for write-class operations are on the near-term roadmap.</w:t>
-      </w:r>
-      <w:r>
-        <w:br/>
-      </w:r>
-      <w:r>
-        <w:br/>
-      </w:r>
-      <w:r>
-        <w:br/>
-      </w:r>
-      <w:r>
-        <w:br/>
-      </w:r>
-      <w:r>
-        <w:br/>
-      </w:r>
-      <w:r>
-        <w:rPr>
-          <w:color w:val="808080"/>
-          <w:sz w:val="24"/>
-          <w:szCs w:val="24"/>
-        </w:rPr>
-        <w:t>ZIEMACS AI Copilot for PowerHA is available in three IBM-approved tiers: Starter (2 clusters with 4 nodes each, email support), Professional (5 clusters with 8 nodes each, priority support, with deployment and migration capabilities on the roadmap), and Enterprise (unlimited clusters with up to 32 nodes, 24/7 named support, with disaster recovery execution and A2A interoperability in development). Built by ZIEMACS AI, an IBM Partner Plus Silver Build partner, and qualified through IBM Agent Connect.</w:t>
-      </w:r>
-      <w:r>
-        <w:br/>
-      </w:r>
-      <w:r>
-        <w:rPr>
-          <w:color w:val="808080"/>
-          <w:sz w:val="24"/>
-          <w:szCs w:val="24"/>
-        </w:rPr>
-        <w:t xml:space="preserve">Documentation:  </w:t>
-      </w:r>
-      <w:hyperlink r:id="rId622">
         <w:r>
           <w:t>https://ziemacsai.github.io/assets/docs.html</w:t>
         </w:r>

--- a/docs/generated/mycatalog.docx
+++ b/docs/generated/mycatalog.docx
@@ -30194,7 +30194,7 @@
           <w:sz w:val="24"/>
           <w:szCs w:val="24"/>
         </w:rPr>
-        <w:t xml:space="preserve">RackWare DRaaS provides workload-level disaster recovery to IBM Cloud VPC through flexible, per-VM licensing. This fully managed solution includes the RackWare DR software, standard support, DRaaS operations, and one non-disruptive disaster recovery drill per protected VM each year. </w:t>
+        <w:t xml:space="preserve">RackWare DRaaS provides workload-level disaster recovery to IBM Cloud VPC through flexible, per-VM licensing. This solution is co-managed by RackWare and the customer and includes the RackWare Disaster Recovery (DR) software subscription, standard technical support, and ongoing DR operations, and one non-disruptive disaster recovery drill and test per protected VM each year. </w:t>
       </w:r>
       <w:r>
         <w:br/>
@@ -40595,349 +40595,63 @@
           <w:sz w:val="28"/>
           <w:szCs w:val="28"/>
         </w:rPr>
-        <w:t xml:space="preserve">     VLP</w:t>
-      </w:r>
-      <w:r>
-        <w:br/>
-      </w:r>
-      <w:r>
-        <w:br/>
-      </w:r>
-      <w:r>
-        <w:rPr>
-          <w:color w:val="808080"/>
-          <w:sz w:val="24"/>
-          <w:szCs w:val="24"/>
-        </w:rPr>
-        <w:t>VMware Lab Platform (VLP)</w:t>
-      </w:r>
-      <w:r>
-        <w:br/>
-      </w:r>
-      <w:r>
-        <w:br/>
-      </w:r>
-      <w:r>
-        <w:rPr>
-          <w:color w:val="808080"/>
-          <w:sz w:val="24"/>
-          <w:szCs w:val="24"/>
-        </w:rPr>
-        <w:t>-------------------------------------------------------------------</w:t>
-      </w:r>
-      <w:r>
-        <w:br/>
-      </w:r>
-      <w:r>
-        <w:rPr>
-          <w:color w:val="808080"/>
-          <w:sz w:val="24"/>
-          <w:szCs w:val="24"/>
-        </w:rPr>
-        <w:t xml:space="preserve"> is a SaaS platform that gives organizations the ability to deliver their own customized hands-on virtual training labs to anyone on the planet at cloud scale.  </w:t>
-      </w:r>
-      <w:r>
-        <w:br/>
-      </w:r>
-      <w:r>
-        <w:br/>
-      </w:r>
-      <w:r>
-        <w:rPr>
-          <w:color w:val="808080"/>
-          <w:sz w:val="24"/>
-          <w:szCs w:val="24"/>
-        </w:rPr>
-        <w:t>-------------------------------------------------------------------</w:t>
-      </w:r>
-      <w:r>
-        <w:br/>
-      </w:r>
-      <w:r>
-        <w:br/>
-      </w:r>
-      <w:r>
-        <w:rPr>
-          <w:color w:val="808080"/>
-          <w:sz w:val="24"/>
-          <w:szCs w:val="24"/>
-        </w:rPr>
-        <w:t>Instructor Led Training: Training platform that allows students to have their own individual lab environment while allowing the instructor to proctor, shadow, assist and interact with students virtually from anywhere.</w:t>
-      </w:r>
-      <w:r>
-        <w:br/>
-      </w:r>
-      <w:r>
-        <w:br/>
-      </w:r>
-      <w:r>
-        <w:rPr>
-          <w:color w:val="808080"/>
-          <w:sz w:val="24"/>
-          <w:szCs w:val="24"/>
-        </w:rPr>
-        <w:t>-------------------------------------------------------------------</w:t>
-      </w:r>
-      <w:r>
-        <w:br/>
-      </w:r>
-      <w:r>
-        <w:br/>
-      </w:r>
-      <w:r>
-        <w:rPr>
-          <w:color w:val="808080"/>
-          <w:sz w:val="24"/>
-          <w:szCs w:val="24"/>
-        </w:rPr>
-        <w:t>Sales Demo: Easily expand your ability to give effect sales demos of your software solutions. Provisioning a known good template with a demo environment pre-staged for you demo allows for a quick and easy demo without any of the pre-configuration or cleanup between customers.</w:t>
-      </w:r>
-      <w:r>
-        <w:br/>
-      </w:r>
-      <w:r>
-        <w:br/>
-      </w:r>
-      <w:r>
-        <w:rPr>
-          <w:color w:val="808080"/>
-          <w:sz w:val="24"/>
-          <w:szCs w:val="24"/>
-        </w:rPr>
-        <w:t>-------------------------------------------------------------------</w:t>
-      </w:r>
-      <w:r>
-        <w:br/>
-      </w:r>
-      <w:r>
-        <w:br/>
-      </w:r>
-      <w:r>
-        <w:rPr>
-          <w:color w:val="808080"/>
-          <w:sz w:val="24"/>
-          <w:szCs w:val="24"/>
-        </w:rPr>
-        <w:t>Customer Proof of Concept: Moving from Sales Demo into Proof of Concept is extremely easy when you can entitle a customer to a time bound copy of their own demo environment.  Provide access to a POC environment for the customer to evaluate your software, and even provide remote assistance and monitor their progress.</w:t>
-      </w:r>
-      <w:r>
-        <w:br/>
-      </w:r>
-      <w:r>
-        <w:br/>
-      </w:r>
-      <w:r>
-        <w:rPr>
-          <w:color w:val="808080"/>
-          <w:sz w:val="24"/>
-          <w:szCs w:val="24"/>
-        </w:rPr>
-        <w:t>-------------------------------------------------------------------</w:t>
-      </w:r>
-      <w:r>
-        <w:br/>
-      </w:r>
-      <w:r>
-        <w:br/>
-      </w:r>
-      <w:r>
-        <w:rPr>
-          <w:color w:val="808080"/>
-          <w:sz w:val="24"/>
-          <w:szCs w:val="24"/>
-        </w:rPr>
-        <w:t xml:space="preserve">Cyber Security Training:  Security operations training is essential to preparing the cybersecurity workforce of tomorrow, and for keeping current cybersecurity workers up-to-date on skills and evolving threats.  VLP provides a safe environment to develop training scenarios and build their capabilities. </w:t>
-      </w:r>
-      <w:r>
-        <w:br/>
-      </w:r>
-      <w:r>
-        <w:br/>
-      </w:r>
-      <w:r>
-        <w:rPr>
-          <w:color w:val="808080"/>
-          <w:sz w:val="24"/>
-          <w:szCs w:val="24"/>
-        </w:rPr>
-        <w:t>-------------------------------------------------------------------</w:t>
-      </w:r>
-      <w:r>
-        <w:br/>
-      </w:r>
-      <w:r>
-        <w:br/>
-      </w:r>
-      <w:r>
-        <w:rPr>
-          <w:color w:val="808080"/>
-          <w:sz w:val="24"/>
-          <w:szCs w:val="24"/>
-        </w:rPr>
-        <w:t>We are complementary to most leading Learning Management Systems (LMS) and support Learning Tools Interoperability (LTI) allowing you to leverage your existing education platform.</w:t>
-      </w:r>
-      <w:r>
-        <w:br/>
-      </w:r>
-      <w:r>
-        <w:br/>
-      </w:r>
-      <w:r>
-        <w:br/>
-      </w:r>
-      <w:r>
-        <w:rPr>
-          <w:color w:val="808080"/>
-          <w:sz w:val="24"/>
-          <w:szCs w:val="24"/>
-        </w:rPr>
-        <w:t>VLP has a rich set of API’s making it easy to create any kind of user experience you can imagine.</w:t>
-      </w:r>
-      <w:r>
-        <w:br/>
-      </w:r>
-      <w:r>
-        <w:br/>
-      </w:r>
-      <w:r>
-        <w:br/>
-      </w:r>
-      <w:r>
-        <w:rPr>
-          <w:color w:val="808080"/>
-          <w:sz w:val="24"/>
-          <w:szCs w:val="24"/>
-        </w:rPr>
-        <w:t>Extend your own cloud infrastructure or use a hybrid model to support your most complex lab use cases.</w:t>
-      </w:r>
-      <w:r>
-        <w:br/>
-      </w:r>
-      <w:r>
-        <w:br/>
-      </w:r>
-      <w:r>
-        <w:br/>
-      </w:r>
-      <w:r>
-        <w:rPr>
-          <w:color w:val="808080"/>
-          <w:sz w:val="24"/>
-          <w:szCs w:val="24"/>
-        </w:rPr>
-        <w:t xml:space="preserve">VMware Lab Platform integrates instructional materials, labs, video, social media, and more. It is specifically designed to deliver hands-on lab content to students/clients.  There are a standard set of APIs that allow it to easily integrate with most Learning Management Systems on the market.  It is a SaaS solution that is a cloud-based multi-tenant solution owned, maintained, and updated by Partner STAR Systems. </w:t>
-      </w:r>
-      <w:r>
-        <w:br/>
-      </w:r>
-      <w:r>
-        <w:br/>
-      </w:r>
-      <w:r>
-        <w:rPr>
-          <w:color w:val="808080"/>
-          <w:sz w:val="24"/>
-          <w:szCs w:val="24"/>
-        </w:rPr>
-        <w:t>-------------------------------------------------------------------</w:t>
-      </w:r>
-      <w:r>
-        <w:br/>
-      </w:r>
-      <w:r>
-        <w:br/>
-      </w:r>
-      <w:r>
-        <w:rPr>
-          <w:color w:val="808080"/>
-          <w:sz w:val="24"/>
-          <w:szCs w:val="24"/>
-        </w:rPr>
-        <w:t xml:space="preserve">- SaaS platform delivering hands-on virtual IT Training labs to anyone on the planet at cloud scale </w:t>
-      </w:r>
-      <w:r>
-        <w:br/>
-      </w:r>
-      <w:r>
-        <w:br/>
-      </w:r>
-      <w:r>
-        <w:rPr>
-          <w:color w:val="808080"/>
-          <w:sz w:val="24"/>
-          <w:szCs w:val="24"/>
-        </w:rPr>
-        <w:t xml:space="preserve">- Access from Anywhere - Training content is accessible university, at any time, on most devices with a browser. </w:t>
-      </w:r>
-      <w:r>
-        <w:br/>
-      </w:r>
-      <w:r>
-        <w:br/>
-      </w:r>
-      <w:r>
-        <w:rPr>
-          <w:color w:val="808080"/>
-          <w:sz w:val="24"/>
-          <w:szCs w:val="24"/>
-        </w:rPr>
-        <w:t>- A powerful virtual lab supports complex multi-vM configurations and almost all guest operating systems</w:t>
-      </w:r>
-      <w:r>
-        <w:br/>
-      </w:r>
-      <w:r>
-        <w:br/>
-      </w:r>
-      <w:r>
-        <w:rPr>
-          <w:color w:val="808080"/>
-          <w:sz w:val="24"/>
-          <w:szCs w:val="24"/>
-        </w:rPr>
-        <w:t>- Hybrid Cloud Scale from one lab to thousands of labs. Trust that the platform will scale with you.</w:t>
-      </w:r>
-      <w:r>
-        <w:br/>
-      </w:r>
-      <w:r>
-        <w:br/>
-      </w:r>
-      <w:r>
-        <w:rPr>
-          <w:color w:val="808080"/>
-          <w:sz w:val="24"/>
-          <w:szCs w:val="24"/>
-        </w:rPr>
-        <w:t xml:space="preserve">- supports labaccess directly from the the console </w:t>
-      </w:r>
-      <w:r>
-        <w:br/>
-      </w:r>
-      <w:r>
-        <w:br/>
-      </w:r>
-      <w:r>
-        <w:rPr>
-          <w:color w:val="808080"/>
-          <w:sz w:val="24"/>
-          <w:szCs w:val="24"/>
-        </w:rPr>
-        <w:t xml:space="preserve">- Set it and forget it administration </w:t>
-      </w:r>
-      <w:r>
-        <w:br/>
-      </w:r>
-      <w:r>
-        <w:br/>
-      </w:r>
-      <w:r>
-        <w:rPr>
-          <w:color w:val="808080"/>
-          <w:sz w:val="24"/>
-          <w:szCs w:val="24"/>
-        </w:rPr>
-        <w:t>- Learning management Systems support through standard LTI and API integrations</w:t>
+        <w:t xml:space="preserve">     VMware Cloud Migration Services</w:t>
+      </w:r>
+      <w:r>
+        <w:br/>
+      </w:r>
+      <w:r>
+        <w:br/>
+      </w:r>
+      <w:r>
+        <w:rPr>
+          <w:color w:val="808080"/>
+          <w:sz w:val="24"/>
+          <w:szCs w:val="24"/>
+        </w:rPr>
+        <w:t>This selection of services targets VMware customers seeking to modernize and embrace various IBM cloud options as either a production or disaster recovery target site.</w:t>
+      </w:r>
+      <w:r>
+        <w:br/>
+      </w:r>
+      <w:r>
+        <w:br/>
+      </w:r>
+      <w:r>
+        <w:rPr>
+          <w:color w:val="808080"/>
+          <w:sz w:val="24"/>
+          <w:szCs w:val="24"/>
+        </w:rPr>
+        <w:t>While PrimaryIO offers SaaS products in support of the Cloud Journey targeting data resiliency, this collection is comprised of advisory services and optionally the man-power to accomplish these modernizing, mobility-enhancing, cloud-embracing projects.</w:t>
+      </w:r>
+      <w:r>
+        <w:br/>
+      </w:r>
+      <w:r>
+        <w:br/>
+      </w:r>
+      <w:r>
+        <w:rPr>
+          <w:color w:val="808080"/>
+          <w:sz w:val="24"/>
+          <w:szCs w:val="24"/>
+        </w:rPr>
+        <w:t>The services are designed to create an easy to consume, yet bespoke, tailored project.  Each project is fully detailed with project plan, associated cost and transparency to the project status with focus on rapid achievement of critical path objectives.</w:t>
+      </w:r>
+      <w:r>
+        <w:br/>
+      </w:r>
+      <w:r>
+        <w:br/>
+      </w:r>
+      <w:r>
+        <w:rPr>
+          <w:color w:val="808080"/>
+          <w:sz w:val="24"/>
+          <w:szCs w:val="24"/>
+        </w:rPr>
+        <w:t>All projects, irrespective of category and customization, require a current state assessment coupled with a solid understanding of the customer goal and associated target environment.  Once well-comprehended, an accurate statement of work and associated price quote is generated in support of the project.  At such time, the project can be procured through the listed catalog option.</w:t>
       </w:r>
       <w:r>
         <w:br/>
@@ -40952,7 +40666,7 @@
       </w:r>
       <w:hyperlink r:id="rId568">
         <w:r>
-          <w:t>https://starsystems.in/vmware-vlp/</w:t>
+          <w:t>https://hdm.primaryio.com/lp/vmwaas</w:t>
         </w:r>
       </w:hyperlink>
       <w:r>
@@ -41013,63 +40727,21 @@
           <w:sz w:val="28"/>
           <w:szCs w:val="28"/>
         </w:rPr>
-        <w:t xml:space="preserve">     VMware Cloud Migration Services</w:t>
-      </w:r>
-      <w:r>
-        <w:br/>
-      </w:r>
-      <w:r>
-        <w:br/>
-      </w:r>
-      <w:r>
-        <w:rPr>
-          <w:color w:val="808080"/>
-          <w:sz w:val="24"/>
-          <w:szCs w:val="24"/>
-        </w:rPr>
-        <w:t>This selection of services targets VMware customers seeking to modernize and embrace various IBM cloud options as either a production or disaster recovery target site.</w:t>
-      </w:r>
-      <w:r>
-        <w:br/>
-      </w:r>
-      <w:r>
-        <w:br/>
-      </w:r>
-      <w:r>
-        <w:rPr>
-          <w:color w:val="808080"/>
-          <w:sz w:val="24"/>
-          <w:szCs w:val="24"/>
-        </w:rPr>
-        <w:t>While PrimaryIO offers SaaS products in support of the Cloud Journey targeting data resiliency, this collection is comprised of advisory services and optionally the man-power to accomplish these modernizing, mobility-enhancing, cloud-embracing projects.</w:t>
-      </w:r>
-      <w:r>
-        <w:br/>
-      </w:r>
-      <w:r>
-        <w:br/>
-      </w:r>
-      <w:r>
-        <w:rPr>
-          <w:color w:val="808080"/>
-          <w:sz w:val="24"/>
-          <w:szCs w:val="24"/>
-        </w:rPr>
-        <w:t>The services are designed to create an easy to consume, yet bespoke, tailored project.  Each project is fully detailed with project plan, associated cost and transparency to the project status with focus on rapid achievement of critical path objectives.</w:t>
-      </w:r>
-      <w:r>
-        <w:br/>
-      </w:r>
-      <w:r>
-        <w:br/>
-      </w:r>
-      <w:r>
-        <w:rPr>
-          <w:color w:val="808080"/>
-          <w:sz w:val="24"/>
-          <w:szCs w:val="24"/>
-        </w:rPr>
-        <w:t>All projects, irrespective of category and customization, require a current state assessment coupled with a solid understanding of the customer goal and associated target environment.  Once well-comprehended, an accurate statement of work and associated price quote is generated in support of the project.  At such time, the project can be procured through the listed catalog option.</w:t>
+        <w:t xml:space="preserve">     VMware Solutions</w:t>
+      </w:r>
+      <w:r>
+        <w:br/>
+      </w:r>
+      <w:r>
+        <w:br/>
+      </w:r>
+      <w:r>
+        <w:rPr>
+          <w:color w:val="808080"/>
+          <w:sz w:val="24"/>
+          <w:szCs w:val="24"/>
+        </w:rPr>
+        <w:t>Deploy a comprehensive portfolio of automated and on-demand services for VMware workloads to the cloud, faster than ever before.</w:t>
       </w:r>
       <w:r>
         <w:br/>
@@ -41084,7 +40756,7 @@
       </w:r>
       <w:hyperlink r:id="rId570">
         <w:r>
-          <w:t>https://hdm.primaryio.com/lp/vmwaas</w:t>
+          <w:t>https://cloud.ibm.com/docs/vmware-service?topic=vmware-service-getting-started</w:t>
         </w:r>
       </w:hyperlink>
       <w:r>
@@ -41145,21 +40817,21 @@
           <w:sz w:val="28"/>
           <w:szCs w:val="28"/>
         </w:rPr>
-        <w:t xml:space="preserve">     VMware Solutions</w:t>
-      </w:r>
-      <w:r>
-        <w:br/>
-      </w:r>
-      <w:r>
-        <w:br/>
-      </w:r>
-      <w:r>
-        <w:rPr>
-          <w:color w:val="808080"/>
-          <w:sz w:val="24"/>
-          <w:szCs w:val="24"/>
-        </w:rPr>
-        <w:t>Deploy a comprehensive portfolio of automated and on-demand services for VMware workloads to the cloud, faster than ever before.</w:t>
+        <w:t xml:space="preserve">     VMware vCenter Server</w:t>
+      </w:r>
+      <w:r>
+        <w:br/>
+      </w:r>
+      <w:r>
+        <w:br/>
+      </w:r>
+      <w:r>
+        <w:rPr>
+          <w:color w:val="808080"/>
+          <w:sz w:val="24"/>
+          <w:szCs w:val="24"/>
+        </w:rPr>
+        <w:t>Standardized software-defined data center (SDDC) solution that combines IBM Cloud Bare Metal Servers with VMware vSphere, NSX, and optional vSAN for a seamless hybrid cloud experience.</w:t>
       </w:r>
       <w:r>
         <w:br/>
@@ -41174,7 +40846,7 @@
       </w:r>
       <w:hyperlink r:id="rId572">
         <w:r>
-          <w:t>https://cloud.ibm.com/docs/vmware-service?topic=vmware-service-getting-started</w:t>
+          <w:t>https://cloud.ibm.com/services/vmwaresolutions/vcenter/vc_vcenterserveroverview.html</w:t>
         </w:r>
       </w:hyperlink>
       <w:r>
@@ -41235,21 +40907,349 @@
           <w:sz w:val="28"/>
           <w:szCs w:val="28"/>
         </w:rPr>
-        <w:t xml:space="preserve">     VMware vCenter Server</w:t>
-      </w:r>
-      <w:r>
-        <w:br/>
-      </w:r>
-      <w:r>
-        <w:br/>
-      </w:r>
-      <w:r>
-        <w:rPr>
-          <w:color w:val="808080"/>
-          <w:sz w:val="24"/>
-          <w:szCs w:val="24"/>
-        </w:rPr>
-        <w:t>Standardized software-defined data center (SDDC) solution that combines IBM Cloud Bare Metal Servers with VMware vSphere, NSX, and optional vSAN for a seamless hybrid cloud experience.</w:t>
+        <w:t xml:space="preserve">     VMWare VLP</w:t>
+      </w:r>
+      <w:r>
+        <w:br/>
+      </w:r>
+      <w:r>
+        <w:br/>
+      </w:r>
+      <w:r>
+        <w:rPr>
+          <w:color w:val="808080"/>
+          <w:sz w:val="24"/>
+          <w:szCs w:val="24"/>
+        </w:rPr>
+        <w:t>VMware Lab Platform (VLP)</w:t>
+      </w:r>
+      <w:r>
+        <w:br/>
+      </w:r>
+      <w:r>
+        <w:br/>
+      </w:r>
+      <w:r>
+        <w:rPr>
+          <w:color w:val="808080"/>
+          <w:sz w:val="24"/>
+          <w:szCs w:val="24"/>
+        </w:rPr>
+        <w:t>-------------------------------------------------------------------</w:t>
+      </w:r>
+      <w:r>
+        <w:br/>
+      </w:r>
+      <w:r>
+        <w:rPr>
+          <w:color w:val="808080"/>
+          <w:sz w:val="24"/>
+          <w:szCs w:val="24"/>
+        </w:rPr>
+        <w:t xml:space="preserve"> is a SaaS platform that gives organizations the ability to deliver their own customized hands-on virtual training labs to anyone on the planet at cloud scale.  </w:t>
+      </w:r>
+      <w:r>
+        <w:br/>
+      </w:r>
+      <w:r>
+        <w:br/>
+      </w:r>
+      <w:r>
+        <w:rPr>
+          <w:color w:val="808080"/>
+          <w:sz w:val="24"/>
+          <w:szCs w:val="24"/>
+        </w:rPr>
+        <w:t>-------------------------------------------------------------------</w:t>
+      </w:r>
+      <w:r>
+        <w:br/>
+      </w:r>
+      <w:r>
+        <w:br/>
+      </w:r>
+      <w:r>
+        <w:rPr>
+          <w:color w:val="808080"/>
+          <w:sz w:val="24"/>
+          <w:szCs w:val="24"/>
+        </w:rPr>
+        <w:t>Instructor Led Training: Training platform that allows students to have their own individual lab environment while allowing the instructor to proctor, shadow, assist and interact with students virtually from anywhere.</w:t>
+      </w:r>
+      <w:r>
+        <w:br/>
+      </w:r>
+      <w:r>
+        <w:br/>
+      </w:r>
+      <w:r>
+        <w:rPr>
+          <w:color w:val="808080"/>
+          <w:sz w:val="24"/>
+          <w:szCs w:val="24"/>
+        </w:rPr>
+        <w:t>-------------------------------------------------------------------</w:t>
+      </w:r>
+      <w:r>
+        <w:br/>
+      </w:r>
+      <w:r>
+        <w:br/>
+      </w:r>
+      <w:r>
+        <w:rPr>
+          <w:color w:val="808080"/>
+          <w:sz w:val="24"/>
+          <w:szCs w:val="24"/>
+        </w:rPr>
+        <w:t>Sales Demo: Easily expand your ability to give effect sales demos of your software solutions. Provisioning a known good template with a demo environment pre-staged for you demo allows for a quick and easy demo without any of the pre-configuration or cleanup between customers.</w:t>
+      </w:r>
+      <w:r>
+        <w:br/>
+      </w:r>
+      <w:r>
+        <w:br/>
+      </w:r>
+      <w:r>
+        <w:rPr>
+          <w:color w:val="808080"/>
+          <w:sz w:val="24"/>
+          <w:szCs w:val="24"/>
+        </w:rPr>
+        <w:t>-------------------------------------------------------------------</w:t>
+      </w:r>
+      <w:r>
+        <w:br/>
+      </w:r>
+      <w:r>
+        <w:br/>
+      </w:r>
+      <w:r>
+        <w:rPr>
+          <w:color w:val="808080"/>
+          <w:sz w:val="24"/>
+          <w:szCs w:val="24"/>
+        </w:rPr>
+        <w:t>Customer Proof of Concept: Moving from Sales Demo into Proof of Concept is extremely easy when you can entitle a customer to a time bound copy of their own demo environment.  Provide access to a POC environment for the customer to evaluate your software, and even provide remote assistance and monitor their progress.</w:t>
+      </w:r>
+      <w:r>
+        <w:br/>
+      </w:r>
+      <w:r>
+        <w:br/>
+      </w:r>
+      <w:r>
+        <w:rPr>
+          <w:color w:val="808080"/>
+          <w:sz w:val="24"/>
+          <w:szCs w:val="24"/>
+        </w:rPr>
+        <w:t>-------------------------------------------------------------------</w:t>
+      </w:r>
+      <w:r>
+        <w:br/>
+      </w:r>
+      <w:r>
+        <w:br/>
+      </w:r>
+      <w:r>
+        <w:rPr>
+          <w:color w:val="808080"/>
+          <w:sz w:val="24"/>
+          <w:szCs w:val="24"/>
+        </w:rPr>
+        <w:t xml:space="preserve">Cyber Security Training:  Security operations training is essential to preparing the cybersecurity workforce of tomorrow, and for keeping current cybersecurity workers up-to-date on skills and evolving threats.  VLP provides a safe environment to develop training scenarios and build their capabilities. </w:t>
+      </w:r>
+      <w:r>
+        <w:br/>
+      </w:r>
+      <w:r>
+        <w:br/>
+      </w:r>
+      <w:r>
+        <w:rPr>
+          <w:color w:val="808080"/>
+          <w:sz w:val="24"/>
+          <w:szCs w:val="24"/>
+        </w:rPr>
+        <w:t>-------------------------------------------------------------------</w:t>
+      </w:r>
+      <w:r>
+        <w:br/>
+      </w:r>
+      <w:r>
+        <w:br/>
+      </w:r>
+      <w:r>
+        <w:rPr>
+          <w:color w:val="808080"/>
+          <w:sz w:val="24"/>
+          <w:szCs w:val="24"/>
+        </w:rPr>
+        <w:t>We are complementary to most leading Learning Management Systems (LMS) and support Learning Tools Interoperability (LTI) allowing you to leverage your existing education platform.</w:t>
+      </w:r>
+      <w:r>
+        <w:br/>
+      </w:r>
+      <w:r>
+        <w:br/>
+      </w:r>
+      <w:r>
+        <w:br/>
+      </w:r>
+      <w:r>
+        <w:rPr>
+          <w:color w:val="808080"/>
+          <w:sz w:val="24"/>
+          <w:szCs w:val="24"/>
+        </w:rPr>
+        <w:t>VLP has a rich set of API’s making it easy to create any kind of user experience you can imagine.</w:t>
+      </w:r>
+      <w:r>
+        <w:br/>
+      </w:r>
+      <w:r>
+        <w:br/>
+      </w:r>
+      <w:r>
+        <w:br/>
+      </w:r>
+      <w:r>
+        <w:rPr>
+          <w:color w:val="808080"/>
+          <w:sz w:val="24"/>
+          <w:szCs w:val="24"/>
+        </w:rPr>
+        <w:t>Extend your own cloud infrastructure or use a hybrid model to support your most complex lab use cases.</w:t>
+      </w:r>
+      <w:r>
+        <w:br/>
+      </w:r>
+      <w:r>
+        <w:br/>
+      </w:r>
+      <w:r>
+        <w:br/>
+      </w:r>
+      <w:r>
+        <w:rPr>
+          <w:color w:val="808080"/>
+          <w:sz w:val="24"/>
+          <w:szCs w:val="24"/>
+        </w:rPr>
+        <w:t xml:space="preserve">VMware Lab Platform integrates instructional materials, labs, video, social media, and more. It is specifically designed to deliver hands-on lab content to students/clients.  There are a standard set of APIs that allow it to easily integrate with most Learning Management Systems on the market.  It is a SaaS solution that is a cloud-based multi-tenant solution owned, maintained, and updated by Partner STAR Systems. </w:t>
+      </w:r>
+      <w:r>
+        <w:br/>
+      </w:r>
+      <w:r>
+        <w:br/>
+      </w:r>
+      <w:r>
+        <w:rPr>
+          <w:color w:val="808080"/>
+          <w:sz w:val="24"/>
+          <w:szCs w:val="24"/>
+        </w:rPr>
+        <w:t>-------------------------------------------------------------------</w:t>
+      </w:r>
+      <w:r>
+        <w:br/>
+      </w:r>
+      <w:r>
+        <w:br/>
+      </w:r>
+      <w:r>
+        <w:rPr>
+          <w:color w:val="808080"/>
+          <w:sz w:val="24"/>
+          <w:szCs w:val="24"/>
+        </w:rPr>
+        <w:t xml:space="preserve">- SaaS platform delivering hands-on virtual IT Training labs to anyone on the planet at cloud scale </w:t>
+      </w:r>
+      <w:r>
+        <w:br/>
+      </w:r>
+      <w:r>
+        <w:br/>
+      </w:r>
+      <w:r>
+        <w:rPr>
+          <w:color w:val="808080"/>
+          <w:sz w:val="24"/>
+          <w:szCs w:val="24"/>
+        </w:rPr>
+        <w:t xml:space="preserve">- Access from Anywhere - Training content is accessible university, at any time, on most devices with a browser. </w:t>
+      </w:r>
+      <w:r>
+        <w:br/>
+      </w:r>
+      <w:r>
+        <w:br/>
+      </w:r>
+      <w:r>
+        <w:rPr>
+          <w:color w:val="808080"/>
+          <w:sz w:val="24"/>
+          <w:szCs w:val="24"/>
+        </w:rPr>
+        <w:t>- A powerful virtual lab supports complex multi-vM configurations and almost all guest operating systems</w:t>
+      </w:r>
+      <w:r>
+        <w:br/>
+      </w:r>
+      <w:r>
+        <w:br/>
+      </w:r>
+      <w:r>
+        <w:rPr>
+          <w:color w:val="808080"/>
+          <w:sz w:val="24"/>
+          <w:szCs w:val="24"/>
+        </w:rPr>
+        <w:t>- Hybrid Cloud Scale from one lab to thousands of labs. Trust that the platform will scale with you.</w:t>
+      </w:r>
+      <w:r>
+        <w:br/>
+      </w:r>
+      <w:r>
+        <w:br/>
+      </w:r>
+      <w:r>
+        <w:rPr>
+          <w:color w:val="808080"/>
+          <w:sz w:val="24"/>
+          <w:szCs w:val="24"/>
+        </w:rPr>
+        <w:t xml:space="preserve">- supports labaccess directly from the the console </w:t>
+      </w:r>
+      <w:r>
+        <w:br/>
+      </w:r>
+      <w:r>
+        <w:br/>
+      </w:r>
+      <w:r>
+        <w:rPr>
+          <w:color w:val="808080"/>
+          <w:sz w:val="24"/>
+          <w:szCs w:val="24"/>
+        </w:rPr>
+        <w:t xml:space="preserve">- Set it and forget it administration </w:t>
+      </w:r>
+      <w:r>
+        <w:br/>
+      </w:r>
+      <w:r>
+        <w:br/>
+      </w:r>
+      <w:r>
+        <w:rPr>
+          <w:color w:val="808080"/>
+          <w:sz w:val="24"/>
+          <w:szCs w:val="24"/>
+        </w:rPr>
+        <w:t>- Learning management Systems support through standard LTI and API integrations</w:t>
       </w:r>
       <w:r>
         <w:br/>
@@ -41264,7 +41264,7 @@
       </w:r>
       <w:hyperlink r:id="rId574">
         <w:r>
-          <w:t>https://cloud.ibm.com/services/vmwaresolutions/vcenter/vc_vcenterserveroverview.html</w:t>
+          <w:t>https://starsystems.in/vmware-vlp/</w:t>
         </w:r>
       </w:hyperlink>
       <w:r>

--- a/docs/generated/mycatalog.docx
+++ b/docs/generated/mycatalog.docx
@@ -9988,7 +9988,7 @@
           <w:sz w:val="24"/>
           <w:szCs w:val="24"/>
         </w:rPr>
-        <w:t>Know whether your construction work packages are compliant before they reach the facility, with a regulator-ready audit trail for every finding. Each package is scored against the canonical AWP standard, CII SR19-01 v2.0 (60 data requirements across 19 categories, extending CFIHOS for construction execution). No system connection is needed. Connect IBM Maximo when you want it to read live work-pack state. Once writes are enabled, it can raise the service request that closes the gap, after you confirm it. Built for compliance officers verifying alignment, sponsors carrying sign-off, project directors reviewing readiness, and AWP coordinators building and fixing packs, in nuclear, energy, data centre, and LNG.</w:t>
+        <w:t>Know whether your construction work packages are compliant before they reach the facility, with a regulator-ready audit trail for every finding. Each package is scored against the Advanced Work Packaging (AWP) standard, CII SR19-01 v2.0 from the Construction Industry Institute (CII). It sets 61 data requirements across 19 categories, extending the Capital Facilities Information Handover Specification (CFIHOS) for construction execution. No system connection is needed. Connect IBM Maximo when you want it to read live work-pack state. Once writes are enabled, it can raise the service request that closes the gap, after you confirm it. Built for compliance officers verifying alignment, sponsors carrying sign-off, project directors reviewing readiness, and AWP coordinators building and fixing packs, in nuclear, energy, data centre, and LNG.</w:t>
       </w:r>
       <w:r>
         <w:br/>
